--- a/Project Report.docx
+++ b/Project Report.docx
@@ -1193,12 +1193,870 @@
     </w:p>
     <w:p>
       <w:pPr>
+        <w:pStyle w:val="Heading2"/>
+        <w:keepNext w:val="0"/>
+        <w:keepLines w:val="0"/>
+        <w:pBdr>
+          <w:top w:val="none" w:sz="0" w:space="0" w:color="1F1F1F"/>
+          <w:left w:val="none" w:sz="0" w:space="0" w:color="1F1F1F"/>
+          <w:bottom w:val="none" w:sz="0" w:space="0" w:color="1F1F1F"/>
+          <w:right w:val="none" w:sz="0" w:space="0" w:color="1F1F1F"/>
+        </w:pBdr>
+        <w:spacing w:before="0" w:after="160" w:line="23" w:lineRule="atLeast"/>
+        <w:rPr>
+          <w:rFonts w:asciiTheme="majorBidi" w:eastAsia="sans-serif" w:hAnsiTheme="majorBidi"/>
+          <w:color w:val="1F1F1F"/>
+        </w:rPr>
+      </w:pPr>
+      <w:r>
+        <w:rPr>
+          <w:rFonts w:asciiTheme="majorBidi" w:eastAsia="sans-serif" w:hAnsiTheme="majorBidi"/>
+          <w:b/>
+          <w:bCs/>
+          <w:color w:val="1F1F1F"/>
+          <w:bdr w:val="none" w:sz="0" w:space="0" w:color="1F1F1F"/>
+        </w:rPr>
+        <w:t>2. System Structure and Design Architecture</w:t>
+      </w:r>
+    </w:p>
+    <w:p>
+      <w:pPr>
+        <w:spacing w:before="100" w:beforeAutospacing="1" w:after="100" w:afterAutospacing="1" w:line="240" w:lineRule="auto"/>
+        <w:rPr>
+          <w:rFonts w:ascii="Segoe UI" w:eastAsia="Times New Roman" w:hAnsi="Segoe UI" w:cs="Segoe UI"/>
+          <w:color w:val="2B2D38"/>
+          <w:kern w:val="0"/>
+          <w:sz w:val="23"/>
+          <w:szCs w:val="23"/>
+          <w:lang w:eastAsia="en-GB"/>
+          <w14:ligatures w14:val="none"/>
+        </w:rPr>
+      </w:pPr>
+      <w:r>
+        <w:rPr>
+          <w:rFonts w:ascii="Segoe UI" w:eastAsia="Times New Roman" w:hAnsi="Segoe UI" w:cs="Segoe UI"/>
+          <w:color w:val="2B2D38"/>
+          <w:kern w:val="0"/>
+          <w:sz w:val="23"/>
+          <w:szCs w:val="23"/>
+          <w:lang w:eastAsia="en-GB"/>
+          <w14:ligatures w14:val="none"/>
+        </w:rPr>
+        <w:t>The system is made up of small parts that work together. It uses a way of programming called Object-Oriented Programming to keep things separate. This means the system has groups for each thing it does like a box, for each toy. This makes the code easy to understand and fix when something goes wrong with the system. The system follows this idea to keep everything working smoothly.</w:t>
+      </w:r>
+    </w:p>
+    <w:p>
+      <w:pPr>
+        <w:spacing w:after="0" w:line="240" w:lineRule="auto"/>
+        <w:rPr>
+          <w:rFonts w:ascii="Times New Roman" w:eastAsia="Times New Roman" w:hAnsi="Times New Roman" w:cs="Times New Roman"/>
+          <w:kern w:val="0"/>
+          <w:lang w:eastAsia="en-GB"/>
+          <w14:ligatures w14:val="none"/>
+        </w:rPr>
+      </w:pPr>
+    </w:p>
+    <w:p>
+      <w:pPr>
+        <w:pStyle w:val="Heading3"/>
+        <w:keepNext w:val="0"/>
+        <w:keepLines w:val="0"/>
+        <w:pBdr>
+          <w:top w:val="none" w:sz="0" w:space="0" w:color="1F1F1F"/>
+          <w:left w:val="none" w:sz="0" w:space="0" w:color="1F1F1F"/>
+          <w:bottom w:val="none" w:sz="0" w:space="0" w:color="1F1F1F"/>
+          <w:right w:val="none" w:sz="0" w:space="0" w:color="1F1F1F"/>
+        </w:pBdr>
+        <w:spacing w:before="0" w:after="160" w:line="23" w:lineRule="atLeast"/>
+        <w:rPr>
+          <w:rFonts w:asciiTheme="majorBidi" w:eastAsia="sans-serif" w:hAnsiTheme="majorBidi"/>
+          <w:color w:val="1F1F1F"/>
+        </w:rPr>
+      </w:pPr>
+      <w:r>
+        <w:rPr>
+          <w:rFonts w:asciiTheme="majorBidi" w:eastAsia="sans-serif" w:hAnsiTheme="majorBidi"/>
+          <w:b/>
+          <w:bCs/>
+          <w:color w:val="1F1F1F"/>
+          <w:bdr w:val="none" w:sz="0" w:space="0" w:color="1F1F1F"/>
+        </w:rPr>
+        <w:t>2.1 Member Management (</w:t>
+      </w:r>
+      <w:r>
+        <w:rPr>
+          <w:rStyle w:val="HTMLCode"/>
+          <w:rFonts w:asciiTheme="majorBidi" w:eastAsia="sans-serif" w:hAnsiTheme="majorBidi" w:cstheme="majorBidi"/>
+          <w:b/>
+          <w:bCs/>
+          <w:color w:val="444746"/>
+          <w:bdr w:val="none" w:sz="0" w:space="0" w:color="444746"/>
+        </w:rPr>
+        <w:t>Member.java</w:t>
+      </w:r>
+      <w:r>
+        <w:rPr>
+          <w:rFonts w:asciiTheme="majorBidi" w:eastAsia="sans-serif" w:hAnsiTheme="majorBidi"/>
+          <w:b/>
+          <w:bCs/>
+          <w:color w:val="1F1F1F"/>
+          <w:bdr w:val="none" w:sz="0" w:space="0" w:color="1F1F1F"/>
+        </w:rPr>
+        <w:t>)</w:t>
+      </w:r>
+    </w:p>
+    <w:p>
+      <w:pPr>
+        <w:pStyle w:val="NormalWeb"/>
+        <w:shd w:val="clear" w:color="auto" w:fill="FFFFFF"/>
+        <w:rPr>
+          <w:rFonts w:ascii="Segoe UI" w:eastAsia="Times New Roman" w:hAnsi="Segoe UI" w:cs="Segoe UI"/>
+          <w:color w:val="2B2D38"/>
+          <w:sz w:val="23"/>
+          <w:szCs w:val="23"/>
+          <w:lang w:val="en-GB" w:eastAsia="en-GB"/>
+        </w:rPr>
+      </w:pPr>
+      <w:r>
+        <w:rPr>
+          <w:rFonts w:asciiTheme="majorBidi" w:eastAsia="sans-serif" w:hAnsiTheme="majorBidi" w:cstheme="majorBidi"/>
+          <w:color w:val="1F1F1F"/>
+        </w:rPr>
+        <w:t xml:space="preserve">The </w:t>
+      </w:r>
+      <w:r>
+        <w:rPr>
+          <w:rFonts w:asciiTheme="majorBidi" w:eastAsia="sans-serif" w:hAnsiTheme="majorBidi" w:cstheme="majorBidi"/>
+          <w:color w:val="1F1F1F"/>
+        </w:rPr>
+        <w:t xml:space="preserve">Member </w:t>
+      </w:r>
+      <w:r>
+        <w:rPr>
+          <w:rFonts w:asciiTheme="majorBidi" w:eastAsia="sans-serif" w:hAnsiTheme="majorBidi" w:cstheme="majorBidi"/>
+          <w:color w:val="1F1F1F"/>
+        </w:rPr>
+        <w:t xml:space="preserve">class </w:t>
+      </w:r>
+      <w:r>
+        <w:rPr>
+          <w:rFonts w:ascii="Segoe UI" w:eastAsia="Times New Roman" w:hAnsi="Segoe UI" w:cs="Segoe UI"/>
+          <w:color w:val="2B2D38"/>
+          <w:sz w:val="23"/>
+          <w:szCs w:val="23"/>
+          <w:lang w:val="en-GB" w:eastAsia="en-GB"/>
+        </w:rPr>
+        <w:t>is the data structure, for storing user information.</w:t>
+      </w:r>
+      <w:r>
+        <w:rPr>
+          <w:rFonts w:ascii="Segoe UI" w:eastAsia="Times New Roman" w:hAnsi="Segoe UI" w:cs="Segoe UI"/>
+          <w:color w:val="2B2D38"/>
+          <w:sz w:val="23"/>
+          <w:szCs w:val="23"/>
+          <w:lang w:eastAsia="en-GB"/>
+        </w:rPr>
+        <w:t xml:space="preserve">Each member gets an ID, like M01 and a </w:t>
+      </w:r>
+      <w:proofErr w:type="spellStart"/>
+      <w:r>
+        <w:rPr>
+          <w:rFonts w:ascii="Segoe UI" w:eastAsia="Times New Roman" w:hAnsi="Segoe UI" w:cs="Segoe UI"/>
+          <w:color w:val="2B2D38"/>
+          <w:sz w:val="23"/>
+          <w:szCs w:val="23"/>
+          <w:lang w:eastAsia="en-GB"/>
+        </w:rPr>
+        <w:t>name.The</w:t>
+      </w:r>
+      <w:proofErr w:type="spellEnd"/>
+      <w:r>
+        <w:rPr>
+          <w:rFonts w:ascii="Segoe UI" w:eastAsia="Times New Roman" w:hAnsi="Segoe UI" w:cs="Segoe UI"/>
+          <w:color w:val="2B2D38"/>
+          <w:sz w:val="23"/>
+          <w:szCs w:val="23"/>
+          <w:lang w:eastAsia="en-GB"/>
+        </w:rPr>
+        <w:t xml:space="preserve"> system comes with 10 members already added for testing </w:t>
+      </w:r>
+      <w:proofErr w:type="spellStart"/>
+      <w:r>
+        <w:rPr>
+          <w:rFonts w:ascii="Segoe UI" w:eastAsia="Times New Roman" w:hAnsi="Segoe UI" w:cs="Segoe UI"/>
+          <w:color w:val="2B2D38"/>
+          <w:sz w:val="23"/>
+          <w:szCs w:val="23"/>
+          <w:lang w:eastAsia="en-GB"/>
+        </w:rPr>
+        <w:t>purposes.This</w:t>
+      </w:r>
+      <w:proofErr w:type="spellEnd"/>
+      <w:r>
+        <w:rPr>
+          <w:rFonts w:ascii="Segoe UI" w:eastAsia="Times New Roman" w:hAnsi="Segoe UI" w:cs="Segoe UI"/>
+          <w:color w:val="2B2D38"/>
+          <w:sz w:val="23"/>
+          <w:szCs w:val="23"/>
+          <w:lang w:eastAsia="en-GB"/>
+        </w:rPr>
+        <w:t xml:space="preserve"> setup allows for adding as members as needed through the available input </w:t>
+      </w:r>
+      <w:proofErr w:type="spellStart"/>
+      <w:r>
+        <w:rPr>
+          <w:rFonts w:ascii="Segoe UI" w:eastAsia="Times New Roman" w:hAnsi="Segoe UI" w:cs="Segoe UI"/>
+          <w:color w:val="2B2D38"/>
+          <w:sz w:val="23"/>
+          <w:szCs w:val="23"/>
+          <w:lang w:eastAsia="en-GB"/>
+        </w:rPr>
+        <w:t>methods.The</w:t>
+      </w:r>
+      <w:proofErr w:type="spellEnd"/>
+      <w:r>
+        <w:rPr>
+          <w:rFonts w:ascii="Segoe UI" w:eastAsia="Times New Roman" w:hAnsi="Segoe UI" w:cs="Segoe UI"/>
+          <w:color w:val="2B2D38"/>
+          <w:sz w:val="23"/>
+          <w:szCs w:val="23"/>
+          <w:lang w:eastAsia="en-GB"/>
+        </w:rPr>
+        <w:t xml:space="preserve"> Member class helps keep user data </w:t>
+      </w:r>
+      <w:proofErr w:type="spellStart"/>
+      <w:r>
+        <w:rPr>
+          <w:rFonts w:ascii="Segoe UI" w:eastAsia="Times New Roman" w:hAnsi="Segoe UI" w:cs="Segoe UI"/>
+          <w:color w:val="2B2D38"/>
+          <w:sz w:val="23"/>
+          <w:szCs w:val="23"/>
+          <w:lang w:eastAsia="en-GB"/>
+        </w:rPr>
+        <w:t>organized.It</w:t>
+      </w:r>
+      <w:proofErr w:type="spellEnd"/>
+      <w:r>
+        <w:rPr>
+          <w:rFonts w:ascii="Segoe UI" w:eastAsia="Times New Roman" w:hAnsi="Segoe UI" w:cs="Segoe UI"/>
+          <w:color w:val="2B2D38"/>
+          <w:sz w:val="23"/>
+          <w:szCs w:val="23"/>
+          <w:lang w:eastAsia="en-GB"/>
+        </w:rPr>
+        <w:t xml:space="preserve"> is designed to handle registrations.</w:t>
+      </w:r>
+    </w:p>
+    <w:p>
+      <w:pPr>
+        <w:pStyle w:val="NormalWeb"/>
+        <w:pBdr>
+          <w:top w:val="none" w:sz="0" w:space="0" w:color="1F1F1F"/>
+          <w:left w:val="none" w:sz="0" w:space="0" w:color="1F1F1F"/>
+          <w:bottom w:val="none" w:sz="0" w:space="0" w:color="1F1F1F"/>
+          <w:right w:val="none" w:sz="0" w:space="0" w:color="1F1F1F"/>
+        </w:pBdr>
+        <w:spacing w:beforeAutospacing="0" w:after="200" w:afterAutospacing="0" w:line="23" w:lineRule="atLeast"/>
+        <w:rPr>
+          <w:rFonts w:asciiTheme="majorBidi" w:eastAsia="sans-serif" w:hAnsiTheme="majorBidi"/>
+          <w:b/>
+          <w:bCs/>
+          <w:color w:val="1F1F1F"/>
+          <w:bdr w:val="none" w:sz="0" w:space="0" w:color="1F1F1F"/>
+        </w:rPr>
+      </w:pPr>
+      <w:r>
+        <w:rPr>
+          <w:rFonts w:asciiTheme="majorBidi" w:eastAsia="sans-serif" w:hAnsiTheme="majorBidi"/>
+          <w:b/>
+          <w:bCs/>
+          <w:color w:val="1F1F1F"/>
+          <w:bdr w:val="none" w:sz="0" w:space="0" w:color="1F1F1F"/>
+        </w:rPr>
+        <w:t>2.2 Lesson Definition (</w:t>
+      </w:r>
+      <w:r>
+        <w:rPr>
+          <w:rStyle w:val="HTMLCode"/>
+          <w:rFonts w:asciiTheme="majorBidi" w:eastAsia="sans-serif" w:hAnsiTheme="majorBidi" w:cstheme="majorBidi"/>
+          <w:b/>
+          <w:bCs/>
+          <w:color w:val="444746"/>
+          <w:bdr w:val="none" w:sz="0" w:space="0" w:color="444746"/>
+        </w:rPr>
+        <w:t>Lesson.java</w:t>
+      </w:r>
+      <w:r>
+        <w:rPr>
+          <w:rFonts w:asciiTheme="majorBidi" w:eastAsia="sans-serif" w:hAnsiTheme="majorBidi"/>
+          <w:b/>
+          <w:bCs/>
+          <w:color w:val="1F1F1F"/>
+          <w:bdr w:val="none" w:sz="0" w:space="0" w:color="1F1F1F"/>
+        </w:rPr>
+        <w:t>)</w:t>
+      </w:r>
+    </w:p>
+    <w:p>
+      <w:pPr>
+        <w:rPr>
+          <w:rFonts w:asciiTheme="majorBidi" w:hAnsiTheme="majorBidi" w:cstheme="majorBidi"/>
+        </w:rPr>
+      </w:pPr>
+      <w:r>
+        <w:rPr>
+          <w:rFonts w:asciiTheme="majorBidi" w:hAnsiTheme="majorBidi" w:cstheme="majorBidi"/>
+        </w:rPr>
+        <w:t xml:space="preserve">The </w:t>
+      </w:r>
+      <w:r>
+        <w:rPr>
+          <w:rFonts w:asciiTheme="majorBidi" w:hAnsiTheme="majorBidi" w:cstheme="majorBidi"/>
+          <w:sz w:val="20"/>
+          <w:szCs w:val="20"/>
+        </w:rPr>
+        <w:t>Lesson</w:t>
+      </w:r>
+      <w:r>
+        <w:rPr>
+          <w:rFonts w:asciiTheme="majorBidi" w:hAnsiTheme="majorBidi" w:cstheme="majorBidi"/>
+        </w:rPr>
+        <w:t xml:space="preserve"> class represents the specific exercise sessions available at the </w:t>
+      </w:r>
+      <w:proofErr w:type="spellStart"/>
+      <w:r>
+        <w:rPr>
+          <w:rFonts w:asciiTheme="majorBidi" w:hAnsiTheme="majorBidi" w:cstheme="majorBidi"/>
+        </w:rPr>
+        <w:t>center</w:t>
+      </w:r>
+      <w:proofErr w:type="spellEnd"/>
+      <w:r>
+        <w:rPr>
+          <w:rFonts w:asciiTheme="majorBidi" w:hAnsiTheme="majorBidi" w:cstheme="majorBidi"/>
+        </w:rPr>
+        <w:t>. It holds five key attributes:</w:t>
+      </w:r>
+    </w:p>
+    <w:p>
+      <w:pPr>
+        <w:pStyle w:val="ListParagraph"/>
+        <w:numPr>
+          <w:ilvl w:val="0"/>
+          <w:numId w:val="10"/>
+        </w:numPr>
+        <w:spacing w:before="100" w:beforeAutospacing="1" w:after="100" w:afterAutospacing="1" w:line="240" w:lineRule="auto"/>
+        <w:rPr>
+          <w:rFonts w:asciiTheme="majorBidi" w:eastAsia="Times New Roman" w:hAnsiTheme="majorBidi" w:cstheme="majorBidi"/>
+          <w:kern w:val="0"/>
+          <w:lang w:eastAsia="en-GB"/>
+          <w14:ligatures w14:val="none"/>
+        </w:rPr>
+      </w:pPr>
+      <w:r>
+        <w:rPr>
+          <w:rFonts w:asciiTheme="majorBidi" w:eastAsia="Times New Roman" w:hAnsiTheme="majorBidi" w:cstheme="majorBidi"/>
+          <w:b/>
+          <w:bCs/>
+          <w:kern w:val="0"/>
+          <w:lang w:eastAsia="en-GB"/>
+          <w14:ligatures w14:val="none"/>
+        </w:rPr>
+        <w:t>Lesson ID</w:t>
+      </w:r>
+      <w:r>
+        <w:rPr>
+          <w:rFonts w:asciiTheme="majorBidi" w:eastAsia="Times New Roman" w:hAnsiTheme="majorBidi" w:cstheme="majorBidi"/>
+          <w:kern w:val="0"/>
+          <w:lang w:eastAsia="en-GB"/>
+          <w14:ligatures w14:val="none"/>
+        </w:rPr>
+        <w:t>: A unique string identifying the week, day, and time.</w:t>
+      </w:r>
+    </w:p>
+    <w:p>
+      <w:pPr>
+        <w:pStyle w:val="ListParagraph"/>
+        <w:numPr>
+          <w:ilvl w:val="0"/>
+          <w:numId w:val="10"/>
+        </w:numPr>
+        <w:spacing w:before="100" w:beforeAutospacing="1" w:after="100" w:afterAutospacing="1" w:line="240" w:lineRule="auto"/>
+        <w:rPr>
+          <w:rFonts w:asciiTheme="majorBidi" w:eastAsia="Times New Roman" w:hAnsiTheme="majorBidi" w:cstheme="majorBidi"/>
+          <w:kern w:val="0"/>
+          <w:lang w:eastAsia="en-GB"/>
+          <w14:ligatures w14:val="none"/>
+        </w:rPr>
+      </w:pPr>
+      <w:r>
+        <w:rPr>
+          <w:rFonts w:asciiTheme="majorBidi" w:eastAsia="Times New Roman" w:hAnsiTheme="majorBidi" w:cstheme="majorBidi"/>
+          <w:b/>
+          <w:bCs/>
+          <w:kern w:val="0"/>
+          <w:lang w:eastAsia="en-GB"/>
+          <w14:ligatures w14:val="none"/>
+        </w:rPr>
+        <w:t>Type</w:t>
+      </w:r>
+      <w:r>
+        <w:rPr>
+          <w:rFonts w:asciiTheme="majorBidi" w:eastAsia="Times New Roman" w:hAnsiTheme="majorBidi" w:cstheme="majorBidi"/>
+          <w:kern w:val="0"/>
+          <w:lang w:eastAsia="en-GB"/>
+          <w14:ligatures w14:val="none"/>
+        </w:rPr>
+        <w:t>: The exercise category (Yoga, Zumba, Aquacise, Box Fit).</w:t>
+      </w:r>
+    </w:p>
+    <w:p>
+      <w:pPr>
+        <w:pStyle w:val="ListParagraph"/>
+        <w:numPr>
+          <w:ilvl w:val="0"/>
+          <w:numId w:val="10"/>
+        </w:numPr>
+        <w:spacing w:before="100" w:beforeAutospacing="1" w:after="100" w:afterAutospacing="1" w:line="240" w:lineRule="auto"/>
+        <w:rPr>
+          <w:rFonts w:asciiTheme="majorBidi" w:eastAsia="Times New Roman" w:hAnsiTheme="majorBidi" w:cstheme="majorBidi"/>
+          <w:kern w:val="0"/>
+          <w:lang w:eastAsia="en-GB"/>
+          <w14:ligatures w14:val="none"/>
+        </w:rPr>
+      </w:pPr>
+      <w:r>
+        <w:rPr>
+          <w:rFonts w:asciiTheme="majorBidi" w:eastAsia="Times New Roman" w:hAnsiTheme="majorBidi" w:cstheme="majorBidi"/>
+          <w:b/>
+          <w:bCs/>
+          <w:kern w:val="0"/>
+          <w:lang w:eastAsia="en-GB"/>
+          <w14:ligatures w14:val="none"/>
+        </w:rPr>
+        <w:t>Schedule</w:t>
+      </w:r>
+      <w:r>
+        <w:rPr>
+          <w:rFonts w:asciiTheme="majorBidi" w:eastAsia="Times New Roman" w:hAnsiTheme="majorBidi" w:cstheme="majorBidi"/>
+          <w:kern w:val="0"/>
+          <w:lang w:eastAsia="en-GB"/>
+          <w14:ligatures w14:val="none"/>
+        </w:rPr>
+        <w:t>: The specific day (Saturday/Sunday) and time slot (Morning, Afternoon, Evening).</w:t>
+      </w:r>
+    </w:p>
+    <w:p>
+      <w:pPr>
+        <w:pStyle w:val="ListParagraph"/>
+        <w:numPr>
+          <w:ilvl w:val="0"/>
+          <w:numId w:val="10"/>
+        </w:numPr>
+        <w:spacing w:before="100" w:beforeAutospacing="1" w:after="100" w:afterAutospacing="1" w:line="240" w:lineRule="auto"/>
+        <w:rPr>
+          <w:rFonts w:asciiTheme="majorBidi" w:eastAsia="Times New Roman" w:hAnsiTheme="majorBidi" w:cstheme="majorBidi"/>
+          <w:kern w:val="0"/>
+          <w:lang w:eastAsia="en-GB"/>
+          <w14:ligatures w14:val="none"/>
+        </w:rPr>
+      </w:pPr>
+      <w:r>
+        <w:rPr>
+          <w:rFonts w:asciiTheme="majorBidi" w:eastAsia="Times New Roman" w:hAnsiTheme="majorBidi" w:cstheme="majorBidi"/>
+          <w:b/>
+          <w:bCs/>
+          <w:kern w:val="0"/>
+          <w:lang w:eastAsia="en-GB"/>
+          <w14:ligatures w14:val="none"/>
+        </w:rPr>
+        <w:t>Pricing</w:t>
+      </w:r>
+      <w:r>
+        <w:rPr>
+          <w:rFonts w:asciiTheme="majorBidi" w:eastAsia="Times New Roman" w:hAnsiTheme="majorBidi" w:cstheme="majorBidi"/>
+          <w:kern w:val="0"/>
+          <w:lang w:eastAsia="en-GB"/>
+          <w14:ligatures w14:val="none"/>
+        </w:rPr>
+        <w:t>: A fixed cost associated with the exercise type.</w:t>
+      </w:r>
+    </w:p>
+    <w:p>
+      <w:pPr>
+        <w:pStyle w:val="ListParagraph"/>
+        <w:numPr>
+          <w:ilvl w:val="0"/>
+          <w:numId w:val="10"/>
+        </w:numPr>
+        <w:spacing w:before="100" w:beforeAutospacing="1" w:after="100" w:afterAutospacing="1" w:line="240" w:lineRule="auto"/>
+        <w:rPr>
+          <w:rFonts w:asciiTheme="majorBidi" w:eastAsia="Times New Roman" w:hAnsiTheme="majorBidi" w:cstheme="majorBidi"/>
+          <w:kern w:val="0"/>
+          <w:lang w:eastAsia="en-GB"/>
+          <w14:ligatures w14:val="none"/>
+        </w:rPr>
+      </w:pPr>
+      <w:r>
+        <w:rPr>
+          <w:rFonts w:asciiTheme="majorBidi" w:eastAsia="Times New Roman" w:hAnsiTheme="majorBidi" w:cstheme="majorBidi"/>
+          <w:b/>
+          <w:bCs/>
+          <w:kern w:val="0"/>
+          <w:lang w:eastAsia="en-GB"/>
+          <w14:ligatures w14:val="none"/>
+        </w:rPr>
+        <w:t>Capacity</w:t>
+      </w:r>
+      <w:r>
+        <w:rPr>
+          <w:rFonts w:asciiTheme="majorBidi" w:eastAsia="Times New Roman" w:hAnsiTheme="majorBidi" w:cstheme="majorBidi"/>
+          <w:kern w:val="0"/>
+          <w:lang w:eastAsia="en-GB"/>
+          <w14:ligatures w14:val="none"/>
+        </w:rPr>
+        <w:t>: An integer limit (set to 4) to ensure safety and quality of instruction.</w:t>
+      </w:r>
+    </w:p>
+    <w:p>
+      <w:pPr>
+        <w:numPr>
+          <w:ilvl w:val="0"/>
+          <w:numId w:val="1"/>
+        </w:numPr>
+        <w:pBdr>
+          <w:top w:val="none" w:sz="0" w:space="0" w:color="1F1F1F"/>
+          <w:left w:val="none" w:sz="0" w:space="0" w:color="1F1F1F"/>
+          <w:bottom w:val="none" w:sz="0" w:space="0" w:color="1F1F1F"/>
+          <w:right w:val="none" w:sz="0" w:space="0" w:color="1F1F1F"/>
+        </w:pBdr>
         <w:spacing w:line="23" w:lineRule="atLeast"/>
+        <w:ind w:left="0"/>
+        <w:rPr>
+          <w:rFonts w:asciiTheme="majorBidi" w:eastAsia="sans-serif" w:hAnsiTheme="majorBidi" w:cstheme="majorBidi"/>
+          <w:color w:val="1F1F1F"/>
+        </w:rPr>
+      </w:pPr>
+    </w:p>
+    <w:p>
+      <w:pPr>
+        <w:pStyle w:val="Heading3"/>
+        <w:keepNext w:val="0"/>
+        <w:keepLines w:val="0"/>
+        <w:pBdr>
+          <w:top w:val="none" w:sz="0" w:space="0" w:color="1F1F1F"/>
+          <w:left w:val="none" w:sz="0" w:space="0" w:color="1F1F1F"/>
+          <w:bottom w:val="none" w:sz="0" w:space="0" w:color="1F1F1F"/>
+          <w:right w:val="none" w:sz="0" w:space="0" w:color="1F1F1F"/>
+        </w:pBdr>
+        <w:spacing w:before="0" w:after="160" w:line="23" w:lineRule="atLeast"/>
+        <w:rPr>
+          <w:rFonts w:asciiTheme="majorBidi" w:eastAsia="sans-serif" w:hAnsiTheme="majorBidi"/>
+          <w:color w:val="1F1F1F"/>
+        </w:rPr>
+      </w:pPr>
+      <w:r>
+        <w:rPr>
+          <w:rFonts w:asciiTheme="majorBidi" w:eastAsia="sans-serif" w:hAnsiTheme="majorBidi"/>
+          <w:b/>
+          <w:bCs/>
+          <w:color w:val="1F1F1F"/>
+          <w:bdr w:val="none" w:sz="0" w:space="0" w:color="1F1F1F"/>
+        </w:rPr>
+        <w:t>2.3 The Booking Lifecycle (</w:t>
+      </w:r>
+      <w:r>
+        <w:rPr>
+          <w:rStyle w:val="HTMLCode"/>
+          <w:rFonts w:asciiTheme="majorBidi" w:eastAsia="sans-serif" w:hAnsiTheme="majorBidi" w:cstheme="majorBidi"/>
+          <w:b/>
+          <w:bCs/>
+          <w:color w:val="444746"/>
+          <w:bdr w:val="none" w:sz="0" w:space="0" w:color="444746"/>
+        </w:rPr>
+        <w:t>Booking.java</w:t>
+      </w:r>
+      <w:r>
+        <w:rPr>
+          <w:rFonts w:asciiTheme="majorBidi" w:eastAsia="sans-serif" w:hAnsiTheme="majorBidi"/>
+          <w:b/>
+          <w:bCs/>
+          <w:color w:val="1F1F1F"/>
+          <w:bdr w:val="none" w:sz="0" w:space="0" w:color="1F1F1F"/>
+        </w:rPr>
+        <w:t>)</w:t>
+      </w:r>
+    </w:p>
+    <w:p>
+      <w:pPr>
+        <w:shd w:val="clear" w:color="auto" w:fill="FFFFFF"/>
+        <w:spacing w:before="100" w:beforeAutospacing="1" w:after="100" w:afterAutospacing="1" w:line="240" w:lineRule="auto"/>
+        <w:rPr>
+          <w:rFonts w:ascii="Segoe UI" w:eastAsia="Times New Roman" w:hAnsi="Segoe UI" w:cs="Segoe UI"/>
+          <w:color w:val="2B2D38"/>
+          <w:kern w:val="0"/>
+          <w:sz w:val="23"/>
+          <w:szCs w:val="23"/>
+          <w:lang w:eastAsia="en-GB"/>
+          <w14:ligatures w14:val="none"/>
+        </w:rPr>
+      </w:pPr>
+      <w:r>
+        <w:rPr>
+          <w:rFonts w:ascii="Segoe UI" w:eastAsia="Times New Roman" w:hAnsi="Segoe UI" w:cs="Segoe UI"/>
+          <w:color w:val="2B2D38"/>
+          <w:kern w:val="0"/>
+          <w:sz w:val="23"/>
+          <w:szCs w:val="23"/>
+          <w:lang w:eastAsia="en-GB"/>
+          <w14:ligatures w14:val="none"/>
+        </w:rPr>
+        <w:t>The Booking class is like a diary that keeps track of what happens between a member and a lesson. It is not a simple list the Booking class also keeps an eye on how things are going with the booking. A Booking can go through different stages, such as</w:t>
+      </w:r>
+    </w:p>
+    <w:p>
+      <w:pPr>
+        <w:pStyle w:val="ListParagraph"/>
+        <w:numPr>
+          <w:ilvl w:val="0"/>
+          <w:numId w:val="21"/>
+        </w:numPr>
+        <w:shd w:val="clear" w:color="auto" w:fill="FFFFFF"/>
+        <w:spacing w:before="150" w:after="100" w:afterAutospacing="1" w:line="240" w:lineRule="auto"/>
+        <w:rPr>
+          <w:rFonts w:ascii="Segoe UI" w:eastAsia="Times New Roman" w:hAnsi="Segoe UI" w:cs="Segoe UI"/>
+          <w:color w:val="2B2D38"/>
+          <w:kern w:val="0"/>
+          <w:sz w:val="23"/>
+          <w:szCs w:val="23"/>
+          <w:lang w:eastAsia="en-GB"/>
+          <w14:ligatures w14:val="none"/>
+        </w:rPr>
+      </w:pPr>
+      <w:r>
+        <w:rPr>
+          <w:rFonts w:ascii="Segoe UI" w:eastAsia="Times New Roman" w:hAnsi="Segoe UI" w:cs="Segoe UI"/>
+          <w:b/>
+          <w:bCs/>
+          <w:color w:val="2B2D38"/>
+          <w:kern w:val="0"/>
+          <w:sz w:val="23"/>
+          <w:szCs w:val="23"/>
+          <w:lang w:eastAsia="en-GB"/>
+          <w14:ligatures w14:val="none"/>
+        </w:rPr>
+        <w:lastRenderedPageBreak/>
+        <w:t>Booked</w:t>
+      </w:r>
+      <w:r>
+        <w:rPr>
+          <w:rFonts w:ascii="Segoe UI" w:eastAsia="Times New Roman" w:hAnsi="Segoe UI" w:cs="Segoe UI"/>
+          <w:color w:val="2B2D38"/>
+          <w:kern w:val="0"/>
+          <w:sz w:val="23"/>
+          <w:szCs w:val="23"/>
+          <w:lang w:eastAsia="en-GB"/>
+          <w14:ligatures w14:val="none"/>
+        </w:rPr>
+        <w:t>: this is the first stage when someone books a spot.</w:t>
+      </w:r>
+    </w:p>
+    <w:p>
+      <w:pPr>
+        <w:pStyle w:val="ListParagraph"/>
+        <w:numPr>
+          <w:ilvl w:val="0"/>
+          <w:numId w:val="21"/>
+        </w:numPr>
+        <w:shd w:val="clear" w:color="auto" w:fill="FFFFFF"/>
+        <w:spacing w:before="150" w:after="100" w:afterAutospacing="1" w:line="240" w:lineRule="auto"/>
+        <w:rPr>
+          <w:rFonts w:ascii="Segoe UI" w:eastAsia="Times New Roman" w:hAnsi="Segoe UI" w:cs="Segoe UI"/>
+          <w:color w:val="2B2D38"/>
+          <w:kern w:val="0"/>
+          <w:sz w:val="23"/>
+          <w:szCs w:val="23"/>
+          <w:lang w:eastAsia="en-GB"/>
+          <w14:ligatures w14:val="none"/>
+        </w:rPr>
+      </w:pPr>
+      <w:r>
+        <w:rPr>
+          <w:rFonts w:ascii="Segoe UI" w:eastAsia="Times New Roman" w:hAnsi="Segoe UI" w:cs="Segoe UI"/>
+          <w:b/>
+          <w:bCs/>
+          <w:color w:val="2B2D38"/>
+          <w:kern w:val="0"/>
+          <w:sz w:val="23"/>
+          <w:szCs w:val="23"/>
+          <w:lang w:eastAsia="en-GB"/>
+          <w14:ligatures w14:val="none"/>
+        </w:rPr>
+        <w:t>Attended</w:t>
+      </w:r>
+      <w:r>
+        <w:rPr>
+          <w:rFonts w:ascii="Segoe UI" w:eastAsia="Times New Roman" w:hAnsi="Segoe UI" w:cs="Segoe UI"/>
+          <w:color w:val="2B2D38"/>
+          <w:kern w:val="0"/>
+          <w:sz w:val="23"/>
+          <w:szCs w:val="23"/>
+          <w:lang w:eastAsia="en-GB"/>
+          <w14:ligatures w14:val="none"/>
+        </w:rPr>
+        <w:t>: this is the stage when the member has finished the lesson.</w:t>
+      </w:r>
+    </w:p>
+    <w:p>
+      <w:pPr>
+        <w:pStyle w:val="ListParagraph"/>
+        <w:numPr>
+          <w:ilvl w:val="0"/>
+          <w:numId w:val="21"/>
+        </w:numPr>
+        <w:shd w:val="clear" w:color="auto" w:fill="FFFFFF"/>
+        <w:spacing w:before="150" w:after="100" w:afterAutospacing="1" w:line="240" w:lineRule="auto"/>
+        <w:rPr>
+          <w:rFonts w:ascii="Segoe UI" w:eastAsia="Times New Roman" w:hAnsi="Segoe UI" w:cs="Segoe UI"/>
+          <w:color w:val="2B2D38"/>
+          <w:kern w:val="0"/>
+          <w:sz w:val="23"/>
+          <w:szCs w:val="23"/>
+          <w:lang w:eastAsia="en-GB"/>
+          <w14:ligatures w14:val="none"/>
+        </w:rPr>
+      </w:pPr>
+      <w:r>
+        <w:rPr>
+          <w:rFonts w:ascii="Segoe UI" w:eastAsia="Times New Roman" w:hAnsi="Segoe UI" w:cs="Segoe UI"/>
+          <w:b/>
+          <w:bCs/>
+          <w:color w:val="2B2D38"/>
+          <w:kern w:val="0"/>
+          <w:sz w:val="23"/>
+          <w:szCs w:val="23"/>
+          <w:lang w:eastAsia="en-GB"/>
+          <w14:ligatures w14:val="none"/>
+        </w:rPr>
+        <w:t>Cancelled or Changed</w:t>
+      </w:r>
+      <w:r>
+        <w:rPr>
+          <w:rFonts w:ascii="Segoe UI" w:eastAsia="Times New Roman" w:hAnsi="Segoe UI" w:cs="Segoe UI"/>
+          <w:color w:val="2B2D38"/>
+          <w:kern w:val="0"/>
+          <w:sz w:val="23"/>
+          <w:szCs w:val="23"/>
+          <w:lang w:eastAsia="en-GB"/>
+          <w14:ligatures w14:val="none"/>
+        </w:rPr>
+        <w:t>: these are stages that mean the spot is available again because the member is not going to use it. The Booking class is useful, for keeping track of all these stages of a Booking.</w:t>
+      </w:r>
+    </w:p>
+    <w:p>
+      <w:pPr>
+        <w:pBdr>
+          <w:top w:val="none" w:sz="0" w:space="0" w:color="1F1F1F"/>
+          <w:left w:val="none" w:sz="0" w:space="0" w:color="1F1F1F"/>
+          <w:bottom w:val="none" w:sz="0" w:space="0" w:color="1F1F1F"/>
+          <w:right w:val="none" w:sz="0" w:space="0" w:color="1F1F1F"/>
+        </w:pBdr>
+        <w:spacing w:line="23" w:lineRule="atLeast"/>
+        <w:rPr>
+          <w:rFonts w:asciiTheme="majorBidi" w:eastAsia="sans-serif" w:hAnsiTheme="majorBidi" w:cstheme="majorBidi"/>
+          <w:color w:val="1F1F1F"/>
+        </w:rPr>
+      </w:pPr>
+    </w:p>
+    <w:p>
+      <w:pPr>
+        <w:pStyle w:val="Heading3"/>
+        <w:keepNext w:val="0"/>
+        <w:keepLines w:val="0"/>
+        <w:pBdr>
+          <w:top w:val="none" w:sz="0" w:space="0" w:color="1F1F1F"/>
+          <w:left w:val="none" w:sz="0" w:space="0" w:color="1F1F1F"/>
+          <w:bottom w:val="none" w:sz="0" w:space="0" w:color="1F1F1F"/>
+          <w:right w:val="none" w:sz="0" w:space="0" w:color="1F1F1F"/>
+        </w:pBdr>
+        <w:spacing w:before="0" w:after="160" w:line="23" w:lineRule="atLeast"/>
+        <w:rPr>
+          <w:rFonts w:asciiTheme="majorBidi" w:eastAsia="sans-serif" w:hAnsiTheme="majorBidi"/>
+          <w:color w:val="1F1F1F"/>
+        </w:rPr>
+      </w:pPr>
+      <w:r>
+        <w:rPr>
+          <w:rFonts w:asciiTheme="majorBidi" w:eastAsia="sans-serif" w:hAnsiTheme="majorBidi"/>
+          <w:b/>
+          <w:bCs/>
+          <w:color w:val="1F1F1F"/>
+          <w:bdr w:val="none" w:sz="0" w:space="0" w:color="1F1F1F"/>
+        </w:rPr>
+        <w:t>2.4 Review and Feedback (</w:t>
+      </w:r>
+      <w:r>
+        <w:rPr>
+          <w:rStyle w:val="HTMLCode"/>
+          <w:rFonts w:asciiTheme="majorBidi" w:eastAsia="sans-serif" w:hAnsiTheme="majorBidi" w:cstheme="majorBidi"/>
+          <w:b/>
+          <w:bCs/>
+          <w:color w:val="444746"/>
+          <w:bdr w:val="none" w:sz="0" w:space="0" w:color="444746"/>
+        </w:rPr>
+        <w:t>Review.java</w:t>
+      </w:r>
+      <w:r>
+        <w:rPr>
+          <w:rFonts w:asciiTheme="majorBidi" w:eastAsia="sans-serif" w:hAnsiTheme="majorBidi"/>
+          <w:b/>
+          <w:bCs/>
+          <w:color w:val="1F1F1F"/>
+          <w:bdr w:val="none" w:sz="0" w:space="0" w:color="1F1F1F"/>
+        </w:rPr>
+        <w:t>)</w:t>
+      </w:r>
+    </w:p>
+    <w:p>
+      <w:pPr>
+        <w:spacing w:line="23" w:lineRule="atLeast"/>
         <w:rPr>
           <w:rFonts w:asciiTheme="majorBidi" w:eastAsia="sans-serif" w:hAnsiTheme="majorBidi" w:cstheme="majorBidi"/>
           <w:color w:val="808080"/>
         </w:rPr>
       </w:pPr>
+      <w:r>
+        <w:rPr>
+          <w:rFonts w:ascii="Segoe UI" w:hAnsi="Segoe UI" w:cs="Segoe UI"/>
+          <w:color w:val="2B2D38"/>
+          <w:sz w:val="23"/>
+          <w:szCs w:val="23"/>
+          <w:shd w:val="clear" w:color="auto" w:fill="FFFFFF"/>
+        </w:rPr>
+        <w:t xml:space="preserve">When the status is updated to "Attended" the system starts the Review class. The Review class is where we store a rating from 1 to 5 and a comment that describes something. There is a method, in the Review class that checks everything to make sure we do not get any ratings like 0 or 6 in the systems reporting engine. The Review class </w:t>
+      </w:r>
+      <w:proofErr w:type="gramStart"/>
+      <w:r>
+        <w:rPr>
+          <w:rFonts w:ascii="Segoe UI" w:hAnsi="Segoe UI" w:cs="Segoe UI"/>
+          <w:color w:val="2B2D38"/>
+          <w:sz w:val="23"/>
+          <w:szCs w:val="23"/>
+          <w:shd w:val="clear" w:color="auto" w:fill="FFFFFF"/>
+        </w:rPr>
+        <w:t>has to</w:t>
+      </w:r>
+      <w:proofErr w:type="gramEnd"/>
+      <w:r>
+        <w:rPr>
+          <w:rFonts w:ascii="Segoe UI" w:hAnsi="Segoe UI" w:cs="Segoe UI"/>
+          <w:color w:val="2B2D38"/>
+          <w:sz w:val="23"/>
+          <w:szCs w:val="23"/>
+          <w:shd w:val="clear" w:color="auto" w:fill="FFFFFF"/>
+        </w:rPr>
+        <w:t xml:space="preserve"> make sure these bad ratings do not get in</w:t>
+      </w:r>
     </w:p>
     <w:p>
       <w:pPr>
@@ -2766,6 +3624,119 @@
     </w:lvl>
   </w:abstractNum>
   <w:abstractNum w:abstractNumId="11" w15:restartNumberingAfterBreak="0">
+    <w:nsid w:val="3DAA682F"/>
+    <w:multiLevelType w:val="hybridMultilevel"/>
+    <w:tmpl w:val="2FD4653A"/>
+    <w:lvl w:ilvl="0" w:tplc="08090001">
+      <w:start w:val="1"/>
+      <w:numFmt w:val="bullet"/>
+      <w:lvlText w:val=""/>
+      <w:lvlJc w:val="left"/>
+      <w:pPr>
+        <w:ind w:left="720" w:hanging="360"/>
+      </w:pPr>
+      <w:rPr>
+        <w:rFonts w:ascii="Symbol" w:hAnsi="Symbol" w:hint="default"/>
+      </w:rPr>
+    </w:lvl>
+    <w:lvl w:ilvl="1" w:tplc="08090003" w:tentative="1">
+      <w:start w:val="1"/>
+      <w:numFmt w:val="bullet"/>
+      <w:lvlText w:val="o"/>
+      <w:lvlJc w:val="left"/>
+      <w:pPr>
+        <w:ind w:left="1440" w:hanging="360"/>
+      </w:pPr>
+      <w:rPr>
+        <w:rFonts w:ascii="Courier New" w:hAnsi="Courier New" w:cs="Courier New" w:hint="default"/>
+      </w:rPr>
+    </w:lvl>
+    <w:lvl w:ilvl="2" w:tplc="08090005" w:tentative="1">
+      <w:start w:val="1"/>
+      <w:numFmt w:val="bullet"/>
+      <w:lvlText w:val=""/>
+      <w:lvlJc w:val="left"/>
+      <w:pPr>
+        <w:ind w:left="2160" w:hanging="360"/>
+      </w:pPr>
+      <w:rPr>
+        <w:rFonts w:ascii="Wingdings" w:hAnsi="Wingdings" w:hint="default"/>
+      </w:rPr>
+    </w:lvl>
+    <w:lvl w:ilvl="3" w:tplc="08090001" w:tentative="1">
+      <w:start w:val="1"/>
+      <w:numFmt w:val="bullet"/>
+      <w:lvlText w:val=""/>
+      <w:lvlJc w:val="left"/>
+      <w:pPr>
+        <w:ind w:left="2880" w:hanging="360"/>
+      </w:pPr>
+      <w:rPr>
+        <w:rFonts w:ascii="Symbol" w:hAnsi="Symbol" w:hint="default"/>
+      </w:rPr>
+    </w:lvl>
+    <w:lvl w:ilvl="4" w:tplc="08090003" w:tentative="1">
+      <w:start w:val="1"/>
+      <w:numFmt w:val="bullet"/>
+      <w:lvlText w:val="o"/>
+      <w:lvlJc w:val="left"/>
+      <w:pPr>
+        <w:ind w:left="3600" w:hanging="360"/>
+      </w:pPr>
+      <w:rPr>
+        <w:rFonts w:ascii="Courier New" w:hAnsi="Courier New" w:cs="Courier New" w:hint="default"/>
+      </w:rPr>
+    </w:lvl>
+    <w:lvl w:ilvl="5" w:tplc="08090005" w:tentative="1">
+      <w:start w:val="1"/>
+      <w:numFmt w:val="bullet"/>
+      <w:lvlText w:val=""/>
+      <w:lvlJc w:val="left"/>
+      <w:pPr>
+        <w:ind w:left="4320" w:hanging="360"/>
+      </w:pPr>
+      <w:rPr>
+        <w:rFonts w:ascii="Wingdings" w:hAnsi="Wingdings" w:hint="default"/>
+      </w:rPr>
+    </w:lvl>
+    <w:lvl w:ilvl="6" w:tplc="08090001" w:tentative="1">
+      <w:start w:val="1"/>
+      <w:numFmt w:val="bullet"/>
+      <w:lvlText w:val=""/>
+      <w:lvlJc w:val="left"/>
+      <w:pPr>
+        <w:ind w:left="5040" w:hanging="360"/>
+      </w:pPr>
+      <w:rPr>
+        <w:rFonts w:ascii="Symbol" w:hAnsi="Symbol" w:hint="default"/>
+      </w:rPr>
+    </w:lvl>
+    <w:lvl w:ilvl="7" w:tplc="08090003" w:tentative="1">
+      <w:start w:val="1"/>
+      <w:numFmt w:val="bullet"/>
+      <w:lvlText w:val="o"/>
+      <w:lvlJc w:val="left"/>
+      <w:pPr>
+        <w:ind w:left="5760" w:hanging="360"/>
+      </w:pPr>
+      <w:rPr>
+        <w:rFonts w:ascii="Courier New" w:hAnsi="Courier New" w:cs="Courier New" w:hint="default"/>
+      </w:rPr>
+    </w:lvl>
+    <w:lvl w:ilvl="8" w:tplc="08090005" w:tentative="1">
+      <w:start w:val="1"/>
+      <w:numFmt w:val="bullet"/>
+      <w:lvlText w:val=""/>
+      <w:lvlJc w:val="left"/>
+      <w:pPr>
+        <w:ind w:left="6480" w:hanging="360"/>
+      </w:pPr>
+      <w:rPr>
+        <w:rFonts w:ascii="Wingdings" w:hAnsi="Wingdings" w:hint="default"/>
+      </w:rPr>
+    </w:lvl>
+  </w:abstractNum>
+  <w:abstractNum w:abstractNumId="12" w15:restartNumberingAfterBreak="0">
     <w:nsid w:val="42101451"/>
     <w:multiLevelType w:val="hybridMultilevel"/>
     <w:tmpl w:val="1F4A9E2A"/>
@@ -2878,7 +3849,7 @@
       </w:rPr>
     </w:lvl>
   </w:abstractNum>
-  <w:abstractNum w:abstractNumId="12" w15:restartNumberingAfterBreak="0">
+  <w:abstractNum w:abstractNumId="13" w15:restartNumberingAfterBreak="0">
     <w:nsid w:val="5C1C71AA"/>
     <w:multiLevelType w:val="hybridMultilevel"/>
     <w:tmpl w:val="B396FF86"/>
@@ -2991,7 +3962,7 @@
       </w:rPr>
     </w:lvl>
   </w:abstractNum>
-  <w:abstractNum w:abstractNumId="13" w15:restartNumberingAfterBreak="0">
+  <w:abstractNum w:abstractNumId="14" w15:restartNumberingAfterBreak="0">
     <w:nsid w:val="5C9A3AFF"/>
     <w:multiLevelType w:val="hybridMultilevel"/>
     <w:tmpl w:val="2A544AB2"/>
@@ -3104,7 +4075,7 @@
       </w:rPr>
     </w:lvl>
   </w:abstractNum>
-  <w:abstractNum w:abstractNumId="14" w15:restartNumberingAfterBreak="0">
+  <w:abstractNum w:abstractNumId="15" w15:restartNumberingAfterBreak="0">
     <w:nsid w:val="62FE077A"/>
     <w:multiLevelType w:val="hybridMultilevel"/>
     <w:tmpl w:val="163EC88C"/>
@@ -3217,7 +4188,7 @@
       </w:rPr>
     </w:lvl>
   </w:abstractNum>
-  <w:abstractNum w:abstractNumId="15" w15:restartNumberingAfterBreak="0">
+  <w:abstractNum w:abstractNumId="16" w15:restartNumberingAfterBreak="0">
     <w:nsid w:val="63224845"/>
     <w:multiLevelType w:val="hybridMultilevel"/>
     <w:tmpl w:val="641E3526"/>
@@ -3330,7 +4301,7 @@
       </w:rPr>
     </w:lvl>
   </w:abstractNum>
-  <w:abstractNum w:abstractNumId="16" w15:restartNumberingAfterBreak="0">
+  <w:abstractNum w:abstractNumId="17" w15:restartNumberingAfterBreak="0">
     <w:nsid w:val="6A406974"/>
     <w:multiLevelType w:val="hybridMultilevel"/>
     <w:tmpl w:val="870083EA"/>
@@ -3443,7 +4414,7 @@
       </w:rPr>
     </w:lvl>
   </w:abstractNum>
-  <w:abstractNum w:abstractNumId="17" w15:restartNumberingAfterBreak="0">
+  <w:abstractNum w:abstractNumId="18" w15:restartNumberingAfterBreak="0">
     <w:nsid w:val="6ABF7E24"/>
     <w:multiLevelType w:val="multilevel"/>
     <w:tmpl w:val="DD95C313"/>
@@ -3592,7 +4563,7 @@
       </w:rPr>
     </w:lvl>
   </w:abstractNum>
-  <w:abstractNum w:abstractNumId="18" w15:restartNumberingAfterBreak="0">
+  <w:abstractNum w:abstractNumId="19" w15:restartNumberingAfterBreak="0">
     <w:nsid w:val="753E24D2"/>
     <w:multiLevelType w:val="hybridMultilevel"/>
     <w:tmpl w:val="75584792"/>
@@ -3705,7 +4676,7 @@
       </w:rPr>
     </w:lvl>
   </w:abstractNum>
-  <w:abstractNum w:abstractNumId="19" w15:restartNumberingAfterBreak="0">
+  <w:abstractNum w:abstractNumId="20" w15:restartNumberingAfterBreak="0">
     <w:nsid w:val="7EFECB80"/>
     <w:multiLevelType w:val="multilevel"/>
     <w:tmpl w:val="7EFECB80"/>
@@ -3873,25 +4844,25 @@
     <w:abstractNumId w:val="2"/>
   </w:num>
   <w:num w:numId="7" w16cid:durableId="1322537623">
-    <w:abstractNumId w:val="19"/>
+    <w:abstractNumId w:val="20"/>
   </w:num>
   <w:num w:numId="8" w16cid:durableId="1399785669">
     <w:abstractNumId w:val="6"/>
   </w:num>
   <w:num w:numId="9" w16cid:durableId="120543166">
-    <w:abstractNumId w:val="16"/>
+    <w:abstractNumId w:val="17"/>
   </w:num>
   <w:num w:numId="10" w16cid:durableId="589511976">
-    <w:abstractNumId w:val="18"/>
+    <w:abstractNumId w:val="19"/>
   </w:num>
   <w:num w:numId="11" w16cid:durableId="1301379947">
     <w:abstractNumId w:val="8"/>
   </w:num>
   <w:num w:numId="12" w16cid:durableId="793449175">
-    <w:abstractNumId w:val="14"/>
+    <w:abstractNumId w:val="15"/>
   </w:num>
   <w:num w:numId="13" w16cid:durableId="1667828648">
-    <w:abstractNumId w:val="13"/>
+    <w:abstractNumId w:val="14"/>
   </w:num>
   <w:num w:numId="14" w16cid:durableId="187378037">
     <w:abstractNumId w:val="10"/>
@@ -3900,19 +4871,22 @@
     <w:abstractNumId w:val="9"/>
   </w:num>
   <w:num w:numId="16" w16cid:durableId="1222788068">
-    <w:abstractNumId w:val="11"/>
+    <w:abstractNumId w:val="12"/>
   </w:num>
   <w:num w:numId="17" w16cid:durableId="1384871919">
-    <w:abstractNumId w:val="12"/>
+    <w:abstractNumId w:val="13"/>
   </w:num>
   <w:num w:numId="18" w16cid:durableId="1781875696">
     <w:abstractNumId w:val="7"/>
   </w:num>
   <w:num w:numId="19" w16cid:durableId="2101442116">
-    <w:abstractNumId w:val="15"/>
+    <w:abstractNumId w:val="16"/>
   </w:num>
   <w:num w:numId="20" w16cid:durableId="2129616027">
-    <w:abstractNumId w:val="17"/>
+    <w:abstractNumId w:val="18"/>
+  </w:num>
+  <w:num w:numId="21" w16cid:durableId="1762140987">
+    <w:abstractNumId w:val="11"/>
   </w:num>
 </w:numbering>
 </file>

--- a/Project Report.docx
+++ b/Project Report.docx
@@ -2019,10 +2019,19 @@
     </w:p>
     <w:p>
       <w:pPr>
-        <w:spacing w:line="23" w:lineRule="atLeast"/>
-        <w:rPr>
-          <w:rFonts w:asciiTheme="majorBidi" w:eastAsia="sans-serif" w:hAnsiTheme="majorBidi" w:cstheme="majorBidi"/>
-          <w:color w:val="808080"/>
+        <w:pStyle w:val="Heading2"/>
+        <w:keepNext w:val="0"/>
+        <w:keepLines w:val="0"/>
+        <w:pBdr>
+          <w:top w:val="none" w:sz="0" w:space="0" w:color="1F1F1F"/>
+          <w:left w:val="none" w:sz="0" w:space="0" w:color="1F1F1F"/>
+          <w:bottom w:val="none" w:sz="0" w:space="0" w:color="1F1F1F"/>
+          <w:right w:val="none" w:sz="0" w:space="0" w:color="1F1F1F"/>
+        </w:pBdr>
+        <w:spacing w:before="0" w:after="160" w:line="23" w:lineRule="atLeast"/>
+        <w:rPr>
+          <w:rFonts w:asciiTheme="majorBidi" w:eastAsia="sans-serif" w:hAnsiTheme="majorBidi"/>
+          <w:color w:val="1F1F1F"/>
         </w:rPr>
       </w:pPr>
       <w:r>
@@ -2056,6 +2065,1289 @@
           <w:shd w:val="clear" w:color="auto" w:fill="FFFFFF"/>
         </w:rPr>
         <w:t xml:space="preserve"> make sure these bad ratings do not get in</w:t>
+      </w:r>
+      <w:r>
+        <w:rPr>
+          <w:rFonts w:ascii="Segoe UI" w:hAnsi="Segoe UI" w:cs="Segoe UI"/>
+          <w:color w:val="2B2D38"/>
+          <w:sz w:val="23"/>
+          <w:szCs w:val="23"/>
+          <w:shd w:val="clear" w:color="auto" w:fill="FFFFFF"/>
+        </w:rPr>
+        <w:br/>
+      </w:r>
+      <w:r>
+        <w:rPr>
+          <w:rFonts w:ascii="Segoe UI" w:hAnsi="Segoe UI" w:cs="Segoe UI"/>
+          <w:color w:val="2B2D38"/>
+          <w:sz w:val="23"/>
+          <w:szCs w:val="23"/>
+          <w:shd w:val="clear" w:color="auto" w:fill="FFFFFF"/>
+        </w:rPr>
+        <w:br/>
+      </w:r>
+      <w:r>
+        <w:rPr>
+          <w:rFonts w:asciiTheme="majorBidi" w:eastAsia="sans-serif" w:hAnsiTheme="majorBidi"/>
+          <w:b/>
+          <w:bCs/>
+          <w:color w:val="1F1F1F"/>
+          <w:bdr w:val="none" w:sz="0" w:space="0" w:color="1F1F1F"/>
+        </w:rPr>
+        <w:t>3. Detailed Functional Implementation</w:t>
+      </w:r>
+    </w:p>
+    <w:p>
+      <w:pPr>
+        <w:pStyle w:val="Heading3"/>
+        <w:keepNext w:val="0"/>
+        <w:keepLines w:val="0"/>
+        <w:pBdr>
+          <w:top w:val="none" w:sz="0" w:space="0" w:color="1F1F1F"/>
+          <w:left w:val="none" w:sz="0" w:space="0" w:color="1F1F1F"/>
+          <w:bottom w:val="none" w:sz="0" w:space="0" w:color="1F1F1F"/>
+          <w:right w:val="none" w:sz="0" w:space="0" w:color="1F1F1F"/>
+        </w:pBdr>
+        <w:spacing w:before="0" w:after="160" w:line="23" w:lineRule="atLeast"/>
+        <w:rPr>
+          <w:rFonts w:asciiTheme="majorBidi" w:eastAsia="sans-serif" w:hAnsiTheme="majorBidi"/>
+          <w:color w:val="1F1F1F"/>
+        </w:rPr>
+      </w:pPr>
+      <w:r>
+        <w:rPr>
+          <w:rFonts w:asciiTheme="majorBidi" w:eastAsia="sans-serif" w:hAnsiTheme="majorBidi"/>
+          <w:b/>
+          <w:bCs/>
+          <w:color w:val="1F1F1F"/>
+          <w:bdr w:val="none" w:sz="0" w:space="0" w:color="1F1F1F"/>
+        </w:rPr>
+        <w:t>3.1 Timetable Generation</w:t>
+      </w:r>
+    </w:p>
+    <w:p>
+      <w:pPr>
+        <w:shd w:val="clear" w:color="auto" w:fill="FFFFFF"/>
+        <w:spacing w:before="100" w:beforeAutospacing="1" w:after="100" w:afterAutospacing="1" w:line="240" w:lineRule="auto"/>
+        <w:rPr>
+          <w:rFonts w:ascii="Segoe UI" w:eastAsia="Times New Roman" w:hAnsi="Segoe UI" w:cs="Segoe UI"/>
+          <w:color w:val="2B2D38"/>
+          <w:kern w:val="0"/>
+          <w:sz w:val="23"/>
+          <w:szCs w:val="23"/>
+          <w:lang w:eastAsia="en-GB"/>
+          <w14:ligatures w14:val="none"/>
+        </w:rPr>
+      </w:pPr>
+      <w:r>
+        <w:rPr>
+          <w:rFonts w:ascii="Segoe UI" w:eastAsia="Times New Roman" w:hAnsi="Segoe UI" w:cs="Segoe UI"/>
+          <w:color w:val="2B2D38"/>
+          <w:kern w:val="0"/>
+          <w:sz w:val="23"/>
+          <w:szCs w:val="23"/>
+          <w:lang w:eastAsia="en-GB"/>
+          <w14:ligatures w14:val="none"/>
+        </w:rPr>
+        <w:t xml:space="preserve">The application creates a schedule, for 8 </w:t>
+      </w:r>
+      <w:proofErr w:type="spellStart"/>
+      <w:proofErr w:type="gramStart"/>
+      <w:r>
+        <w:rPr>
+          <w:rFonts w:ascii="Segoe UI" w:eastAsia="Times New Roman" w:hAnsi="Segoe UI" w:cs="Segoe UI"/>
+          <w:color w:val="2B2D38"/>
+          <w:kern w:val="0"/>
+          <w:sz w:val="23"/>
+          <w:szCs w:val="23"/>
+          <w:lang w:eastAsia="en-GB"/>
+          <w14:ligatures w14:val="none"/>
+        </w:rPr>
+        <w:t>weeks.It</w:t>
+      </w:r>
+      <w:proofErr w:type="spellEnd"/>
+      <w:proofErr w:type="gramEnd"/>
+      <w:r>
+        <w:rPr>
+          <w:rFonts w:ascii="Segoe UI" w:eastAsia="Times New Roman" w:hAnsi="Segoe UI" w:cs="Segoe UI"/>
+          <w:color w:val="2B2D38"/>
+          <w:kern w:val="0"/>
+          <w:sz w:val="23"/>
+          <w:szCs w:val="23"/>
+          <w:lang w:eastAsia="en-GB"/>
+          <w14:ligatures w14:val="none"/>
+        </w:rPr>
+        <w:t xml:space="preserve"> uses loops to make 48 </w:t>
+      </w:r>
+      <w:proofErr w:type="spellStart"/>
+      <w:proofErr w:type="gramStart"/>
+      <w:r>
+        <w:rPr>
+          <w:rFonts w:ascii="Segoe UI" w:eastAsia="Times New Roman" w:hAnsi="Segoe UI" w:cs="Segoe UI"/>
+          <w:color w:val="2B2D38"/>
+          <w:kern w:val="0"/>
+          <w:sz w:val="23"/>
+          <w:szCs w:val="23"/>
+          <w:lang w:eastAsia="en-GB"/>
+          <w14:ligatures w14:val="none"/>
+        </w:rPr>
+        <w:t>lessons.This</w:t>
+      </w:r>
+      <w:proofErr w:type="spellEnd"/>
+      <w:proofErr w:type="gramEnd"/>
+      <w:r>
+        <w:rPr>
+          <w:rFonts w:ascii="Segoe UI" w:eastAsia="Times New Roman" w:hAnsi="Segoe UI" w:cs="Segoe UI"/>
+          <w:color w:val="2B2D38"/>
+          <w:kern w:val="0"/>
+          <w:sz w:val="23"/>
+          <w:szCs w:val="23"/>
+          <w:lang w:eastAsia="en-GB"/>
+          <w14:ligatures w14:val="none"/>
+        </w:rPr>
+        <w:t xml:space="preserve"> way the "Monthly Reports" have lots of data to look </w:t>
+      </w:r>
+      <w:proofErr w:type="spellStart"/>
+      <w:proofErr w:type="gramStart"/>
+      <w:r>
+        <w:rPr>
+          <w:rFonts w:ascii="Segoe UI" w:eastAsia="Times New Roman" w:hAnsi="Segoe UI" w:cs="Segoe UI"/>
+          <w:color w:val="2B2D38"/>
+          <w:kern w:val="0"/>
+          <w:sz w:val="23"/>
+          <w:szCs w:val="23"/>
+          <w:lang w:eastAsia="en-GB"/>
+          <w14:ligatures w14:val="none"/>
+        </w:rPr>
+        <w:t>at.The</w:t>
+      </w:r>
+      <w:proofErr w:type="spellEnd"/>
+      <w:proofErr w:type="gramEnd"/>
+      <w:r>
+        <w:rPr>
+          <w:rFonts w:ascii="Segoe UI" w:eastAsia="Times New Roman" w:hAnsi="Segoe UI" w:cs="Segoe UI"/>
+          <w:color w:val="2B2D38"/>
+          <w:kern w:val="0"/>
+          <w:sz w:val="23"/>
+          <w:szCs w:val="23"/>
+          <w:lang w:eastAsia="en-GB"/>
+          <w14:ligatures w14:val="none"/>
+        </w:rPr>
+        <w:t xml:space="preserve"> data shows how the system would work for two months.</w:t>
+      </w:r>
+    </w:p>
+    <w:p>
+      <w:pPr>
+        <w:pStyle w:val="Heading3"/>
+        <w:keepNext w:val="0"/>
+        <w:keepLines w:val="0"/>
+        <w:pBdr>
+          <w:top w:val="none" w:sz="0" w:space="0" w:color="1F1F1F"/>
+          <w:left w:val="none" w:sz="0" w:space="0" w:color="1F1F1F"/>
+          <w:bottom w:val="none" w:sz="0" w:space="0" w:color="1F1F1F"/>
+          <w:right w:val="none" w:sz="0" w:space="0" w:color="1F1F1F"/>
+        </w:pBdr>
+        <w:spacing w:before="0" w:after="160" w:line="23" w:lineRule="atLeast"/>
+        <w:rPr>
+          <w:rFonts w:asciiTheme="majorBidi" w:eastAsia="sans-serif" w:hAnsiTheme="majorBidi"/>
+          <w:color w:val="1F1F1F"/>
+        </w:rPr>
+      </w:pPr>
+      <w:r>
+        <w:rPr>
+          <w:rFonts w:asciiTheme="majorBidi" w:eastAsia="sans-serif" w:hAnsiTheme="majorBidi"/>
+          <w:b/>
+          <w:bCs/>
+          <w:color w:val="1F1F1F"/>
+          <w:bdr w:val="none" w:sz="0" w:space="0" w:color="1F1F1F"/>
+        </w:rPr>
+        <w:t>3.2 Timetable Navigation</w:t>
+      </w:r>
+    </w:p>
+    <w:p>
+      <w:pPr>
+        <w:pStyle w:val="NormalWeb"/>
+        <w:pBdr>
+          <w:top w:val="none" w:sz="0" w:space="0" w:color="1F1F1F"/>
+          <w:left w:val="none" w:sz="0" w:space="0" w:color="1F1F1F"/>
+          <w:bottom w:val="none" w:sz="0" w:space="0" w:color="1F1F1F"/>
+          <w:right w:val="none" w:sz="0" w:space="0" w:color="1F1F1F"/>
+        </w:pBdr>
+        <w:spacing w:beforeAutospacing="0" w:after="200" w:afterAutospacing="0" w:line="23" w:lineRule="atLeast"/>
+        <w:rPr>
+          <w:rFonts w:asciiTheme="majorBidi" w:eastAsia="sans-serif" w:hAnsiTheme="majorBidi" w:cstheme="majorBidi"/>
+          <w:color w:val="1F1F1F"/>
+        </w:rPr>
+      </w:pPr>
+      <w:r>
+        <w:rPr>
+          <w:rFonts w:ascii="Open Sans" w:hAnsi="Open Sans" w:cs="Open Sans"/>
+          <w:color w:val="172B4D"/>
+          <w:shd w:val="clear" w:color="auto" w:fill="FFFFFF"/>
+        </w:rPr>
+        <w:t>Members who are part of the group can look at the schedule in two ways.</w:t>
+      </w:r>
+      <w:r>
+        <w:rPr>
+          <w:rFonts w:asciiTheme="majorBidi" w:eastAsia="sans-serif" w:hAnsiTheme="majorBidi" w:cstheme="majorBidi"/>
+          <w:color w:val="1F1F1F"/>
+        </w:rPr>
+        <w:br/>
+      </w:r>
+    </w:p>
+    <w:p>
+      <w:pPr>
+        <w:pStyle w:val="ListParagraph"/>
+        <w:numPr>
+          <w:ilvl w:val="0"/>
+          <w:numId w:val="1"/>
+        </w:numPr>
+        <w:spacing w:before="100" w:beforeAutospacing="1" w:after="100" w:afterAutospacing="1" w:line="240" w:lineRule="auto"/>
+        <w:rPr>
+          <w:rFonts w:asciiTheme="majorBidi" w:eastAsia="Times New Roman" w:hAnsiTheme="majorBidi" w:cstheme="majorBidi"/>
+          <w:kern w:val="0"/>
+          <w:lang w:eastAsia="en-GB"/>
+          <w14:ligatures w14:val="none"/>
+        </w:rPr>
+      </w:pPr>
+      <w:r>
+        <w:rPr>
+          <w:rFonts w:asciiTheme="majorBidi" w:eastAsia="Times New Roman" w:hAnsiTheme="majorBidi" w:cstheme="majorBidi"/>
+          <w:b/>
+          <w:bCs/>
+          <w:kern w:val="0"/>
+          <w:lang w:eastAsia="en-GB"/>
+          <w14:ligatures w14:val="none"/>
+        </w:rPr>
+        <w:t>By Day</w:t>
+      </w:r>
+      <w:r>
+        <w:rPr>
+          <w:rFonts w:asciiTheme="majorBidi" w:eastAsia="Times New Roman" w:hAnsiTheme="majorBidi" w:cstheme="majorBidi"/>
+          <w:kern w:val="0"/>
+          <w:lang w:eastAsia="en-GB"/>
+          <w14:ligatures w14:val="none"/>
+        </w:rPr>
+        <w:t>:</w:t>
+      </w:r>
+      <w:r>
+        <w:rPr>
+          <w:rFonts w:ascii="Open Sans" w:hAnsi="Open Sans" w:cs="Open Sans"/>
+          <w:color w:val="172B4D"/>
+          <w:shd w:val="clear" w:color="auto" w:fill="FFFFFF"/>
+        </w:rPr>
+        <w:t xml:space="preserve"> </w:t>
+      </w:r>
+      <w:r>
+        <w:rPr>
+          <w:rFonts w:ascii="Open Sans" w:hAnsi="Open Sans" w:cs="Open Sans"/>
+          <w:color w:val="172B4D"/>
+          <w:shd w:val="clear" w:color="auto" w:fill="FFFFFF"/>
+        </w:rPr>
+        <w:t>They can look at it by day which is great for people who know what days they are free.</w:t>
+      </w:r>
+      <w:r>
+        <w:rPr>
+          <w:rFonts w:ascii="Open Sans" w:hAnsi="Open Sans" w:cs="Open Sans"/>
+          <w:color w:val="172B4D"/>
+          <w:shd w:val="clear" w:color="auto" w:fill="FFFFFF"/>
+        </w:rPr>
+        <w:br/>
+      </w:r>
+    </w:p>
+    <w:p>
+      <w:pPr>
+        <w:pStyle w:val="ListParagraph"/>
+        <w:numPr>
+          <w:ilvl w:val="0"/>
+          <w:numId w:val="1"/>
+        </w:numPr>
+        <w:spacing w:before="100" w:beforeAutospacing="1" w:after="100" w:afterAutospacing="1" w:line="240" w:lineRule="auto"/>
+        <w:rPr>
+          <w:rFonts w:asciiTheme="majorBidi" w:eastAsia="Times New Roman" w:hAnsiTheme="majorBidi" w:cstheme="majorBidi"/>
+          <w:kern w:val="0"/>
+          <w:lang w:eastAsia="en-GB"/>
+          <w14:ligatures w14:val="none"/>
+        </w:rPr>
+      </w:pPr>
+      <w:r>
+        <w:rPr>
+          <w:rFonts w:asciiTheme="majorBidi" w:eastAsia="Times New Roman" w:hAnsiTheme="majorBidi" w:cstheme="majorBidi"/>
+          <w:b/>
+          <w:bCs/>
+          <w:kern w:val="0"/>
+          <w:lang w:eastAsia="en-GB"/>
+          <w14:ligatures w14:val="none"/>
+        </w:rPr>
+        <w:t>By Exercise</w:t>
+      </w:r>
+      <w:r>
+        <w:rPr>
+          <w:rFonts w:asciiTheme="majorBidi" w:eastAsia="Times New Roman" w:hAnsiTheme="majorBidi" w:cstheme="majorBidi"/>
+          <w:kern w:val="0"/>
+          <w:lang w:eastAsia="en-GB"/>
+          <w14:ligatures w14:val="none"/>
+        </w:rPr>
+        <w:t xml:space="preserve">: </w:t>
+      </w:r>
+      <w:r>
+        <w:rPr>
+          <w:rFonts w:ascii="Open Sans" w:hAnsi="Open Sans" w:cs="Open Sans"/>
+          <w:color w:val="172B4D"/>
+          <w:shd w:val="clear" w:color="auto" w:fill="FFFFFF"/>
+        </w:rPr>
+        <w:t xml:space="preserve">They can also look at it by exercise, which's great for people who want to do a specific </w:t>
+      </w:r>
+      <w:proofErr w:type="spellStart"/>
+      <w:proofErr w:type="gramStart"/>
+      <w:r>
+        <w:rPr>
+          <w:rFonts w:ascii="Open Sans" w:hAnsi="Open Sans" w:cs="Open Sans"/>
+          <w:color w:val="172B4D"/>
+          <w:shd w:val="clear" w:color="auto" w:fill="FFFFFF"/>
+        </w:rPr>
+        <w:t>activity.The</w:t>
+      </w:r>
+      <w:proofErr w:type="spellEnd"/>
+      <w:proofErr w:type="gramEnd"/>
+      <w:r>
+        <w:rPr>
+          <w:rFonts w:ascii="Open Sans" w:hAnsi="Open Sans" w:cs="Open Sans"/>
+          <w:color w:val="172B4D"/>
+          <w:shd w:val="clear" w:color="auto" w:fill="FFFFFF"/>
+        </w:rPr>
+        <w:t xml:space="preserve"> system looks at the list of 48 lessons and picks out the ones that people can still join based on the day or exercise people choose. It does this fast and only shows the lessons that have space. The timetable is updated in time based on the timetable parameters and the system displays only the lessons with available space, for the timetable. The members can then look at the timetable. See what works for them.</w:t>
+      </w:r>
+    </w:p>
+    <w:p>
+      <w:pPr>
+        <w:pStyle w:val="Heading3"/>
+        <w:keepNext w:val="0"/>
+        <w:keepLines w:val="0"/>
+        <w:pBdr>
+          <w:top w:val="none" w:sz="0" w:space="0" w:color="1F1F1F"/>
+          <w:left w:val="none" w:sz="0" w:space="0" w:color="1F1F1F"/>
+          <w:bottom w:val="none" w:sz="0" w:space="0" w:color="1F1F1F"/>
+          <w:right w:val="none" w:sz="0" w:space="0" w:color="1F1F1F"/>
+        </w:pBdr>
+        <w:spacing w:before="0" w:after="160" w:line="23" w:lineRule="atLeast"/>
+        <w:rPr>
+          <w:rFonts w:asciiTheme="majorBidi" w:eastAsia="sans-serif" w:hAnsiTheme="majorBidi"/>
+          <w:color w:val="1F1F1F"/>
+        </w:rPr>
+      </w:pPr>
+      <w:r>
+        <w:rPr>
+          <w:rFonts w:asciiTheme="majorBidi" w:eastAsia="sans-serif" w:hAnsiTheme="majorBidi"/>
+          <w:b/>
+          <w:bCs/>
+          <w:color w:val="1F1F1F"/>
+          <w:bdr w:val="none" w:sz="0" w:space="0" w:color="1F1F1F"/>
+        </w:rPr>
+        <w:t>3.3 Managing Constraints</w:t>
+      </w:r>
+    </w:p>
+    <w:p>
+      <w:pPr>
+        <w:shd w:val="clear" w:color="auto" w:fill="FFFFFF"/>
+        <w:spacing w:before="100" w:beforeAutospacing="1" w:after="100" w:afterAutospacing="1" w:line="240" w:lineRule="auto"/>
+        <w:rPr>
+          <w:rFonts w:ascii="Segoe UI" w:eastAsia="Times New Roman" w:hAnsi="Segoe UI" w:cs="Segoe UI"/>
+          <w:color w:val="2B2D38"/>
+          <w:kern w:val="0"/>
+          <w:sz w:val="23"/>
+          <w:szCs w:val="23"/>
+          <w:lang w:eastAsia="en-GB"/>
+          <w14:ligatures w14:val="none"/>
+        </w:rPr>
+      </w:pPr>
+      <w:r>
+        <w:rPr>
+          <w:rFonts w:ascii="Segoe UI" w:eastAsia="Times New Roman" w:hAnsi="Segoe UI" w:cs="Segoe UI"/>
+          <w:color w:val="2B2D38"/>
+          <w:kern w:val="0"/>
+          <w:sz w:val="23"/>
+          <w:szCs w:val="23"/>
+          <w:lang w:eastAsia="en-GB"/>
+          <w14:ligatures w14:val="none"/>
+        </w:rPr>
+        <w:t xml:space="preserve">To keep the information accurate the </w:t>
+      </w:r>
+      <w:proofErr w:type="spellStart"/>
+      <w:r>
+        <w:rPr>
+          <w:rFonts w:ascii="Segoe UI" w:eastAsia="Times New Roman" w:hAnsi="Segoe UI" w:cs="Segoe UI"/>
+          <w:color w:val="2B2D38"/>
+          <w:kern w:val="0"/>
+          <w:sz w:val="23"/>
+          <w:szCs w:val="23"/>
+          <w:lang w:eastAsia="en-GB"/>
+          <w14:ligatures w14:val="none"/>
+        </w:rPr>
+        <w:t>FlcBookingApp</w:t>
+      </w:r>
+      <w:proofErr w:type="spellEnd"/>
+      <w:r>
+        <w:rPr>
+          <w:rFonts w:ascii="Segoe UI" w:eastAsia="Times New Roman" w:hAnsi="Segoe UI" w:cs="Segoe UI"/>
+          <w:color w:val="2B2D38"/>
+          <w:kern w:val="0"/>
+          <w:sz w:val="23"/>
+          <w:szCs w:val="23"/>
+          <w:lang w:eastAsia="en-GB"/>
+          <w14:ligatures w14:val="none"/>
+        </w:rPr>
+        <w:t xml:space="preserve"> controller does a few </w:t>
+      </w:r>
+      <w:proofErr w:type="spellStart"/>
+      <w:proofErr w:type="gramStart"/>
+      <w:r>
+        <w:rPr>
+          <w:rFonts w:ascii="Segoe UI" w:eastAsia="Times New Roman" w:hAnsi="Segoe UI" w:cs="Segoe UI"/>
+          <w:color w:val="2B2D38"/>
+          <w:kern w:val="0"/>
+          <w:sz w:val="23"/>
+          <w:szCs w:val="23"/>
+          <w:lang w:eastAsia="en-GB"/>
+          <w14:ligatures w14:val="none"/>
+        </w:rPr>
+        <w:t>checks.These</w:t>
+      </w:r>
+      <w:proofErr w:type="spellEnd"/>
+      <w:proofErr w:type="gramEnd"/>
+      <w:r>
+        <w:rPr>
+          <w:rFonts w:ascii="Segoe UI" w:eastAsia="Times New Roman" w:hAnsi="Segoe UI" w:cs="Segoe UI"/>
+          <w:color w:val="2B2D38"/>
+          <w:kern w:val="0"/>
+          <w:sz w:val="23"/>
+          <w:szCs w:val="23"/>
+          <w:lang w:eastAsia="en-GB"/>
+          <w14:ligatures w14:val="none"/>
+        </w:rPr>
+        <w:t xml:space="preserve"> are called Guard Clauses.</w:t>
+      </w:r>
+      <w:r>
+        <w:rPr>
+          <w:rFonts w:asciiTheme="majorBidi" w:eastAsia="sans-serif" w:hAnsiTheme="majorBidi" w:cstheme="majorBidi"/>
+          <w:color w:val="1F1F1F"/>
+        </w:rPr>
+        <w:t>:</w:t>
+      </w:r>
+      <w:r>
+        <w:rPr>
+          <w:rFonts w:asciiTheme="majorBidi" w:eastAsia="sans-serif" w:hAnsiTheme="majorBidi" w:cstheme="majorBidi"/>
+          <w:color w:val="1F1F1F"/>
+        </w:rPr>
+        <w:br/>
+      </w:r>
+    </w:p>
+    <w:p>
+      <w:pPr>
+        <w:pStyle w:val="ListParagraph"/>
+        <w:numPr>
+          <w:ilvl w:val="0"/>
+          <w:numId w:val="1"/>
+        </w:numPr>
+        <w:pBdr>
+          <w:top w:val="none" w:sz="0" w:space="0" w:color="1F1F1F"/>
+          <w:left w:val="none" w:sz="0" w:space="0" w:color="1F1F1F"/>
+          <w:bottom w:val="none" w:sz="0" w:space="0" w:color="1F1F1F"/>
+          <w:right w:val="none" w:sz="0" w:space="0" w:color="1F1F1F"/>
+        </w:pBdr>
+        <w:spacing w:before="100" w:beforeAutospacing="1" w:after="100" w:afterAutospacing="1" w:line="23" w:lineRule="atLeast"/>
+        <w:rPr>
+          <w:rFonts w:asciiTheme="majorBidi" w:eastAsia="sans-serif" w:hAnsiTheme="majorBidi" w:cstheme="majorBidi"/>
+          <w:color w:val="1F1F1F"/>
+        </w:rPr>
+      </w:pPr>
+      <w:r>
+        <w:rPr>
+          <w:rFonts w:asciiTheme="majorBidi" w:eastAsia="Times New Roman" w:hAnsiTheme="majorBidi" w:cstheme="majorBidi"/>
+          <w:b/>
+          <w:bCs/>
+          <w:kern w:val="0"/>
+          <w:lang w:eastAsia="en-GB"/>
+          <w14:ligatures w14:val="none"/>
+        </w:rPr>
+        <w:lastRenderedPageBreak/>
+        <w:t>Capacity Check</w:t>
+      </w:r>
+      <w:r>
+        <w:rPr>
+          <w:rFonts w:asciiTheme="majorBidi" w:eastAsia="Times New Roman" w:hAnsiTheme="majorBidi" w:cstheme="majorBidi"/>
+          <w:kern w:val="0"/>
+          <w:lang w:eastAsia="en-GB"/>
+          <w14:ligatures w14:val="none"/>
+        </w:rPr>
+        <w:t xml:space="preserve">: Before you can book a </w:t>
+      </w:r>
+      <w:proofErr w:type="gramStart"/>
+      <w:r>
+        <w:rPr>
+          <w:rFonts w:asciiTheme="majorBidi" w:eastAsia="Times New Roman" w:hAnsiTheme="majorBidi" w:cstheme="majorBidi"/>
+          <w:kern w:val="0"/>
+          <w:lang w:eastAsia="en-GB"/>
+          <w14:ligatures w14:val="none"/>
+        </w:rPr>
+        <w:t>lesson</w:t>
+      </w:r>
+      <w:proofErr w:type="gramEnd"/>
+      <w:r>
+        <w:rPr>
+          <w:rFonts w:asciiTheme="majorBidi" w:eastAsia="Times New Roman" w:hAnsiTheme="majorBidi" w:cstheme="majorBidi"/>
+          <w:kern w:val="0"/>
+          <w:lang w:eastAsia="en-GB"/>
+          <w14:ligatures w14:val="none"/>
+        </w:rPr>
+        <w:t xml:space="preserve"> the system checks how many people have already booked or changed their status for that lesson. If four people have already done this the system tells you that the class is full.</w:t>
+      </w:r>
+      <w:r>
+        <w:rPr>
+          <w:rFonts w:asciiTheme="majorBidi" w:eastAsia="Times New Roman" w:hAnsiTheme="majorBidi" w:cstheme="majorBidi"/>
+          <w:kern w:val="0"/>
+          <w:lang w:eastAsia="en-GB"/>
+          <w14:ligatures w14:val="none"/>
+        </w:rPr>
+        <w:br/>
+      </w:r>
+    </w:p>
+    <w:p>
+      <w:pPr>
+        <w:pStyle w:val="ListParagraph"/>
+        <w:numPr>
+          <w:ilvl w:val="0"/>
+          <w:numId w:val="1"/>
+        </w:numPr>
+        <w:pBdr>
+          <w:top w:val="none" w:sz="0" w:space="0" w:color="1F1F1F"/>
+          <w:left w:val="none" w:sz="0" w:space="0" w:color="1F1F1F"/>
+          <w:bottom w:val="none" w:sz="0" w:space="0" w:color="1F1F1F"/>
+          <w:right w:val="none" w:sz="0" w:space="0" w:color="1F1F1F"/>
+        </w:pBdr>
+        <w:spacing w:before="100" w:beforeAutospacing="1" w:after="100" w:afterAutospacing="1" w:line="23" w:lineRule="atLeast"/>
+        <w:rPr>
+          <w:rFonts w:asciiTheme="majorBidi" w:eastAsia="sans-serif" w:hAnsiTheme="majorBidi" w:cstheme="majorBidi"/>
+          <w:color w:val="1F1F1F"/>
+        </w:rPr>
+      </w:pPr>
+      <w:r>
+        <w:rPr>
+          <w:rFonts w:asciiTheme="majorBidi" w:eastAsia="Times New Roman" w:hAnsiTheme="majorBidi" w:cstheme="majorBidi"/>
+          <w:b/>
+          <w:bCs/>
+          <w:kern w:val="0"/>
+          <w:lang w:eastAsia="en-GB"/>
+          <w14:ligatures w14:val="none"/>
+        </w:rPr>
+        <w:t>Duplicate Prevention</w:t>
+      </w:r>
+      <w:r>
+        <w:rPr>
+          <w:rFonts w:asciiTheme="majorBidi" w:eastAsia="Times New Roman" w:hAnsiTheme="majorBidi" w:cstheme="majorBidi"/>
+          <w:kern w:val="0"/>
+          <w:lang w:eastAsia="en-GB"/>
+          <w14:ligatures w14:val="none"/>
+        </w:rPr>
+        <w:t xml:space="preserve">: </w:t>
+      </w:r>
+      <w:r>
+        <w:rPr>
+          <w:rFonts w:ascii="Segoe UI" w:hAnsi="Segoe UI" w:cs="Segoe UI"/>
+          <w:color w:val="2B2D38"/>
+          <w:sz w:val="23"/>
+          <w:szCs w:val="23"/>
+          <w:shd w:val="clear" w:color="auto" w:fill="FFFFFF"/>
+        </w:rPr>
+        <w:t xml:space="preserve">The system looks at all the bookings, for a member ID. If it finds a booking that is already made for the Lesson </w:t>
+      </w:r>
+      <w:proofErr w:type="gramStart"/>
+      <w:r>
+        <w:rPr>
+          <w:rFonts w:ascii="Segoe UI" w:hAnsi="Segoe UI" w:cs="Segoe UI"/>
+          <w:color w:val="2B2D38"/>
+          <w:sz w:val="23"/>
+          <w:szCs w:val="23"/>
+          <w:shd w:val="clear" w:color="auto" w:fill="FFFFFF"/>
+        </w:rPr>
+        <w:t>ID</w:t>
+      </w:r>
+      <w:proofErr w:type="gramEnd"/>
+      <w:r>
+        <w:rPr>
+          <w:rFonts w:ascii="Segoe UI" w:hAnsi="Segoe UI" w:cs="Segoe UI"/>
+          <w:color w:val="2B2D38"/>
+          <w:sz w:val="23"/>
+          <w:szCs w:val="23"/>
+          <w:shd w:val="clear" w:color="auto" w:fill="FFFFFF"/>
+        </w:rPr>
+        <w:t xml:space="preserve"> it does not allow the new booking. This is so that one person cannot take than one spot in the same lesson. The </w:t>
+      </w:r>
+      <w:proofErr w:type="spellStart"/>
+      <w:r>
+        <w:rPr>
+          <w:rFonts w:ascii="Segoe UI" w:hAnsi="Segoe UI" w:cs="Segoe UI"/>
+          <w:color w:val="2B2D38"/>
+          <w:sz w:val="23"/>
+          <w:szCs w:val="23"/>
+          <w:shd w:val="clear" w:color="auto" w:fill="FFFFFF"/>
+        </w:rPr>
+        <w:t>FlcBookingApp</w:t>
+      </w:r>
+      <w:proofErr w:type="spellEnd"/>
+      <w:r>
+        <w:rPr>
+          <w:rFonts w:ascii="Segoe UI" w:hAnsi="Segoe UI" w:cs="Segoe UI"/>
+          <w:color w:val="2B2D38"/>
+          <w:sz w:val="23"/>
+          <w:szCs w:val="23"/>
+          <w:shd w:val="clear" w:color="auto" w:fill="FFFFFF"/>
+        </w:rPr>
+        <w:t xml:space="preserve"> controller does this to make sure everything runs smoothly. The </w:t>
+      </w:r>
+      <w:proofErr w:type="spellStart"/>
+      <w:r>
+        <w:rPr>
+          <w:rFonts w:ascii="Segoe UI" w:hAnsi="Segoe UI" w:cs="Segoe UI"/>
+          <w:color w:val="2B2D38"/>
+          <w:sz w:val="23"/>
+          <w:szCs w:val="23"/>
+          <w:shd w:val="clear" w:color="auto" w:fill="FFFFFF"/>
+        </w:rPr>
+        <w:t>FlcBookingApp</w:t>
+      </w:r>
+      <w:proofErr w:type="spellEnd"/>
+      <w:r>
+        <w:rPr>
+          <w:rFonts w:ascii="Segoe UI" w:hAnsi="Segoe UI" w:cs="Segoe UI"/>
+          <w:color w:val="2B2D38"/>
+          <w:sz w:val="23"/>
+          <w:szCs w:val="23"/>
+          <w:shd w:val="clear" w:color="auto" w:fill="FFFFFF"/>
+        </w:rPr>
+        <w:t xml:space="preserve"> controller uses these checks to keep the data correct.</w:t>
+      </w:r>
+    </w:p>
+    <w:p>
+      <w:pPr>
+        <w:pStyle w:val="Heading2"/>
+        <w:keepNext w:val="0"/>
+        <w:keepLines w:val="0"/>
+        <w:pBdr>
+          <w:top w:val="none" w:sz="0" w:space="0" w:color="1F1F1F"/>
+          <w:left w:val="none" w:sz="0" w:space="0" w:color="1F1F1F"/>
+          <w:bottom w:val="none" w:sz="0" w:space="0" w:color="1F1F1F"/>
+          <w:right w:val="none" w:sz="0" w:space="0" w:color="1F1F1F"/>
+        </w:pBdr>
+        <w:spacing w:before="0" w:after="160" w:line="23" w:lineRule="atLeast"/>
+        <w:rPr>
+          <w:rFonts w:asciiTheme="majorBidi" w:eastAsia="sans-serif" w:hAnsiTheme="majorBidi"/>
+          <w:color w:val="1F1F1F"/>
+        </w:rPr>
+      </w:pPr>
+      <w:r>
+        <w:rPr>
+          <w:rFonts w:asciiTheme="majorBidi" w:eastAsia="sans-serif" w:hAnsiTheme="majorBidi"/>
+          <w:b/>
+          <w:bCs/>
+          <w:color w:val="1F1F1F"/>
+          <w:bdr w:val="none" w:sz="0" w:space="0" w:color="1F1F1F"/>
+        </w:rPr>
+        <w:t>4. Advanced Reporting Logic</w:t>
+      </w:r>
+    </w:p>
+    <w:p>
+      <w:pPr>
+        <w:pStyle w:val="Heading3"/>
+        <w:keepNext w:val="0"/>
+        <w:keepLines w:val="0"/>
+        <w:pBdr>
+          <w:top w:val="none" w:sz="0" w:space="0" w:color="1F1F1F"/>
+          <w:left w:val="none" w:sz="0" w:space="0" w:color="1F1F1F"/>
+          <w:bottom w:val="none" w:sz="0" w:space="0" w:color="1F1F1F"/>
+          <w:right w:val="none" w:sz="0" w:space="0" w:color="1F1F1F"/>
+        </w:pBdr>
+        <w:spacing w:before="0" w:after="160" w:line="23" w:lineRule="atLeast"/>
+        <w:rPr>
+          <w:rFonts w:asciiTheme="majorBidi" w:eastAsia="sans-serif" w:hAnsiTheme="majorBidi"/>
+          <w:color w:val="1F1F1F"/>
+        </w:rPr>
+      </w:pPr>
+      <w:r>
+        <w:rPr>
+          <w:rFonts w:asciiTheme="majorBidi" w:eastAsia="sans-serif" w:hAnsiTheme="majorBidi"/>
+          <w:b/>
+          <w:bCs/>
+          <w:color w:val="1F1F1F"/>
+          <w:bdr w:val="none" w:sz="0" w:space="0" w:color="1F1F1F"/>
+        </w:rPr>
+        <w:t>4.1 Monthly Lesson Report</w:t>
+      </w:r>
+    </w:p>
+    <w:p>
+      <w:pPr>
+        <w:pStyle w:val="NormalWeb"/>
+        <w:pBdr>
+          <w:top w:val="none" w:sz="0" w:space="0" w:color="1F1F1F"/>
+          <w:left w:val="none" w:sz="0" w:space="0" w:color="1F1F1F"/>
+          <w:bottom w:val="none" w:sz="0" w:space="0" w:color="1F1F1F"/>
+          <w:right w:val="none" w:sz="0" w:space="0" w:color="1F1F1F"/>
+        </w:pBdr>
+        <w:spacing w:beforeAutospacing="0" w:after="200" w:afterAutospacing="0" w:line="23" w:lineRule="atLeast"/>
+        <w:rPr>
+          <w:rFonts w:asciiTheme="majorBidi" w:eastAsia="sans-serif" w:hAnsiTheme="majorBidi" w:cstheme="majorBidi"/>
+          <w:color w:val="1F1F1F"/>
+        </w:rPr>
+      </w:pPr>
+      <w:r>
+        <w:rPr>
+          <w:rFonts w:ascii="Segoe UI" w:hAnsi="Segoe UI" w:cs="Segoe UI"/>
+          <w:color w:val="2B2D38"/>
+          <w:sz w:val="23"/>
+          <w:szCs w:val="23"/>
+          <w:shd w:val="clear" w:color="auto" w:fill="FFFFFF"/>
+        </w:rPr>
+        <w:t>This report is about how the leisure center is doing. It looks at all the classes that happen over four weeks and figures out some things</w:t>
+      </w:r>
+      <w:r>
+        <w:rPr>
+          <w:rFonts w:asciiTheme="majorBidi" w:eastAsia="sans-serif" w:hAnsiTheme="majorBidi" w:cstheme="majorBidi"/>
+          <w:color w:val="1F1F1F"/>
+        </w:rPr>
+        <w:t>:</w:t>
+      </w:r>
+    </w:p>
+    <w:p>
+      <w:pPr>
+        <w:pStyle w:val="ListParagraph"/>
+        <w:numPr>
+          <w:ilvl w:val="0"/>
+          <w:numId w:val="1"/>
+        </w:numPr>
+        <w:spacing w:before="100" w:beforeAutospacing="1" w:after="100" w:afterAutospacing="1" w:line="240" w:lineRule="auto"/>
+        <w:rPr>
+          <w:rFonts w:asciiTheme="majorBidi" w:eastAsia="Times New Roman" w:hAnsiTheme="majorBidi" w:cstheme="majorBidi"/>
+          <w:kern w:val="0"/>
+          <w:lang w:eastAsia="en-GB"/>
+          <w14:ligatures w14:val="none"/>
+        </w:rPr>
+      </w:pPr>
+      <w:r>
+        <w:rPr>
+          <w:rFonts w:asciiTheme="majorBidi" w:eastAsia="Times New Roman" w:hAnsiTheme="majorBidi" w:cstheme="majorBidi"/>
+          <w:b/>
+          <w:bCs/>
+          <w:kern w:val="0"/>
+          <w:lang w:eastAsia="en-GB"/>
+          <w14:ligatures w14:val="none"/>
+        </w:rPr>
+        <w:t>Attendance Count</w:t>
+      </w:r>
+      <w:r>
+        <w:rPr>
+          <w:rFonts w:asciiTheme="majorBidi" w:eastAsia="Times New Roman" w:hAnsiTheme="majorBidi" w:cstheme="majorBidi"/>
+          <w:kern w:val="0"/>
+          <w:lang w:eastAsia="en-GB"/>
+          <w14:ligatures w14:val="none"/>
+        </w:rPr>
+        <w:t xml:space="preserve">: </w:t>
+      </w:r>
+      <w:r>
+        <w:rPr>
+          <w:rFonts w:asciiTheme="majorBidi" w:eastAsia="Times New Roman" w:hAnsiTheme="majorBidi" w:cstheme="majorBidi"/>
+          <w:kern w:val="0"/>
+          <w:lang w:eastAsia="en-GB"/>
+          <w14:ligatures w14:val="none"/>
+        </w:rPr>
+        <w:t xml:space="preserve">only the people who </w:t>
+      </w:r>
+      <w:proofErr w:type="gramStart"/>
+      <w:r>
+        <w:rPr>
+          <w:rFonts w:asciiTheme="majorBidi" w:eastAsia="Times New Roman" w:hAnsiTheme="majorBidi" w:cstheme="majorBidi"/>
+          <w:kern w:val="0"/>
+          <w:lang w:eastAsia="en-GB"/>
+          <w14:ligatures w14:val="none"/>
+        </w:rPr>
+        <w:t>actually attended</w:t>
+      </w:r>
+      <w:proofErr w:type="gramEnd"/>
+      <w:r>
+        <w:rPr>
+          <w:rFonts w:asciiTheme="majorBidi" w:eastAsia="Times New Roman" w:hAnsiTheme="majorBidi" w:cstheme="majorBidi"/>
+          <w:kern w:val="0"/>
+          <w:lang w:eastAsia="en-GB"/>
+          <w14:ligatures w14:val="none"/>
+        </w:rPr>
+        <w:t xml:space="preserve"> are included.</w:t>
+      </w:r>
+    </w:p>
+    <w:p>
+      <w:pPr>
+        <w:pStyle w:val="ListParagraph"/>
+        <w:numPr>
+          <w:ilvl w:val="0"/>
+          <w:numId w:val="1"/>
+        </w:numPr>
+        <w:spacing w:before="100" w:beforeAutospacing="1" w:after="100" w:afterAutospacing="1" w:line="240" w:lineRule="auto"/>
+        <w:rPr>
+          <w:rFonts w:asciiTheme="majorBidi" w:eastAsia="Times New Roman" w:hAnsiTheme="majorBidi" w:cstheme="majorBidi"/>
+          <w:kern w:val="0"/>
+          <w:lang w:eastAsia="en-GB"/>
+          <w14:ligatures w14:val="none"/>
+        </w:rPr>
+      </w:pPr>
+      <w:r>
+        <w:rPr>
+          <w:rFonts w:asciiTheme="majorBidi" w:eastAsia="Times New Roman" w:hAnsiTheme="majorBidi" w:cstheme="majorBidi"/>
+          <w:b/>
+          <w:bCs/>
+          <w:kern w:val="0"/>
+          <w:lang w:eastAsia="en-GB"/>
+          <w14:ligatures w14:val="none"/>
+        </w:rPr>
+        <w:t>Customer Satisfaction</w:t>
+      </w:r>
+      <w:r>
+        <w:rPr>
+          <w:rFonts w:asciiTheme="majorBidi" w:eastAsia="Times New Roman" w:hAnsiTheme="majorBidi" w:cstheme="majorBidi"/>
+          <w:kern w:val="0"/>
+          <w:lang w:eastAsia="en-GB"/>
+          <w14:ligatures w14:val="none"/>
+        </w:rPr>
+        <w:t xml:space="preserve">: </w:t>
+      </w:r>
+      <w:r>
+        <w:rPr>
+          <w:rFonts w:ascii="Segoe UI" w:hAnsi="Segoe UI" w:cs="Segoe UI"/>
+          <w:color w:val="2B2D38"/>
+          <w:sz w:val="23"/>
+          <w:szCs w:val="23"/>
+          <w:shd w:val="clear" w:color="auto" w:fill="FFFFFF"/>
+        </w:rPr>
+        <w:t>it adds up all the ratings people gave for a class and divides that by the number of people who attended to get a score.</w:t>
+      </w:r>
+    </w:p>
+    <w:p>
+      <w:pPr>
+        <w:pStyle w:val="Heading3"/>
+        <w:keepNext w:val="0"/>
+        <w:keepLines w:val="0"/>
+        <w:pBdr>
+          <w:top w:val="none" w:sz="0" w:space="0" w:color="1F1F1F"/>
+          <w:left w:val="none" w:sz="0" w:space="0" w:color="1F1F1F"/>
+          <w:bottom w:val="none" w:sz="0" w:space="0" w:color="1F1F1F"/>
+          <w:right w:val="none" w:sz="0" w:space="0" w:color="1F1F1F"/>
+        </w:pBdr>
+        <w:spacing w:before="0" w:after="160" w:line="23" w:lineRule="atLeast"/>
+        <w:rPr>
+          <w:rFonts w:asciiTheme="majorBidi" w:eastAsia="sans-serif" w:hAnsiTheme="majorBidi"/>
+          <w:color w:val="1F1F1F"/>
+        </w:rPr>
+      </w:pPr>
+      <w:r>
+        <w:rPr>
+          <w:rFonts w:asciiTheme="majorBidi" w:eastAsia="sans-serif" w:hAnsiTheme="majorBidi"/>
+          <w:b/>
+          <w:bCs/>
+          <w:color w:val="1F1F1F"/>
+          <w:bdr w:val="none" w:sz="0" w:space="0" w:color="1F1F1F"/>
+        </w:rPr>
+        <w:t>4.2 Monthly Champion Report</w:t>
+      </w:r>
+    </w:p>
+    <w:p>
+      <w:pPr>
+        <w:pStyle w:val="NormalWeb"/>
+        <w:rPr>
+          <w:rFonts w:asciiTheme="majorBidi" w:eastAsia="sans-serif" w:hAnsiTheme="majorBidi" w:cstheme="majorBidi"/>
+          <w:color w:val="1F1F1F"/>
+        </w:rPr>
+      </w:pPr>
+      <w:r>
+        <w:rPr>
+          <w:rFonts w:ascii="Segoe UI" w:hAnsi="Segoe UI" w:cs="Segoe UI"/>
+          <w:color w:val="2B2D38"/>
+          <w:sz w:val="23"/>
+          <w:szCs w:val="23"/>
+          <w:shd w:val="clear" w:color="auto" w:fill="FFFFFF"/>
+        </w:rPr>
+        <w:t>The Monthly Champion Report is a tool that helps us understand the money side of things. It adds up all the money made from each type of exercise.</w:t>
+      </w:r>
+      <w:r>
+        <w:rPr>
+          <w:rFonts w:asciiTheme="majorBidi" w:eastAsia="sans-serif" w:hAnsiTheme="majorBidi" w:cstheme="majorBidi"/>
+          <w:color w:val="1F1F1F"/>
+        </w:rPr>
+        <w:br/>
+      </w:r>
+    </w:p>
+    <w:p>
+      <w:pPr>
+        <w:pStyle w:val="NormalWeb"/>
+        <w:numPr>
+          <w:ilvl w:val="0"/>
+          <w:numId w:val="14"/>
+        </w:numPr>
+        <w:rPr>
+          <w:rFonts w:asciiTheme="majorBidi" w:eastAsia="Times New Roman" w:hAnsiTheme="majorBidi" w:cstheme="majorBidi"/>
+          <w:lang w:val="en-GB" w:eastAsia="en-GB"/>
+        </w:rPr>
+      </w:pPr>
+      <w:r>
+        <w:rPr>
+          <w:rFonts w:asciiTheme="majorBidi" w:eastAsia="Times New Roman" w:hAnsiTheme="majorBidi" w:cstheme="majorBidi"/>
+          <w:b/>
+          <w:bCs/>
+          <w:lang w:val="en-GB" w:eastAsia="en-GB"/>
+        </w:rPr>
+        <w:t>Calculation</w:t>
+      </w:r>
+      <w:r>
+        <w:rPr>
+          <w:rFonts w:asciiTheme="majorBidi" w:eastAsia="Times New Roman" w:hAnsiTheme="majorBidi" w:cstheme="majorBidi"/>
+          <w:lang w:val="en-GB" w:eastAsia="en-GB"/>
+        </w:rPr>
+        <w:t xml:space="preserve">: </w:t>
+      </w:r>
+      <w:r>
+        <w:rPr>
+          <w:rFonts w:asciiTheme="majorBidi" w:eastAsia="Times New Roman" w:hAnsiTheme="majorBidi" w:cstheme="majorBidi"/>
+          <w:sz w:val="20"/>
+          <w:szCs w:val="20"/>
+          <w:lang w:val="en-GB" w:eastAsia="en-GB"/>
+        </w:rPr>
+        <w:t>(Total Attended Bookings) * (Fixed Price of Exercise)</w:t>
+      </w:r>
+      <w:r>
+        <w:rPr>
+          <w:rFonts w:asciiTheme="majorBidi" w:eastAsia="Times New Roman" w:hAnsiTheme="majorBidi" w:cstheme="majorBidi"/>
+          <w:lang w:val="en-GB" w:eastAsia="en-GB"/>
+        </w:rPr>
+        <w:t>.</w:t>
+      </w:r>
+    </w:p>
+    <w:p>
+      <w:pPr>
+        <w:pStyle w:val="ListParagraph"/>
+        <w:numPr>
+          <w:ilvl w:val="0"/>
+          <w:numId w:val="15"/>
+        </w:numPr>
+        <w:spacing w:before="100" w:beforeAutospacing="1" w:after="100" w:afterAutospacing="1" w:line="240" w:lineRule="auto"/>
+        <w:rPr>
+          <w:rFonts w:asciiTheme="majorBidi" w:eastAsia="Times New Roman" w:hAnsiTheme="majorBidi" w:cstheme="majorBidi"/>
+          <w:kern w:val="0"/>
+          <w:lang w:eastAsia="en-GB"/>
+          <w14:ligatures w14:val="none"/>
+        </w:rPr>
+      </w:pPr>
+      <w:r>
+        <w:rPr>
+          <w:rFonts w:asciiTheme="majorBidi" w:eastAsia="Times New Roman" w:hAnsiTheme="majorBidi" w:cstheme="majorBidi"/>
+          <w:b/>
+          <w:bCs/>
+          <w:kern w:val="0"/>
+          <w:lang w:eastAsia="en-GB"/>
+          <w14:ligatures w14:val="none"/>
+        </w:rPr>
+        <w:t>Outcome</w:t>
+      </w:r>
+      <w:r>
+        <w:rPr>
+          <w:rFonts w:asciiTheme="majorBidi" w:eastAsia="Times New Roman" w:hAnsiTheme="majorBidi" w:cstheme="majorBidi"/>
+          <w:kern w:val="0"/>
+          <w:lang w:eastAsia="en-GB"/>
+          <w14:ligatures w14:val="none"/>
+        </w:rPr>
+        <w:t xml:space="preserve">: </w:t>
+      </w:r>
+      <w:r>
+        <w:rPr>
+          <w:rFonts w:ascii="Segoe UI" w:hAnsi="Segoe UI" w:cs="Segoe UI"/>
+          <w:color w:val="2B2D38"/>
+          <w:sz w:val="23"/>
+          <w:szCs w:val="23"/>
+          <w:shd w:val="clear" w:color="auto" w:fill="FFFFFF"/>
+        </w:rPr>
+        <w:t xml:space="preserve">the type of exercise that makes the most money is called the Monthly Champion. This helps the people, in charge decide which classes to have often. They want to know which leisure </w:t>
+      </w:r>
+      <w:proofErr w:type="spellStart"/>
+      <w:r>
+        <w:rPr>
+          <w:rFonts w:ascii="Segoe UI" w:hAnsi="Segoe UI" w:cs="Segoe UI"/>
+          <w:color w:val="2B2D38"/>
+          <w:sz w:val="23"/>
+          <w:szCs w:val="23"/>
+          <w:shd w:val="clear" w:color="auto" w:fill="FFFFFF"/>
+        </w:rPr>
+        <w:t>center</w:t>
+      </w:r>
+      <w:proofErr w:type="spellEnd"/>
+      <w:r>
+        <w:rPr>
+          <w:rFonts w:ascii="Segoe UI" w:hAnsi="Segoe UI" w:cs="Segoe UI"/>
+          <w:color w:val="2B2D38"/>
+          <w:sz w:val="23"/>
+          <w:szCs w:val="23"/>
+          <w:shd w:val="clear" w:color="auto" w:fill="FFFFFF"/>
+        </w:rPr>
+        <w:t xml:space="preserve"> classes are the popular so they can offer those classes more frequently at the leisure </w:t>
+      </w:r>
+      <w:proofErr w:type="spellStart"/>
+      <w:r>
+        <w:rPr>
+          <w:rFonts w:ascii="Segoe UI" w:hAnsi="Segoe UI" w:cs="Segoe UI"/>
+          <w:color w:val="2B2D38"/>
+          <w:sz w:val="23"/>
+          <w:szCs w:val="23"/>
+          <w:shd w:val="clear" w:color="auto" w:fill="FFFFFF"/>
+        </w:rPr>
+        <w:t>center</w:t>
+      </w:r>
+      <w:proofErr w:type="spellEnd"/>
+      <w:r>
+        <w:rPr>
+          <w:rFonts w:asciiTheme="majorBidi" w:eastAsia="Times New Roman" w:hAnsiTheme="majorBidi" w:cstheme="majorBidi"/>
+          <w:kern w:val="0"/>
+          <w:lang w:eastAsia="en-GB"/>
+          <w14:ligatures w14:val="none"/>
+        </w:rPr>
+        <w:t>.</w:t>
+      </w:r>
+      <w:r>
+        <w:rPr>
+          <w:rFonts w:asciiTheme="majorBidi" w:eastAsia="Times New Roman" w:hAnsiTheme="majorBidi" w:cstheme="majorBidi"/>
+          <w:kern w:val="0"/>
+          <w:lang w:eastAsia="en-GB"/>
+          <w14:ligatures w14:val="none"/>
+        </w:rPr>
+        <w:br/>
+      </w:r>
+    </w:p>
+    <w:p>
+      <w:pPr>
+        <w:pStyle w:val="Heading2"/>
+        <w:keepNext w:val="0"/>
+        <w:keepLines w:val="0"/>
+        <w:pBdr>
+          <w:top w:val="none" w:sz="0" w:space="0" w:color="1F1F1F"/>
+          <w:left w:val="none" w:sz="0" w:space="0" w:color="1F1F1F"/>
+          <w:bottom w:val="none" w:sz="0" w:space="0" w:color="1F1F1F"/>
+          <w:right w:val="none" w:sz="0" w:space="0" w:color="1F1F1F"/>
+        </w:pBdr>
+        <w:spacing w:before="0" w:after="160" w:line="23" w:lineRule="atLeast"/>
+        <w:rPr>
+          <w:rFonts w:asciiTheme="majorBidi" w:eastAsia="sans-serif" w:hAnsiTheme="majorBidi"/>
+          <w:color w:val="1F1F1F"/>
+        </w:rPr>
+      </w:pPr>
+      <w:r>
+        <w:rPr>
+          <w:rFonts w:asciiTheme="majorBidi" w:eastAsia="sans-serif" w:hAnsiTheme="majorBidi"/>
+          <w:b/>
+          <w:bCs/>
+          <w:color w:val="1F1F1F"/>
+          <w:bdr w:val="none" w:sz="0" w:space="0" w:color="1F1F1F"/>
+        </w:rPr>
+        <w:t>5. Design Principles and Refactoring</w:t>
+      </w:r>
+    </w:p>
+    <w:p>
+      <w:pPr>
+        <w:pStyle w:val="Heading3"/>
+        <w:keepNext w:val="0"/>
+        <w:keepLines w:val="0"/>
+        <w:pBdr>
+          <w:top w:val="none" w:sz="0" w:space="0" w:color="1F1F1F"/>
+          <w:left w:val="none" w:sz="0" w:space="0" w:color="1F1F1F"/>
+          <w:bottom w:val="none" w:sz="0" w:space="0" w:color="1F1F1F"/>
+          <w:right w:val="none" w:sz="0" w:space="0" w:color="1F1F1F"/>
+        </w:pBdr>
+        <w:spacing w:before="0" w:after="160" w:line="23" w:lineRule="atLeast"/>
+        <w:rPr>
+          <w:rFonts w:asciiTheme="majorBidi" w:eastAsia="sans-serif" w:hAnsiTheme="majorBidi"/>
+          <w:color w:val="1F1F1F"/>
+        </w:rPr>
+      </w:pPr>
+      <w:r>
+        <w:rPr>
+          <w:rFonts w:asciiTheme="majorBidi" w:eastAsia="sans-serif" w:hAnsiTheme="majorBidi"/>
+          <w:b/>
+          <w:bCs/>
+          <w:color w:val="1F1F1F"/>
+          <w:bdr w:val="none" w:sz="0" w:space="0" w:color="1F1F1F"/>
+        </w:rPr>
+        <w:t>5.1 Encapsulation and Data Hiding</w:t>
+      </w:r>
+    </w:p>
+    <w:p>
+      <w:pPr>
+        <w:pStyle w:val="NormalWeb"/>
+        <w:pBdr>
+          <w:top w:val="none" w:sz="0" w:space="0" w:color="1F1F1F"/>
+          <w:left w:val="none" w:sz="0" w:space="0" w:color="1F1F1F"/>
+          <w:bottom w:val="none" w:sz="0" w:space="0" w:color="1F1F1F"/>
+          <w:right w:val="none" w:sz="0" w:space="0" w:color="1F1F1F"/>
+        </w:pBdr>
+        <w:spacing w:beforeAutospacing="0" w:after="200" w:afterAutospacing="0" w:line="23" w:lineRule="atLeast"/>
+        <w:rPr>
+          <w:rFonts w:asciiTheme="majorBidi" w:eastAsia="sans-serif" w:hAnsiTheme="majorBidi" w:cstheme="majorBidi"/>
+          <w:color w:val="1F1F1F"/>
+        </w:rPr>
+      </w:pPr>
+      <w:r>
+        <w:rPr>
+          <w:rFonts w:asciiTheme="majorBidi" w:eastAsia="sans-serif" w:hAnsiTheme="majorBidi" w:cstheme="majorBidi"/>
+          <w:color w:val="1F1F1F"/>
+        </w:rPr>
+        <w:t>I strictly applied the principle of encapsulation. All attributes in the domain classes are private. Interaction with these attributes occurs only through public getters and setters. This prevents external classes from making unauthorized or logic-breaking changes to object states.</w:t>
+      </w:r>
+    </w:p>
+    <w:p>
+      <w:pPr>
+        <w:pStyle w:val="Heading3"/>
+        <w:keepNext w:val="0"/>
+        <w:keepLines w:val="0"/>
+        <w:pBdr>
+          <w:top w:val="none" w:sz="0" w:space="0" w:color="1F1F1F"/>
+          <w:left w:val="none" w:sz="0" w:space="0" w:color="1F1F1F"/>
+          <w:bottom w:val="none" w:sz="0" w:space="0" w:color="1F1F1F"/>
+          <w:right w:val="none" w:sz="0" w:space="0" w:color="1F1F1F"/>
+        </w:pBdr>
+        <w:spacing w:before="0" w:after="160" w:line="23" w:lineRule="atLeast"/>
+        <w:rPr>
+          <w:rFonts w:asciiTheme="majorBidi" w:eastAsia="sans-serif" w:hAnsiTheme="majorBidi"/>
+          <w:color w:val="1F1F1F"/>
+        </w:rPr>
+      </w:pPr>
+      <w:r>
+        <w:rPr>
+          <w:rFonts w:asciiTheme="majorBidi" w:eastAsia="sans-serif" w:hAnsiTheme="majorBidi"/>
+          <w:b/>
+          <w:bCs/>
+          <w:color w:val="1F1F1F"/>
+          <w:bdr w:val="none" w:sz="0" w:space="0" w:color="1F1F1F"/>
+        </w:rPr>
+        <w:t>5.2 Refactoring for Readability</w:t>
+      </w:r>
+    </w:p>
+    <w:p>
+      <w:pPr>
+        <w:spacing w:line="23" w:lineRule="atLeast"/>
+        <w:rPr>
+          <w:rFonts w:asciiTheme="majorBidi" w:eastAsia="sans-serif" w:hAnsiTheme="majorBidi" w:cstheme="majorBidi"/>
+          <w:color w:val="808080"/>
+        </w:rPr>
+      </w:pPr>
+      <w:r>
+        <w:rPr>
+          <w:rFonts w:ascii="Segoe UI" w:hAnsi="Segoe UI" w:cs="Segoe UI"/>
+          <w:color w:val="2B2D38"/>
+          <w:sz w:val="23"/>
+          <w:szCs w:val="23"/>
+          <w:shd w:val="clear" w:color="auto" w:fill="FFFFFF"/>
+        </w:rPr>
+        <w:t xml:space="preserve">The method started to get too long while I was working on it. </w:t>
+      </w:r>
+      <w:proofErr w:type="gramStart"/>
+      <w:r>
+        <w:rPr>
+          <w:rFonts w:ascii="Segoe UI" w:hAnsi="Segoe UI" w:cs="Segoe UI"/>
+          <w:color w:val="2B2D38"/>
+          <w:sz w:val="23"/>
+          <w:szCs w:val="23"/>
+          <w:shd w:val="clear" w:color="auto" w:fill="FFFFFF"/>
+        </w:rPr>
+        <w:t>So</w:t>
+      </w:r>
+      <w:proofErr w:type="gramEnd"/>
+      <w:r>
+        <w:rPr>
+          <w:rFonts w:ascii="Segoe UI" w:hAnsi="Segoe UI" w:cs="Segoe UI"/>
+          <w:color w:val="2B2D38"/>
+          <w:sz w:val="23"/>
+          <w:szCs w:val="23"/>
+          <w:shd w:val="clear" w:color="auto" w:fill="FFFFFF"/>
+        </w:rPr>
+        <w:t xml:space="preserve"> I used the Extract Method refactoring to move the booking cancelling and reporting logic into private helper methods. This made the main menu loop much cleaner and easier to understand. </w:t>
+      </w:r>
+      <w:r>
+        <w:rPr>
+          <w:rFonts w:ascii="Segoe UI" w:hAnsi="Segoe UI" w:cs="Segoe UI"/>
+          <w:color w:val="2B2D38"/>
+          <w:sz w:val="23"/>
+          <w:szCs w:val="23"/>
+          <w:shd w:val="clear" w:color="auto" w:fill="FFFFFF"/>
+        </w:rPr>
+        <w:lastRenderedPageBreak/>
+        <w:t xml:space="preserve">I also created a helper method called </w:t>
+      </w:r>
+      <w:proofErr w:type="spellStart"/>
+      <w:r>
+        <w:rPr>
+          <w:rFonts w:ascii="Segoe UI" w:hAnsi="Segoe UI" w:cs="Segoe UI"/>
+          <w:color w:val="2B2D38"/>
+          <w:sz w:val="23"/>
+          <w:szCs w:val="23"/>
+          <w:shd w:val="clear" w:color="auto" w:fill="FFFFFF"/>
+        </w:rPr>
+        <w:t>isActiveStatus</w:t>
+      </w:r>
+      <w:proofErr w:type="spellEnd"/>
+      <w:r>
+        <w:rPr>
+          <w:rFonts w:ascii="Segoe UI" w:hAnsi="Segoe UI" w:cs="Segoe UI"/>
+          <w:color w:val="2B2D38"/>
+          <w:sz w:val="23"/>
+          <w:szCs w:val="23"/>
+          <w:shd w:val="clear" w:color="auto" w:fill="FFFFFF"/>
+        </w:rPr>
+        <w:t xml:space="preserve"> to put all the logic for checking if a booking is taking up a spot in a class in one place. This helper method makes it easier to see how the </w:t>
+      </w:r>
+      <w:proofErr w:type="spellStart"/>
+      <w:r>
+        <w:rPr>
+          <w:rFonts w:ascii="Segoe UI" w:hAnsi="Segoe UI" w:cs="Segoe UI"/>
+          <w:color w:val="2B2D38"/>
+          <w:sz w:val="23"/>
+          <w:szCs w:val="23"/>
+          <w:shd w:val="clear" w:color="auto" w:fill="FFFFFF"/>
+        </w:rPr>
+        <w:t>isActiveStatus</w:t>
+      </w:r>
+      <w:proofErr w:type="spellEnd"/>
+      <w:r>
+        <w:rPr>
+          <w:rFonts w:ascii="Segoe UI" w:hAnsi="Segoe UI" w:cs="Segoe UI"/>
+          <w:color w:val="2B2D38"/>
+          <w:sz w:val="23"/>
+          <w:szCs w:val="23"/>
+          <w:shd w:val="clear" w:color="auto" w:fill="FFFFFF"/>
+        </w:rPr>
+        <w:t xml:space="preserve"> of a booking is determined. The booking logic and the </w:t>
+      </w:r>
+      <w:proofErr w:type="spellStart"/>
+      <w:r>
+        <w:rPr>
+          <w:rFonts w:ascii="Segoe UI" w:hAnsi="Segoe UI" w:cs="Segoe UI"/>
+          <w:color w:val="2B2D38"/>
+          <w:sz w:val="23"/>
+          <w:szCs w:val="23"/>
+          <w:shd w:val="clear" w:color="auto" w:fill="FFFFFF"/>
+        </w:rPr>
+        <w:t>isActiveStatus</w:t>
+      </w:r>
+      <w:proofErr w:type="spellEnd"/>
+      <w:r>
+        <w:rPr>
+          <w:rFonts w:ascii="Segoe UI" w:hAnsi="Segoe UI" w:cs="Segoe UI"/>
+          <w:color w:val="2B2D38"/>
+          <w:sz w:val="23"/>
+          <w:szCs w:val="23"/>
+          <w:shd w:val="clear" w:color="auto" w:fill="FFFFFF"/>
+        </w:rPr>
+        <w:t xml:space="preserve"> method are now more organized, which is better, for the domain classes and the main method.</w:t>
       </w:r>
     </w:p>
     <w:p>

--- a/Project Report.docx
+++ b/Project Report.docx
@@ -3234,10 +3234,19 @@
     </w:p>
     <w:p>
       <w:pPr>
-        <w:spacing w:line="23" w:lineRule="atLeast"/>
-        <w:rPr>
-          <w:rFonts w:asciiTheme="majorBidi" w:eastAsia="sans-serif" w:hAnsiTheme="majorBidi" w:cstheme="majorBidi"/>
-          <w:color w:val="808080"/>
+        <w:pStyle w:val="Heading2"/>
+        <w:keepNext w:val="0"/>
+        <w:keepLines w:val="0"/>
+        <w:pBdr>
+          <w:top w:val="none" w:sz="0" w:space="0" w:color="1F1F1F"/>
+          <w:left w:val="none" w:sz="0" w:space="0" w:color="1F1F1F"/>
+          <w:bottom w:val="none" w:sz="0" w:space="0" w:color="1F1F1F"/>
+          <w:right w:val="none" w:sz="0" w:space="0" w:color="1F1F1F"/>
+        </w:pBdr>
+        <w:spacing w:before="0" w:after="160" w:line="23" w:lineRule="atLeast"/>
+        <w:rPr>
+          <w:rFonts w:asciiTheme="majorBidi" w:eastAsia="sans-serif" w:hAnsiTheme="majorBidi"/>
+          <w:color w:val="1F1F1F"/>
         </w:rPr>
       </w:pPr>
       <w:r>
@@ -3349,6 +3358,874 @@
         </w:rPr>
         <w:t xml:space="preserve"> method are now more organized, which is better, for the domain classes and the main method.</w:t>
       </w:r>
+      <w:r>
+        <w:rPr>
+          <w:rFonts w:ascii="Segoe UI" w:hAnsi="Segoe UI" w:cs="Segoe UI"/>
+          <w:color w:val="2B2D38"/>
+          <w:sz w:val="23"/>
+          <w:szCs w:val="23"/>
+          <w:shd w:val="clear" w:color="auto" w:fill="FFFFFF"/>
+        </w:rPr>
+        <w:br/>
+      </w:r>
+      <w:r>
+        <w:rPr>
+          <w:rFonts w:ascii="Segoe UI" w:hAnsi="Segoe UI" w:cs="Segoe UI"/>
+          <w:color w:val="2B2D38"/>
+          <w:sz w:val="23"/>
+          <w:szCs w:val="23"/>
+          <w:shd w:val="clear" w:color="auto" w:fill="FFFFFF"/>
+        </w:rPr>
+        <w:br/>
+      </w:r>
+      <w:r>
+        <w:rPr>
+          <w:rFonts w:asciiTheme="majorBidi" w:eastAsia="sans-serif" w:hAnsiTheme="majorBidi"/>
+          <w:b/>
+          <w:bCs/>
+          <w:color w:val="1F1F1F"/>
+          <w:bdr w:val="none" w:sz="0" w:space="0" w:color="1F1F1F"/>
+        </w:rPr>
+        <w:t>6. JUnit Testing Strategy</w:t>
+      </w:r>
+    </w:p>
+    <w:p>
+      <w:pPr>
+        <w:pStyle w:val="NormalWeb"/>
+        <w:pBdr>
+          <w:top w:val="none" w:sz="0" w:space="0" w:color="1F1F1F"/>
+          <w:left w:val="none" w:sz="0" w:space="0" w:color="1F1F1F"/>
+          <w:bottom w:val="none" w:sz="0" w:space="0" w:color="1F1F1F"/>
+          <w:right w:val="none" w:sz="0" w:space="0" w:color="1F1F1F"/>
+        </w:pBdr>
+        <w:spacing w:beforeAutospacing="0" w:after="200" w:afterAutospacing="0" w:line="23" w:lineRule="atLeast"/>
+        <w:rPr>
+          <w:rFonts w:asciiTheme="majorBidi" w:eastAsia="sans-serif" w:hAnsiTheme="majorBidi" w:cstheme="majorBidi"/>
+          <w:color w:val="1F1F1F"/>
+        </w:rPr>
+      </w:pPr>
+      <w:r>
+        <w:rPr>
+          <w:rFonts w:asciiTheme="majorBidi" w:eastAsia="sans-serif" w:hAnsiTheme="majorBidi" w:cstheme="majorBidi"/>
+          <w:color w:val="1F1F1F"/>
+        </w:rPr>
+        <w:t>Testing was conducted to ensure the core business rules are unbreakable. Five key scenarios were tested:</w:t>
+      </w:r>
+    </w:p>
+    <w:p>
+      <w:pPr>
+        <w:pStyle w:val="ListParagraph"/>
+        <w:numPr>
+          <w:ilvl w:val="0"/>
+          <w:numId w:val="1"/>
+        </w:numPr>
+        <w:spacing w:before="100" w:beforeAutospacing="1" w:after="100" w:afterAutospacing="1" w:line="240" w:lineRule="auto"/>
+        <w:rPr>
+          <w:rFonts w:asciiTheme="majorBidi" w:eastAsia="Times New Roman" w:hAnsiTheme="majorBidi" w:cstheme="majorBidi"/>
+          <w:kern w:val="0"/>
+          <w:lang w:eastAsia="en-GB"/>
+          <w14:ligatures w14:val="none"/>
+        </w:rPr>
+      </w:pPr>
+      <w:r>
+        <w:rPr>
+          <w:rFonts w:asciiTheme="majorBidi" w:eastAsia="Times New Roman" w:hAnsiTheme="majorBidi" w:cstheme="majorBidi"/>
+          <w:b/>
+          <w:bCs/>
+          <w:kern w:val="0"/>
+          <w:lang w:eastAsia="en-GB"/>
+          <w14:ligatures w14:val="none"/>
+        </w:rPr>
+        <w:t>Full Lesson Scenario</w:t>
+      </w:r>
+      <w:r>
+        <w:rPr>
+          <w:rFonts w:asciiTheme="majorBidi" w:eastAsia="Times New Roman" w:hAnsiTheme="majorBidi" w:cstheme="majorBidi"/>
+          <w:kern w:val="0"/>
+          <w:lang w:eastAsia="en-GB"/>
+          <w14:ligatures w14:val="none"/>
+        </w:rPr>
+        <w:t>: Mocking 4 bookings and verifying the 5th is rejected.</w:t>
+      </w:r>
+    </w:p>
+    <w:p>
+      <w:pPr>
+        <w:pStyle w:val="ListParagraph"/>
+        <w:numPr>
+          <w:ilvl w:val="0"/>
+          <w:numId w:val="1"/>
+        </w:numPr>
+        <w:spacing w:before="100" w:beforeAutospacing="1" w:after="100" w:afterAutospacing="1" w:line="240" w:lineRule="auto"/>
+        <w:rPr>
+          <w:rFonts w:asciiTheme="majorBidi" w:eastAsia="Times New Roman" w:hAnsiTheme="majorBidi" w:cstheme="majorBidi"/>
+          <w:kern w:val="0"/>
+          <w:lang w:eastAsia="en-GB"/>
+          <w14:ligatures w14:val="none"/>
+        </w:rPr>
+      </w:pPr>
+      <w:r>
+        <w:rPr>
+          <w:rFonts w:asciiTheme="majorBidi" w:eastAsia="Times New Roman" w:hAnsiTheme="majorBidi" w:cstheme="majorBidi"/>
+          <w:b/>
+          <w:bCs/>
+          <w:kern w:val="0"/>
+          <w:lang w:eastAsia="en-GB"/>
+          <w14:ligatures w14:val="none"/>
+        </w:rPr>
+        <w:t>Duplicate Entry</w:t>
+      </w:r>
+      <w:r>
+        <w:rPr>
+          <w:rFonts w:asciiTheme="majorBidi" w:eastAsia="Times New Roman" w:hAnsiTheme="majorBidi" w:cstheme="majorBidi"/>
+          <w:kern w:val="0"/>
+          <w:lang w:eastAsia="en-GB"/>
+          <w14:ligatures w14:val="none"/>
+        </w:rPr>
+        <w:t>: Attempting to book a member into the same lesson twice.</w:t>
+      </w:r>
+    </w:p>
+    <w:p>
+      <w:pPr>
+        <w:pStyle w:val="ListParagraph"/>
+        <w:numPr>
+          <w:ilvl w:val="0"/>
+          <w:numId w:val="1"/>
+        </w:numPr>
+        <w:spacing w:before="100" w:beforeAutospacing="1" w:after="100" w:afterAutospacing="1" w:line="240" w:lineRule="auto"/>
+        <w:rPr>
+          <w:rFonts w:asciiTheme="majorBidi" w:eastAsia="Times New Roman" w:hAnsiTheme="majorBidi" w:cstheme="majorBidi"/>
+          <w:kern w:val="0"/>
+          <w:lang w:eastAsia="en-GB"/>
+          <w14:ligatures w14:val="none"/>
+        </w:rPr>
+      </w:pPr>
+      <w:r>
+        <w:rPr>
+          <w:rFonts w:asciiTheme="majorBidi" w:eastAsia="Times New Roman" w:hAnsiTheme="majorBidi" w:cstheme="majorBidi"/>
+          <w:b/>
+          <w:bCs/>
+          <w:kern w:val="0"/>
+          <w:lang w:eastAsia="en-GB"/>
+          <w14:ligatures w14:val="none"/>
+        </w:rPr>
+        <w:t>Boundary Rating</w:t>
+      </w:r>
+      <w:r>
+        <w:rPr>
+          <w:rFonts w:asciiTheme="majorBidi" w:eastAsia="Times New Roman" w:hAnsiTheme="majorBidi" w:cstheme="majorBidi"/>
+          <w:kern w:val="0"/>
+          <w:lang w:eastAsia="en-GB"/>
+          <w14:ligatures w14:val="none"/>
+        </w:rPr>
+        <w:t>: Testing that the system rejects a rating of 6.</w:t>
+      </w:r>
+    </w:p>
+    <w:p>
+      <w:pPr>
+        <w:pStyle w:val="ListParagraph"/>
+        <w:numPr>
+          <w:ilvl w:val="0"/>
+          <w:numId w:val="1"/>
+        </w:numPr>
+        <w:spacing w:before="100" w:beforeAutospacing="1" w:after="100" w:afterAutospacing="1" w:line="240" w:lineRule="auto"/>
+        <w:rPr>
+          <w:rFonts w:asciiTheme="majorBidi" w:eastAsia="Times New Roman" w:hAnsiTheme="majorBidi" w:cstheme="majorBidi"/>
+          <w:kern w:val="0"/>
+          <w:lang w:eastAsia="en-GB"/>
+          <w14:ligatures w14:val="none"/>
+        </w:rPr>
+      </w:pPr>
+      <w:r>
+        <w:rPr>
+          <w:rFonts w:asciiTheme="majorBidi" w:eastAsia="Times New Roman" w:hAnsiTheme="majorBidi" w:cstheme="majorBidi"/>
+          <w:b/>
+          <w:bCs/>
+          <w:kern w:val="0"/>
+          <w:lang w:eastAsia="en-GB"/>
+          <w14:ligatures w14:val="none"/>
+        </w:rPr>
+        <w:t>Cancellation Logic</w:t>
+      </w:r>
+      <w:r>
+        <w:rPr>
+          <w:rFonts w:asciiTheme="majorBidi" w:eastAsia="Times New Roman" w:hAnsiTheme="majorBidi" w:cstheme="majorBidi"/>
+          <w:kern w:val="0"/>
+          <w:lang w:eastAsia="en-GB"/>
+          <w14:ligatures w14:val="none"/>
+        </w:rPr>
+        <w:t>: Verifying that a cancelled booking successfully increments the available capacity of a lesson.</w:t>
+      </w:r>
+    </w:p>
+    <w:p>
+      <w:pPr>
+        <w:pStyle w:val="ListParagraph"/>
+        <w:numPr>
+          <w:ilvl w:val="0"/>
+          <w:numId w:val="1"/>
+        </w:numPr>
+        <w:spacing w:before="100" w:beforeAutospacing="1" w:after="100" w:afterAutospacing="1" w:line="240" w:lineRule="auto"/>
+        <w:rPr>
+          <w:rFonts w:asciiTheme="majorBidi" w:eastAsia="Times New Roman" w:hAnsiTheme="majorBidi" w:cstheme="majorBidi"/>
+          <w:kern w:val="0"/>
+          <w:lang w:eastAsia="en-GB"/>
+          <w14:ligatures w14:val="none"/>
+        </w:rPr>
+      </w:pPr>
+      <w:r>
+        <w:rPr>
+          <w:rFonts w:asciiTheme="majorBidi" w:eastAsia="Times New Roman" w:hAnsiTheme="majorBidi" w:cstheme="majorBidi"/>
+          <w:b/>
+          <w:bCs/>
+          <w:kern w:val="0"/>
+          <w:lang w:eastAsia="en-GB"/>
+          <w14:ligatures w14:val="none"/>
+        </w:rPr>
+        <w:t>Income Math</w:t>
+      </w:r>
+      <w:r>
+        <w:rPr>
+          <w:rFonts w:asciiTheme="majorBidi" w:eastAsia="Times New Roman" w:hAnsiTheme="majorBidi" w:cstheme="majorBidi"/>
+          <w:kern w:val="0"/>
+          <w:lang w:eastAsia="en-GB"/>
+          <w14:ligatures w14:val="none"/>
+        </w:rPr>
+        <w:t>: Manually calculating a small batch of bookings to ensure the Champion Report's math logic matches the expected financial output.</w:t>
+      </w:r>
+    </w:p>
+    <w:p>
+      <w:pPr>
+        <w:pStyle w:val="Heading2"/>
+        <w:keepNext w:val="0"/>
+        <w:keepLines w:val="0"/>
+        <w:pBdr>
+          <w:top w:val="none" w:sz="0" w:space="0" w:color="1F1F1F"/>
+          <w:left w:val="none" w:sz="0" w:space="0" w:color="1F1F1F"/>
+          <w:bottom w:val="none" w:sz="0" w:space="0" w:color="1F1F1F"/>
+          <w:right w:val="none" w:sz="0" w:space="0" w:color="1F1F1F"/>
+        </w:pBdr>
+        <w:spacing w:before="0" w:after="160" w:line="23" w:lineRule="atLeast"/>
+        <w:rPr>
+          <w:rFonts w:asciiTheme="majorBidi" w:eastAsia="sans-serif" w:hAnsiTheme="majorBidi"/>
+          <w:color w:val="1F1F1F"/>
+        </w:rPr>
+      </w:pPr>
+      <w:r>
+        <w:rPr>
+          <w:rFonts w:asciiTheme="majorBidi" w:eastAsia="sans-serif" w:hAnsiTheme="majorBidi"/>
+          <w:b/>
+          <w:bCs/>
+          <w:color w:val="1F1F1F"/>
+          <w:bdr w:val="none" w:sz="0" w:space="0" w:color="1F1F1F"/>
+        </w:rPr>
+        <w:t>7. Assumptions</w:t>
+      </w:r>
+    </w:p>
+    <w:p>
+      <w:pPr>
+        <w:pStyle w:val="ListParagraph"/>
+        <w:numPr>
+          <w:ilvl w:val="0"/>
+          <w:numId w:val="1"/>
+        </w:numPr>
+        <w:spacing w:before="100" w:beforeAutospacing="1" w:after="100" w:afterAutospacing="1" w:line="240" w:lineRule="auto"/>
+        <w:rPr>
+          <w:rFonts w:asciiTheme="majorBidi" w:eastAsia="Times New Roman" w:hAnsiTheme="majorBidi" w:cstheme="majorBidi"/>
+          <w:kern w:val="0"/>
+          <w:lang w:eastAsia="en-GB"/>
+          <w14:ligatures w14:val="none"/>
+        </w:rPr>
+      </w:pPr>
+      <w:r>
+        <w:rPr>
+          <w:rFonts w:asciiTheme="majorBidi" w:eastAsia="Times New Roman" w:hAnsiTheme="majorBidi" w:cstheme="majorBidi"/>
+          <w:b/>
+          <w:bCs/>
+          <w:kern w:val="0"/>
+          <w:lang w:eastAsia="en-GB"/>
+          <w14:ligatures w14:val="none"/>
+        </w:rPr>
+        <w:t>No Persistence</w:t>
+      </w:r>
+      <w:r>
+        <w:rPr>
+          <w:rFonts w:asciiTheme="majorBidi" w:eastAsia="Times New Roman" w:hAnsiTheme="majorBidi" w:cstheme="majorBidi"/>
+          <w:kern w:val="0"/>
+          <w:lang w:eastAsia="en-GB"/>
+          <w14:ligatures w14:val="none"/>
+        </w:rPr>
+        <w:t>: It is assumed the system starts fresh every time it is opened.</w:t>
+      </w:r>
+    </w:p>
+    <w:p>
+      <w:pPr>
+        <w:pStyle w:val="ListParagraph"/>
+        <w:numPr>
+          <w:ilvl w:val="0"/>
+          <w:numId w:val="1"/>
+        </w:numPr>
+        <w:spacing w:before="100" w:beforeAutospacing="1" w:after="100" w:afterAutospacing="1" w:line="240" w:lineRule="auto"/>
+        <w:rPr>
+          <w:rFonts w:asciiTheme="majorBidi" w:eastAsia="Times New Roman" w:hAnsiTheme="majorBidi" w:cstheme="majorBidi"/>
+          <w:kern w:val="0"/>
+          <w:lang w:eastAsia="en-GB"/>
+          <w14:ligatures w14:val="none"/>
+        </w:rPr>
+      </w:pPr>
+      <w:r>
+        <w:rPr>
+          <w:rFonts w:asciiTheme="majorBidi" w:eastAsia="Times New Roman" w:hAnsiTheme="majorBidi" w:cstheme="majorBidi"/>
+          <w:b/>
+          <w:bCs/>
+          <w:kern w:val="0"/>
+          <w:lang w:eastAsia="en-GB"/>
+          <w14:ligatures w14:val="none"/>
+        </w:rPr>
+        <w:t>Member ID</w:t>
+      </w:r>
+      <w:r>
+        <w:rPr>
+          <w:rFonts w:asciiTheme="majorBidi" w:eastAsia="Times New Roman" w:hAnsiTheme="majorBidi" w:cstheme="majorBidi"/>
+          <w:kern w:val="0"/>
+          <w:lang w:eastAsia="en-GB"/>
+          <w14:ligatures w14:val="none"/>
+        </w:rPr>
+        <w:t>: It is assumed that members know their ID (M01-M10) to access the booking features.</w:t>
+      </w:r>
+    </w:p>
+    <w:p>
+      <w:pPr>
+        <w:pStyle w:val="ListParagraph"/>
+        <w:numPr>
+          <w:ilvl w:val="0"/>
+          <w:numId w:val="1"/>
+        </w:numPr>
+        <w:spacing w:before="100" w:beforeAutospacing="1" w:after="100" w:afterAutospacing="1" w:line="240" w:lineRule="auto"/>
+        <w:rPr>
+          <w:rFonts w:asciiTheme="majorBidi" w:eastAsia="Times New Roman" w:hAnsiTheme="majorBidi" w:cstheme="majorBidi"/>
+          <w:kern w:val="0"/>
+          <w:lang w:eastAsia="en-GB"/>
+          <w14:ligatures w14:val="none"/>
+        </w:rPr>
+      </w:pPr>
+      <w:r>
+        <w:rPr>
+          <w:rFonts w:asciiTheme="majorBidi" w:eastAsia="Times New Roman" w:hAnsiTheme="majorBidi" w:cstheme="majorBidi"/>
+          <w:b/>
+          <w:bCs/>
+          <w:kern w:val="0"/>
+          <w:lang w:eastAsia="en-GB"/>
+          <w14:ligatures w14:val="none"/>
+        </w:rPr>
+        <w:t>Logical Time</w:t>
+      </w:r>
+      <w:r>
+        <w:rPr>
+          <w:rFonts w:asciiTheme="majorBidi" w:eastAsia="Times New Roman" w:hAnsiTheme="majorBidi" w:cstheme="majorBidi"/>
+          <w:kern w:val="0"/>
+          <w:lang w:eastAsia="en-GB"/>
+          <w14:ligatures w14:val="none"/>
+        </w:rPr>
+        <w:t>: Since "real time" is not required, the system assumes that "Week 1" happens before "Week 2" purely by user selection sequence.</w:t>
+      </w:r>
+    </w:p>
+    <w:p>
+      <w:pPr>
+        <w:pBdr>
+          <w:top w:val="none" w:sz="0" w:space="0" w:color="1F1F1F"/>
+          <w:left w:val="none" w:sz="0" w:space="0" w:color="1F1F1F"/>
+          <w:bottom w:val="none" w:sz="0" w:space="0" w:color="1F1F1F"/>
+          <w:right w:val="none" w:sz="0" w:space="0" w:color="1F1F1F"/>
+        </w:pBdr>
+        <w:spacing w:line="23" w:lineRule="atLeast"/>
+        <w:rPr>
+          <w:rFonts w:asciiTheme="majorBidi" w:eastAsia="sans-serif" w:hAnsiTheme="majorBidi" w:cstheme="majorBidi"/>
+          <w:color w:val="1F1F1F"/>
+        </w:rPr>
+      </w:pPr>
+    </w:p>
+    <w:p>
+      <w:pPr>
+        <w:spacing w:line="23" w:lineRule="atLeast"/>
+        <w:rPr>
+          <w:rFonts w:asciiTheme="majorBidi" w:eastAsia="sans-serif" w:hAnsiTheme="majorBidi" w:cstheme="majorBidi"/>
+          <w:color w:val="808080"/>
+        </w:rPr>
+      </w:pPr>
+    </w:p>
+    <w:p>
+      <w:pPr>
+        <w:pStyle w:val="Heading2"/>
+        <w:keepNext w:val="0"/>
+        <w:keepLines w:val="0"/>
+        <w:pBdr>
+          <w:top w:val="none" w:sz="0" w:space="0" w:color="1F1F1F"/>
+          <w:left w:val="none" w:sz="0" w:space="0" w:color="1F1F1F"/>
+          <w:bottom w:val="none" w:sz="0" w:space="0" w:color="1F1F1F"/>
+          <w:right w:val="none" w:sz="0" w:space="0" w:color="1F1F1F"/>
+        </w:pBdr>
+        <w:spacing w:before="0" w:after="160" w:line="23" w:lineRule="atLeast"/>
+        <w:rPr>
+          <w:rFonts w:asciiTheme="majorBidi" w:eastAsia="sans-serif" w:hAnsiTheme="majorBidi"/>
+          <w:color w:val="1F1F1F"/>
+        </w:rPr>
+      </w:pPr>
+      <w:r>
+        <w:rPr>
+          <w:rFonts w:asciiTheme="majorBidi" w:eastAsia="sans-serif" w:hAnsiTheme="majorBidi"/>
+          <w:b/>
+          <w:bCs/>
+          <w:color w:val="1F1F1F"/>
+          <w:bdr w:val="none" w:sz="0" w:space="0" w:color="1F1F1F"/>
+        </w:rPr>
+        <w:t>8. UML Class Diagram</w:t>
+      </w:r>
+      <w:r>
+        <w:rPr>
+          <w:rFonts w:asciiTheme="majorBidi" w:eastAsia="sans-serif" w:hAnsiTheme="majorBidi"/>
+          <w:b/>
+          <w:bCs/>
+          <w:color w:val="1F1F1F"/>
+          <w:bdr w:val="none" w:sz="0" w:space="0" w:color="1F1F1F"/>
+        </w:rPr>
+        <w:br/>
+      </w:r>
+    </w:p>
+    <w:p>
+      <w:pPr>
+        <w:spacing w:line="23" w:lineRule="atLeast"/>
+        <w:rPr>
+          <w:rFonts w:asciiTheme="majorBidi" w:eastAsia="sans-serif" w:hAnsiTheme="majorBidi" w:cstheme="majorBidi"/>
+          <w:color w:val="808080"/>
+        </w:rPr>
+      </w:pPr>
+    </w:p>
+    <w:p>
+      <w:pPr>
+        <w:pStyle w:val="Heading2"/>
+        <w:keepNext w:val="0"/>
+        <w:keepLines w:val="0"/>
+        <w:pBdr>
+          <w:top w:val="none" w:sz="0" w:space="0" w:color="1F1F1F"/>
+          <w:left w:val="none" w:sz="0" w:space="0" w:color="1F1F1F"/>
+          <w:bottom w:val="none" w:sz="0" w:space="0" w:color="1F1F1F"/>
+          <w:right w:val="none" w:sz="0" w:space="0" w:color="1F1F1F"/>
+        </w:pBdr>
+        <w:spacing w:before="0" w:after="160" w:line="23" w:lineRule="atLeast"/>
+        <w:rPr>
+          <w:rFonts w:asciiTheme="majorBidi" w:eastAsia="sans-serif" w:hAnsiTheme="majorBidi"/>
+          <w:color w:val="1F1F1F"/>
+        </w:rPr>
+      </w:pPr>
+      <w:r>
+        <w:rPr>
+          <w:rFonts w:asciiTheme="majorBidi" w:eastAsia="sans-serif" w:hAnsiTheme="majorBidi"/>
+          <w:b/>
+          <w:bCs/>
+          <w:color w:val="1F1F1F"/>
+          <w:bdr w:val="none" w:sz="0" w:space="0" w:color="1F1F1F"/>
+        </w:rPr>
+        <w:t>9. Version Control (Git) Snapshots</w:t>
+      </w:r>
+    </w:p>
+    <w:p>
+      <w:pPr>
+        <w:pStyle w:val="NormalWeb"/>
+        <w:pBdr>
+          <w:top w:val="none" w:sz="0" w:space="0" w:color="1F1F1F"/>
+          <w:left w:val="none" w:sz="0" w:space="0" w:color="1F1F1F"/>
+          <w:bottom w:val="none" w:sz="0" w:space="0" w:color="1F1F1F"/>
+          <w:right w:val="none" w:sz="0" w:space="0" w:color="1F1F1F"/>
+        </w:pBdr>
+        <w:spacing w:beforeAutospacing="0" w:after="200" w:afterAutospacing="0" w:line="23" w:lineRule="atLeast"/>
+        <w:rPr>
+          <w:rFonts w:asciiTheme="majorBidi" w:eastAsia="sans-serif" w:hAnsiTheme="majorBidi" w:cstheme="majorBidi"/>
+          <w:color w:val="1F1F1F"/>
+          <w:bdr w:val="none" w:sz="0" w:space="0" w:color="1F1F1F"/>
+        </w:rPr>
+      </w:pPr>
+      <w:r>
+        <w:rPr>
+          <w:rFonts w:asciiTheme="majorBidi" w:eastAsia="sans-serif" w:hAnsiTheme="majorBidi" w:cstheme="majorBidi"/>
+          <w:color w:val="1F1F1F"/>
+          <w:bdr w:val="none" w:sz="0" w:space="0" w:color="1F1F1F"/>
+        </w:rPr>
+        <w:t>(Note: Please insert screenshots of your Git commit history here to show the progression of your code from initialization to final testing.</w:t>
+      </w:r>
+    </w:p>
+    <w:p>
+      <w:pPr>
+        <w:pStyle w:val="NormalWeb"/>
+        <w:pBdr>
+          <w:top w:val="none" w:sz="0" w:space="0" w:color="1F1F1F"/>
+          <w:left w:val="none" w:sz="0" w:space="0" w:color="1F1F1F"/>
+          <w:bottom w:val="none" w:sz="0" w:space="0" w:color="1F1F1F"/>
+          <w:right w:val="none" w:sz="0" w:space="0" w:color="1F1F1F"/>
+        </w:pBdr>
+        <w:tabs>
+          <w:tab w:val="left" w:pos="1533"/>
+        </w:tabs>
+        <w:spacing w:beforeAutospacing="0" w:after="200" w:afterAutospacing="0" w:line="23" w:lineRule="atLeast"/>
+        <w:rPr>
+          <w:rFonts w:asciiTheme="majorBidi" w:eastAsia="sans-serif" w:hAnsiTheme="majorBidi" w:cstheme="majorBidi"/>
+          <w:color w:val="1F1F1F"/>
+          <w:bdr w:val="none" w:sz="0" w:space="0" w:color="1F1F1F"/>
+        </w:rPr>
+      </w:pPr>
+      <w:r>
+        <w:rPr>
+          <w:rFonts w:asciiTheme="majorBidi" w:eastAsia="sans-serif" w:hAnsiTheme="majorBidi" w:cstheme="majorBidi"/>
+          <w:color w:val="1F1F1F"/>
+          <w:bdr w:val="none" w:sz="0" w:space="0" w:color="1F1F1F"/>
+        </w:rPr>
+        <w:tab/>
+      </w:r>
+    </w:p>
+    <w:p>
+      <w:pPr>
+        <w:pStyle w:val="NormalWeb"/>
+        <w:shd w:val="clear" w:color="auto" w:fill="FFFFFF"/>
+        <w:rPr>
+          <w:rFonts w:ascii="Segoe UI" w:eastAsia="Times New Roman" w:hAnsi="Segoe UI" w:cs="Segoe UI"/>
+          <w:color w:val="2B2D38"/>
+          <w:sz w:val="23"/>
+          <w:szCs w:val="23"/>
+          <w:lang w:val="en-GB" w:eastAsia="en-GB"/>
+        </w:rPr>
+      </w:pPr>
+      <w:proofErr w:type="gramStart"/>
+      <w:r>
+        <w:rPr>
+          <w:rFonts w:asciiTheme="majorBidi" w:eastAsia="sans-serif" w:hAnsiTheme="majorBidi" w:cstheme="majorBidi"/>
+          <w:color w:val="1F1F1F"/>
+          <w:bdr w:val="none" w:sz="0" w:space="0" w:color="1F1F1F"/>
+        </w:rPr>
+        <w:t>Conclusion :</w:t>
+      </w:r>
+      <w:proofErr w:type="gramEnd"/>
+      <w:r>
+        <w:rPr>
+          <w:rFonts w:asciiTheme="majorBidi" w:eastAsia="sans-serif" w:hAnsiTheme="majorBidi" w:cstheme="majorBidi"/>
+          <w:color w:val="1F1F1F"/>
+          <w:bdr w:val="none" w:sz="0" w:space="0" w:color="1F1F1F"/>
+        </w:rPr>
+        <w:br/>
+      </w:r>
+      <w:r>
+        <w:rPr>
+          <w:rFonts w:asciiTheme="majorBidi" w:eastAsia="sans-serif" w:hAnsiTheme="majorBidi" w:cstheme="majorBidi"/>
+          <w:color w:val="1F1F1F"/>
+          <w:bdr w:val="none" w:sz="0" w:space="0" w:color="1F1F1F"/>
+        </w:rPr>
+        <w:br/>
+      </w:r>
+      <w:r>
+        <w:rPr>
+          <w:rFonts w:ascii="Segoe UI" w:eastAsia="Times New Roman" w:hAnsi="Segoe UI" w:cs="Segoe UI"/>
+          <w:color w:val="2B2D38"/>
+          <w:sz w:val="23"/>
+          <w:szCs w:val="23"/>
+          <w:lang w:val="en-GB" w:eastAsia="en-GB"/>
+        </w:rPr>
+        <w:t xml:space="preserve">the </w:t>
+      </w:r>
+      <w:proofErr w:type="spellStart"/>
+      <w:r>
+        <w:rPr>
+          <w:rFonts w:ascii="Segoe UI" w:eastAsia="Times New Roman" w:hAnsi="Segoe UI" w:cs="Segoe UI"/>
+          <w:color w:val="2B2D38"/>
+          <w:sz w:val="23"/>
+          <w:szCs w:val="23"/>
+          <w:lang w:val="en-GB" w:eastAsia="en-GB"/>
+        </w:rPr>
+        <w:t>Furzefield</w:t>
+      </w:r>
+      <w:proofErr w:type="spellEnd"/>
+      <w:r>
+        <w:rPr>
+          <w:rFonts w:ascii="Segoe UI" w:eastAsia="Times New Roman" w:hAnsi="Segoe UI" w:cs="Segoe UI"/>
+          <w:color w:val="2B2D38"/>
+          <w:sz w:val="23"/>
+          <w:szCs w:val="23"/>
+          <w:lang w:val="en-GB" w:eastAsia="en-GB"/>
+        </w:rPr>
+        <w:t xml:space="preserve"> Leisure Centre Booking System is a software solution. It helps manage gym bookings from start, to finish. This includes finding out about a gym session booking it attending it and then reviewing it. The system follows all the rules of the leisure centre.</w:t>
+      </w:r>
+    </w:p>
+    <w:p>
+      <w:pPr>
+        <w:shd w:val="clear" w:color="auto" w:fill="FFFFFF"/>
+        <w:spacing w:before="150" w:after="100" w:afterAutospacing="1" w:line="240" w:lineRule="auto"/>
+        <w:rPr>
+          <w:rFonts w:ascii="Segoe UI" w:eastAsia="Times New Roman" w:hAnsi="Segoe UI" w:cs="Segoe UI"/>
+          <w:color w:val="2B2D38"/>
+          <w:kern w:val="0"/>
+          <w:sz w:val="23"/>
+          <w:szCs w:val="23"/>
+          <w:lang w:eastAsia="en-GB"/>
+          <w14:ligatures w14:val="none"/>
+        </w:rPr>
+      </w:pPr>
+    </w:p>
+    <w:p>
+      <w:pPr>
+        <w:shd w:val="clear" w:color="auto" w:fill="FFFFFF"/>
+        <w:spacing w:before="150" w:after="100" w:afterAutospacing="1" w:line="240" w:lineRule="auto"/>
+        <w:rPr>
+          <w:rFonts w:ascii="Segoe UI" w:eastAsia="Times New Roman" w:hAnsi="Segoe UI" w:cs="Segoe UI"/>
+          <w:color w:val="2B2D38"/>
+          <w:kern w:val="0"/>
+          <w:sz w:val="23"/>
+          <w:szCs w:val="23"/>
+          <w:lang w:eastAsia="en-GB"/>
+          <w14:ligatures w14:val="none"/>
+        </w:rPr>
+      </w:pPr>
+      <w:r>
+        <w:rPr>
+          <w:rFonts w:ascii="Segoe UI" w:eastAsia="Times New Roman" w:hAnsi="Segoe UI" w:cs="Segoe UI"/>
+          <w:color w:val="2B2D38"/>
+          <w:kern w:val="0"/>
+          <w:sz w:val="23"/>
+          <w:szCs w:val="23"/>
+          <w:lang w:eastAsia="en-GB"/>
+          <w14:ligatures w14:val="none"/>
+        </w:rPr>
+        <w:lastRenderedPageBreak/>
+        <w:t>The project achieved some things:</w:t>
+      </w:r>
+    </w:p>
+    <w:p>
+      <w:pPr>
+        <w:shd w:val="clear" w:color="auto" w:fill="FFFFFF"/>
+        <w:spacing w:before="150" w:after="100" w:afterAutospacing="1" w:line="240" w:lineRule="auto"/>
+        <w:rPr>
+          <w:rFonts w:ascii="Segoe UI" w:eastAsia="Times New Roman" w:hAnsi="Segoe UI" w:cs="Segoe UI"/>
+          <w:color w:val="2B2D38"/>
+          <w:kern w:val="0"/>
+          <w:sz w:val="23"/>
+          <w:szCs w:val="23"/>
+          <w:lang w:eastAsia="en-GB"/>
+          <w14:ligatures w14:val="none"/>
+        </w:rPr>
+      </w:pPr>
+      <w:r>
+        <w:rPr>
+          <w:rFonts w:ascii="Segoe UI" w:eastAsia="Times New Roman" w:hAnsi="Segoe UI" w:cs="Segoe UI"/>
+          <w:color w:val="2B2D38"/>
+          <w:kern w:val="0"/>
+          <w:sz w:val="23"/>
+          <w:szCs w:val="23"/>
+          <w:lang w:eastAsia="en-GB"/>
+          <w14:ligatures w14:val="none"/>
+        </w:rPr>
+        <w:t>It was designed to be strong. It uses design principles to keep data safe across many lessons and member profiles. It does not need a database.</w:t>
+      </w:r>
+    </w:p>
+    <w:p>
+      <w:pPr>
+        <w:pStyle w:val="ListParagraph"/>
+        <w:numPr>
+          <w:ilvl w:val="0"/>
+          <w:numId w:val="15"/>
+        </w:numPr>
+        <w:shd w:val="clear" w:color="auto" w:fill="FFFFFF"/>
+        <w:spacing w:before="150" w:after="100" w:afterAutospacing="1" w:line="240" w:lineRule="auto"/>
+        <w:rPr>
+          <w:rFonts w:ascii="Segoe UI" w:eastAsia="Times New Roman" w:hAnsi="Segoe UI" w:cs="Segoe UI"/>
+          <w:color w:val="2B2D38"/>
+          <w:kern w:val="0"/>
+          <w:sz w:val="23"/>
+          <w:szCs w:val="23"/>
+          <w:lang w:eastAsia="en-GB"/>
+          <w14:ligatures w14:val="none"/>
+        </w:rPr>
+      </w:pPr>
+      <w:r>
+        <w:rPr>
+          <w:rFonts w:ascii="Segoe UI" w:eastAsia="Times New Roman" w:hAnsi="Segoe UI" w:cs="Segoe UI"/>
+          <w:color w:val="2B2D38"/>
+          <w:kern w:val="0"/>
+          <w:sz w:val="23"/>
+          <w:szCs w:val="23"/>
+          <w:lang w:eastAsia="en-GB"/>
+          <w14:ligatures w14:val="none"/>
+        </w:rPr>
+        <w:t xml:space="preserve">The system automatically enforces rules. For </w:t>
+      </w:r>
+      <w:proofErr w:type="gramStart"/>
+      <w:r>
+        <w:rPr>
+          <w:rFonts w:ascii="Segoe UI" w:eastAsia="Times New Roman" w:hAnsi="Segoe UI" w:cs="Segoe UI"/>
+          <w:color w:val="2B2D38"/>
+          <w:kern w:val="0"/>
+          <w:sz w:val="23"/>
+          <w:szCs w:val="23"/>
+          <w:lang w:eastAsia="en-GB"/>
+          <w14:ligatures w14:val="none"/>
+        </w:rPr>
+        <w:t>example</w:t>
+      </w:r>
+      <w:proofErr w:type="gramEnd"/>
+      <w:r>
+        <w:rPr>
+          <w:rFonts w:ascii="Segoe UI" w:eastAsia="Times New Roman" w:hAnsi="Segoe UI" w:cs="Segoe UI"/>
+          <w:color w:val="2B2D38"/>
+          <w:kern w:val="0"/>
+          <w:sz w:val="23"/>
+          <w:szCs w:val="23"/>
+          <w:lang w:eastAsia="en-GB"/>
+          <w14:ligatures w14:val="none"/>
+        </w:rPr>
+        <w:t xml:space="preserve"> four people can book a session at a time. It also stops people from booking the session twice. This reduces mistakes.</w:t>
+      </w:r>
+    </w:p>
+    <w:p>
+      <w:pPr>
+        <w:pStyle w:val="ListParagraph"/>
+        <w:numPr>
+          <w:ilvl w:val="0"/>
+          <w:numId w:val="15"/>
+        </w:numPr>
+        <w:shd w:val="clear" w:color="auto" w:fill="FFFFFF"/>
+        <w:spacing w:before="150" w:after="100" w:afterAutospacing="1" w:line="240" w:lineRule="auto"/>
+        <w:rPr>
+          <w:rFonts w:ascii="Segoe UI" w:eastAsia="Times New Roman" w:hAnsi="Segoe UI" w:cs="Segoe UI"/>
+          <w:color w:val="2B2D38"/>
+          <w:kern w:val="0"/>
+          <w:sz w:val="23"/>
+          <w:szCs w:val="23"/>
+          <w:lang w:eastAsia="en-GB"/>
+          <w14:ligatures w14:val="none"/>
+        </w:rPr>
+      </w:pPr>
+      <w:r>
+        <w:rPr>
+          <w:rFonts w:ascii="Segoe UI" w:eastAsia="Times New Roman" w:hAnsi="Segoe UI" w:cs="Segoe UI"/>
+          <w:color w:val="2B2D38"/>
+          <w:kern w:val="0"/>
+          <w:sz w:val="23"/>
+          <w:szCs w:val="23"/>
+          <w:lang w:eastAsia="en-GB"/>
+          <w14:ligatures w14:val="none"/>
+        </w:rPr>
+        <w:t>The system gives information to managers. It turns booking data into reports. These reports cover lessons and champions each month. They help the leisure centre make decisions.</w:t>
+      </w:r>
+    </w:p>
+    <w:p>
+      <w:pPr>
+        <w:pStyle w:val="ListParagraph"/>
+        <w:numPr>
+          <w:ilvl w:val="0"/>
+          <w:numId w:val="15"/>
+        </w:numPr>
+        <w:shd w:val="clear" w:color="auto" w:fill="FFFFFF"/>
+        <w:spacing w:before="150" w:after="100" w:afterAutospacing="1" w:line="240" w:lineRule="auto"/>
+        <w:rPr>
+          <w:rFonts w:ascii="Segoe UI" w:eastAsia="Times New Roman" w:hAnsi="Segoe UI" w:cs="Segoe UI"/>
+          <w:color w:val="2B2D38"/>
+          <w:kern w:val="0"/>
+          <w:sz w:val="23"/>
+          <w:szCs w:val="23"/>
+          <w:lang w:eastAsia="en-GB"/>
+          <w14:ligatures w14:val="none"/>
+        </w:rPr>
+      </w:pPr>
+      <w:r>
+        <w:rPr>
+          <w:rFonts w:ascii="Segoe UI" w:eastAsia="Times New Roman" w:hAnsi="Segoe UI" w:cs="Segoe UI"/>
+          <w:color w:val="2B2D38"/>
+          <w:kern w:val="0"/>
+          <w:sz w:val="23"/>
+          <w:szCs w:val="23"/>
+          <w:lang w:eastAsia="en-GB"/>
+          <w14:ligatures w14:val="none"/>
+        </w:rPr>
+        <w:t>The system was tested thoroughly. It uses a testing tool to ensure it works well. This meets the standards of professional software engineering.</w:t>
+      </w:r>
+    </w:p>
+    <w:p>
+      <w:pPr>
+        <w:pStyle w:val="ListParagraph"/>
+        <w:numPr>
+          <w:ilvl w:val="0"/>
+          <w:numId w:val="15"/>
+        </w:numPr>
+        <w:shd w:val="clear" w:color="auto" w:fill="FFFFFF"/>
+        <w:spacing w:before="150" w:after="100" w:afterAutospacing="1" w:line="240" w:lineRule="auto"/>
+        <w:rPr>
+          <w:rFonts w:ascii="Segoe UI" w:eastAsia="Times New Roman" w:hAnsi="Segoe UI" w:cs="Segoe UI"/>
+          <w:color w:val="2B2D38"/>
+          <w:kern w:val="0"/>
+          <w:sz w:val="23"/>
+          <w:szCs w:val="23"/>
+          <w:lang w:eastAsia="en-GB"/>
+          <w14:ligatures w14:val="none"/>
+        </w:rPr>
+      </w:pPr>
+      <w:r>
+        <w:rPr>
+          <w:rFonts w:ascii="Segoe UI" w:eastAsia="Times New Roman" w:hAnsi="Segoe UI" w:cs="Segoe UI"/>
+          <w:color w:val="2B2D38"/>
+          <w:kern w:val="0"/>
+          <w:sz w:val="23"/>
+          <w:szCs w:val="23"/>
+          <w:lang w:eastAsia="en-GB"/>
+          <w14:ligatures w14:val="none"/>
+        </w:rPr>
+        <w:t xml:space="preserve">The </w:t>
+      </w:r>
+      <w:proofErr w:type="spellStart"/>
+      <w:r>
+        <w:rPr>
+          <w:rFonts w:ascii="Segoe UI" w:eastAsia="Times New Roman" w:hAnsi="Segoe UI" w:cs="Segoe UI"/>
+          <w:color w:val="2B2D38"/>
+          <w:kern w:val="0"/>
+          <w:sz w:val="23"/>
+          <w:szCs w:val="23"/>
+          <w:lang w:eastAsia="en-GB"/>
+          <w14:ligatures w14:val="none"/>
+        </w:rPr>
+        <w:t>Furzefield</w:t>
+      </w:r>
+      <w:proofErr w:type="spellEnd"/>
+      <w:r>
+        <w:rPr>
+          <w:rFonts w:ascii="Segoe UI" w:eastAsia="Times New Roman" w:hAnsi="Segoe UI" w:cs="Segoe UI"/>
+          <w:color w:val="2B2D38"/>
+          <w:kern w:val="0"/>
+          <w:sz w:val="23"/>
+          <w:szCs w:val="23"/>
+          <w:lang w:eastAsia="en-GB"/>
+          <w14:ligatures w14:val="none"/>
+        </w:rPr>
+        <w:t xml:space="preserve"> Leisure Centre Booking System helps the leisure centre run smoothly. It manages bookings. Gives useful information. The system is reliable and safe.</w:t>
+      </w:r>
+    </w:p>
+    <w:p>
+      <w:pPr>
+        <w:pStyle w:val="NormalWeb"/>
+        <w:pBdr>
+          <w:top w:val="none" w:sz="0" w:space="0" w:color="1F1F1F"/>
+          <w:left w:val="none" w:sz="0" w:space="0" w:color="1F1F1F"/>
+          <w:bottom w:val="none" w:sz="0" w:space="0" w:color="1F1F1F"/>
+          <w:right w:val="none" w:sz="0" w:space="0" w:color="1F1F1F"/>
+        </w:pBdr>
+        <w:spacing w:beforeAutospacing="0" w:after="200" w:afterAutospacing="0" w:line="23" w:lineRule="atLeast"/>
+        <w:rPr>
+          <w:rFonts w:asciiTheme="majorBidi" w:eastAsia="sans-serif" w:hAnsiTheme="majorBidi" w:cstheme="majorBidi"/>
+          <w:color w:val="1F1F1F"/>
+          <w:bdr w:val="none" w:sz="0" w:space="0" w:color="1F1F1F"/>
+        </w:rPr>
+      </w:pPr>
+    </w:p>
+    <w:p>
+      <w:pPr>
+        <w:spacing w:line="23" w:lineRule="atLeast"/>
+        <w:rPr>
+          <w:rFonts w:asciiTheme="majorBidi" w:eastAsia="sans-serif" w:hAnsiTheme="majorBidi" w:cstheme="majorBidi"/>
+          <w:color w:val="808080"/>
+        </w:rPr>
+      </w:pPr>
     </w:p>
     <w:p>
       <w:pPr>
@@ -4692,7 +5569,7 @@
   <w:abstractNum w:abstractNumId="9" w15:restartNumberingAfterBreak="0">
     <w:nsid w:val="394663AF"/>
     <w:multiLevelType w:val="hybridMultilevel"/>
-    <w:tmpl w:val="EA50ACFA"/>
+    <w:tmpl w:val="1020D8CE"/>
     <w:lvl w:ilvl="0" w:tplc="08090001">
       <w:start w:val="1"/>
       <w:numFmt w:val="bullet"/>

--- a/Project Report.docx
+++ b/Project Report.docx
@@ -216,6 +216,13 @@
           <w:color w:val="1F1F1F"/>
         </w:rPr>
         <w:t xml:space="preserve"> 24128953</w:t>
+      </w:r>
+      <w:r>
+        <w:rPr>
+          <w:rFonts w:asciiTheme="majorBidi" w:eastAsia="sans-serif" w:hAnsiTheme="majorBidi" w:cstheme="majorBidi"/>
+          <w:color w:val="1F1F1F"/>
+        </w:rPr>
+        <w:t>.</w:t>
       </w:r>
     </w:p>
     <w:p>

--- a/Project Report.docx
+++ b/Project Report.docx
@@ -17,7 +17,7 @@
         <w:jc w:val="center"/>
         <w:rPr>
           <w:rFonts w:asciiTheme="majorBidi" w:eastAsia="sans-serif" w:hAnsiTheme="majorBidi"/>
-          <w:color w:val="1F1F1F"/>
+          <w:color w:val="000000" w:themeColor="text1"/>
         </w:rPr>
       </w:pPr>
       <w:r>
@@ -25,7 +25,7 @@
           <w:rFonts w:asciiTheme="majorBidi" w:eastAsia="sans-serif" w:hAnsiTheme="majorBidi"/>
           <w:b/>
           <w:bCs/>
-          <w:color w:val="1F1F1F"/>
+          <w:color w:val="000000" w:themeColor="text1"/>
           <w:bdr w:val="none" w:sz="0" w:space="0" w:color="1F1F1F"/>
         </w:rPr>
         <w:t>Coursework Report</w:t>
@@ -35,7 +35,7 @@
           <w:rFonts w:asciiTheme="majorBidi" w:eastAsia="sans-serif" w:hAnsiTheme="majorBidi"/>
           <w:b/>
           <w:bCs/>
-          <w:color w:val="1F1F1F"/>
+          <w:color w:val="000000" w:themeColor="text1"/>
           <w:bdr w:val="none" w:sz="0" w:space="0" w:color="1F1F1F"/>
         </w:rPr>
         <w:br/>
@@ -45,7 +45,7 @@
           <w:rFonts w:asciiTheme="majorBidi" w:eastAsia="sans-serif" w:hAnsiTheme="majorBidi"/>
           <w:b/>
           <w:bCs/>
-          <w:color w:val="1F1F1F"/>
+          <w:color w:val="000000" w:themeColor="text1"/>
           <w:bdr w:val="none" w:sz="0" w:space="0" w:color="1F1F1F"/>
         </w:rPr>
         <w:br/>
@@ -53,8 +53,10 @@
     </w:p>
     <w:p>
       <w:pPr>
-        <w:rPr>
-          <w:rFonts w:asciiTheme="majorBidi" w:hAnsiTheme="majorBidi" w:cstheme="majorBidi"/>
+        <w:jc w:val="center"/>
+        <w:rPr>
+          <w:rFonts w:asciiTheme="majorBidi" w:hAnsiTheme="majorBidi" w:cstheme="majorBidi"/>
+          <w:color w:val="000000" w:themeColor="text1"/>
         </w:rPr>
       </w:pPr>
     </w:p>
@@ -71,12 +73,47 @@
         <w:jc w:val="center"/>
         <w:rPr>
           <w:rFonts w:asciiTheme="majorBidi" w:eastAsia="sans-serif" w:hAnsiTheme="majorBidi" w:cstheme="majorBidi"/>
-          <w:b/>
-          <w:bCs/>
-          <w:color w:val="1F1F1F"/>
+          <w:color w:val="000000" w:themeColor="text1"/>
+        </w:rPr>
+      </w:pPr>
+      <w:r>
+        <w:rPr>
+          <w:rFonts w:asciiTheme="majorBidi" w:eastAsia="sans-serif" w:hAnsiTheme="majorBidi" w:cstheme="majorBidi"/>
+          <w:b/>
+          <w:bCs/>
+          <w:color w:val="000000" w:themeColor="text1"/>
+          <w:sz w:val="28"/>
+          <w:szCs w:val="28"/>
           <w:bdr w:val="none" w:sz="0" w:space="0" w:color="1F1F1F"/>
         </w:rPr>
-      </w:pPr>
+        <w:t>Module</w:t>
+      </w:r>
+      <w:r>
+        <w:rPr>
+          <w:rFonts w:asciiTheme="majorBidi" w:eastAsia="sans-serif" w:hAnsiTheme="majorBidi" w:cstheme="majorBidi"/>
+          <w:b/>
+          <w:bCs/>
+          <w:color w:val="000000" w:themeColor="text1"/>
+          <w:sz w:val="32"/>
+          <w:szCs w:val="32"/>
+          <w:bdr w:val="none" w:sz="0" w:space="0" w:color="1F1F1F"/>
+        </w:rPr>
+        <w:t>:</w:t>
+      </w:r>
+      <w:r>
+        <w:rPr>
+          <w:rFonts w:asciiTheme="majorBidi" w:eastAsia="sans-serif" w:hAnsiTheme="majorBidi" w:cstheme="majorBidi"/>
+          <w:color w:val="000000" w:themeColor="text1"/>
+        </w:rPr>
+        <w:t xml:space="preserve"> 7COM1025 – Programming for Software Engineer</w:t>
+      </w:r>
+      <w:r>
+        <w:rPr>
+          <w:rFonts w:asciiTheme="majorBidi" w:eastAsia="sans-serif" w:hAnsiTheme="majorBidi" w:cstheme="majorBidi"/>
+          <w:color w:val="000000" w:themeColor="text1"/>
+        </w:rPr>
+        <w:t>ing</w:t>
+      </w:r>
     </w:p>
     <w:p>
       <w:pPr>
@@ -91,32 +128,30 @@
         <w:jc w:val="center"/>
         <w:rPr>
           <w:rFonts w:asciiTheme="majorBidi" w:eastAsia="sans-serif" w:hAnsiTheme="majorBidi" w:cstheme="majorBidi"/>
-          <w:color w:val="1F1F1F"/>
-        </w:rPr>
-      </w:pPr>
-      <w:r>
-        <w:rPr>
-          <w:rFonts w:asciiTheme="majorBidi" w:eastAsia="sans-serif" w:hAnsiTheme="majorBidi" w:cstheme="majorBidi"/>
-          <w:b/>
-          <w:bCs/>
-          <w:color w:val="1F1F1F"/>
+          <w:b/>
+          <w:bCs/>
+          <w:color w:val="000000" w:themeColor="text1"/>
           <w:bdr w:val="none" w:sz="0" w:space="0" w:color="1F1F1F"/>
         </w:rPr>
-        <w:t>Module:</w:t>
-      </w:r>
-      <w:r>
-        <w:rPr>
-          <w:rFonts w:asciiTheme="majorBidi" w:eastAsia="sans-serif" w:hAnsiTheme="majorBidi" w:cstheme="majorBidi"/>
-          <w:color w:val="1F1F1F"/>
-        </w:rPr>
-        <w:t xml:space="preserve"> 7COM1025 – Programming for Software Engineer</w:t>
-      </w:r>
-      <w:r>
-        <w:rPr>
-          <w:rFonts w:asciiTheme="majorBidi" w:eastAsia="sans-serif" w:hAnsiTheme="majorBidi" w:cstheme="majorBidi"/>
-          <w:color w:val="1F1F1F"/>
-        </w:rPr>
-        <w:t>ing</w:t>
+      </w:pPr>
+      <w:r>
+        <w:rPr>
+          <w:rFonts w:asciiTheme="majorBidi" w:eastAsia="sans-serif" w:hAnsiTheme="majorBidi" w:cstheme="majorBidi"/>
+          <w:b/>
+          <w:bCs/>
+          <w:color w:val="000000" w:themeColor="text1"/>
+          <w:sz w:val="28"/>
+          <w:szCs w:val="28"/>
+          <w:bdr w:val="none" w:sz="0" w:space="0" w:color="1F1F1F"/>
+        </w:rPr>
+        <w:t>Project:</w:t>
+      </w:r>
+      <w:r>
+        <w:rPr>
+          <w:rFonts w:asciiTheme="majorBidi" w:eastAsia="sans-serif" w:hAnsiTheme="majorBidi" w:cstheme="majorBidi"/>
+          <w:color w:val="000000" w:themeColor="text1"/>
+        </w:rPr>
+        <w:t xml:space="preserve"> FLC Booking System Implementation</w:t>
       </w:r>
     </w:p>
     <w:p>
@@ -132,23 +167,37 @@
         <w:jc w:val="center"/>
         <w:rPr>
           <w:rFonts w:asciiTheme="majorBidi" w:eastAsia="sans-serif" w:hAnsiTheme="majorBidi" w:cstheme="majorBidi"/>
-          <w:color w:val="1F1F1F"/>
-        </w:rPr>
-      </w:pPr>
-      <w:r>
-        <w:rPr>
-          <w:rFonts w:asciiTheme="majorBidi" w:eastAsia="sans-serif" w:hAnsiTheme="majorBidi" w:cstheme="majorBidi"/>
-          <w:b/>
-          <w:bCs/>
-          <w:color w:val="1F1F1F"/>
+          <w:color w:val="000000" w:themeColor="text1"/>
+        </w:rPr>
+      </w:pPr>
+      <w:r>
+        <w:rPr>
+          <w:rFonts w:asciiTheme="majorBidi" w:eastAsia="sans-serif" w:hAnsiTheme="majorBidi" w:cstheme="majorBidi"/>
+          <w:b/>
+          <w:bCs/>
+          <w:color w:val="000000" w:themeColor="text1"/>
+          <w:sz w:val="28"/>
+          <w:szCs w:val="28"/>
           <w:bdr w:val="none" w:sz="0" w:space="0" w:color="1F1F1F"/>
         </w:rPr>
-        <w:t>Module Leader:</w:t>
-      </w:r>
-      <w:r>
-        <w:rPr>
-          <w:rFonts w:asciiTheme="majorBidi" w:eastAsia="sans-serif" w:hAnsiTheme="majorBidi" w:cstheme="majorBidi"/>
-          <w:color w:val="1F1F1F"/>
+        <w:t>Module Leader</w:t>
+      </w:r>
+      <w:r>
+        <w:rPr>
+          <w:rFonts w:asciiTheme="majorBidi" w:eastAsia="sans-serif" w:hAnsiTheme="majorBidi" w:cstheme="majorBidi"/>
+          <w:b/>
+          <w:bCs/>
+          <w:color w:val="000000" w:themeColor="text1"/>
+          <w:sz w:val="32"/>
+          <w:szCs w:val="32"/>
+          <w:bdr w:val="none" w:sz="0" w:space="0" w:color="1F1F1F"/>
+        </w:rPr>
+        <w:t>:</w:t>
+      </w:r>
+      <w:r>
+        <w:rPr>
+          <w:rFonts w:asciiTheme="majorBidi" w:eastAsia="sans-serif" w:hAnsiTheme="majorBidi" w:cstheme="majorBidi"/>
+          <w:color w:val="000000" w:themeColor="text1"/>
         </w:rPr>
         <w:t xml:space="preserve"> Hui Cheng</w:t>
       </w:r>
@@ -166,15 +215,17 @@
         <w:jc w:val="center"/>
         <w:rPr>
           <w:rFonts w:asciiTheme="majorBidi" w:eastAsia="sans-serif" w:hAnsiTheme="majorBidi" w:cstheme="majorBidi"/>
-          <w:color w:val="1F1F1F"/>
-        </w:rPr>
-      </w:pPr>
-      <w:r>
-        <w:rPr>
-          <w:rFonts w:asciiTheme="majorBidi" w:eastAsia="sans-serif" w:hAnsiTheme="majorBidi" w:cstheme="majorBidi"/>
-          <w:b/>
-          <w:bCs/>
-          <w:color w:val="1F1F1F"/>
+          <w:color w:val="000000" w:themeColor="text1"/>
+        </w:rPr>
+      </w:pPr>
+      <w:r>
+        <w:rPr>
+          <w:rFonts w:asciiTheme="majorBidi" w:eastAsia="sans-serif" w:hAnsiTheme="majorBidi" w:cstheme="majorBidi"/>
+          <w:b/>
+          <w:bCs/>
+          <w:color w:val="000000" w:themeColor="text1"/>
+          <w:sz w:val="28"/>
+          <w:szCs w:val="28"/>
           <w:bdr w:val="none" w:sz="0" w:space="0" w:color="1F1F1F"/>
         </w:rPr>
         <w:t>Student Name:</w:t>
@@ -182,21 +233,21 @@
       <w:r>
         <w:rPr>
           <w:rFonts w:asciiTheme="majorBidi" w:eastAsia="sans-serif" w:hAnsiTheme="majorBidi" w:cstheme="majorBidi"/>
-          <w:color w:val="1F1F1F"/>
+          <w:color w:val="000000" w:themeColor="text1"/>
         </w:rPr>
         <w:t xml:space="preserve"> Sohaib</w:t>
       </w:r>
       <w:r>
         <w:rPr>
           <w:rFonts w:asciiTheme="majorBidi" w:eastAsia="sans-serif" w:hAnsiTheme="majorBidi" w:cstheme="majorBidi"/>
-          <w:color w:val="1F1F1F"/>
+          <w:color w:val="000000" w:themeColor="text1"/>
         </w:rPr>
         <w:t xml:space="preserve"> Ashraf</w:t>
       </w:r>
       <w:r>
         <w:rPr>
           <w:rFonts w:asciiTheme="majorBidi" w:eastAsia="sans-serif" w:hAnsiTheme="majorBidi" w:cstheme="majorBidi"/>
-          <w:color w:val="1F1F1F"/>
+          <w:color w:val="000000" w:themeColor="text1"/>
         </w:rPr>
         <w:br/>
       </w:r>
@@ -205,22 +256,34 @@
           <w:rFonts w:asciiTheme="majorBidi" w:eastAsia="sans-serif" w:hAnsiTheme="majorBidi" w:cstheme="majorBidi"/>
           <w:b/>
           <w:bCs/>
-          <w:color w:val="1F1F1F"/>
+          <w:color w:val="000000" w:themeColor="text1"/>
+          <w:sz w:val="28"/>
+          <w:szCs w:val="28"/>
           <w:bdr w:val="none" w:sz="0" w:space="0" w:color="1F1F1F"/>
         </w:rPr>
-        <w:t>Student Id:</w:t>
-      </w:r>
-      <w:r>
-        <w:rPr>
-          <w:rFonts w:asciiTheme="majorBidi" w:eastAsia="sans-serif" w:hAnsiTheme="majorBidi" w:cstheme="majorBidi"/>
-          <w:color w:val="1F1F1F"/>
+        <w:t>Student Id</w:t>
+      </w:r>
+      <w:r>
+        <w:rPr>
+          <w:rFonts w:asciiTheme="majorBidi" w:eastAsia="sans-serif" w:hAnsiTheme="majorBidi" w:cstheme="majorBidi"/>
+          <w:b/>
+          <w:bCs/>
+          <w:color w:val="000000" w:themeColor="text1"/>
+          <w:bdr w:val="none" w:sz="0" w:space="0" w:color="1F1F1F"/>
+        </w:rPr>
+        <w:t>:</w:t>
+      </w:r>
+      <w:r>
+        <w:rPr>
+          <w:rFonts w:asciiTheme="majorBidi" w:eastAsia="sans-serif" w:hAnsiTheme="majorBidi" w:cstheme="majorBidi"/>
+          <w:color w:val="000000" w:themeColor="text1"/>
         </w:rPr>
         <w:t xml:space="preserve"> 24128953</w:t>
       </w:r>
       <w:r>
         <w:rPr>
           <w:rFonts w:asciiTheme="majorBidi" w:eastAsia="sans-serif" w:hAnsiTheme="majorBidi" w:cstheme="majorBidi"/>
-          <w:color w:val="1F1F1F"/>
+          <w:color w:val="000000" w:themeColor="text1"/>
         </w:rPr>
         <w:t>.</w:t>
       </w:r>
@@ -238,60 +301,40 @@
         <w:jc w:val="center"/>
         <w:rPr>
           <w:rFonts w:asciiTheme="majorBidi" w:eastAsia="sans-serif" w:hAnsiTheme="majorBidi" w:cstheme="majorBidi"/>
-          <w:color w:val="1F1F1F"/>
-        </w:rPr>
-      </w:pPr>
-      <w:r>
-        <w:rPr>
-          <w:rFonts w:asciiTheme="majorBidi" w:eastAsia="sans-serif" w:hAnsiTheme="majorBidi" w:cstheme="majorBidi"/>
-          <w:b/>
-          <w:bCs/>
-          <w:color w:val="1F1F1F"/>
+          <w:color w:val="000000" w:themeColor="text1"/>
+        </w:rPr>
+      </w:pPr>
+      <w:r>
+        <w:rPr>
+          <w:rFonts w:asciiTheme="majorBidi" w:eastAsia="sans-serif" w:hAnsiTheme="majorBidi" w:cstheme="majorBidi"/>
+          <w:b/>
+          <w:bCs/>
+          <w:color w:val="000000" w:themeColor="text1"/>
+          <w:sz w:val="28"/>
+          <w:szCs w:val="28"/>
           <w:bdr w:val="none" w:sz="0" w:space="0" w:color="1F1F1F"/>
         </w:rPr>
-        <w:t>Project:</w:t>
-      </w:r>
-      <w:r>
-        <w:rPr>
-          <w:rFonts w:asciiTheme="majorBidi" w:eastAsia="sans-serif" w:hAnsiTheme="majorBidi" w:cstheme="majorBidi"/>
-          <w:color w:val="1F1F1F"/>
-        </w:rPr>
-        <w:t xml:space="preserve"> FLC</w:t>
-      </w:r>
-      <w:r>
-        <w:rPr>
-          <w:rFonts w:asciiTheme="majorBidi" w:eastAsia="sans-serif" w:hAnsiTheme="majorBidi" w:cstheme="majorBidi"/>
-          <w:color w:val="1F1F1F"/>
-        </w:rPr>
-        <w:t xml:space="preserve"> </w:t>
-      </w:r>
-      <w:r>
-        <w:rPr>
-          <w:rFonts w:asciiTheme="majorBidi" w:eastAsia="sans-serif" w:hAnsiTheme="majorBidi" w:cstheme="majorBidi"/>
-          <w:color w:val="1F1F1F"/>
-        </w:rPr>
-        <w:t>Booking System Implementation</w:t>
-      </w:r>
-      <w:r>
-        <w:rPr>
-          <w:rFonts w:asciiTheme="majorBidi" w:eastAsia="sans-serif" w:hAnsiTheme="majorBidi" w:cstheme="majorBidi"/>
-          <w:color w:val="1F1F1F"/>
-        </w:rPr>
-        <w:br/>
-      </w:r>
-      <w:r>
-        <w:rPr>
-          <w:rFonts w:asciiTheme="majorBidi" w:eastAsia="sans-serif" w:hAnsiTheme="majorBidi" w:cstheme="majorBidi"/>
-          <w:color w:val="1F1F1F"/>
-        </w:rPr>
-        <w:br/>
-      </w:r>
-      <w:r>
-        <w:rPr>
-          <w:rFonts w:asciiTheme="majorBidi" w:eastAsia="sans-serif" w:hAnsiTheme="majorBidi" w:cstheme="majorBidi"/>
-          <w:color w:val="1F1F1F"/>
-        </w:rPr>
-        <w:br/>
+        <w:t xml:space="preserve">Student </w:t>
+      </w:r>
+      <w:r>
+        <w:rPr>
+          <w:rFonts w:asciiTheme="majorBidi" w:eastAsia="sans-serif" w:hAnsiTheme="majorBidi" w:cstheme="majorBidi"/>
+          <w:b/>
+          <w:bCs/>
+          <w:color w:val="000000" w:themeColor="text1"/>
+          <w:sz w:val="28"/>
+          <w:szCs w:val="28"/>
+          <w:bdr w:val="none" w:sz="0" w:space="0" w:color="1F1F1F"/>
+        </w:rPr>
+        <w:t xml:space="preserve">Email: </w:t>
+      </w:r>
+      <w:r>
+        <w:rPr>
+          <w:rFonts w:asciiTheme="majorBidi" w:eastAsia="sans-serif" w:hAnsiTheme="majorBidi" w:cstheme="majorBidi"/>
+          <w:color w:val="000000" w:themeColor="text1"/>
+          <w:bdr w:val="none" w:sz="0" w:space="0" w:color="1F1F1F"/>
+        </w:rPr>
+        <w:t>sa25aci@herts.ac.uk</w:t>
       </w:r>
     </w:p>
     <w:p>
@@ -307,9 +350,23 @@
         <w:jc w:val="center"/>
         <w:rPr>
           <w:rFonts w:asciiTheme="majorBidi" w:eastAsia="sans-serif" w:hAnsiTheme="majorBidi" w:cstheme="majorBidi"/>
-          <w:color w:val="1F1F1F"/>
-        </w:rPr>
-      </w:pPr>
+          <w:color w:val="000000" w:themeColor="text1"/>
+        </w:rPr>
+      </w:pPr>
+      <w:r>
+        <w:rPr>
+          <w:rFonts w:asciiTheme="majorBidi" w:eastAsia="sans-serif" w:hAnsiTheme="majorBidi" w:cstheme="majorBidi"/>
+          <w:color w:val="000000" w:themeColor="text1"/>
+        </w:rPr>
+        <w:br/>
+      </w:r>
+      <w:r>
+        <w:rPr>
+          <w:rFonts w:asciiTheme="majorBidi" w:eastAsia="sans-serif" w:hAnsiTheme="majorBidi" w:cstheme="majorBidi"/>
+          <w:color w:val="000000" w:themeColor="text1"/>
+        </w:rPr>
+        <w:br/>
+      </w:r>
     </w:p>
     <w:p>
       <w:pPr>
@@ -321,10 +378,10 @@
           <w:right w:val="none" w:sz="0" w:space="0" w:color="1F1F1F"/>
         </w:pBdr>
         <w:spacing w:beforeAutospacing="0" w:after="200" w:afterAutospacing="0" w:line="23" w:lineRule="atLeast"/>
-        <w:jc w:val="center"/>
-        <w:rPr>
-          <w:rFonts w:asciiTheme="majorBidi" w:eastAsia="sans-serif" w:hAnsiTheme="majorBidi" w:cstheme="majorBidi"/>
-          <w:color w:val="1F1F1F"/>
+        <w:jc w:val="both"/>
+        <w:rPr>
+          <w:rFonts w:asciiTheme="majorBidi" w:eastAsia="sans-serif" w:hAnsiTheme="majorBidi" w:cstheme="majorBidi"/>
+          <w:color w:val="000000" w:themeColor="text1"/>
         </w:rPr>
       </w:pPr>
     </w:p>
@@ -338,10 +395,10 @@
           <w:right w:val="none" w:sz="0" w:space="0" w:color="1F1F1F"/>
         </w:pBdr>
         <w:spacing w:beforeAutospacing="0" w:after="200" w:afterAutospacing="0" w:line="23" w:lineRule="atLeast"/>
-        <w:jc w:val="center"/>
-        <w:rPr>
-          <w:rFonts w:asciiTheme="majorBidi" w:eastAsia="sans-serif" w:hAnsiTheme="majorBidi" w:cstheme="majorBidi"/>
-          <w:color w:val="1F1F1F"/>
+        <w:jc w:val="both"/>
+        <w:rPr>
+          <w:rFonts w:asciiTheme="majorBidi" w:eastAsia="sans-serif" w:hAnsiTheme="majorBidi" w:cstheme="majorBidi"/>
+          <w:color w:val="000000" w:themeColor="text1"/>
         </w:rPr>
       </w:pPr>
     </w:p>
@@ -355,10 +412,10 @@
           <w:right w:val="none" w:sz="0" w:space="0" w:color="1F1F1F"/>
         </w:pBdr>
         <w:spacing w:beforeAutospacing="0" w:after="200" w:afterAutospacing="0" w:line="23" w:lineRule="atLeast"/>
-        <w:jc w:val="center"/>
-        <w:rPr>
-          <w:rFonts w:asciiTheme="majorBidi" w:eastAsia="sans-serif" w:hAnsiTheme="majorBidi" w:cstheme="majorBidi"/>
-          <w:color w:val="1F1F1F"/>
+        <w:jc w:val="both"/>
+        <w:rPr>
+          <w:rFonts w:asciiTheme="majorBidi" w:eastAsia="sans-serif" w:hAnsiTheme="majorBidi" w:cstheme="majorBidi"/>
+          <w:color w:val="000000" w:themeColor="text1"/>
         </w:rPr>
       </w:pPr>
     </w:p>
@@ -372,10 +429,10 @@
           <w:right w:val="none" w:sz="0" w:space="0" w:color="1F1F1F"/>
         </w:pBdr>
         <w:spacing w:beforeAutospacing="0" w:after="200" w:afterAutospacing="0" w:line="23" w:lineRule="atLeast"/>
-        <w:jc w:val="center"/>
-        <w:rPr>
-          <w:rFonts w:asciiTheme="majorBidi" w:eastAsia="sans-serif" w:hAnsiTheme="majorBidi" w:cstheme="majorBidi"/>
-          <w:color w:val="1F1F1F"/>
+        <w:jc w:val="both"/>
+        <w:rPr>
+          <w:rFonts w:asciiTheme="majorBidi" w:eastAsia="sans-serif" w:hAnsiTheme="majorBidi" w:cstheme="majorBidi"/>
+          <w:color w:val="000000" w:themeColor="text1"/>
         </w:rPr>
       </w:pPr>
     </w:p>
@@ -389,10 +446,10 @@
           <w:right w:val="none" w:sz="0" w:space="0" w:color="1F1F1F"/>
         </w:pBdr>
         <w:spacing w:beforeAutospacing="0" w:after="200" w:afterAutospacing="0" w:line="23" w:lineRule="atLeast"/>
-        <w:jc w:val="center"/>
-        <w:rPr>
-          <w:rFonts w:asciiTheme="majorBidi" w:eastAsia="sans-serif" w:hAnsiTheme="majorBidi" w:cstheme="majorBidi"/>
-          <w:color w:val="1F1F1F"/>
+        <w:jc w:val="both"/>
+        <w:rPr>
+          <w:rFonts w:asciiTheme="majorBidi" w:eastAsia="sans-serif" w:hAnsiTheme="majorBidi" w:cstheme="majorBidi"/>
+          <w:color w:val="000000" w:themeColor="text1"/>
         </w:rPr>
       </w:pPr>
     </w:p>
@@ -406,10 +463,10 @@
           <w:right w:val="none" w:sz="0" w:space="0" w:color="1F1F1F"/>
         </w:pBdr>
         <w:spacing w:beforeAutospacing="0" w:after="200" w:afterAutospacing="0" w:line="23" w:lineRule="atLeast"/>
-        <w:jc w:val="center"/>
-        <w:rPr>
-          <w:rFonts w:asciiTheme="majorBidi" w:eastAsia="sans-serif" w:hAnsiTheme="majorBidi" w:cstheme="majorBidi"/>
-          <w:color w:val="1F1F1F"/>
+        <w:jc w:val="both"/>
+        <w:rPr>
+          <w:rFonts w:asciiTheme="majorBidi" w:eastAsia="sans-serif" w:hAnsiTheme="majorBidi" w:cstheme="majorBidi"/>
+          <w:color w:val="000000" w:themeColor="text1"/>
         </w:rPr>
       </w:pPr>
     </w:p>
@@ -423,10 +480,10 @@
           <w:right w:val="none" w:sz="0" w:space="0" w:color="1F1F1F"/>
         </w:pBdr>
         <w:spacing w:beforeAutospacing="0" w:after="200" w:afterAutospacing="0" w:line="23" w:lineRule="atLeast"/>
-        <w:jc w:val="center"/>
-        <w:rPr>
-          <w:rFonts w:asciiTheme="majorBidi" w:eastAsia="sans-serif" w:hAnsiTheme="majorBidi" w:cstheme="majorBidi"/>
-          <w:color w:val="1F1F1F"/>
+        <w:jc w:val="both"/>
+        <w:rPr>
+          <w:rFonts w:asciiTheme="majorBidi" w:eastAsia="sans-serif" w:hAnsiTheme="majorBidi" w:cstheme="majorBidi"/>
+          <w:color w:val="000000" w:themeColor="text1"/>
         </w:rPr>
       </w:pPr>
     </w:p>
@@ -440,10 +497,10 @@
           <w:right w:val="none" w:sz="0" w:space="0" w:color="1F1F1F"/>
         </w:pBdr>
         <w:spacing w:beforeAutospacing="0" w:after="200" w:afterAutospacing="0" w:line="23" w:lineRule="atLeast"/>
-        <w:jc w:val="center"/>
-        <w:rPr>
-          <w:rFonts w:asciiTheme="majorBidi" w:eastAsia="sans-serif" w:hAnsiTheme="majorBidi" w:cstheme="majorBidi"/>
-          <w:color w:val="1F1F1F"/>
+        <w:jc w:val="both"/>
+        <w:rPr>
+          <w:rFonts w:asciiTheme="majorBidi" w:eastAsia="sans-serif" w:hAnsiTheme="majorBidi" w:cstheme="majorBidi"/>
+          <w:color w:val="000000" w:themeColor="text1"/>
         </w:rPr>
       </w:pPr>
     </w:p>
@@ -457,10 +514,10 @@
           <w:right w:val="none" w:sz="0" w:space="0" w:color="1F1F1F"/>
         </w:pBdr>
         <w:spacing w:beforeAutospacing="0" w:after="200" w:afterAutospacing="0" w:line="23" w:lineRule="atLeast"/>
-        <w:jc w:val="center"/>
-        <w:rPr>
-          <w:rFonts w:asciiTheme="majorBidi" w:eastAsia="sans-serif" w:hAnsiTheme="majorBidi" w:cstheme="majorBidi"/>
-          <w:color w:val="1F1F1F"/>
+        <w:jc w:val="both"/>
+        <w:rPr>
+          <w:rFonts w:asciiTheme="majorBidi" w:eastAsia="sans-serif" w:hAnsiTheme="majorBidi" w:cstheme="majorBidi"/>
+          <w:color w:val="000000" w:themeColor="text1"/>
         </w:rPr>
       </w:pPr>
     </w:p>
@@ -474,10 +531,10 @@
           <w:right w:val="none" w:sz="0" w:space="0" w:color="1F1F1F"/>
         </w:pBdr>
         <w:spacing w:beforeAutospacing="0" w:after="200" w:afterAutospacing="0" w:line="23" w:lineRule="atLeast"/>
-        <w:jc w:val="center"/>
-        <w:rPr>
-          <w:rFonts w:asciiTheme="majorBidi" w:eastAsia="sans-serif" w:hAnsiTheme="majorBidi" w:cstheme="majorBidi"/>
-          <w:color w:val="1F1F1F"/>
+        <w:jc w:val="both"/>
+        <w:rPr>
+          <w:rFonts w:asciiTheme="majorBidi" w:eastAsia="sans-serif" w:hAnsiTheme="majorBidi" w:cstheme="majorBidi"/>
+          <w:color w:val="000000" w:themeColor="text1"/>
         </w:rPr>
       </w:pPr>
     </w:p>
@@ -491,10 +548,10 @@
           <w:right w:val="none" w:sz="0" w:space="0" w:color="1F1F1F"/>
         </w:pBdr>
         <w:spacing w:beforeAutospacing="0" w:after="200" w:afterAutospacing="0" w:line="23" w:lineRule="atLeast"/>
-        <w:jc w:val="center"/>
-        <w:rPr>
-          <w:rFonts w:asciiTheme="majorBidi" w:eastAsia="sans-serif" w:hAnsiTheme="majorBidi" w:cstheme="majorBidi"/>
-          <w:color w:val="1F1F1F"/>
+        <w:jc w:val="both"/>
+        <w:rPr>
+          <w:rFonts w:asciiTheme="majorBidi" w:eastAsia="sans-serif" w:hAnsiTheme="majorBidi" w:cstheme="majorBidi"/>
+          <w:color w:val="000000" w:themeColor="text1"/>
         </w:rPr>
       </w:pPr>
     </w:p>
@@ -508,10 +565,10 @@
           <w:right w:val="none" w:sz="0" w:space="0" w:color="1F1F1F"/>
         </w:pBdr>
         <w:spacing w:beforeAutospacing="0" w:after="200" w:afterAutospacing="0" w:line="23" w:lineRule="atLeast"/>
-        <w:jc w:val="center"/>
-        <w:rPr>
-          <w:rFonts w:asciiTheme="majorBidi" w:eastAsia="sans-serif" w:hAnsiTheme="majorBidi" w:cstheme="majorBidi"/>
-          <w:color w:val="1F1F1F"/>
+        <w:jc w:val="both"/>
+        <w:rPr>
+          <w:rFonts w:asciiTheme="majorBidi" w:eastAsia="sans-serif" w:hAnsiTheme="majorBidi" w:cstheme="majorBidi"/>
+          <w:color w:val="000000" w:themeColor="text1"/>
         </w:rPr>
       </w:pPr>
     </w:p>
@@ -525,10 +582,10 @@
           <w:right w:val="none" w:sz="0" w:space="0" w:color="1F1F1F"/>
         </w:pBdr>
         <w:spacing w:beforeAutospacing="0" w:after="200" w:afterAutospacing="0" w:line="23" w:lineRule="atLeast"/>
-        <w:jc w:val="center"/>
-        <w:rPr>
-          <w:rFonts w:asciiTheme="majorBidi" w:eastAsia="sans-serif" w:hAnsiTheme="majorBidi" w:cstheme="majorBidi"/>
-          <w:color w:val="1F1F1F"/>
+        <w:jc w:val="both"/>
+        <w:rPr>
+          <w:rFonts w:asciiTheme="majorBidi" w:eastAsia="sans-serif" w:hAnsiTheme="majorBidi" w:cstheme="majorBidi"/>
+          <w:color w:val="000000" w:themeColor="text1"/>
         </w:rPr>
       </w:pPr>
     </w:p>
@@ -542,10 +599,10 @@
           <w:right w:val="none" w:sz="0" w:space="0" w:color="1F1F1F"/>
         </w:pBdr>
         <w:spacing w:beforeAutospacing="0" w:after="200" w:afterAutospacing="0" w:line="23" w:lineRule="atLeast"/>
-        <w:jc w:val="center"/>
-        <w:rPr>
-          <w:rFonts w:asciiTheme="majorBidi" w:eastAsia="sans-serif" w:hAnsiTheme="majorBidi" w:cstheme="majorBidi"/>
-          <w:color w:val="1F1F1F"/>
+        <w:jc w:val="both"/>
+        <w:rPr>
+          <w:rFonts w:asciiTheme="majorBidi" w:eastAsia="sans-serif" w:hAnsiTheme="majorBidi" w:cstheme="majorBidi"/>
+          <w:color w:val="000000" w:themeColor="text1"/>
         </w:rPr>
       </w:pPr>
     </w:p>
@@ -559,37 +616,56 @@
           <w:right w:val="none" w:sz="0" w:space="0" w:color="1F1F1F"/>
         </w:pBdr>
         <w:spacing w:beforeAutospacing="0" w:after="200" w:afterAutospacing="0" w:line="23" w:lineRule="atLeast"/>
-        <w:jc w:val="center"/>
-        <w:rPr>
-          <w:rFonts w:asciiTheme="majorBidi" w:eastAsia="sans-serif" w:hAnsiTheme="majorBidi" w:cstheme="majorBidi"/>
-          <w:color w:val="1F1F1F"/>
-        </w:rPr>
-      </w:pPr>
-      <w:r>
-        <w:rPr>
-          <w:rFonts w:asciiTheme="majorBidi" w:eastAsia="sans-serif" w:hAnsiTheme="majorBidi" w:cstheme="majorBidi"/>
-          <w:color w:val="1F1F1F"/>
+        <w:jc w:val="both"/>
+        <w:rPr>
+          <w:rFonts w:asciiTheme="majorBidi" w:eastAsia="sans-serif" w:hAnsiTheme="majorBidi" w:cstheme="majorBidi"/>
+          <w:color w:val="000000" w:themeColor="text1"/>
+        </w:rPr>
+      </w:pPr>
+    </w:p>
+    <w:p>
+      <w:pPr>
+        <w:pStyle w:val="NormalWeb"/>
+        <w:pBdr>
+          <w:top w:val="none" w:sz="0" w:space="0" w:color="1F1F1F"/>
+          <w:left w:val="none" w:sz="0" w:space="0" w:color="1F1F1F"/>
+          <w:bottom w:val="none" w:sz="0" w:space="0" w:color="1F1F1F"/>
+          <w:right w:val="none" w:sz="0" w:space="0" w:color="1F1F1F"/>
+        </w:pBdr>
+        <w:spacing w:beforeAutospacing="0" w:after="200" w:afterAutospacing="0" w:line="23" w:lineRule="atLeast"/>
+        <w:jc w:val="both"/>
+        <w:rPr>
+          <w:rFonts w:asciiTheme="majorBidi" w:eastAsia="sans-serif" w:hAnsiTheme="majorBidi" w:cstheme="majorBidi"/>
+          <w:color w:val="000000" w:themeColor="text1"/>
+        </w:rPr>
+      </w:pPr>
+      <w:r>
+        <w:rPr>
+          <w:rFonts w:asciiTheme="majorBidi" w:eastAsia="sans-serif" w:hAnsiTheme="majorBidi" w:cstheme="majorBidi"/>
+          <w:color w:val="000000" w:themeColor="text1"/>
         </w:rPr>
         <w:br/>
       </w:r>
       <w:r>
         <w:rPr>
           <w:rFonts w:asciiTheme="majorBidi" w:eastAsia="sans-serif" w:hAnsiTheme="majorBidi" w:cstheme="majorBidi"/>
-          <w:color w:val="1F1F1F"/>
+          <w:color w:val="000000" w:themeColor="text1"/>
         </w:rPr>
         <w:br/>
       </w:r>
       <w:r>
         <w:rPr>
           <w:rFonts w:asciiTheme="majorBidi" w:eastAsia="sans-serif" w:hAnsiTheme="majorBidi" w:cstheme="majorBidi"/>
-          <w:color w:val="1F1F1F"/>
-        </w:rPr>
+          <w:color w:val="000000" w:themeColor="text1"/>
+        </w:rPr>
+        <w:lastRenderedPageBreak/>
         <w:br/>
       </w:r>
     </w:p>
     <w:p>
       <w:pPr>
         <w:pStyle w:val="Heading1"/>
+        <w:jc w:val="both"/>
         <w:rPr>
           <w:rFonts w:asciiTheme="majorBidi" w:hAnsiTheme="majorBidi"/>
           <w:color w:val="000000" w:themeColor="text1"/>
@@ -620,32 +696,43 @@
             <w14:round/>
           </w14:textOutline>
         </w:rPr>
-        <w:lastRenderedPageBreak/>
         <w:t>Table of Contents</w:t>
       </w:r>
     </w:p>
     <w:p>
       <w:pPr>
-        <w:rPr>
-          <w:rFonts w:asciiTheme="majorBidi" w:hAnsiTheme="majorBidi" w:cstheme="majorBidi"/>
-        </w:rPr>
-      </w:pPr>
-      <w:r>
-        <w:rPr>
-          <w:rFonts w:asciiTheme="majorBidi" w:hAnsiTheme="majorBidi" w:cstheme="majorBidi"/>
+        <w:jc w:val="both"/>
+        <w:rPr>
+          <w:rFonts w:asciiTheme="majorBidi" w:hAnsiTheme="majorBidi" w:cstheme="majorBidi"/>
+          <w:b/>
+          <w:bCs/>
+          <w:color w:val="000000" w:themeColor="text1"/>
+        </w:rPr>
+      </w:pPr>
+      <w:r>
+        <w:rPr>
+          <w:rFonts w:asciiTheme="majorBidi" w:hAnsiTheme="majorBidi" w:cstheme="majorBidi"/>
+          <w:b/>
+          <w:bCs/>
+          <w:color w:val="000000" w:themeColor="text1"/>
         </w:rPr>
         <w:t>1. Introduction</w:t>
       </w:r>
     </w:p>
     <w:p>
       <w:pPr>
-        <w:rPr>
-          <w:rFonts w:asciiTheme="majorBidi" w:hAnsiTheme="majorBidi" w:cstheme="majorBidi"/>
-        </w:rPr>
-      </w:pPr>
-      <w:r>
-        <w:rPr>
-          <w:rFonts w:asciiTheme="majorBidi" w:hAnsiTheme="majorBidi" w:cstheme="majorBidi"/>
+        <w:jc w:val="both"/>
+        <w:rPr>
+          <w:rFonts w:asciiTheme="majorBidi" w:hAnsiTheme="majorBidi" w:cstheme="majorBidi"/>
+          <w:color w:val="000000" w:themeColor="text1"/>
+        </w:rPr>
+      </w:pPr>
+      <w:r>
+        <w:rPr>
+          <w:rFonts w:asciiTheme="majorBidi" w:hAnsiTheme="majorBidi" w:cstheme="majorBidi"/>
+          <w:b/>
+          <w:bCs/>
+          <w:color w:val="000000" w:themeColor="text1"/>
         </w:rPr>
         <w:t>2. System Structure and Design Architecture</w:t>
       </w:r>
@@ -657,13 +744,16 @@
           <w:ilvl w:val="0"/>
           <w:numId w:val="9"/>
         </w:numPr>
-        <w:rPr>
-          <w:rFonts w:asciiTheme="majorBidi" w:hAnsiTheme="majorBidi" w:cstheme="majorBidi"/>
-        </w:rPr>
-      </w:pPr>
-      <w:r>
-        <w:rPr>
-          <w:rFonts w:asciiTheme="majorBidi" w:hAnsiTheme="majorBidi" w:cstheme="majorBidi"/>
+        <w:jc w:val="both"/>
+        <w:rPr>
+          <w:rFonts w:asciiTheme="majorBidi" w:hAnsiTheme="majorBidi" w:cstheme="majorBidi"/>
+          <w:color w:val="000000" w:themeColor="text1"/>
+        </w:rPr>
+      </w:pPr>
+      <w:r>
+        <w:rPr>
+          <w:rFonts w:asciiTheme="majorBidi" w:hAnsiTheme="majorBidi" w:cstheme="majorBidi"/>
+          <w:color w:val="000000" w:themeColor="text1"/>
         </w:rPr>
         <w:t>2.1 Member Management (Member.java)</w:t>
       </w:r>
@@ -675,13 +765,16 @@
           <w:ilvl w:val="0"/>
           <w:numId w:val="9"/>
         </w:numPr>
-        <w:rPr>
-          <w:rFonts w:asciiTheme="majorBidi" w:hAnsiTheme="majorBidi" w:cstheme="majorBidi"/>
-        </w:rPr>
-      </w:pPr>
-      <w:r>
-        <w:rPr>
-          <w:rFonts w:asciiTheme="majorBidi" w:hAnsiTheme="majorBidi" w:cstheme="majorBidi"/>
+        <w:jc w:val="both"/>
+        <w:rPr>
+          <w:rFonts w:asciiTheme="majorBidi" w:hAnsiTheme="majorBidi" w:cstheme="majorBidi"/>
+          <w:color w:val="000000" w:themeColor="text1"/>
+        </w:rPr>
+      </w:pPr>
+      <w:r>
+        <w:rPr>
+          <w:rFonts w:asciiTheme="majorBidi" w:hAnsiTheme="majorBidi" w:cstheme="majorBidi"/>
+          <w:color w:val="000000" w:themeColor="text1"/>
         </w:rPr>
         <w:t>2.2 Lesson Definition (Lesson.java)</w:t>
       </w:r>
@@ -693,13 +786,16 @@
           <w:ilvl w:val="0"/>
           <w:numId w:val="9"/>
         </w:numPr>
-        <w:rPr>
-          <w:rFonts w:asciiTheme="majorBidi" w:hAnsiTheme="majorBidi" w:cstheme="majorBidi"/>
-        </w:rPr>
-      </w:pPr>
-      <w:r>
-        <w:rPr>
-          <w:rFonts w:asciiTheme="majorBidi" w:hAnsiTheme="majorBidi" w:cstheme="majorBidi"/>
+        <w:jc w:val="both"/>
+        <w:rPr>
+          <w:rFonts w:asciiTheme="majorBidi" w:hAnsiTheme="majorBidi" w:cstheme="majorBidi"/>
+          <w:color w:val="000000" w:themeColor="text1"/>
+        </w:rPr>
+      </w:pPr>
+      <w:r>
+        <w:rPr>
+          <w:rFonts w:asciiTheme="majorBidi" w:hAnsiTheme="majorBidi" w:cstheme="majorBidi"/>
+          <w:color w:val="000000" w:themeColor="text1"/>
         </w:rPr>
         <w:t>2.3 The Booking Lifecycle (Booking.java)</w:t>
       </w:r>
@@ -711,53 +807,50 @@
           <w:ilvl w:val="0"/>
           <w:numId w:val="9"/>
         </w:numPr>
-        <w:rPr>
-          <w:rFonts w:asciiTheme="majorBidi" w:hAnsiTheme="majorBidi" w:cstheme="majorBidi"/>
-        </w:rPr>
-      </w:pPr>
-      <w:r>
-        <w:rPr>
-          <w:rFonts w:asciiTheme="majorBidi" w:hAnsiTheme="majorBidi" w:cstheme="majorBidi"/>
+        <w:jc w:val="both"/>
+        <w:rPr>
+          <w:rFonts w:asciiTheme="majorBidi" w:hAnsiTheme="majorBidi" w:cstheme="majorBidi"/>
+          <w:color w:val="000000" w:themeColor="text1"/>
+        </w:rPr>
+      </w:pPr>
+      <w:r>
+        <w:rPr>
+          <w:rFonts w:asciiTheme="majorBidi" w:hAnsiTheme="majorBidi" w:cstheme="majorBidi"/>
+          <w:color w:val="000000" w:themeColor="text1"/>
         </w:rPr>
         <w:t>2.4 Review and Feedback (Review.java)</w:t>
       </w:r>
     </w:p>
     <w:p>
       <w:pPr>
-        <w:pStyle w:val="ListParagraph"/>
-        <w:numPr>
-          <w:ilvl w:val="0"/>
-          <w:numId w:val="9"/>
-        </w:numPr>
-        <w:rPr>
-          <w:rFonts w:asciiTheme="majorBidi" w:hAnsiTheme="majorBidi" w:cstheme="majorBidi"/>
-        </w:rPr>
-      </w:pPr>
-      <w:r>
-        <w:rPr>
-          <w:rFonts w:asciiTheme="majorBidi" w:hAnsiTheme="majorBidi" w:cstheme="majorBidi"/>
-        </w:rPr>
-        <w:t>3. Detailed Functional Implementation</w:t>
-      </w:r>
-    </w:p>
-    <w:p>
-      <w:pPr>
-        <w:rPr>
-          <w:rFonts w:asciiTheme="majorBidi" w:hAnsiTheme="majorBidi" w:cstheme="majorBidi"/>
-        </w:rPr>
-      </w:pPr>
-      <w:r>
-        <w:rPr>
-          <w:rFonts w:asciiTheme="majorBidi" w:hAnsiTheme="majorBidi" w:cstheme="majorBidi"/>
-        </w:rPr>
-        <w:t xml:space="preserve">3 </w:t>
-      </w:r>
-      <w:r>
-        <w:rPr>
-          <w:rFonts w:asciiTheme="majorBidi" w:eastAsia="sans-serif" w:hAnsiTheme="majorBidi" w:cstheme="majorBidi"/>
-          <w:b/>
-          <w:bCs/>
-          <w:color w:val="1F1F1F"/>
+        <w:jc w:val="both"/>
+        <w:rPr>
+          <w:rFonts w:asciiTheme="majorBidi" w:hAnsiTheme="majorBidi" w:cstheme="majorBidi"/>
+          <w:color w:val="000000" w:themeColor="text1"/>
+        </w:rPr>
+      </w:pPr>
+      <w:r>
+        <w:rPr>
+          <w:rFonts w:asciiTheme="majorBidi" w:hAnsiTheme="majorBidi" w:cstheme="majorBidi"/>
+          <w:b/>
+          <w:bCs/>
+          <w:color w:val="000000" w:themeColor="text1"/>
+        </w:rPr>
+        <w:t>3</w:t>
+      </w:r>
+      <w:r>
+        <w:rPr>
+          <w:rFonts w:asciiTheme="majorBidi" w:hAnsiTheme="majorBidi" w:cstheme="majorBidi"/>
+          <w:color w:val="000000" w:themeColor="text1"/>
+        </w:rPr>
+        <w:t xml:space="preserve"> </w:t>
+      </w:r>
+      <w:r>
+        <w:rPr>
+          <w:rFonts w:asciiTheme="majorBidi" w:eastAsia="sans-serif" w:hAnsiTheme="majorBidi" w:cstheme="majorBidi"/>
+          <w:b/>
+          <w:bCs/>
+          <w:color w:val="000000" w:themeColor="text1"/>
           <w:bdr w:val="none" w:sz="0" w:space="0" w:color="1F1F1F"/>
         </w:rPr>
         <w:t>Detailed Functional Implementation</w:t>
@@ -765,6 +858,7 @@
       <w:r>
         <w:rPr>
           <w:rFonts w:asciiTheme="majorBidi" w:hAnsiTheme="majorBidi" w:cstheme="majorBidi"/>
+          <w:color w:val="000000" w:themeColor="text1"/>
         </w:rPr>
         <w:t xml:space="preserve"> </w:t>
       </w:r>
@@ -776,13 +870,16 @@
           <w:ilvl w:val="0"/>
           <w:numId w:val="11"/>
         </w:numPr>
-        <w:rPr>
-          <w:rFonts w:asciiTheme="majorBidi" w:hAnsiTheme="majorBidi" w:cstheme="majorBidi"/>
-        </w:rPr>
-      </w:pPr>
-      <w:r>
-        <w:rPr>
-          <w:rFonts w:asciiTheme="majorBidi" w:hAnsiTheme="majorBidi" w:cstheme="majorBidi"/>
+        <w:jc w:val="both"/>
+        <w:rPr>
+          <w:rFonts w:asciiTheme="majorBidi" w:hAnsiTheme="majorBidi" w:cstheme="majorBidi"/>
+          <w:color w:val="000000" w:themeColor="text1"/>
+        </w:rPr>
+      </w:pPr>
+      <w:r>
+        <w:rPr>
+          <w:rFonts w:asciiTheme="majorBidi" w:hAnsiTheme="majorBidi" w:cstheme="majorBidi"/>
+          <w:color w:val="000000" w:themeColor="text1"/>
         </w:rPr>
         <w:t>3.1 Timetable Generation</w:t>
       </w:r>
@@ -794,13 +891,16 @@
           <w:ilvl w:val="0"/>
           <w:numId w:val="11"/>
         </w:numPr>
-        <w:rPr>
-          <w:rFonts w:asciiTheme="majorBidi" w:hAnsiTheme="majorBidi" w:cstheme="majorBidi"/>
-        </w:rPr>
-      </w:pPr>
-      <w:r>
-        <w:rPr>
-          <w:rFonts w:asciiTheme="majorBidi" w:hAnsiTheme="majorBidi" w:cstheme="majorBidi"/>
+        <w:jc w:val="both"/>
+        <w:rPr>
+          <w:rFonts w:asciiTheme="majorBidi" w:hAnsiTheme="majorBidi" w:cstheme="majorBidi"/>
+          <w:color w:val="000000" w:themeColor="text1"/>
+        </w:rPr>
+      </w:pPr>
+      <w:r>
+        <w:rPr>
+          <w:rFonts w:asciiTheme="majorBidi" w:hAnsiTheme="majorBidi" w:cstheme="majorBidi"/>
+          <w:color w:val="000000" w:themeColor="text1"/>
         </w:rPr>
         <w:t>3.2 Timetable Navigation</w:t>
       </w:r>
@@ -812,26 +912,36 @@
           <w:ilvl w:val="0"/>
           <w:numId w:val="11"/>
         </w:numPr>
-        <w:rPr>
-          <w:rFonts w:asciiTheme="majorBidi" w:hAnsiTheme="majorBidi" w:cstheme="majorBidi"/>
-        </w:rPr>
-      </w:pPr>
-      <w:r>
-        <w:rPr>
-          <w:rFonts w:asciiTheme="majorBidi" w:hAnsiTheme="majorBidi" w:cstheme="majorBidi"/>
+        <w:jc w:val="both"/>
+        <w:rPr>
+          <w:rFonts w:asciiTheme="majorBidi" w:hAnsiTheme="majorBidi" w:cstheme="majorBidi"/>
+          <w:color w:val="000000" w:themeColor="text1"/>
+        </w:rPr>
+      </w:pPr>
+      <w:r>
+        <w:rPr>
+          <w:rFonts w:asciiTheme="majorBidi" w:hAnsiTheme="majorBidi" w:cstheme="majorBidi"/>
+          <w:color w:val="000000" w:themeColor="text1"/>
         </w:rPr>
         <w:t>3.3 Managing Constraints</w:t>
       </w:r>
     </w:p>
     <w:p>
       <w:pPr>
-        <w:rPr>
-          <w:rFonts w:asciiTheme="majorBidi" w:hAnsiTheme="majorBidi" w:cstheme="majorBidi"/>
-        </w:rPr>
-      </w:pPr>
-      <w:r>
-        <w:rPr>
-          <w:rFonts w:asciiTheme="majorBidi" w:hAnsiTheme="majorBidi" w:cstheme="majorBidi"/>
+        <w:jc w:val="both"/>
+        <w:rPr>
+          <w:rFonts w:asciiTheme="majorBidi" w:hAnsiTheme="majorBidi" w:cstheme="majorBidi"/>
+          <w:b/>
+          <w:bCs/>
+          <w:color w:val="000000" w:themeColor="text1"/>
+        </w:rPr>
+      </w:pPr>
+      <w:r>
+        <w:rPr>
+          <w:rFonts w:asciiTheme="majorBidi" w:hAnsiTheme="majorBidi" w:cstheme="majorBidi"/>
+          <w:b/>
+          <w:bCs/>
+          <w:color w:val="000000" w:themeColor="text1"/>
         </w:rPr>
         <w:t>4. Advanced Reporting Logic</w:t>
       </w:r>
@@ -843,13 +953,16 @@
           <w:ilvl w:val="0"/>
           <w:numId w:val="10"/>
         </w:numPr>
-        <w:rPr>
-          <w:rFonts w:asciiTheme="majorBidi" w:hAnsiTheme="majorBidi" w:cstheme="majorBidi"/>
-        </w:rPr>
-      </w:pPr>
-      <w:r>
-        <w:rPr>
-          <w:rFonts w:asciiTheme="majorBidi" w:hAnsiTheme="majorBidi" w:cstheme="majorBidi"/>
+        <w:jc w:val="both"/>
+        <w:rPr>
+          <w:rFonts w:asciiTheme="majorBidi" w:hAnsiTheme="majorBidi" w:cstheme="majorBidi"/>
+          <w:color w:val="000000" w:themeColor="text1"/>
+        </w:rPr>
+      </w:pPr>
+      <w:r>
+        <w:rPr>
+          <w:rFonts w:asciiTheme="majorBidi" w:hAnsiTheme="majorBidi" w:cstheme="majorBidi"/>
+          <w:color w:val="000000" w:themeColor="text1"/>
         </w:rPr>
         <w:t>4.1 Monthly Lesson Report</w:t>
       </w:r>
@@ -861,80 +974,158 @@
           <w:ilvl w:val="0"/>
           <w:numId w:val="10"/>
         </w:numPr>
-        <w:rPr>
-          <w:rFonts w:asciiTheme="majorBidi" w:hAnsiTheme="majorBidi" w:cstheme="majorBidi"/>
-        </w:rPr>
-      </w:pPr>
-      <w:r>
-        <w:rPr>
-          <w:rFonts w:asciiTheme="majorBidi" w:hAnsiTheme="majorBidi" w:cstheme="majorBidi"/>
+        <w:jc w:val="both"/>
+        <w:rPr>
+          <w:rFonts w:asciiTheme="majorBidi" w:hAnsiTheme="majorBidi" w:cstheme="majorBidi"/>
+          <w:color w:val="000000" w:themeColor="text1"/>
+        </w:rPr>
+      </w:pPr>
+      <w:r>
+        <w:rPr>
+          <w:rFonts w:asciiTheme="majorBidi" w:hAnsiTheme="majorBidi" w:cstheme="majorBidi"/>
+          <w:color w:val="000000" w:themeColor="text1"/>
         </w:rPr>
         <w:t>4.2 Monthly Champion Report</w:t>
       </w:r>
     </w:p>
     <w:p>
       <w:pPr>
-        <w:rPr>
-          <w:rFonts w:asciiTheme="majorBidi" w:hAnsiTheme="majorBidi" w:cstheme="majorBidi"/>
-        </w:rPr>
-      </w:pPr>
-      <w:r>
-        <w:rPr>
-          <w:rFonts w:asciiTheme="majorBidi" w:hAnsiTheme="majorBidi" w:cstheme="majorBidi"/>
+        <w:jc w:val="both"/>
+        <w:rPr>
+          <w:rFonts w:asciiTheme="majorBidi" w:hAnsiTheme="majorBidi" w:cstheme="majorBidi"/>
+          <w:b/>
+          <w:bCs/>
+          <w:color w:val="000000" w:themeColor="text1"/>
+        </w:rPr>
+      </w:pPr>
+      <w:r>
+        <w:rPr>
+          <w:rFonts w:asciiTheme="majorBidi" w:hAnsiTheme="majorBidi" w:cstheme="majorBidi"/>
+          <w:b/>
+          <w:bCs/>
+          <w:color w:val="000000" w:themeColor="text1"/>
         </w:rPr>
         <w:t>5. Design Principles and Refactoring</w:t>
       </w:r>
     </w:p>
     <w:p>
       <w:pPr>
-        <w:rPr>
-          <w:rFonts w:asciiTheme="majorBidi" w:hAnsiTheme="majorBidi" w:cstheme="majorBidi"/>
-        </w:rPr>
-      </w:pPr>
-      <w:r>
-        <w:rPr>
-          <w:rFonts w:asciiTheme="majorBidi" w:hAnsiTheme="majorBidi" w:cstheme="majorBidi"/>
+        <w:jc w:val="both"/>
+        <w:rPr>
+          <w:rFonts w:asciiTheme="majorBidi" w:hAnsiTheme="majorBidi" w:cstheme="majorBidi"/>
+          <w:b/>
+          <w:bCs/>
+          <w:color w:val="000000" w:themeColor="text1"/>
+        </w:rPr>
+      </w:pPr>
+      <w:r>
+        <w:rPr>
+          <w:rFonts w:asciiTheme="majorBidi" w:hAnsiTheme="majorBidi" w:cstheme="majorBidi"/>
+          <w:b/>
+          <w:bCs/>
+          <w:color w:val="000000" w:themeColor="text1"/>
         </w:rPr>
         <w:t>6. JUnit Testing Strategy</w:t>
       </w:r>
     </w:p>
     <w:p>
       <w:pPr>
-        <w:rPr>
-          <w:rFonts w:asciiTheme="majorBidi" w:hAnsiTheme="majorBidi" w:cstheme="majorBidi"/>
-        </w:rPr>
-      </w:pPr>
-      <w:r>
-        <w:rPr>
-          <w:rFonts w:asciiTheme="majorBidi" w:hAnsiTheme="majorBidi" w:cstheme="majorBidi"/>
+        <w:jc w:val="both"/>
+        <w:rPr>
+          <w:rFonts w:asciiTheme="majorBidi" w:hAnsiTheme="majorBidi" w:cstheme="majorBidi"/>
+          <w:b/>
+          <w:bCs/>
+          <w:color w:val="000000" w:themeColor="text1"/>
+        </w:rPr>
+      </w:pPr>
+      <w:r>
+        <w:rPr>
+          <w:rFonts w:asciiTheme="majorBidi" w:hAnsiTheme="majorBidi" w:cstheme="majorBidi"/>
+          <w:b/>
+          <w:bCs/>
+          <w:color w:val="000000" w:themeColor="text1"/>
         </w:rPr>
         <w:t>7. Assumptions</w:t>
       </w:r>
     </w:p>
     <w:p>
       <w:pPr>
-        <w:rPr>
-          <w:rFonts w:asciiTheme="majorBidi" w:hAnsiTheme="majorBidi" w:cstheme="majorBidi"/>
-        </w:rPr>
-      </w:pPr>
-      <w:r>
-        <w:rPr>
-          <w:rFonts w:asciiTheme="majorBidi" w:hAnsiTheme="majorBidi" w:cstheme="majorBidi"/>
+        <w:jc w:val="both"/>
+        <w:rPr>
+          <w:rFonts w:asciiTheme="majorBidi" w:hAnsiTheme="majorBidi" w:cstheme="majorBidi"/>
+          <w:b/>
+          <w:bCs/>
+          <w:color w:val="000000" w:themeColor="text1"/>
+        </w:rPr>
+      </w:pPr>
+      <w:r>
+        <w:rPr>
+          <w:rFonts w:asciiTheme="majorBidi" w:hAnsiTheme="majorBidi" w:cstheme="majorBidi"/>
+          <w:b/>
+          <w:bCs/>
+          <w:color w:val="000000" w:themeColor="text1"/>
         </w:rPr>
         <w:t>8. UML Class Diagram</w:t>
       </w:r>
     </w:p>
     <w:p>
       <w:pPr>
-        <w:rPr>
-          <w:rFonts w:asciiTheme="majorBidi" w:hAnsiTheme="majorBidi" w:cstheme="majorBidi"/>
-        </w:rPr>
-      </w:pPr>
-      <w:r>
-        <w:rPr>
-          <w:rFonts w:asciiTheme="majorBidi" w:hAnsiTheme="majorBidi" w:cstheme="majorBidi"/>
+        <w:jc w:val="both"/>
+        <w:rPr>
+          <w:rFonts w:asciiTheme="majorBidi" w:hAnsiTheme="majorBidi" w:cstheme="majorBidi"/>
+          <w:b/>
+          <w:bCs/>
+          <w:color w:val="000000" w:themeColor="text1"/>
+        </w:rPr>
+      </w:pPr>
+      <w:r>
+        <w:rPr>
+          <w:rFonts w:asciiTheme="majorBidi" w:hAnsiTheme="majorBidi" w:cstheme="majorBidi"/>
+          <w:b/>
+          <w:bCs/>
+          <w:color w:val="000000" w:themeColor="text1"/>
         </w:rPr>
         <w:t>9. Version Control (Git) Snapshots</w:t>
+      </w:r>
+    </w:p>
+    <w:p>
+      <w:pPr>
+        <w:jc w:val="both"/>
+        <w:rPr>
+          <w:rFonts w:asciiTheme="majorBidi" w:hAnsiTheme="majorBidi" w:cstheme="majorBidi"/>
+          <w:b/>
+          <w:bCs/>
+          <w:color w:val="000000" w:themeColor="text1"/>
+        </w:rPr>
+      </w:pPr>
+      <w:r>
+        <w:rPr>
+          <w:rFonts w:asciiTheme="majorBidi" w:hAnsiTheme="majorBidi" w:cstheme="majorBidi"/>
+          <w:b/>
+          <w:bCs/>
+          <w:color w:val="000000" w:themeColor="text1"/>
+        </w:rPr>
+        <w:t>10.</w:t>
+      </w:r>
+      <w:r>
+        <w:rPr>
+          <w:rFonts w:asciiTheme="majorBidi" w:eastAsia="sans-serif" w:hAnsiTheme="majorBidi" w:cstheme="majorBidi"/>
+          <w:b/>
+          <w:bCs/>
+          <w:color w:val="000000" w:themeColor="text1"/>
+          <w:bdr w:val="none" w:sz="0" w:space="0" w:color="1F1F1F"/>
+        </w:rPr>
+        <w:t xml:space="preserve"> </w:t>
+      </w:r>
+      <w:r>
+        <w:rPr>
+          <w:rFonts w:asciiTheme="majorBidi" w:eastAsia="sans-serif" w:hAnsiTheme="majorBidi" w:cstheme="majorBidi"/>
+          <w:b/>
+          <w:bCs/>
+          <w:color w:val="000000" w:themeColor="text1"/>
+          <w:bdr w:val="none" w:sz="0" w:space="0" w:color="1F1F1F"/>
+        </w:rPr>
+        <w:t>Conclusion</w:t>
       </w:r>
     </w:p>
     <w:p>
@@ -947,10 +1138,10 @@
           <w:right w:val="none" w:sz="0" w:space="0" w:color="1F1F1F"/>
         </w:pBdr>
         <w:spacing w:beforeAutospacing="0" w:after="200" w:afterAutospacing="0" w:line="23" w:lineRule="atLeast"/>
-        <w:jc w:val="center"/>
-        <w:rPr>
-          <w:rFonts w:asciiTheme="majorBidi" w:eastAsia="sans-serif" w:hAnsiTheme="majorBidi" w:cstheme="majorBidi"/>
-          <w:color w:val="1F1F1F"/>
+        <w:jc w:val="both"/>
+        <w:rPr>
+          <w:rFonts w:asciiTheme="majorBidi" w:eastAsia="sans-serif" w:hAnsiTheme="majorBidi" w:cstheme="majorBidi"/>
+          <w:color w:val="000000" w:themeColor="text1"/>
         </w:rPr>
       </w:pPr>
     </w:p>
@@ -964,10 +1155,10 @@
           <w:right w:val="none" w:sz="0" w:space="0" w:color="1F1F1F"/>
         </w:pBdr>
         <w:spacing w:beforeAutospacing="0" w:after="200" w:afterAutospacing="0" w:line="23" w:lineRule="atLeast"/>
-        <w:jc w:val="center"/>
-        <w:rPr>
-          <w:rFonts w:asciiTheme="majorBidi" w:eastAsia="sans-serif" w:hAnsiTheme="majorBidi" w:cstheme="majorBidi"/>
-          <w:color w:val="1F1F1F"/>
+        <w:jc w:val="both"/>
+        <w:rPr>
+          <w:rFonts w:asciiTheme="majorBidi" w:eastAsia="sans-serif" w:hAnsiTheme="majorBidi" w:cstheme="majorBidi"/>
+          <w:color w:val="000000" w:themeColor="text1"/>
         </w:rPr>
       </w:pPr>
     </w:p>
@@ -981,10 +1172,10 @@
           <w:right w:val="none" w:sz="0" w:space="0" w:color="1F1F1F"/>
         </w:pBdr>
         <w:spacing w:beforeAutospacing="0" w:after="200" w:afterAutospacing="0" w:line="23" w:lineRule="atLeast"/>
-        <w:jc w:val="center"/>
-        <w:rPr>
-          <w:rFonts w:asciiTheme="majorBidi" w:eastAsia="sans-serif" w:hAnsiTheme="majorBidi" w:cstheme="majorBidi"/>
-          <w:color w:val="1F1F1F"/>
+        <w:jc w:val="both"/>
+        <w:rPr>
+          <w:rFonts w:asciiTheme="majorBidi" w:eastAsia="sans-serif" w:hAnsiTheme="majorBidi" w:cstheme="majorBidi"/>
+          <w:color w:val="000000" w:themeColor="text1"/>
         </w:rPr>
       </w:pPr>
     </w:p>
@@ -998,10 +1189,10 @@
           <w:right w:val="none" w:sz="0" w:space="0" w:color="1F1F1F"/>
         </w:pBdr>
         <w:spacing w:beforeAutospacing="0" w:after="200" w:afterAutospacing="0" w:line="23" w:lineRule="atLeast"/>
-        <w:jc w:val="center"/>
-        <w:rPr>
-          <w:rFonts w:asciiTheme="majorBidi" w:eastAsia="sans-serif" w:hAnsiTheme="majorBidi" w:cstheme="majorBidi"/>
-          <w:color w:val="1F1F1F"/>
+        <w:jc w:val="both"/>
+        <w:rPr>
+          <w:rFonts w:asciiTheme="majorBidi" w:eastAsia="sans-serif" w:hAnsiTheme="majorBidi" w:cstheme="majorBidi"/>
+          <w:color w:val="000000" w:themeColor="text1"/>
         </w:rPr>
       </w:pPr>
     </w:p>
@@ -1015,10 +1206,10 @@
           <w:right w:val="none" w:sz="0" w:space="0" w:color="1F1F1F"/>
         </w:pBdr>
         <w:spacing w:beforeAutospacing="0" w:after="200" w:afterAutospacing="0" w:line="23" w:lineRule="atLeast"/>
-        <w:jc w:val="center"/>
-        <w:rPr>
-          <w:rFonts w:asciiTheme="majorBidi" w:eastAsia="sans-serif" w:hAnsiTheme="majorBidi" w:cstheme="majorBidi"/>
-          <w:color w:val="1F1F1F"/>
+        <w:jc w:val="both"/>
+        <w:rPr>
+          <w:rFonts w:asciiTheme="majorBidi" w:eastAsia="sans-serif" w:hAnsiTheme="majorBidi" w:cstheme="majorBidi"/>
+          <w:color w:val="000000" w:themeColor="text1"/>
         </w:rPr>
       </w:pPr>
     </w:p>
@@ -1032,10 +1223,10 @@
           <w:right w:val="none" w:sz="0" w:space="0" w:color="1F1F1F"/>
         </w:pBdr>
         <w:spacing w:beforeAutospacing="0" w:after="200" w:afterAutospacing="0" w:line="23" w:lineRule="atLeast"/>
-        <w:jc w:val="center"/>
-        <w:rPr>
-          <w:rFonts w:asciiTheme="majorBidi" w:eastAsia="sans-serif" w:hAnsiTheme="majorBidi" w:cstheme="majorBidi"/>
-          <w:color w:val="1F1F1F"/>
+        <w:jc w:val="both"/>
+        <w:rPr>
+          <w:rFonts w:asciiTheme="majorBidi" w:eastAsia="sans-serif" w:hAnsiTheme="majorBidi" w:cstheme="majorBidi"/>
+          <w:color w:val="000000" w:themeColor="text1"/>
         </w:rPr>
       </w:pPr>
     </w:p>
@@ -1049,10 +1240,10 @@
           <w:right w:val="none" w:sz="0" w:space="0" w:color="1F1F1F"/>
         </w:pBdr>
         <w:spacing w:beforeAutospacing="0" w:after="200" w:afterAutospacing="0" w:line="23" w:lineRule="atLeast"/>
-        <w:jc w:val="center"/>
-        <w:rPr>
-          <w:rFonts w:asciiTheme="majorBidi" w:eastAsia="sans-serif" w:hAnsiTheme="majorBidi" w:cstheme="majorBidi"/>
-          <w:color w:val="1F1F1F"/>
+        <w:jc w:val="both"/>
+        <w:rPr>
+          <w:rFonts w:asciiTheme="majorBidi" w:eastAsia="sans-serif" w:hAnsiTheme="majorBidi" w:cstheme="majorBidi"/>
+          <w:color w:val="000000" w:themeColor="text1"/>
         </w:rPr>
       </w:pPr>
     </w:p>
@@ -1066,10 +1257,10 @@
           <w:right w:val="none" w:sz="0" w:space="0" w:color="1F1F1F"/>
         </w:pBdr>
         <w:spacing w:beforeAutospacing="0" w:after="200" w:afterAutospacing="0" w:line="23" w:lineRule="atLeast"/>
-        <w:jc w:val="center"/>
-        <w:rPr>
-          <w:rFonts w:asciiTheme="majorBidi" w:eastAsia="sans-serif" w:hAnsiTheme="majorBidi" w:cstheme="majorBidi"/>
-          <w:color w:val="1F1F1F"/>
+        <w:jc w:val="both"/>
+        <w:rPr>
+          <w:rFonts w:asciiTheme="majorBidi" w:eastAsia="sans-serif" w:hAnsiTheme="majorBidi" w:cstheme="majorBidi"/>
+          <w:color w:val="000000" w:themeColor="text1"/>
         </w:rPr>
       </w:pPr>
     </w:p>
@@ -1083,10 +1274,10 @@
           <w:right w:val="none" w:sz="0" w:space="0" w:color="1F1F1F"/>
         </w:pBdr>
         <w:spacing w:beforeAutospacing="0" w:after="200" w:afterAutospacing="0" w:line="23" w:lineRule="atLeast"/>
-        <w:jc w:val="center"/>
-        <w:rPr>
-          <w:rFonts w:asciiTheme="majorBidi" w:eastAsia="sans-serif" w:hAnsiTheme="majorBidi" w:cstheme="majorBidi"/>
-          <w:color w:val="1F1F1F"/>
+        <w:jc w:val="both"/>
+        <w:rPr>
+          <w:rFonts w:asciiTheme="majorBidi" w:eastAsia="sans-serif" w:hAnsiTheme="majorBidi" w:cstheme="majorBidi"/>
+          <w:color w:val="000000" w:themeColor="text1"/>
         </w:rPr>
       </w:pPr>
     </w:p>
@@ -1100,10 +1291,10 @@
           <w:right w:val="none" w:sz="0" w:space="0" w:color="1F1F1F"/>
         </w:pBdr>
         <w:spacing w:beforeAutospacing="0" w:after="200" w:afterAutospacing="0" w:line="23" w:lineRule="atLeast"/>
-        <w:jc w:val="center"/>
-        <w:rPr>
-          <w:rFonts w:asciiTheme="majorBidi" w:eastAsia="sans-serif" w:hAnsiTheme="majorBidi" w:cstheme="majorBidi"/>
-          <w:color w:val="1F1F1F"/>
+        <w:jc w:val="both"/>
+        <w:rPr>
+          <w:rFonts w:asciiTheme="majorBidi" w:eastAsia="sans-serif" w:hAnsiTheme="majorBidi" w:cstheme="majorBidi"/>
+          <w:color w:val="000000" w:themeColor="text1"/>
         </w:rPr>
       </w:pPr>
     </w:p>
@@ -1119,9 +1310,10 @@
           <w:right w:val="none" w:sz="0" w:space="0" w:color="1F1F1F"/>
         </w:pBdr>
         <w:spacing w:before="0" w:after="160" w:line="23" w:lineRule="atLeast"/>
+        <w:jc w:val="both"/>
         <w:rPr>
           <w:rFonts w:asciiTheme="majorBidi" w:eastAsia="sans-serif" w:hAnsiTheme="majorBidi"/>
-          <w:color w:val="1F1F1F"/>
+          <w:color w:val="000000" w:themeColor="text1"/>
         </w:rPr>
       </w:pPr>
       <w:r>
@@ -1129,10 +1321,9 @@
           <w:rFonts w:asciiTheme="majorBidi" w:eastAsia="sans-serif" w:hAnsiTheme="majorBidi"/>
           <w:b/>
           <w:bCs/>
-          <w:color w:val="1F1F1F"/>
+          <w:color w:val="000000" w:themeColor="text1"/>
           <w:bdr w:val="none" w:sz="0" w:space="0" w:color="1F1F1F"/>
         </w:rPr>
-        <w:lastRenderedPageBreak/>
         <w:t>1. Introduction</w:t>
       </w:r>
     </w:p>
@@ -1146,56 +1337,18 @@
           <w:right w:val="none" w:sz="0" w:space="0" w:color="1F1F1F"/>
         </w:pBdr>
         <w:spacing w:beforeAutospacing="0" w:after="200" w:afterAutospacing="0" w:line="23" w:lineRule="atLeast"/>
-        <w:rPr>
-          <w:rFonts w:asciiTheme="majorBidi" w:eastAsia="sans-serif" w:hAnsiTheme="majorBidi" w:cstheme="majorBidi"/>
-          <w:color w:val="1F1F1F"/>
-        </w:rPr>
-      </w:pPr>
-      <w:r>
-        <w:rPr>
-          <w:rFonts w:asciiTheme="majorBidi" w:eastAsia="sans-serif" w:hAnsiTheme="majorBidi" w:cstheme="majorBidi"/>
-          <w:color w:val="1F1F1F"/>
-        </w:rPr>
-        <w:t xml:space="preserve">The </w:t>
-      </w:r>
-      <w:proofErr w:type="spellStart"/>
-      <w:r>
-        <w:rPr>
-          <w:rFonts w:asciiTheme="majorBidi" w:eastAsia="sans-serif" w:hAnsiTheme="majorBidi" w:cstheme="majorBidi"/>
-          <w:color w:val="1F1F1F"/>
-        </w:rPr>
-        <w:t>Furzefield</w:t>
-      </w:r>
-      <w:proofErr w:type="spellEnd"/>
-      <w:r>
-        <w:rPr>
-          <w:rFonts w:asciiTheme="majorBidi" w:eastAsia="sans-serif" w:hAnsiTheme="majorBidi" w:cstheme="majorBidi"/>
-          <w:color w:val="1F1F1F"/>
-        </w:rPr>
-        <w:t xml:space="preserve"> Leisure Centre (FLC) serves as a hub for community fitness, offering a variety of group exercise lessons. As the center grew, the need for a digital management system became apparent. This project involves the creation of a standalone Java application designed to automate the booking lifecycle for these lessons.</w:t>
-      </w:r>
-    </w:p>
-    <w:p>
-      <w:pPr>
-        <w:pStyle w:val="NormalWeb"/>
-        <w:pBdr>
-          <w:top w:val="none" w:sz="0" w:space="0" w:color="1F1F1F"/>
-          <w:left w:val="none" w:sz="0" w:space="0" w:color="1F1F1F"/>
-          <w:bottom w:val="none" w:sz="0" w:space="0" w:color="1F1F1F"/>
-          <w:right w:val="none" w:sz="0" w:space="0" w:color="1F1F1F"/>
-        </w:pBdr>
-        <w:spacing w:beforeAutospacing="0" w:after="200" w:afterAutospacing="0" w:line="23" w:lineRule="atLeast"/>
-        <w:rPr>
-          <w:rFonts w:asciiTheme="majorBidi" w:eastAsia="sans-serif" w:hAnsiTheme="majorBidi" w:cstheme="majorBidi"/>
-          <w:color w:val="1F1F1F"/>
-        </w:rPr>
-      </w:pPr>
-      <w:r>
-        <w:rPr>
-          <w:rFonts w:asciiTheme="majorBidi" w:eastAsia="sans-serif" w:hAnsiTheme="majorBidi" w:cstheme="majorBidi"/>
-          <w:color w:val="1F1F1F"/>
-        </w:rPr>
-        <w:t>The system provides a seamless interface for members to interact with a dynamic timetable, manage their personal schedules, and provide critical feedback to the center's management. Developed with a focus on robust business logic, the application ensures that operational constraints—such as room capacity and duplicate prevention—are handled automatically, reducing administrative overhead.</w:t>
+        <w:jc w:val="both"/>
+        <w:rPr>
+          <w:rFonts w:asciiTheme="majorBidi" w:eastAsia="sans-serif" w:hAnsiTheme="majorBidi" w:cstheme="majorBidi"/>
+          <w:color w:val="000000" w:themeColor="text1"/>
+        </w:rPr>
+      </w:pPr>
+      <w:r>
+        <w:rPr>
+          <w:rFonts w:asciiTheme="majorBidi" w:eastAsia="sans-serif" w:hAnsiTheme="majorBidi" w:cstheme="majorBidi"/>
+          <w:color w:val="000000" w:themeColor="text1"/>
+        </w:rPr>
+        <w:t>The Furzefield Leisure Centre (FLC) serves as a hub for community fitness, offering a variety of group exercise lessons. As the center grew, the need for a digital management system became apparent. This project involves the creation of a standalone Java application designed to automate the booking lifecycle for these lessons.</w:t>
       </w:r>
     </w:p>
     <w:p>
@@ -1210,17 +1363,54 @@
           <w:right w:val="none" w:sz="0" w:space="0" w:color="1F1F1F"/>
         </w:pBdr>
         <w:spacing w:before="0" w:after="160" w:line="23" w:lineRule="atLeast"/>
+        <w:jc w:val="both"/>
         <w:rPr>
           <w:rFonts w:asciiTheme="majorBidi" w:eastAsia="sans-serif" w:hAnsiTheme="majorBidi"/>
-          <w:color w:val="1F1F1F"/>
+          <w:color w:val="000000" w:themeColor="text1"/>
         </w:rPr>
       </w:pPr>
       <w:r>
         <w:rPr>
           <w:rFonts w:asciiTheme="majorBidi" w:eastAsia="sans-serif" w:hAnsiTheme="majorBidi"/>
-          <w:b/>
-          <w:bCs/>
-          <w:color w:val="1F1F1F"/>
+          <w:color w:val="000000" w:themeColor="text1"/>
+          <w:kern w:val="0"/>
+          <w:sz w:val="24"/>
+          <w:szCs w:val="24"/>
+          <w:lang w:val="en-US" w:eastAsia="zh-CN"/>
+          <w14:ligatures w14:val="none"/>
+        </w:rPr>
+        <w:t>With an easy-to-use interface through the app, users can professionally and quickly connect with a current timetable, manage their schedules, and offer crucial input on how operations at the center can be improved. The application is built very much with heavy consideration for its business logic functionality; any operational constraints (capacity restrictions, duplications, etc.) are taken care of automatically within the system, thus reducing the amount of administration that Management has to manage.</w:t>
+      </w:r>
+      <w:r>
+        <w:rPr>
+          <w:rFonts w:asciiTheme="majorBidi" w:eastAsia="sans-serif" w:hAnsiTheme="majorBidi"/>
+          <w:color w:val="000000" w:themeColor="text1"/>
+          <w:kern w:val="0"/>
+          <w:sz w:val="24"/>
+          <w:szCs w:val="24"/>
+          <w:lang w:val="en-US" w:eastAsia="zh-CN"/>
+          <w14:ligatures w14:val="none"/>
+        </w:rPr>
+        <w:br/>
+      </w:r>
+      <w:r>
+        <w:rPr>
+          <w:rFonts w:asciiTheme="majorBidi" w:eastAsia="sans-serif" w:hAnsiTheme="majorBidi"/>
+          <w:color w:val="000000" w:themeColor="text1"/>
+          <w:kern w:val="0"/>
+          <w:sz w:val="24"/>
+          <w:szCs w:val="24"/>
+          <w:lang w:val="en-US" w:eastAsia="zh-CN"/>
+          <w14:ligatures w14:val="none"/>
+        </w:rPr>
+        <w:br/>
+      </w:r>
+      <w:r>
+        <w:rPr>
+          <w:rFonts w:asciiTheme="majorBidi" w:eastAsia="sans-serif" w:hAnsiTheme="majorBidi"/>
+          <w:b/>
+          <w:bCs/>
+          <w:color w:val="000000" w:themeColor="text1"/>
           <w:bdr w:val="none" w:sz="0" w:space="0" w:color="1F1F1F"/>
         </w:rPr>
         <w:t>2. System Structure and Design Architecture</w:t>
@@ -1229,9 +1419,10 @@
     <w:p>
       <w:pPr>
         <w:spacing w:before="100" w:beforeAutospacing="1" w:after="100" w:afterAutospacing="1" w:line="240" w:lineRule="auto"/>
-        <w:rPr>
-          <w:rFonts w:ascii="Segoe UI" w:eastAsia="Times New Roman" w:hAnsi="Segoe UI" w:cs="Segoe UI"/>
-          <w:color w:val="2B2D38"/>
+        <w:jc w:val="both"/>
+        <w:rPr>
+          <w:rFonts w:asciiTheme="majorBidi" w:eastAsia="Times New Roman" w:hAnsiTheme="majorBidi" w:cstheme="majorBidi"/>
+          <w:color w:val="000000" w:themeColor="text1"/>
           <w:kern w:val="0"/>
           <w:sz w:val="23"/>
           <w:szCs w:val="23"/>
@@ -1241,8 +1432,8 @@
       </w:pPr>
       <w:r>
         <w:rPr>
-          <w:rFonts w:ascii="Segoe UI" w:eastAsia="Times New Roman" w:hAnsi="Segoe UI" w:cs="Segoe UI"/>
-          <w:color w:val="2B2D38"/>
+          <w:rFonts w:asciiTheme="majorBidi" w:eastAsia="Times New Roman" w:hAnsiTheme="majorBidi" w:cstheme="majorBidi"/>
+          <w:color w:val="000000" w:themeColor="text1"/>
           <w:kern w:val="0"/>
           <w:sz w:val="23"/>
           <w:szCs w:val="23"/>
@@ -1255,8 +1446,10 @@
     <w:p>
       <w:pPr>
         <w:spacing w:after="0" w:line="240" w:lineRule="auto"/>
-        <w:rPr>
-          <w:rFonts w:ascii="Times New Roman" w:eastAsia="Times New Roman" w:hAnsi="Times New Roman" w:cs="Times New Roman"/>
+        <w:jc w:val="both"/>
+        <w:rPr>
+          <w:rFonts w:asciiTheme="majorBidi" w:eastAsia="Times New Roman" w:hAnsiTheme="majorBidi" w:cstheme="majorBidi"/>
+          <w:color w:val="000000" w:themeColor="text1"/>
           <w:kern w:val="0"/>
           <w:lang w:eastAsia="en-GB"/>
           <w14:ligatures w14:val="none"/>
@@ -1275,9 +1468,10 @@
           <w:right w:val="none" w:sz="0" w:space="0" w:color="1F1F1F"/>
         </w:pBdr>
         <w:spacing w:before="0" w:after="160" w:line="23" w:lineRule="atLeast"/>
+        <w:jc w:val="both"/>
         <w:rPr>
           <w:rFonts w:asciiTheme="majorBidi" w:eastAsia="sans-serif" w:hAnsiTheme="majorBidi"/>
-          <w:color w:val="1F1F1F"/>
+          <w:color w:val="000000" w:themeColor="text1"/>
         </w:rPr>
       </w:pPr>
       <w:r>
@@ -1285,7 +1479,7 @@
           <w:rFonts w:asciiTheme="majorBidi" w:eastAsia="sans-serif" w:hAnsiTheme="majorBidi"/>
           <w:b/>
           <w:bCs/>
-          <w:color w:val="1F1F1F"/>
+          <w:color w:val="000000" w:themeColor="text1"/>
           <w:bdr w:val="none" w:sz="0" w:space="0" w:color="1F1F1F"/>
         </w:rPr>
         <w:t>2.1 Member Management (</w:t>
@@ -1296,7 +1490,7 @@
           <w:rFonts w:asciiTheme="majorBidi" w:eastAsia="sans-serif" w:hAnsiTheme="majorBidi" w:cstheme="majorBidi"/>
           <w:b/>
           <w:bCs/>
-          <w:color w:val="444746"/>
+          <w:color w:val="000000" w:themeColor="text1"/>
           <w:bdr w:val="none" w:sz="0" w:space="0" w:color="444746"/>
         </w:rPr>
         <w:t>Member.java</w:t>
@@ -1306,7 +1500,7 @@
           <w:rFonts w:asciiTheme="majorBidi" w:eastAsia="sans-serif" w:hAnsiTheme="majorBidi"/>
           <w:b/>
           <w:bCs/>
-          <w:color w:val="1F1F1F"/>
+          <w:color w:val="000000" w:themeColor="text1"/>
           <w:bdr w:val="none" w:sz="0" w:space="0" w:color="1F1F1F"/>
         </w:rPr>
         <w:t>)</w:t>
@@ -1316,9 +1510,10 @@
       <w:pPr>
         <w:pStyle w:val="NormalWeb"/>
         <w:shd w:val="clear" w:color="auto" w:fill="FFFFFF"/>
-        <w:rPr>
-          <w:rFonts w:ascii="Segoe UI" w:eastAsia="Times New Roman" w:hAnsi="Segoe UI" w:cs="Segoe UI"/>
-          <w:color w:val="2B2D38"/>
+        <w:jc w:val="both"/>
+        <w:rPr>
+          <w:rFonts w:asciiTheme="majorBidi" w:eastAsia="Times New Roman" w:hAnsiTheme="majorBidi" w:cstheme="majorBidi"/>
+          <w:color w:val="000000" w:themeColor="text1"/>
           <w:sz w:val="23"/>
           <w:szCs w:val="23"/>
           <w:lang w:val="en-GB" w:eastAsia="en-GB"/>
@@ -1327,126 +1522,124 @@
       <w:r>
         <w:rPr>
           <w:rFonts w:asciiTheme="majorBidi" w:eastAsia="sans-serif" w:hAnsiTheme="majorBidi" w:cstheme="majorBidi"/>
-          <w:color w:val="1F1F1F"/>
-        </w:rPr>
-        <w:t xml:space="preserve">The </w:t>
-      </w:r>
-      <w:r>
-        <w:rPr>
-          <w:rFonts w:asciiTheme="majorBidi" w:eastAsia="sans-serif" w:hAnsiTheme="majorBidi" w:cstheme="majorBidi"/>
-          <w:color w:val="1F1F1F"/>
-        </w:rPr>
-        <w:t xml:space="preserve">Member </w:t>
-      </w:r>
-      <w:r>
-        <w:rPr>
-          <w:rFonts w:asciiTheme="majorBidi" w:eastAsia="sans-serif" w:hAnsiTheme="majorBidi" w:cstheme="majorBidi"/>
-          <w:color w:val="1F1F1F"/>
-        </w:rPr>
-        <w:t xml:space="preserve">class </w:t>
-      </w:r>
-      <w:r>
-        <w:rPr>
-          <w:rFonts w:ascii="Segoe UI" w:eastAsia="Times New Roman" w:hAnsi="Segoe UI" w:cs="Segoe UI"/>
-          <w:color w:val="2B2D38"/>
+          <w:color w:val="000000" w:themeColor="text1"/>
+        </w:rPr>
+        <w:t xml:space="preserve">The Member class </w:t>
+      </w:r>
+      <w:r>
+        <w:rPr>
+          <w:rFonts w:asciiTheme="majorBidi" w:eastAsia="Times New Roman" w:hAnsiTheme="majorBidi" w:cstheme="majorBidi"/>
+          <w:color w:val="000000" w:themeColor="text1"/>
           <w:sz w:val="23"/>
           <w:szCs w:val="23"/>
           <w:lang w:val="en-GB" w:eastAsia="en-GB"/>
         </w:rPr>
-        <w:t>is the data structure, for storing user information.</w:t>
-      </w:r>
-      <w:r>
-        <w:rPr>
-          <w:rFonts w:ascii="Segoe UI" w:eastAsia="Times New Roman" w:hAnsi="Segoe UI" w:cs="Segoe UI"/>
-          <w:color w:val="2B2D38"/>
+        <w:t xml:space="preserve">is the data structure, for storing user </w:t>
+      </w:r>
+      <w:r>
+        <w:rPr>
+          <w:rFonts w:asciiTheme="majorBidi" w:eastAsia="Times New Roman" w:hAnsiTheme="majorBidi" w:cstheme="majorBidi"/>
+          <w:color w:val="000000" w:themeColor="text1"/>
           <w:sz w:val="23"/>
           <w:szCs w:val="23"/>
-          <w:lang w:eastAsia="en-GB"/>
-        </w:rPr>
-        <w:t xml:space="preserve">Each member gets an ID, like M01 and a </w:t>
-      </w:r>
-      <w:proofErr w:type="spellStart"/>
-      <w:r>
-        <w:rPr>
-          <w:rFonts w:ascii="Segoe UI" w:eastAsia="Times New Roman" w:hAnsi="Segoe UI" w:cs="Segoe UI"/>
-          <w:color w:val="2B2D38"/>
+          <w:lang w:val="en-GB" w:eastAsia="en-GB"/>
+        </w:rPr>
+        <w:t>information.</w:t>
+      </w:r>
+      <w:r>
+        <w:rPr>
+          <w:rFonts w:asciiTheme="majorBidi" w:eastAsia="Times New Roman" w:hAnsiTheme="majorBidi" w:cstheme="majorBidi"/>
+          <w:color w:val="000000" w:themeColor="text1"/>
           <w:sz w:val="23"/>
           <w:szCs w:val="23"/>
           <w:lang w:eastAsia="en-GB"/>
         </w:rPr>
-        <w:t>name.The</w:t>
-      </w:r>
-      <w:proofErr w:type="spellEnd"/>
-      <w:r>
-        <w:rPr>
-          <w:rFonts w:ascii="Segoe UI" w:eastAsia="Times New Roman" w:hAnsi="Segoe UI" w:cs="Segoe UI"/>
-          <w:color w:val="2B2D38"/>
+        <w:t xml:space="preserve"> Each</w:t>
+      </w:r>
+      <w:r>
+        <w:rPr>
+          <w:rFonts w:asciiTheme="majorBidi" w:eastAsia="Times New Roman" w:hAnsiTheme="majorBidi" w:cstheme="majorBidi"/>
+          <w:color w:val="000000" w:themeColor="text1"/>
           <w:sz w:val="23"/>
           <w:szCs w:val="23"/>
           <w:lang w:eastAsia="en-GB"/>
         </w:rPr>
-        <w:t xml:space="preserve"> system comes with 10 members already added for testing </w:t>
-      </w:r>
-      <w:proofErr w:type="spellStart"/>
-      <w:r>
-        <w:rPr>
-          <w:rFonts w:ascii="Segoe UI" w:eastAsia="Times New Roman" w:hAnsi="Segoe UI" w:cs="Segoe UI"/>
-          <w:color w:val="2B2D38"/>
+        <w:t xml:space="preserve"> member gets an ID, like M01 and a </w:t>
+      </w:r>
+      <w:r>
+        <w:rPr>
+          <w:rFonts w:asciiTheme="majorBidi" w:eastAsia="Times New Roman" w:hAnsiTheme="majorBidi" w:cstheme="majorBidi"/>
+          <w:color w:val="000000" w:themeColor="text1"/>
           <w:sz w:val="23"/>
           <w:szCs w:val="23"/>
           <w:lang w:eastAsia="en-GB"/>
         </w:rPr>
-        <w:t>purposes.This</w:t>
-      </w:r>
-      <w:proofErr w:type="spellEnd"/>
-      <w:r>
-        <w:rPr>
-          <w:rFonts w:ascii="Segoe UI" w:eastAsia="Times New Roman" w:hAnsi="Segoe UI" w:cs="Segoe UI"/>
-          <w:color w:val="2B2D38"/>
+        <w:t>name. The</w:t>
+      </w:r>
+      <w:r>
+        <w:rPr>
+          <w:rFonts w:asciiTheme="majorBidi" w:eastAsia="Times New Roman" w:hAnsiTheme="majorBidi" w:cstheme="majorBidi"/>
+          <w:color w:val="000000" w:themeColor="text1"/>
           <w:sz w:val="23"/>
           <w:szCs w:val="23"/>
           <w:lang w:eastAsia="en-GB"/>
         </w:rPr>
-        <w:t xml:space="preserve"> setup allows for adding as members as needed through the available input </w:t>
-      </w:r>
-      <w:proofErr w:type="spellStart"/>
-      <w:r>
-        <w:rPr>
-          <w:rFonts w:ascii="Segoe UI" w:eastAsia="Times New Roman" w:hAnsi="Segoe UI" w:cs="Segoe UI"/>
-          <w:color w:val="2B2D38"/>
+        <w:t xml:space="preserve"> system comes with 10 members already added for testing </w:t>
+      </w:r>
+      <w:r>
+        <w:rPr>
+          <w:rFonts w:asciiTheme="majorBidi" w:eastAsia="Times New Roman" w:hAnsiTheme="majorBidi" w:cstheme="majorBidi"/>
+          <w:color w:val="000000" w:themeColor="text1"/>
           <w:sz w:val="23"/>
           <w:szCs w:val="23"/>
           <w:lang w:eastAsia="en-GB"/>
         </w:rPr>
-        <w:t>methods.The</w:t>
-      </w:r>
-      <w:proofErr w:type="spellEnd"/>
-      <w:r>
-        <w:rPr>
-          <w:rFonts w:ascii="Segoe UI" w:eastAsia="Times New Roman" w:hAnsi="Segoe UI" w:cs="Segoe UI"/>
-          <w:color w:val="2B2D38"/>
+        <w:t>purposes. This</w:t>
+      </w:r>
+      <w:r>
+        <w:rPr>
+          <w:rFonts w:asciiTheme="majorBidi" w:eastAsia="Times New Roman" w:hAnsiTheme="majorBidi" w:cstheme="majorBidi"/>
+          <w:color w:val="000000" w:themeColor="text1"/>
           <w:sz w:val="23"/>
           <w:szCs w:val="23"/>
           <w:lang w:eastAsia="en-GB"/>
         </w:rPr>
-        <w:t xml:space="preserve"> Member class helps keep user data </w:t>
-      </w:r>
-      <w:proofErr w:type="spellStart"/>
-      <w:r>
-        <w:rPr>
-          <w:rFonts w:ascii="Segoe UI" w:eastAsia="Times New Roman" w:hAnsi="Segoe UI" w:cs="Segoe UI"/>
-          <w:color w:val="2B2D38"/>
+        <w:t xml:space="preserve"> setup allows for adding as members as needed through the available input </w:t>
+      </w:r>
+      <w:r>
+        <w:rPr>
+          <w:rFonts w:asciiTheme="majorBidi" w:eastAsia="Times New Roman" w:hAnsiTheme="majorBidi" w:cstheme="majorBidi"/>
+          <w:color w:val="000000" w:themeColor="text1"/>
           <w:sz w:val="23"/>
           <w:szCs w:val="23"/>
           <w:lang w:eastAsia="en-GB"/>
         </w:rPr>
-        <w:t>organized.It</w:t>
-      </w:r>
-      <w:proofErr w:type="spellEnd"/>
-      <w:r>
-        <w:rPr>
-          <w:rFonts w:ascii="Segoe UI" w:eastAsia="Times New Roman" w:hAnsi="Segoe UI" w:cs="Segoe UI"/>
-          <w:color w:val="2B2D38"/>
+        <w:t>methods. The</w:t>
+      </w:r>
+      <w:r>
+        <w:rPr>
+          <w:rFonts w:asciiTheme="majorBidi" w:eastAsia="Times New Roman" w:hAnsiTheme="majorBidi" w:cstheme="majorBidi"/>
+          <w:color w:val="000000" w:themeColor="text1"/>
+          <w:sz w:val="23"/>
+          <w:szCs w:val="23"/>
+          <w:lang w:eastAsia="en-GB"/>
+        </w:rPr>
+        <w:t xml:space="preserve"> Member class helps keep user data </w:t>
+      </w:r>
+      <w:r>
+        <w:rPr>
+          <w:rFonts w:asciiTheme="majorBidi" w:eastAsia="Times New Roman" w:hAnsiTheme="majorBidi" w:cstheme="majorBidi"/>
+          <w:color w:val="000000" w:themeColor="text1"/>
+          <w:sz w:val="23"/>
+          <w:szCs w:val="23"/>
+          <w:lang w:eastAsia="en-GB"/>
+        </w:rPr>
+        <w:t>organized. It</w:t>
+      </w:r>
+      <w:r>
+        <w:rPr>
+          <w:rFonts w:asciiTheme="majorBidi" w:eastAsia="Times New Roman" w:hAnsiTheme="majorBidi" w:cstheme="majorBidi"/>
+          <w:color w:val="000000" w:themeColor="text1"/>
           <w:sz w:val="23"/>
           <w:szCs w:val="23"/>
           <w:lang w:eastAsia="en-GB"/>
@@ -1464,20 +1657,21 @@
           <w:right w:val="none" w:sz="0" w:space="0" w:color="1F1F1F"/>
         </w:pBdr>
         <w:spacing w:beforeAutospacing="0" w:after="200" w:afterAutospacing="0" w:line="23" w:lineRule="atLeast"/>
-        <w:rPr>
-          <w:rFonts w:asciiTheme="majorBidi" w:eastAsia="sans-serif" w:hAnsiTheme="majorBidi"/>
-          <w:b/>
-          <w:bCs/>
-          <w:color w:val="1F1F1F"/>
+        <w:jc w:val="both"/>
+        <w:rPr>
+          <w:rFonts w:asciiTheme="majorBidi" w:eastAsia="sans-serif" w:hAnsiTheme="majorBidi" w:cstheme="majorBidi"/>
+          <w:b/>
+          <w:bCs/>
+          <w:color w:val="000000" w:themeColor="text1"/>
           <w:bdr w:val="none" w:sz="0" w:space="0" w:color="1F1F1F"/>
         </w:rPr>
       </w:pPr>
       <w:r>
         <w:rPr>
-          <w:rFonts w:asciiTheme="majorBidi" w:eastAsia="sans-serif" w:hAnsiTheme="majorBidi"/>
-          <w:b/>
-          <w:bCs/>
-          <w:color w:val="1F1F1F"/>
+          <w:rFonts w:asciiTheme="majorBidi" w:eastAsia="sans-serif" w:hAnsiTheme="majorBidi" w:cstheme="majorBidi"/>
+          <w:b/>
+          <w:bCs/>
+          <w:color w:val="000000" w:themeColor="text1"/>
           <w:bdr w:val="none" w:sz="0" w:space="0" w:color="1F1F1F"/>
         </w:rPr>
         <w:t>2.2 Lesson Definition (</w:t>
@@ -1488,17 +1682,17 @@
           <w:rFonts w:asciiTheme="majorBidi" w:eastAsia="sans-serif" w:hAnsiTheme="majorBidi" w:cstheme="majorBidi"/>
           <w:b/>
           <w:bCs/>
-          <w:color w:val="444746"/>
+          <w:color w:val="000000" w:themeColor="text1"/>
           <w:bdr w:val="none" w:sz="0" w:space="0" w:color="444746"/>
         </w:rPr>
         <w:t>Lesson.java</w:t>
       </w:r>
       <w:r>
         <w:rPr>
-          <w:rFonts w:asciiTheme="majorBidi" w:eastAsia="sans-serif" w:hAnsiTheme="majorBidi"/>
-          <w:b/>
-          <w:bCs/>
-          <w:color w:val="1F1F1F"/>
+          <w:rFonts w:asciiTheme="majorBidi" w:eastAsia="sans-serif" w:hAnsiTheme="majorBidi" w:cstheme="majorBidi"/>
+          <w:b/>
+          <w:bCs/>
+          <w:color w:val="000000" w:themeColor="text1"/>
           <w:bdr w:val="none" w:sz="0" w:space="0" w:color="1F1F1F"/>
         </w:rPr>
         <w:t>)</w:t>
@@ -1506,19 +1700,23 @@
     </w:p>
     <w:p>
       <w:pPr>
-        <w:rPr>
-          <w:rFonts w:asciiTheme="majorBidi" w:hAnsiTheme="majorBidi" w:cstheme="majorBidi"/>
-        </w:rPr>
-      </w:pPr>
-      <w:r>
-        <w:rPr>
-          <w:rFonts w:asciiTheme="majorBidi" w:hAnsiTheme="majorBidi" w:cstheme="majorBidi"/>
+        <w:jc w:val="both"/>
+        <w:rPr>
+          <w:rFonts w:asciiTheme="majorBidi" w:hAnsiTheme="majorBidi" w:cstheme="majorBidi"/>
+          <w:color w:val="000000" w:themeColor="text1"/>
+        </w:rPr>
+      </w:pPr>
+      <w:r>
+        <w:rPr>
+          <w:rFonts w:asciiTheme="majorBidi" w:hAnsiTheme="majorBidi" w:cstheme="majorBidi"/>
+          <w:color w:val="000000" w:themeColor="text1"/>
         </w:rPr>
         <w:t xml:space="preserve">The </w:t>
       </w:r>
       <w:r>
         <w:rPr>
           <w:rFonts w:asciiTheme="majorBidi" w:hAnsiTheme="majorBidi" w:cstheme="majorBidi"/>
+          <w:color w:val="000000" w:themeColor="text1"/>
           <w:sz w:val="20"/>
           <w:szCs w:val="20"/>
         </w:rPr>
@@ -1527,20 +1725,21 @@
       <w:r>
         <w:rPr>
           <w:rFonts w:asciiTheme="majorBidi" w:hAnsiTheme="majorBidi" w:cstheme="majorBidi"/>
+          <w:color w:val="000000" w:themeColor="text1"/>
         </w:rPr>
         <w:t xml:space="preserve"> class represents the specific exercise sessions available at the </w:t>
       </w:r>
-      <w:proofErr w:type="spellStart"/>
-      <w:r>
-        <w:rPr>
-          <w:rFonts w:asciiTheme="majorBidi" w:hAnsiTheme="majorBidi" w:cstheme="majorBidi"/>
-        </w:rPr>
-        <w:t>center</w:t>
-      </w:r>
-      <w:proofErr w:type="spellEnd"/>
-      <w:r>
-        <w:rPr>
-          <w:rFonts w:asciiTheme="majorBidi" w:hAnsiTheme="majorBidi" w:cstheme="majorBidi"/>
+      <w:r>
+        <w:rPr>
+          <w:rFonts w:asciiTheme="majorBidi" w:hAnsiTheme="majorBidi" w:cstheme="majorBidi"/>
+          <w:color w:val="000000" w:themeColor="text1"/>
+        </w:rPr>
+        <w:t>centre</w:t>
+      </w:r>
+      <w:r>
+        <w:rPr>
+          <w:rFonts w:asciiTheme="majorBidi" w:hAnsiTheme="majorBidi" w:cstheme="majorBidi"/>
+          <w:color w:val="000000" w:themeColor="text1"/>
         </w:rPr>
         <w:t>. It holds five key attributes:</w:t>
       </w:r>
@@ -1553,18 +1752,21 @@
           <w:numId w:val="10"/>
         </w:numPr>
         <w:spacing w:before="100" w:beforeAutospacing="1" w:after="100" w:afterAutospacing="1" w:line="240" w:lineRule="auto"/>
-        <w:rPr>
-          <w:rFonts w:asciiTheme="majorBidi" w:eastAsia="Times New Roman" w:hAnsiTheme="majorBidi" w:cstheme="majorBidi"/>
-          <w:kern w:val="0"/>
-          <w:lang w:eastAsia="en-GB"/>
-          <w14:ligatures w14:val="none"/>
-        </w:rPr>
-      </w:pPr>
-      <w:r>
-        <w:rPr>
-          <w:rFonts w:asciiTheme="majorBidi" w:eastAsia="Times New Roman" w:hAnsiTheme="majorBidi" w:cstheme="majorBidi"/>
-          <w:b/>
-          <w:bCs/>
+        <w:jc w:val="both"/>
+        <w:rPr>
+          <w:rFonts w:asciiTheme="majorBidi" w:eastAsia="Times New Roman" w:hAnsiTheme="majorBidi" w:cstheme="majorBidi"/>
+          <w:color w:val="000000" w:themeColor="text1"/>
+          <w:kern w:val="0"/>
+          <w:lang w:eastAsia="en-GB"/>
+          <w14:ligatures w14:val="none"/>
+        </w:rPr>
+      </w:pPr>
+      <w:r>
+        <w:rPr>
+          <w:rFonts w:asciiTheme="majorBidi" w:eastAsia="Times New Roman" w:hAnsiTheme="majorBidi" w:cstheme="majorBidi"/>
+          <w:b/>
+          <w:bCs/>
+          <w:color w:val="000000" w:themeColor="text1"/>
           <w:kern w:val="0"/>
           <w:lang w:eastAsia="en-GB"/>
           <w14:ligatures w14:val="none"/>
@@ -1574,6 +1776,7 @@
       <w:r>
         <w:rPr>
           <w:rFonts w:asciiTheme="majorBidi" w:eastAsia="Times New Roman" w:hAnsiTheme="majorBidi" w:cstheme="majorBidi"/>
+          <w:color w:val="000000" w:themeColor="text1"/>
           <w:kern w:val="0"/>
           <w:lang w:eastAsia="en-GB"/>
           <w14:ligatures w14:val="none"/>
@@ -1589,18 +1792,21 @@
           <w:numId w:val="10"/>
         </w:numPr>
         <w:spacing w:before="100" w:beforeAutospacing="1" w:after="100" w:afterAutospacing="1" w:line="240" w:lineRule="auto"/>
-        <w:rPr>
-          <w:rFonts w:asciiTheme="majorBidi" w:eastAsia="Times New Roman" w:hAnsiTheme="majorBidi" w:cstheme="majorBidi"/>
-          <w:kern w:val="0"/>
-          <w:lang w:eastAsia="en-GB"/>
-          <w14:ligatures w14:val="none"/>
-        </w:rPr>
-      </w:pPr>
-      <w:r>
-        <w:rPr>
-          <w:rFonts w:asciiTheme="majorBidi" w:eastAsia="Times New Roman" w:hAnsiTheme="majorBidi" w:cstheme="majorBidi"/>
-          <w:b/>
-          <w:bCs/>
+        <w:jc w:val="both"/>
+        <w:rPr>
+          <w:rFonts w:asciiTheme="majorBidi" w:eastAsia="Times New Roman" w:hAnsiTheme="majorBidi" w:cstheme="majorBidi"/>
+          <w:color w:val="000000" w:themeColor="text1"/>
+          <w:kern w:val="0"/>
+          <w:lang w:eastAsia="en-GB"/>
+          <w14:ligatures w14:val="none"/>
+        </w:rPr>
+      </w:pPr>
+      <w:r>
+        <w:rPr>
+          <w:rFonts w:asciiTheme="majorBidi" w:eastAsia="Times New Roman" w:hAnsiTheme="majorBidi" w:cstheme="majorBidi"/>
+          <w:b/>
+          <w:bCs/>
+          <w:color w:val="000000" w:themeColor="text1"/>
           <w:kern w:val="0"/>
           <w:lang w:eastAsia="en-GB"/>
           <w14:ligatures w14:val="none"/>
@@ -1610,6 +1816,7 @@
       <w:r>
         <w:rPr>
           <w:rFonts w:asciiTheme="majorBidi" w:eastAsia="Times New Roman" w:hAnsiTheme="majorBidi" w:cstheme="majorBidi"/>
+          <w:color w:val="000000" w:themeColor="text1"/>
           <w:kern w:val="0"/>
           <w:lang w:eastAsia="en-GB"/>
           <w14:ligatures w14:val="none"/>
@@ -1625,18 +1832,21 @@
           <w:numId w:val="10"/>
         </w:numPr>
         <w:spacing w:before="100" w:beforeAutospacing="1" w:after="100" w:afterAutospacing="1" w:line="240" w:lineRule="auto"/>
-        <w:rPr>
-          <w:rFonts w:asciiTheme="majorBidi" w:eastAsia="Times New Roman" w:hAnsiTheme="majorBidi" w:cstheme="majorBidi"/>
-          <w:kern w:val="0"/>
-          <w:lang w:eastAsia="en-GB"/>
-          <w14:ligatures w14:val="none"/>
-        </w:rPr>
-      </w:pPr>
-      <w:r>
-        <w:rPr>
-          <w:rFonts w:asciiTheme="majorBidi" w:eastAsia="Times New Roman" w:hAnsiTheme="majorBidi" w:cstheme="majorBidi"/>
-          <w:b/>
-          <w:bCs/>
+        <w:jc w:val="both"/>
+        <w:rPr>
+          <w:rFonts w:asciiTheme="majorBidi" w:eastAsia="Times New Roman" w:hAnsiTheme="majorBidi" w:cstheme="majorBidi"/>
+          <w:color w:val="000000" w:themeColor="text1"/>
+          <w:kern w:val="0"/>
+          <w:lang w:eastAsia="en-GB"/>
+          <w14:ligatures w14:val="none"/>
+        </w:rPr>
+      </w:pPr>
+      <w:r>
+        <w:rPr>
+          <w:rFonts w:asciiTheme="majorBidi" w:eastAsia="Times New Roman" w:hAnsiTheme="majorBidi" w:cstheme="majorBidi"/>
+          <w:b/>
+          <w:bCs/>
+          <w:color w:val="000000" w:themeColor="text1"/>
           <w:kern w:val="0"/>
           <w:lang w:eastAsia="en-GB"/>
           <w14:ligatures w14:val="none"/>
@@ -1646,6 +1856,7 @@
       <w:r>
         <w:rPr>
           <w:rFonts w:asciiTheme="majorBidi" w:eastAsia="Times New Roman" w:hAnsiTheme="majorBidi" w:cstheme="majorBidi"/>
+          <w:color w:val="000000" w:themeColor="text1"/>
           <w:kern w:val="0"/>
           <w:lang w:eastAsia="en-GB"/>
           <w14:ligatures w14:val="none"/>
@@ -1661,18 +1872,21 @@
           <w:numId w:val="10"/>
         </w:numPr>
         <w:spacing w:before="100" w:beforeAutospacing="1" w:after="100" w:afterAutospacing="1" w:line="240" w:lineRule="auto"/>
-        <w:rPr>
-          <w:rFonts w:asciiTheme="majorBidi" w:eastAsia="Times New Roman" w:hAnsiTheme="majorBidi" w:cstheme="majorBidi"/>
-          <w:kern w:val="0"/>
-          <w:lang w:eastAsia="en-GB"/>
-          <w14:ligatures w14:val="none"/>
-        </w:rPr>
-      </w:pPr>
-      <w:r>
-        <w:rPr>
-          <w:rFonts w:asciiTheme="majorBidi" w:eastAsia="Times New Roman" w:hAnsiTheme="majorBidi" w:cstheme="majorBidi"/>
-          <w:b/>
-          <w:bCs/>
+        <w:jc w:val="both"/>
+        <w:rPr>
+          <w:rFonts w:asciiTheme="majorBidi" w:eastAsia="Times New Roman" w:hAnsiTheme="majorBidi" w:cstheme="majorBidi"/>
+          <w:color w:val="000000" w:themeColor="text1"/>
+          <w:kern w:val="0"/>
+          <w:lang w:eastAsia="en-GB"/>
+          <w14:ligatures w14:val="none"/>
+        </w:rPr>
+      </w:pPr>
+      <w:r>
+        <w:rPr>
+          <w:rFonts w:asciiTheme="majorBidi" w:eastAsia="Times New Roman" w:hAnsiTheme="majorBidi" w:cstheme="majorBidi"/>
+          <w:b/>
+          <w:bCs/>
+          <w:color w:val="000000" w:themeColor="text1"/>
           <w:kern w:val="0"/>
           <w:lang w:eastAsia="en-GB"/>
           <w14:ligatures w14:val="none"/>
@@ -1682,6 +1896,7 @@
       <w:r>
         <w:rPr>
           <w:rFonts w:asciiTheme="majorBidi" w:eastAsia="Times New Roman" w:hAnsiTheme="majorBidi" w:cstheme="majorBidi"/>
+          <w:color w:val="000000" w:themeColor="text1"/>
           <w:kern w:val="0"/>
           <w:lang w:eastAsia="en-GB"/>
           <w14:ligatures w14:val="none"/>
@@ -1697,18 +1912,21 @@
           <w:numId w:val="10"/>
         </w:numPr>
         <w:spacing w:before="100" w:beforeAutospacing="1" w:after="100" w:afterAutospacing="1" w:line="240" w:lineRule="auto"/>
-        <w:rPr>
-          <w:rFonts w:asciiTheme="majorBidi" w:eastAsia="Times New Roman" w:hAnsiTheme="majorBidi" w:cstheme="majorBidi"/>
-          <w:kern w:val="0"/>
-          <w:lang w:eastAsia="en-GB"/>
-          <w14:ligatures w14:val="none"/>
-        </w:rPr>
-      </w:pPr>
-      <w:r>
-        <w:rPr>
-          <w:rFonts w:asciiTheme="majorBidi" w:eastAsia="Times New Roman" w:hAnsiTheme="majorBidi" w:cstheme="majorBidi"/>
-          <w:b/>
-          <w:bCs/>
+        <w:jc w:val="both"/>
+        <w:rPr>
+          <w:rFonts w:asciiTheme="majorBidi" w:eastAsia="Times New Roman" w:hAnsiTheme="majorBidi" w:cstheme="majorBidi"/>
+          <w:color w:val="000000" w:themeColor="text1"/>
+          <w:kern w:val="0"/>
+          <w:lang w:eastAsia="en-GB"/>
+          <w14:ligatures w14:val="none"/>
+        </w:rPr>
+      </w:pPr>
+      <w:r>
+        <w:rPr>
+          <w:rFonts w:asciiTheme="majorBidi" w:eastAsia="Times New Roman" w:hAnsiTheme="majorBidi" w:cstheme="majorBidi"/>
+          <w:b/>
+          <w:bCs/>
+          <w:color w:val="000000" w:themeColor="text1"/>
           <w:kern w:val="0"/>
           <w:lang w:eastAsia="en-GB"/>
           <w14:ligatures w14:val="none"/>
@@ -1718,32 +1936,13 @@
       <w:r>
         <w:rPr>
           <w:rFonts w:asciiTheme="majorBidi" w:eastAsia="Times New Roman" w:hAnsiTheme="majorBidi" w:cstheme="majorBidi"/>
+          <w:color w:val="000000" w:themeColor="text1"/>
           <w:kern w:val="0"/>
           <w:lang w:eastAsia="en-GB"/>
           <w14:ligatures w14:val="none"/>
         </w:rPr>
         <w:t>: An integer limit (set to 4) to ensure safety and quality of instruction.</w:t>
       </w:r>
-    </w:p>
-    <w:p>
-      <w:pPr>
-        <w:numPr>
-          <w:ilvl w:val="0"/>
-          <w:numId w:val="1"/>
-        </w:numPr>
-        <w:pBdr>
-          <w:top w:val="none" w:sz="0" w:space="0" w:color="1F1F1F"/>
-          <w:left w:val="none" w:sz="0" w:space="0" w:color="1F1F1F"/>
-          <w:bottom w:val="none" w:sz="0" w:space="0" w:color="1F1F1F"/>
-          <w:right w:val="none" w:sz="0" w:space="0" w:color="1F1F1F"/>
-        </w:pBdr>
-        <w:spacing w:line="23" w:lineRule="atLeast"/>
-        <w:ind w:left="0"/>
-        <w:rPr>
-          <w:rFonts w:asciiTheme="majorBidi" w:eastAsia="sans-serif" w:hAnsiTheme="majorBidi" w:cstheme="majorBidi"/>
-          <w:color w:val="1F1F1F"/>
-        </w:rPr>
-      </w:pPr>
     </w:p>
     <w:p>
       <w:pPr>
@@ -1757,9 +1956,10 @@
           <w:right w:val="none" w:sz="0" w:space="0" w:color="1F1F1F"/>
         </w:pBdr>
         <w:spacing w:before="0" w:after="160" w:line="23" w:lineRule="atLeast"/>
+        <w:jc w:val="both"/>
         <w:rPr>
           <w:rFonts w:asciiTheme="majorBidi" w:eastAsia="sans-serif" w:hAnsiTheme="majorBidi"/>
-          <w:color w:val="1F1F1F"/>
+          <w:color w:val="000000" w:themeColor="text1"/>
         </w:rPr>
       </w:pPr>
       <w:r>
@@ -1767,7 +1967,7 @@
           <w:rFonts w:asciiTheme="majorBidi" w:eastAsia="sans-serif" w:hAnsiTheme="majorBidi"/>
           <w:b/>
           <w:bCs/>
-          <w:color w:val="1F1F1F"/>
+          <w:color w:val="000000" w:themeColor="text1"/>
           <w:bdr w:val="none" w:sz="0" w:space="0" w:color="1F1F1F"/>
         </w:rPr>
         <w:t>2.3 The Booking Lifecycle (</w:t>
@@ -1778,7 +1978,7 @@
           <w:rFonts w:asciiTheme="majorBidi" w:eastAsia="sans-serif" w:hAnsiTheme="majorBidi" w:cstheme="majorBidi"/>
           <w:b/>
           <w:bCs/>
-          <w:color w:val="444746"/>
+          <w:color w:val="000000" w:themeColor="text1"/>
           <w:bdr w:val="none" w:sz="0" w:space="0" w:color="444746"/>
         </w:rPr>
         <w:t>Booking.java</w:t>
@@ -1788,7 +1988,7 @@
           <w:rFonts w:asciiTheme="majorBidi" w:eastAsia="sans-serif" w:hAnsiTheme="majorBidi"/>
           <w:b/>
           <w:bCs/>
-          <w:color w:val="1F1F1F"/>
+          <w:color w:val="000000" w:themeColor="text1"/>
           <w:bdr w:val="none" w:sz="0" w:space="0" w:color="1F1F1F"/>
         </w:rPr>
         <w:t>)</w:t>
@@ -1798,9 +1998,10 @@
       <w:pPr>
         <w:shd w:val="clear" w:color="auto" w:fill="FFFFFF"/>
         <w:spacing w:before="100" w:beforeAutospacing="1" w:after="100" w:afterAutospacing="1" w:line="240" w:lineRule="auto"/>
-        <w:rPr>
-          <w:rFonts w:ascii="Segoe UI" w:eastAsia="Times New Roman" w:hAnsi="Segoe UI" w:cs="Segoe UI"/>
-          <w:color w:val="2B2D38"/>
+        <w:jc w:val="both"/>
+        <w:rPr>
+          <w:rFonts w:asciiTheme="majorBidi" w:eastAsia="Times New Roman" w:hAnsiTheme="majorBidi" w:cstheme="majorBidi"/>
+          <w:color w:val="000000" w:themeColor="text1"/>
           <w:kern w:val="0"/>
           <w:sz w:val="23"/>
           <w:szCs w:val="23"/>
@@ -1810,14 +2011,15 @@
       </w:pPr>
       <w:r>
         <w:rPr>
-          <w:rFonts w:ascii="Segoe UI" w:eastAsia="Times New Roman" w:hAnsi="Segoe UI" w:cs="Segoe UI"/>
-          <w:color w:val="2B2D38"/>
+          <w:rFonts w:asciiTheme="majorBidi" w:eastAsia="Times New Roman" w:hAnsiTheme="majorBidi" w:cstheme="majorBidi"/>
+          <w:color w:val="000000" w:themeColor="text1"/>
           <w:kern w:val="0"/>
           <w:sz w:val="23"/>
           <w:szCs w:val="23"/>
           <w:lang w:eastAsia="en-GB"/>
           <w14:ligatures w14:val="none"/>
         </w:rPr>
+        <w:lastRenderedPageBreak/>
         <w:t>The Booking class is like a diary that keeps track of what happens between a member and a lesson. It is not a simple list the Booking class also keeps an eye on how things are going with the booking. A Booking can go through different stages, such as</w:t>
       </w:r>
     </w:p>
@@ -1830,9 +2032,10 @@
         </w:numPr>
         <w:shd w:val="clear" w:color="auto" w:fill="FFFFFF"/>
         <w:spacing w:before="150" w:after="100" w:afterAutospacing="1" w:line="240" w:lineRule="auto"/>
-        <w:rPr>
-          <w:rFonts w:ascii="Segoe UI" w:eastAsia="Times New Roman" w:hAnsi="Segoe UI" w:cs="Segoe UI"/>
-          <w:color w:val="2B2D38"/>
+        <w:jc w:val="both"/>
+        <w:rPr>
+          <w:rFonts w:asciiTheme="majorBidi" w:eastAsia="Times New Roman" w:hAnsiTheme="majorBidi" w:cstheme="majorBidi"/>
+          <w:color w:val="000000" w:themeColor="text1"/>
           <w:kern w:val="0"/>
           <w:sz w:val="23"/>
           <w:szCs w:val="23"/>
@@ -1842,23 +2045,22 @@
       </w:pPr>
       <w:r>
         <w:rPr>
-          <w:rFonts w:ascii="Segoe UI" w:eastAsia="Times New Roman" w:hAnsi="Segoe UI" w:cs="Segoe UI"/>
-          <w:b/>
-          <w:bCs/>
-          <w:color w:val="2B2D38"/>
+          <w:rFonts w:asciiTheme="majorBidi" w:eastAsia="Times New Roman" w:hAnsiTheme="majorBidi" w:cstheme="majorBidi"/>
+          <w:b/>
+          <w:bCs/>
+          <w:color w:val="000000" w:themeColor="text1"/>
           <w:kern w:val="0"/>
           <w:sz w:val="23"/>
           <w:szCs w:val="23"/>
           <w:lang w:eastAsia="en-GB"/>
           <w14:ligatures w14:val="none"/>
         </w:rPr>
-        <w:lastRenderedPageBreak/>
         <w:t>Booked</w:t>
       </w:r>
       <w:r>
         <w:rPr>
-          <w:rFonts w:ascii="Segoe UI" w:eastAsia="Times New Roman" w:hAnsi="Segoe UI" w:cs="Segoe UI"/>
-          <w:color w:val="2B2D38"/>
+          <w:rFonts w:asciiTheme="majorBidi" w:eastAsia="Times New Roman" w:hAnsiTheme="majorBidi" w:cstheme="majorBidi"/>
+          <w:color w:val="000000" w:themeColor="text1"/>
           <w:kern w:val="0"/>
           <w:sz w:val="23"/>
           <w:szCs w:val="23"/>
@@ -1877,9 +2079,10 @@
         </w:numPr>
         <w:shd w:val="clear" w:color="auto" w:fill="FFFFFF"/>
         <w:spacing w:before="150" w:after="100" w:afterAutospacing="1" w:line="240" w:lineRule="auto"/>
-        <w:rPr>
-          <w:rFonts w:ascii="Segoe UI" w:eastAsia="Times New Roman" w:hAnsi="Segoe UI" w:cs="Segoe UI"/>
-          <w:color w:val="2B2D38"/>
+        <w:jc w:val="both"/>
+        <w:rPr>
+          <w:rFonts w:asciiTheme="majorBidi" w:eastAsia="Times New Roman" w:hAnsiTheme="majorBidi" w:cstheme="majorBidi"/>
+          <w:color w:val="000000" w:themeColor="text1"/>
           <w:kern w:val="0"/>
           <w:sz w:val="23"/>
           <w:szCs w:val="23"/>
@@ -1889,10 +2092,10 @@
       </w:pPr>
       <w:r>
         <w:rPr>
-          <w:rFonts w:ascii="Segoe UI" w:eastAsia="Times New Roman" w:hAnsi="Segoe UI" w:cs="Segoe UI"/>
-          <w:b/>
-          <w:bCs/>
-          <w:color w:val="2B2D38"/>
+          <w:rFonts w:asciiTheme="majorBidi" w:eastAsia="Times New Roman" w:hAnsiTheme="majorBidi" w:cstheme="majorBidi"/>
+          <w:b/>
+          <w:bCs/>
+          <w:color w:val="000000" w:themeColor="text1"/>
           <w:kern w:val="0"/>
           <w:sz w:val="23"/>
           <w:szCs w:val="23"/>
@@ -1903,8 +2106,8 @@
       </w:r>
       <w:r>
         <w:rPr>
-          <w:rFonts w:ascii="Segoe UI" w:eastAsia="Times New Roman" w:hAnsi="Segoe UI" w:cs="Segoe UI"/>
-          <w:color w:val="2B2D38"/>
+          <w:rFonts w:asciiTheme="majorBidi" w:eastAsia="Times New Roman" w:hAnsiTheme="majorBidi" w:cstheme="majorBidi"/>
+          <w:color w:val="000000" w:themeColor="text1"/>
           <w:kern w:val="0"/>
           <w:sz w:val="23"/>
           <w:szCs w:val="23"/>
@@ -1923,9 +2126,10 @@
         </w:numPr>
         <w:shd w:val="clear" w:color="auto" w:fill="FFFFFF"/>
         <w:spacing w:before="150" w:after="100" w:afterAutospacing="1" w:line="240" w:lineRule="auto"/>
-        <w:rPr>
-          <w:rFonts w:ascii="Segoe UI" w:eastAsia="Times New Roman" w:hAnsi="Segoe UI" w:cs="Segoe UI"/>
-          <w:color w:val="2B2D38"/>
+        <w:jc w:val="both"/>
+        <w:rPr>
+          <w:rFonts w:asciiTheme="majorBidi" w:eastAsia="Times New Roman" w:hAnsiTheme="majorBidi" w:cstheme="majorBidi"/>
+          <w:color w:val="000000" w:themeColor="text1"/>
           <w:kern w:val="0"/>
           <w:sz w:val="23"/>
           <w:szCs w:val="23"/>
@@ -1935,10 +2139,10 @@
       </w:pPr>
       <w:r>
         <w:rPr>
-          <w:rFonts w:ascii="Segoe UI" w:eastAsia="Times New Roman" w:hAnsi="Segoe UI" w:cs="Segoe UI"/>
-          <w:b/>
-          <w:bCs/>
-          <w:color w:val="2B2D38"/>
+          <w:rFonts w:asciiTheme="majorBidi" w:eastAsia="Times New Roman" w:hAnsiTheme="majorBidi" w:cstheme="majorBidi"/>
+          <w:b/>
+          <w:bCs/>
+          <w:color w:val="000000" w:themeColor="text1"/>
           <w:kern w:val="0"/>
           <w:sz w:val="23"/>
           <w:szCs w:val="23"/>
@@ -1949,8 +2153,8 @@
       </w:r>
       <w:r>
         <w:rPr>
-          <w:rFonts w:ascii="Segoe UI" w:eastAsia="Times New Roman" w:hAnsi="Segoe UI" w:cs="Segoe UI"/>
-          <w:color w:val="2B2D38"/>
+          <w:rFonts w:asciiTheme="majorBidi" w:eastAsia="Times New Roman" w:hAnsiTheme="majorBidi" w:cstheme="majorBidi"/>
+          <w:color w:val="000000" w:themeColor="text1"/>
           <w:kern w:val="0"/>
           <w:sz w:val="23"/>
           <w:szCs w:val="23"/>
@@ -1969,9 +2173,10 @@
           <w:right w:val="none" w:sz="0" w:space="0" w:color="1F1F1F"/>
         </w:pBdr>
         <w:spacing w:line="23" w:lineRule="atLeast"/>
-        <w:rPr>
-          <w:rFonts w:asciiTheme="majorBidi" w:eastAsia="sans-serif" w:hAnsiTheme="majorBidi" w:cstheme="majorBidi"/>
-          <w:color w:val="1F1F1F"/>
+        <w:jc w:val="both"/>
+        <w:rPr>
+          <w:rFonts w:asciiTheme="majorBidi" w:eastAsia="sans-serif" w:hAnsiTheme="majorBidi" w:cstheme="majorBidi"/>
+          <w:color w:val="000000" w:themeColor="text1"/>
         </w:rPr>
       </w:pPr>
     </w:p>
@@ -1987,9 +2192,10 @@
           <w:right w:val="none" w:sz="0" w:space="0" w:color="1F1F1F"/>
         </w:pBdr>
         <w:spacing w:before="0" w:after="160" w:line="23" w:lineRule="atLeast"/>
+        <w:jc w:val="both"/>
         <w:rPr>
           <w:rFonts w:asciiTheme="majorBidi" w:eastAsia="sans-serif" w:hAnsiTheme="majorBidi"/>
-          <w:color w:val="1F1F1F"/>
+          <w:color w:val="000000" w:themeColor="text1"/>
         </w:rPr>
       </w:pPr>
       <w:r>
@@ -1997,7 +2203,7 @@
           <w:rFonts w:asciiTheme="majorBidi" w:eastAsia="sans-serif" w:hAnsiTheme="majorBidi"/>
           <w:b/>
           <w:bCs/>
-          <w:color w:val="1F1F1F"/>
+          <w:color w:val="000000" w:themeColor="text1"/>
           <w:bdr w:val="none" w:sz="0" w:space="0" w:color="1F1F1F"/>
         </w:rPr>
         <w:t>2.4 Review and Feedback (</w:t>
@@ -2008,7 +2214,7 @@
           <w:rFonts w:asciiTheme="majorBidi" w:eastAsia="sans-serif" w:hAnsiTheme="majorBidi" w:cstheme="majorBidi"/>
           <w:b/>
           <w:bCs/>
-          <w:color w:val="444746"/>
+          <w:color w:val="000000" w:themeColor="text1"/>
           <w:bdr w:val="none" w:sz="0" w:space="0" w:color="444746"/>
         </w:rPr>
         <w:t>Review.java</w:t>
@@ -2018,7 +2224,7 @@
           <w:rFonts w:asciiTheme="majorBidi" w:eastAsia="sans-serif" w:hAnsiTheme="majorBidi"/>
           <w:b/>
           <w:bCs/>
-          <w:color w:val="1F1F1F"/>
+          <w:color w:val="000000" w:themeColor="text1"/>
           <w:bdr w:val="none" w:sz="0" w:space="0" w:color="1F1F1F"/>
         </w:rPr>
         <w:t>)</w:t>
@@ -2036,37 +2242,36 @@
           <w:right w:val="none" w:sz="0" w:space="0" w:color="1F1F1F"/>
         </w:pBdr>
         <w:spacing w:before="0" w:after="160" w:line="23" w:lineRule="atLeast"/>
+        <w:jc w:val="both"/>
         <w:rPr>
           <w:rFonts w:asciiTheme="majorBidi" w:eastAsia="sans-serif" w:hAnsiTheme="majorBidi"/>
-          <w:color w:val="1F1F1F"/>
-        </w:rPr>
-      </w:pPr>
-      <w:r>
-        <w:rPr>
-          <w:rFonts w:ascii="Segoe UI" w:hAnsi="Segoe UI" w:cs="Segoe UI"/>
-          <w:color w:val="2B2D38"/>
+          <w:color w:val="000000" w:themeColor="text1"/>
+        </w:rPr>
+      </w:pPr>
+      <w:r>
+        <w:rPr>
+          <w:rFonts w:asciiTheme="majorBidi" w:hAnsiTheme="majorBidi"/>
+          <w:color w:val="000000" w:themeColor="text1"/>
           <w:sz w:val="23"/>
           <w:szCs w:val="23"/>
           <w:shd w:val="clear" w:color="auto" w:fill="FFFFFF"/>
         </w:rPr>
         <w:t xml:space="preserve">When the status is updated to "Attended" the system starts the Review class. The Review class is where we store a rating from 1 to 5 and a comment that describes something. There is a method, in the Review class that checks everything to make sure we do not get any ratings like 0 or 6 in the systems reporting engine. The Review class </w:t>
       </w:r>
-      <w:proofErr w:type="gramStart"/>
-      <w:r>
-        <w:rPr>
-          <w:rFonts w:ascii="Segoe UI" w:hAnsi="Segoe UI" w:cs="Segoe UI"/>
-          <w:color w:val="2B2D38"/>
+      <w:r>
+        <w:rPr>
+          <w:rFonts w:asciiTheme="majorBidi" w:hAnsiTheme="majorBidi"/>
+          <w:color w:val="000000" w:themeColor="text1"/>
           <w:sz w:val="23"/>
           <w:szCs w:val="23"/>
           <w:shd w:val="clear" w:color="auto" w:fill="FFFFFF"/>
         </w:rPr>
-        <w:t>has to</w:t>
-      </w:r>
-      <w:proofErr w:type="gramEnd"/>
-      <w:r>
-        <w:rPr>
-          <w:rFonts w:ascii="Segoe UI" w:hAnsi="Segoe UI" w:cs="Segoe UI"/>
-          <w:color w:val="2B2D38"/>
+        <w:t>must</w:t>
+      </w:r>
+      <w:r>
+        <w:rPr>
+          <w:rFonts w:asciiTheme="majorBidi" w:hAnsiTheme="majorBidi"/>
+          <w:color w:val="000000" w:themeColor="text1"/>
           <w:sz w:val="23"/>
           <w:szCs w:val="23"/>
           <w:shd w:val="clear" w:color="auto" w:fill="FFFFFF"/>
@@ -2075,8 +2280,8 @@
       </w:r>
       <w:r>
         <w:rPr>
-          <w:rFonts w:ascii="Segoe UI" w:hAnsi="Segoe UI" w:cs="Segoe UI"/>
-          <w:color w:val="2B2D38"/>
+          <w:rFonts w:asciiTheme="majorBidi" w:hAnsiTheme="majorBidi"/>
+          <w:color w:val="000000" w:themeColor="text1"/>
           <w:sz w:val="23"/>
           <w:szCs w:val="23"/>
           <w:shd w:val="clear" w:color="auto" w:fill="FFFFFF"/>
@@ -2085,8 +2290,8 @@
       </w:r>
       <w:r>
         <w:rPr>
-          <w:rFonts w:ascii="Segoe UI" w:hAnsi="Segoe UI" w:cs="Segoe UI"/>
-          <w:color w:val="2B2D38"/>
+          <w:rFonts w:asciiTheme="majorBidi" w:hAnsiTheme="majorBidi"/>
+          <w:color w:val="000000" w:themeColor="text1"/>
           <w:sz w:val="23"/>
           <w:szCs w:val="23"/>
           <w:shd w:val="clear" w:color="auto" w:fill="FFFFFF"/>
@@ -2098,7 +2303,7 @@
           <w:rFonts w:asciiTheme="majorBidi" w:eastAsia="sans-serif" w:hAnsiTheme="majorBidi"/>
           <w:b/>
           <w:bCs/>
-          <w:color w:val="1F1F1F"/>
+          <w:color w:val="000000" w:themeColor="text1"/>
           <w:bdr w:val="none" w:sz="0" w:space="0" w:color="1F1F1F"/>
         </w:rPr>
         <w:t>3. Detailed Functional Implementation</w:t>
@@ -2116,9 +2321,10 @@
           <w:right w:val="none" w:sz="0" w:space="0" w:color="1F1F1F"/>
         </w:pBdr>
         <w:spacing w:before="0" w:after="160" w:line="23" w:lineRule="atLeast"/>
+        <w:jc w:val="both"/>
         <w:rPr>
           <w:rFonts w:asciiTheme="majorBidi" w:eastAsia="sans-serif" w:hAnsiTheme="majorBidi"/>
-          <w:color w:val="1F1F1F"/>
+          <w:color w:val="000000" w:themeColor="text1"/>
         </w:rPr>
       </w:pPr>
       <w:r>
@@ -2126,7 +2332,7 @@
           <w:rFonts w:asciiTheme="majorBidi" w:eastAsia="sans-serif" w:hAnsiTheme="majorBidi"/>
           <w:b/>
           <w:bCs/>
-          <w:color w:val="1F1F1F"/>
+          <w:color w:val="000000" w:themeColor="text1"/>
           <w:bdr w:val="none" w:sz="0" w:space="0" w:color="1F1F1F"/>
         </w:rPr>
         <w:t>3.1 Timetable Generation</w:t>
@@ -2136,9 +2342,10 @@
       <w:pPr>
         <w:shd w:val="clear" w:color="auto" w:fill="FFFFFF"/>
         <w:spacing w:before="100" w:beforeAutospacing="1" w:after="100" w:afterAutospacing="1" w:line="240" w:lineRule="auto"/>
-        <w:rPr>
-          <w:rFonts w:ascii="Segoe UI" w:eastAsia="Times New Roman" w:hAnsi="Segoe UI" w:cs="Segoe UI"/>
-          <w:color w:val="2B2D38"/>
+        <w:jc w:val="both"/>
+        <w:rPr>
+          <w:rFonts w:asciiTheme="majorBidi" w:eastAsia="Times New Roman" w:hAnsiTheme="majorBidi" w:cstheme="majorBidi"/>
+          <w:color w:val="000000" w:themeColor="text1"/>
           <w:kern w:val="0"/>
           <w:sz w:val="23"/>
           <w:szCs w:val="23"/>
@@ -2148,8 +2355,8 @@
       </w:pPr>
       <w:r>
         <w:rPr>
-          <w:rFonts w:ascii="Segoe UI" w:eastAsia="Times New Roman" w:hAnsi="Segoe UI" w:cs="Segoe UI"/>
-          <w:color w:val="2B2D38"/>
+          <w:rFonts w:asciiTheme="majorBidi" w:eastAsia="Times New Roman" w:hAnsiTheme="majorBidi" w:cstheme="majorBidi"/>
+          <w:color w:val="000000" w:themeColor="text1"/>
           <w:kern w:val="0"/>
           <w:sz w:val="23"/>
           <w:szCs w:val="23"/>
@@ -2158,26 +2365,22 @@
         </w:rPr>
         <w:t xml:space="preserve">The application creates a schedule, for 8 </w:t>
       </w:r>
-      <w:proofErr w:type="spellStart"/>
-      <w:proofErr w:type="gramStart"/>
-      <w:r>
-        <w:rPr>
-          <w:rFonts w:ascii="Segoe UI" w:eastAsia="Times New Roman" w:hAnsi="Segoe UI" w:cs="Segoe UI"/>
-          <w:color w:val="2B2D38"/>
+      <w:r>
+        <w:rPr>
+          <w:rFonts w:asciiTheme="majorBidi" w:eastAsia="Times New Roman" w:hAnsiTheme="majorBidi" w:cstheme="majorBidi"/>
+          <w:color w:val="000000" w:themeColor="text1"/>
           <w:kern w:val="0"/>
           <w:sz w:val="23"/>
           <w:szCs w:val="23"/>
           <w:lang w:eastAsia="en-GB"/>
           <w14:ligatures w14:val="none"/>
         </w:rPr>
-        <w:t>weeks.It</w:t>
-      </w:r>
-      <w:proofErr w:type="spellEnd"/>
-      <w:proofErr w:type="gramEnd"/>
-      <w:r>
-        <w:rPr>
-          <w:rFonts w:ascii="Segoe UI" w:eastAsia="Times New Roman" w:hAnsi="Segoe UI" w:cs="Segoe UI"/>
-          <w:color w:val="2B2D38"/>
+        <w:t>weeks. It</w:t>
+      </w:r>
+      <w:r>
+        <w:rPr>
+          <w:rFonts w:asciiTheme="majorBidi" w:eastAsia="Times New Roman" w:hAnsiTheme="majorBidi" w:cstheme="majorBidi"/>
+          <w:color w:val="000000" w:themeColor="text1"/>
           <w:kern w:val="0"/>
           <w:sz w:val="23"/>
           <w:szCs w:val="23"/>
@@ -2186,26 +2389,22 @@
         </w:rPr>
         <w:t xml:space="preserve"> uses loops to make 48 </w:t>
       </w:r>
-      <w:proofErr w:type="spellStart"/>
-      <w:proofErr w:type="gramStart"/>
-      <w:r>
-        <w:rPr>
-          <w:rFonts w:ascii="Segoe UI" w:eastAsia="Times New Roman" w:hAnsi="Segoe UI" w:cs="Segoe UI"/>
-          <w:color w:val="2B2D38"/>
+      <w:r>
+        <w:rPr>
+          <w:rFonts w:asciiTheme="majorBidi" w:eastAsia="Times New Roman" w:hAnsiTheme="majorBidi" w:cstheme="majorBidi"/>
+          <w:color w:val="000000" w:themeColor="text1"/>
           <w:kern w:val="0"/>
           <w:sz w:val="23"/>
           <w:szCs w:val="23"/>
           <w:lang w:eastAsia="en-GB"/>
           <w14:ligatures w14:val="none"/>
         </w:rPr>
-        <w:t>lessons.This</w:t>
-      </w:r>
-      <w:proofErr w:type="spellEnd"/>
-      <w:proofErr w:type="gramEnd"/>
-      <w:r>
-        <w:rPr>
-          <w:rFonts w:ascii="Segoe UI" w:eastAsia="Times New Roman" w:hAnsi="Segoe UI" w:cs="Segoe UI"/>
-          <w:color w:val="2B2D38"/>
+        <w:t>lessons. This</w:t>
+      </w:r>
+      <w:r>
+        <w:rPr>
+          <w:rFonts w:asciiTheme="majorBidi" w:eastAsia="Times New Roman" w:hAnsiTheme="majorBidi" w:cstheme="majorBidi"/>
+          <w:color w:val="000000" w:themeColor="text1"/>
           <w:kern w:val="0"/>
           <w:sz w:val="23"/>
           <w:szCs w:val="23"/>
@@ -2214,26 +2413,22 @@
         </w:rPr>
         <w:t xml:space="preserve"> way the "Monthly Reports" have lots of data to look </w:t>
       </w:r>
-      <w:proofErr w:type="spellStart"/>
-      <w:proofErr w:type="gramStart"/>
-      <w:r>
-        <w:rPr>
-          <w:rFonts w:ascii="Segoe UI" w:eastAsia="Times New Roman" w:hAnsi="Segoe UI" w:cs="Segoe UI"/>
-          <w:color w:val="2B2D38"/>
+      <w:r>
+        <w:rPr>
+          <w:rFonts w:asciiTheme="majorBidi" w:eastAsia="Times New Roman" w:hAnsiTheme="majorBidi" w:cstheme="majorBidi"/>
+          <w:color w:val="000000" w:themeColor="text1"/>
           <w:kern w:val="0"/>
           <w:sz w:val="23"/>
           <w:szCs w:val="23"/>
           <w:lang w:eastAsia="en-GB"/>
           <w14:ligatures w14:val="none"/>
         </w:rPr>
-        <w:t>at.The</w:t>
-      </w:r>
-      <w:proofErr w:type="spellEnd"/>
-      <w:proofErr w:type="gramEnd"/>
-      <w:r>
-        <w:rPr>
-          <w:rFonts w:ascii="Segoe UI" w:eastAsia="Times New Roman" w:hAnsi="Segoe UI" w:cs="Segoe UI"/>
-          <w:color w:val="2B2D38"/>
+        <w:t>at. The</w:t>
+      </w:r>
+      <w:r>
+        <w:rPr>
+          <w:rFonts w:asciiTheme="majorBidi" w:eastAsia="Times New Roman" w:hAnsiTheme="majorBidi" w:cstheme="majorBidi"/>
+          <w:color w:val="000000" w:themeColor="text1"/>
           <w:kern w:val="0"/>
           <w:sz w:val="23"/>
           <w:szCs w:val="23"/>
@@ -2255,9 +2450,10 @@
           <w:right w:val="none" w:sz="0" w:space="0" w:color="1F1F1F"/>
         </w:pBdr>
         <w:spacing w:before="0" w:after="160" w:line="23" w:lineRule="atLeast"/>
+        <w:jc w:val="both"/>
         <w:rPr>
           <w:rFonts w:asciiTheme="majorBidi" w:eastAsia="sans-serif" w:hAnsiTheme="majorBidi"/>
-          <w:color w:val="1F1F1F"/>
+          <w:color w:val="000000" w:themeColor="text1"/>
         </w:rPr>
       </w:pPr>
       <w:r>
@@ -2265,7 +2461,7 @@
           <w:rFonts w:asciiTheme="majorBidi" w:eastAsia="sans-serif" w:hAnsiTheme="majorBidi"/>
           <w:b/>
           <w:bCs/>
-          <w:color w:val="1F1F1F"/>
+          <w:color w:val="000000" w:themeColor="text1"/>
           <w:bdr w:val="none" w:sz="0" w:space="0" w:color="1F1F1F"/>
         </w:rPr>
         <w:t>3.2 Timetable Navigation</w:t>
@@ -2281,15 +2477,16 @@
           <w:right w:val="none" w:sz="0" w:space="0" w:color="1F1F1F"/>
         </w:pBdr>
         <w:spacing w:beforeAutospacing="0" w:after="200" w:afterAutospacing="0" w:line="23" w:lineRule="atLeast"/>
-        <w:rPr>
-          <w:rFonts w:asciiTheme="majorBidi" w:eastAsia="sans-serif" w:hAnsiTheme="majorBidi" w:cstheme="majorBidi"/>
-          <w:color w:val="1F1F1F"/>
-        </w:rPr>
-      </w:pPr>
-      <w:r>
-        <w:rPr>
-          <w:rFonts w:ascii="Open Sans" w:hAnsi="Open Sans" w:cs="Open Sans"/>
-          <w:color w:val="172B4D"/>
+        <w:jc w:val="both"/>
+        <w:rPr>
+          <w:rFonts w:asciiTheme="majorBidi" w:eastAsia="sans-serif" w:hAnsiTheme="majorBidi" w:cstheme="majorBidi"/>
+          <w:color w:val="000000" w:themeColor="text1"/>
+        </w:rPr>
+      </w:pPr>
+      <w:r>
+        <w:rPr>
+          <w:rFonts w:asciiTheme="majorBidi" w:hAnsiTheme="majorBidi" w:cstheme="majorBidi"/>
+          <w:color w:val="000000" w:themeColor="text1"/>
           <w:shd w:val="clear" w:color="auto" w:fill="FFFFFF"/>
         </w:rPr>
         <w:t>Members who are part of the group can look at the schedule in two ways.</w:t>
@@ -2297,7 +2494,7 @@
       <w:r>
         <w:rPr>
           <w:rFonts w:asciiTheme="majorBidi" w:eastAsia="sans-serif" w:hAnsiTheme="majorBidi" w:cstheme="majorBidi"/>
-          <w:color w:val="1F1F1F"/>
+          <w:color w:val="000000" w:themeColor="text1"/>
         </w:rPr>
         <w:br/>
       </w:r>
@@ -2310,18 +2507,21 @@
           <w:numId w:val="1"/>
         </w:numPr>
         <w:spacing w:before="100" w:beforeAutospacing="1" w:after="100" w:afterAutospacing="1" w:line="240" w:lineRule="auto"/>
-        <w:rPr>
-          <w:rFonts w:asciiTheme="majorBidi" w:eastAsia="Times New Roman" w:hAnsiTheme="majorBidi" w:cstheme="majorBidi"/>
-          <w:kern w:val="0"/>
-          <w:lang w:eastAsia="en-GB"/>
-          <w14:ligatures w14:val="none"/>
-        </w:rPr>
-      </w:pPr>
-      <w:r>
-        <w:rPr>
-          <w:rFonts w:asciiTheme="majorBidi" w:eastAsia="Times New Roman" w:hAnsiTheme="majorBidi" w:cstheme="majorBidi"/>
-          <w:b/>
-          <w:bCs/>
+        <w:jc w:val="both"/>
+        <w:rPr>
+          <w:rFonts w:asciiTheme="majorBidi" w:eastAsia="Times New Roman" w:hAnsiTheme="majorBidi" w:cstheme="majorBidi"/>
+          <w:color w:val="000000" w:themeColor="text1"/>
+          <w:kern w:val="0"/>
+          <w:lang w:eastAsia="en-GB"/>
+          <w14:ligatures w14:val="none"/>
+        </w:rPr>
+      </w:pPr>
+      <w:r>
+        <w:rPr>
+          <w:rFonts w:asciiTheme="majorBidi" w:eastAsia="Times New Roman" w:hAnsiTheme="majorBidi" w:cstheme="majorBidi"/>
+          <w:b/>
+          <w:bCs/>
+          <w:color w:val="000000" w:themeColor="text1"/>
           <w:kern w:val="0"/>
           <w:lang w:eastAsia="en-GB"/>
           <w14:ligatures w14:val="none"/>
@@ -2331,6 +2531,7 @@
       <w:r>
         <w:rPr>
           <w:rFonts w:asciiTheme="majorBidi" w:eastAsia="Times New Roman" w:hAnsiTheme="majorBidi" w:cstheme="majorBidi"/>
+          <w:color w:val="000000" w:themeColor="text1"/>
           <w:kern w:val="0"/>
           <w:lang w:eastAsia="en-GB"/>
           <w14:ligatures w14:val="none"/>
@@ -2339,24 +2540,16 @@
       </w:r>
       <w:r>
         <w:rPr>
-          <w:rFonts w:ascii="Open Sans" w:hAnsi="Open Sans" w:cs="Open Sans"/>
-          <w:color w:val="172B4D"/>
+          <w:rFonts w:asciiTheme="majorBidi" w:hAnsiTheme="majorBidi" w:cstheme="majorBidi"/>
+          <w:color w:val="000000" w:themeColor="text1"/>
           <w:shd w:val="clear" w:color="auto" w:fill="FFFFFF"/>
         </w:rPr>
-        <w:t xml:space="preserve"> </w:t>
-      </w:r>
-      <w:r>
-        <w:rPr>
-          <w:rFonts w:ascii="Open Sans" w:hAnsi="Open Sans" w:cs="Open Sans"/>
-          <w:color w:val="172B4D"/>
-          <w:shd w:val="clear" w:color="auto" w:fill="FFFFFF"/>
-        </w:rPr>
-        <w:t>They can look at it by day which is great for people who know what days they are free.</w:t>
-      </w:r>
-      <w:r>
-        <w:rPr>
-          <w:rFonts w:ascii="Open Sans" w:hAnsi="Open Sans" w:cs="Open Sans"/>
-          <w:color w:val="172B4D"/>
+        <w:t xml:space="preserve"> They can look at it by day which is great for people who know what days they are free.</w:t>
+      </w:r>
+      <w:r>
+        <w:rPr>
+          <w:rFonts w:asciiTheme="majorBidi" w:hAnsiTheme="majorBidi" w:cstheme="majorBidi"/>
+          <w:color w:val="000000" w:themeColor="text1"/>
           <w:shd w:val="clear" w:color="auto" w:fill="FFFFFF"/>
         </w:rPr>
         <w:br/>
@@ -2370,18 +2563,21 @@
           <w:numId w:val="1"/>
         </w:numPr>
         <w:spacing w:before="100" w:beforeAutospacing="1" w:after="100" w:afterAutospacing="1" w:line="240" w:lineRule="auto"/>
-        <w:rPr>
-          <w:rFonts w:asciiTheme="majorBidi" w:eastAsia="Times New Roman" w:hAnsiTheme="majorBidi" w:cstheme="majorBidi"/>
-          <w:kern w:val="0"/>
-          <w:lang w:eastAsia="en-GB"/>
-          <w14:ligatures w14:val="none"/>
-        </w:rPr>
-      </w:pPr>
-      <w:r>
-        <w:rPr>
-          <w:rFonts w:asciiTheme="majorBidi" w:eastAsia="Times New Roman" w:hAnsiTheme="majorBidi" w:cstheme="majorBidi"/>
-          <w:b/>
-          <w:bCs/>
+        <w:jc w:val="both"/>
+        <w:rPr>
+          <w:rFonts w:asciiTheme="majorBidi" w:eastAsia="Times New Roman" w:hAnsiTheme="majorBidi" w:cstheme="majorBidi"/>
+          <w:color w:val="000000" w:themeColor="text1"/>
+          <w:kern w:val="0"/>
+          <w:lang w:eastAsia="en-GB"/>
+          <w14:ligatures w14:val="none"/>
+        </w:rPr>
+      </w:pPr>
+      <w:r>
+        <w:rPr>
+          <w:rFonts w:asciiTheme="majorBidi" w:eastAsia="Times New Roman" w:hAnsiTheme="majorBidi" w:cstheme="majorBidi"/>
+          <w:b/>
+          <w:bCs/>
+          <w:color w:val="000000" w:themeColor="text1"/>
           <w:kern w:val="0"/>
           <w:lang w:eastAsia="en-GB"/>
           <w14:ligatures w14:val="none"/>
@@ -2391,6 +2587,7 @@
       <w:r>
         <w:rPr>
           <w:rFonts w:asciiTheme="majorBidi" w:eastAsia="Times New Roman" w:hAnsiTheme="majorBidi" w:cstheme="majorBidi"/>
+          <w:color w:val="000000" w:themeColor="text1"/>
           <w:kern w:val="0"/>
           <w:lang w:eastAsia="en-GB"/>
           <w14:ligatures w14:val="none"/>
@@ -2399,28 +2596,24 @@
       </w:r>
       <w:r>
         <w:rPr>
-          <w:rFonts w:ascii="Open Sans" w:hAnsi="Open Sans" w:cs="Open Sans"/>
-          <w:color w:val="172B4D"/>
+          <w:rFonts w:asciiTheme="majorBidi" w:hAnsiTheme="majorBidi" w:cstheme="majorBidi"/>
+          <w:color w:val="000000" w:themeColor="text1"/>
           <w:shd w:val="clear" w:color="auto" w:fill="FFFFFF"/>
         </w:rPr>
         <w:t xml:space="preserve">They can also look at it by exercise, which's great for people who want to do a specific </w:t>
       </w:r>
-      <w:proofErr w:type="spellStart"/>
-      <w:proofErr w:type="gramStart"/>
-      <w:r>
-        <w:rPr>
-          <w:rFonts w:ascii="Open Sans" w:hAnsi="Open Sans" w:cs="Open Sans"/>
-          <w:color w:val="172B4D"/>
+      <w:r>
+        <w:rPr>
+          <w:rFonts w:asciiTheme="majorBidi" w:hAnsiTheme="majorBidi" w:cstheme="majorBidi"/>
+          <w:color w:val="000000" w:themeColor="text1"/>
           <w:shd w:val="clear" w:color="auto" w:fill="FFFFFF"/>
         </w:rPr>
-        <w:t>activity.The</w:t>
-      </w:r>
-      <w:proofErr w:type="spellEnd"/>
-      <w:proofErr w:type="gramEnd"/>
-      <w:r>
-        <w:rPr>
-          <w:rFonts w:ascii="Open Sans" w:hAnsi="Open Sans" w:cs="Open Sans"/>
-          <w:color w:val="172B4D"/>
+        <w:t>activity. The</w:t>
+      </w:r>
+      <w:r>
+        <w:rPr>
+          <w:rFonts w:asciiTheme="majorBidi" w:hAnsiTheme="majorBidi" w:cstheme="majorBidi"/>
+          <w:color w:val="000000" w:themeColor="text1"/>
           <w:shd w:val="clear" w:color="auto" w:fill="FFFFFF"/>
         </w:rPr>
         <w:t xml:space="preserve"> system looks at the list of 48 lessons and picks out the ones that people can still join based on the day or exercise people choose. It does this fast and only shows the lessons that have space. The timetable is updated in time based on the timetable parameters and the system displays only the lessons with available space, for the timetable. The members can then look at the timetable. See what works for them.</w:t>
@@ -2438,9 +2631,10 @@
           <w:right w:val="none" w:sz="0" w:space="0" w:color="1F1F1F"/>
         </w:pBdr>
         <w:spacing w:before="0" w:after="160" w:line="23" w:lineRule="atLeast"/>
+        <w:jc w:val="both"/>
         <w:rPr>
           <w:rFonts w:asciiTheme="majorBidi" w:eastAsia="sans-serif" w:hAnsiTheme="majorBidi"/>
-          <w:color w:val="1F1F1F"/>
+          <w:color w:val="000000" w:themeColor="text1"/>
         </w:rPr>
       </w:pPr>
       <w:r>
@@ -2448,7 +2642,7 @@
           <w:rFonts w:asciiTheme="majorBidi" w:eastAsia="sans-serif" w:hAnsiTheme="majorBidi"/>
           <w:b/>
           <w:bCs/>
-          <w:color w:val="1F1F1F"/>
+          <w:color w:val="000000" w:themeColor="text1"/>
           <w:bdr w:val="none" w:sz="0" w:space="0" w:color="1F1F1F"/>
         </w:rPr>
         <w:t>3.3 Managing Constraints</w:t>
@@ -2458,9 +2652,10 @@
       <w:pPr>
         <w:shd w:val="clear" w:color="auto" w:fill="FFFFFF"/>
         <w:spacing w:before="100" w:beforeAutospacing="1" w:after="100" w:afterAutospacing="1" w:line="240" w:lineRule="auto"/>
-        <w:rPr>
-          <w:rFonts w:ascii="Segoe UI" w:eastAsia="Times New Roman" w:hAnsi="Segoe UI" w:cs="Segoe UI"/>
-          <w:color w:val="2B2D38"/>
+        <w:jc w:val="both"/>
+        <w:rPr>
+          <w:rFonts w:asciiTheme="majorBidi" w:eastAsia="Times New Roman" w:hAnsiTheme="majorBidi" w:cstheme="majorBidi"/>
+          <w:color w:val="000000" w:themeColor="text1"/>
           <w:kern w:val="0"/>
           <w:sz w:val="23"/>
           <w:szCs w:val="23"/>
@@ -2470,81 +2665,51 @@
       </w:pPr>
       <w:r>
         <w:rPr>
-          <w:rFonts w:ascii="Segoe UI" w:eastAsia="Times New Roman" w:hAnsi="Segoe UI" w:cs="Segoe UI"/>
-          <w:color w:val="2B2D38"/>
+          <w:rFonts w:asciiTheme="majorBidi" w:eastAsia="Times New Roman" w:hAnsiTheme="majorBidi" w:cstheme="majorBidi"/>
+          <w:color w:val="000000" w:themeColor="text1"/>
           <w:kern w:val="0"/>
           <w:sz w:val="23"/>
           <w:szCs w:val="23"/>
           <w:lang w:eastAsia="en-GB"/>
           <w14:ligatures w14:val="none"/>
         </w:rPr>
-        <w:t xml:space="preserve">To keep the information accurate the </w:t>
-      </w:r>
-      <w:proofErr w:type="spellStart"/>
-      <w:r>
-        <w:rPr>
-          <w:rFonts w:ascii="Segoe UI" w:eastAsia="Times New Roman" w:hAnsi="Segoe UI" w:cs="Segoe UI"/>
-          <w:color w:val="2B2D38"/>
+        <w:t xml:space="preserve">To keep the information accurate the FlcBookingApp controller does a few </w:t>
+      </w:r>
+      <w:r>
+        <w:rPr>
+          <w:rFonts w:asciiTheme="majorBidi" w:eastAsia="Times New Roman" w:hAnsiTheme="majorBidi" w:cstheme="majorBidi"/>
+          <w:color w:val="000000" w:themeColor="text1"/>
           <w:kern w:val="0"/>
           <w:sz w:val="23"/>
           <w:szCs w:val="23"/>
           <w:lang w:eastAsia="en-GB"/>
           <w14:ligatures w14:val="none"/>
         </w:rPr>
-        <w:t>FlcBookingApp</w:t>
-      </w:r>
-      <w:proofErr w:type="spellEnd"/>
-      <w:r>
-        <w:rPr>
-          <w:rFonts w:ascii="Segoe UI" w:eastAsia="Times New Roman" w:hAnsi="Segoe UI" w:cs="Segoe UI"/>
-          <w:color w:val="2B2D38"/>
+        <w:t>checks. These</w:t>
+      </w:r>
+      <w:r>
+        <w:rPr>
+          <w:rFonts w:asciiTheme="majorBidi" w:eastAsia="Times New Roman" w:hAnsiTheme="majorBidi" w:cstheme="majorBidi"/>
+          <w:color w:val="000000" w:themeColor="text1"/>
           <w:kern w:val="0"/>
           <w:sz w:val="23"/>
           <w:szCs w:val="23"/>
           <w:lang w:eastAsia="en-GB"/>
           <w14:ligatures w14:val="none"/>
         </w:rPr>
-        <w:t xml:space="preserve"> controller does a few </w:t>
-      </w:r>
-      <w:proofErr w:type="spellStart"/>
-      <w:proofErr w:type="gramStart"/>
-      <w:r>
-        <w:rPr>
-          <w:rFonts w:ascii="Segoe UI" w:eastAsia="Times New Roman" w:hAnsi="Segoe UI" w:cs="Segoe UI"/>
-          <w:color w:val="2B2D38"/>
-          <w:kern w:val="0"/>
-          <w:sz w:val="23"/>
-          <w:szCs w:val="23"/>
-          <w:lang w:eastAsia="en-GB"/>
-          <w14:ligatures w14:val="none"/>
-        </w:rPr>
-        <w:t>checks.These</w:t>
-      </w:r>
-      <w:proofErr w:type="spellEnd"/>
-      <w:proofErr w:type="gramEnd"/>
-      <w:r>
-        <w:rPr>
-          <w:rFonts w:ascii="Segoe UI" w:eastAsia="Times New Roman" w:hAnsi="Segoe UI" w:cs="Segoe UI"/>
-          <w:color w:val="2B2D38"/>
-          <w:kern w:val="0"/>
-          <w:sz w:val="23"/>
-          <w:szCs w:val="23"/>
-          <w:lang w:eastAsia="en-GB"/>
-          <w14:ligatures w14:val="none"/>
-        </w:rPr>
         <w:t xml:space="preserve"> are called Guard Clauses.</w:t>
       </w:r>
       <w:r>
         <w:rPr>
           <w:rFonts w:asciiTheme="majorBidi" w:eastAsia="sans-serif" w:hAnsiTheme="majorBidi" w:cstheme="majorBidi"/>
-          <w:color w:val="1F1F1F"/>
+          <w:color w:val="000000" w:themeColor="text1"/>
         </w:rPr>
         <w:t>:</w:t>
       </w:r>
       <w:r>
         <w:rPr>
           <w:rFonts w:asciiTheme="majorBidi" w:eastAsia="sans-serif" w:hAnsiTheme="majorBidi" w:cstheme="majorBidi"/>
-          <w:color w:val="1F1F1F"/>
+          <w:color w:val="000000" w:themeColor="text1"/>
         </w:rPr>
         <w:br/>
       </w:r>
@@ -2563,55 +2728,69 @@
           <w:right w:val="none" w:sz="0" w:space="0" w:color="1F1F1F"/>
         </w:pBdr>
         <w:spacing w:before="100" w:beforeAutospacing="1" w:after="100" w:afterAutospacing="1" w:line="23" w:lineRule="atLeast"/>
-        <w:rPr>
-          <w:rFonts w:asciiTheme="majorBidi" w:eastAsia="sans-serif" w:hAnsiTheme="majorBidi" w:cstheme="majorBidi"/>
-          <w:color w:val="1F1F1F"/>
-        </w:rPr>
-      </w:pPr>
-      <w:r>
-        <w:rPr>
-          <w:rFonts w:asciiTheme="majorBidi" w:eastAsia="Times New Roman" w:hAnsiTheme="majorBidi" w:cstheme="majorBidi"/>
-          <w:b/>
-          <w:bCs/>
+        <w:jc w:val="both"/>
+        <w:rPr>
+          <w:rFonts w:asciiTheme="majorBidi" w:eastAsia="sans-serif" w:hAnsiTheme="majorBidi" w:cstheme="majorBidi"/>
+          <w:color w:val="000000" w:themeColor="text1"/>
+        </w:rPr>
+      </w:pPr>
+      <w:r>
+        <w:rPr>
+          <w:rFonts w:asciiTheme="majorBidi" w:eastAsia="Times New Roman" w:hAnsiTheme="majorBidi" w:cstheme="majorBidi"/>
+          <w:b/>
+          <w:bCs/>
+          <w:color w:val="000000" w:themeColor="text1"/>
+          <w:kern w:val="0"/>
+          <w:lang w:eastAsia="en-GB"/>
+          <w14:ligatures w14:val="none"/>
+        </w:rPr>
+        <w:t>Capacity Check</w:t>
+      </w:r>
+      <w:r>
+        <w:rPr>
+          <w:rFonts w:asciiTheme="majorBidi" w:eastAsia="Times New Roman" w:hAnsiTheme="majorBidi" w:cstheme="majorBidi"/>
+          <w:color w:val="000000" w:themeColor="text1"/>
+          <w:kern w:val="0"/>
+          <w:lang w:eastAsia="en-GB"/>
+          <w14:ligatures w14:val="none"/>
+        </w:rPr>
+        <w:t xml:space="preserve">: Before you can book a </w:t>
+      </w:r>
+      <w:r>
+        <w:rPr>
+          <w:rFonts w:asciiTheme="majorBidi" w:eastAsia="Times New Roman" w:hAnsiTheme="majorBidi" w:cstheme="majorBidi"/>
+          <w:color w:val="000000" w:themeColor="text1"/>
+          <w:kern w:val="0"/>
+          <w:lang w:eastAsia="en-GB"/>
+          <w14:ligatures w14:val="none"/>
+        </w:rPr>
+        <w:t>lesson,</w:t>
+      </w:r>
+      <w:r>
+        <w:rPr>
+          <w:rFonts w:asciiTheme="majorBidi" w:eastAsia="Times New Roman" w:hAnsiTheme="majorBidi" w:cstheme="majorBidi"/>
+          <w:color w:val="000000" w:themeColor="text1"/>
+          <w:kern w:val="0"/>
+          <w:lang w:eastAsia="en-GB"/>
+          <w14:ligatures w14:val="none"/>
+        </w:rPr>
+        <w:t xml:space="preserve"> the system checks how many people have already booked or changed their status for that lesson. If four people have already </w:t>
+      </w:r>
+      <w:r>
+        <w:rPr>
+          <w:rFonts w:asciiTheme="majorBidi" w:eastAsia="Times New Roman" w:hAnsiTheme="majorBidi" w:cstheme="majorBidi"/>
+          <w:color w:val="000000" w:themeColor="text1"/>
           <w:kern w:val="0"/>
           <w:lang w:eastAsia="en-GB"/>
           <w14:ligatures w14:val="none"/>
         </w:rPr>
         <w:lastRenderedPageBreak/>
-        <w:t>Capacity Check</w:t>
-      </w:r>
-      <w:r>
-        <w:rPr>
-          <w:rFonts w:asciiTheme="majorBidi" w:eastAsia="Times New Roman" w:hAnsiTheme="majorBidi" w:cstheme="majorBidi"/>
-          <w:kern w:val="0"/>
-          <w:lang w:eastAsia="en-GB"/>
-          <w14:ligatures w14:val="none"/>
-        </w:rPr>
-        <w:t xml:space="preserve">: Before you can book a </w:t>
-      </w:r>
-      <w:proofErr w:type="gramStart"/>
-      <w:r>
-        <w:rPr>
-          <w:rFonts w:asciiTheme="majorBidi" w:eastAsia="Times New Roman" w:hAnsiTheme="majorBidi" w:cstheme="majorBidi"/>
-          <w:kern w:val="0"/>
-          <w:lang w:eastAsia="en-GB"/>
-          <w14:ligatures w14:val="none"/>
-        </w:rPr>
-        <w:t>lesson</w:t>
-      </w:r>
-      <w:proofErr w:type="gramEnd"/>
-      <w:r>
-        <w:rPr>
-          <w:rFonts w:asciiTheme="majorBidi" w:eastAsia="Times New Roman" w:hAnsiTheme="majorBidi" w:cstheme="majorBidi"/>
-          <w:kern w:val="0"/>
-          <w:lang w:eastAsia="en-GB"/>
-          <w14:ligatures w14:val="none"/>
-        </w:rPr>
-        <w:t xml:space="preserve"> the system checks how many people have already booked or changed their status for that lesson. If four people have already done this the system tells you that the class is full.</w:t>
-      </w:r>
-      <w:r>
-        <w:rPr>
-          <w:rFonts w:asciiTheme="majorBidi" w:eastAsia="Times New Roman" w:hAnsiTheme="majorBidi" w:cstheme="majorBidi"/>
+        <w:t>done this the system tells you that the class is full.</w:t>
+      </w:r>
+      <w:r>
+        <w:rPr>
+          <w:rFonts w:asciiTheme="majorBidi" w:eastAsia="Times New Roman" w:hAnsiTheme="majorBidi" w:cstheme="majorBidi"/>
+          <w:color w:val="000000" w:themeColor="text1"/>
           <w:kern w:val="0"/>
           <w:lang w:eastAsia="en-GB"/>
           <w14:ligatures w14:val="none"/>
@@ -2633,16 +2812,18 @@
           <w:right w:val="none" w:sz="0" w:space="0" w:color="1F1F1F"/>
         </w:pBdr>
         <w:spacing w:before="100" w:beforeAutospacing="1" w:after="100" w:afterAutospacing="1" w:line="23" w:lineRule="atLeast"/>
-        <w:rPr>
-          <w:rFonts w:asciiTheme="majorBidi" w:eastAsia="sans-serif" w:hAnsiTheme="majorBidi" w:cstheme="majorBidi"/>
-          <w:color w:val="1F1F1F"/>
-        </w:rPr>
-      </w:pPr>
-      <w:r>
-        <w:rPr>
-          <w:rFonts w:asciiTheme="majorBidi" w:eastAsia="Times New Roman" w:hAnsiTheme="majorBidi" w:cstheme="majorBidi"/>
-          <w:b/>
-          <w:bCs/>
+        <w:jc w:val="both"/>
+        <w:rPr>
+          <w:rFonts w:asciiTheme="majorBidi" w:eastAsia="sans-serif" w:hAnsiTheme="majorBidi" w:cstheme="majorBidi"/>
+          <w:color w:val="000000" w:themeColor="text1"/>
+        </w:rPr>
+      </w:pPr>
+      <w:r>
+        <w:rPr>
+          <w:rFonts w:asciiTheme="majorBidi" w:eastAsia="Times New Roman" w:hAnsiTheme="majorBidi" w:cstheme="majorBidi"/>
+          <w:b/>
+          <w:bCs/>
+          <w:color w:val="000000" w:themeColor="text1"/>
           <w:kern w:val="0"/>
           <w:lang w:eastAsia="en-GB"/>
           <w14:ligatures w14:val="none"/>
@@ -2652,6 +2833,7 @@
       <w:r>
         <w:rPr>
           <w:rFonts w:asciiTheme="majorBidi" w:eastAsia="Times New Roman" w:hAnsiTheme="majorBidi" w:cstheme="majorBidi"/>
+          <w:color w:val="000000" w:themeColor="text1"/>
           <w:kern w:val="0"/>
           <w:lang w:eastAsia="en-GB"/>
           <w14:ligatures w14:val="none"/>
@@ -2660,79 +2842,33 @@
       </w:r>
       <w:r>
         <w:rPr>
-          <w:rFonts w:ascii="Segoe UI" w:hAnsi="Segoe UI" w:cs="Segoe UI"/>
-          <w:color w:val="2B2D38"/>
+          <w:rFonts w:asciiTheme="majorBidi" w:hAnsiTheme="majorBidi" w:cstheme="majorBidi"/>
+          <w:color w:val="000000" w:themeColor="text1"/>
           <w:sz w:val="23"/>
           <w:szCs w:val="23"/>
           <w:shd w:val="clear" w:color="auto" w:fill="FFFFFF"/>
         </w:rPr>
         <w:t xml:space="preserve">The system looks at all the bookings, for a member ID. If it finds a booking that is already made for the Lesson </w:t>
       </w:r>
-      <w:proofErr w:type="gramStart"/>
-      <w:r>
-        <w:rPr>
-          <w:rFonts w:ascii="Segoe UI" w:hAnsi="Segoe UI" w:cs="Segoe UI"/>
-          <w:color w:val="2B2D38"/>
+      <w:r>
+        <w:rPr>
+          <w:rFonts w:asciiTheme="majorBidi" w:hAnsiTheme="majorBidi" w:cstheme="majorBidi"/>
+          <w:color w:val="000000" w:themeColor="text1"/>
           <w:sz w:val="23"/>
           <w:szCs w:val="23"/>
           <w:shd w:val="clear" w:color="auto" w:fill="FFFFFF"/>
         </w:rPr>
-        <w:t>ID</w:t>
-      </w:r>
-      <w:proofErr w:type="gramEnd"/>
-      <w:r>
-        <w:rPr>
-          <w:rFonts w:ascii="Segoe UI" w:hAnsi="Segoe UI" w:cs="Segoe UI"/>
-          <w:color w:val="2B2D38"/>
+        <w:t>ID,</w:t>
+      </w:r>
+      <w:r>
+        <w:rPr>
+          <w:rFonts w:asciiTheme="majorBidi" w:hAnsiTheme="majorBidi" w:cstheme="majorBidi"/>
+          <w:color w:val="000000" w:themeColor="text1"/>
           <w:sz w:val="23"/>
           <w:szCs w:val="23"/>
           <w:shd w:val="clear" w:color="auto" w:fill="FFFFFF"/>
         </w:rPr>
-        <w:t xml:space="preserve"> it does not allow the new booking. This is so that one person cannot take than one spot in the same lesson. The </w:t>
-      </w:r>
-      <w:proofErr w:type="spellStart"/>
-      <w:r>
-        <w:rPr>
-          <w:rFonts w:ascii="Segoe UI" w:hAnsi="Segoe UI" w:cs="Segoe UI"/>
-          <w:color w:val="2B2D38"/>
-          <w:sz w:val="23"/>
-          <w:szCs w:val="23"/>
-          <w:shd w:val="clear" w:color="auto" w:fill="FFFFFF"/>
-        </w:rPr>
-        <w:t>FlcBookingApp</w:t>
-      </w:r>
-      <w:proofErr w:type="spellEnd"/>
-      <w:r>
-        <w:rPr>
-          <w:rFonts w:ascii="Segoe UI" w:hAnsi="Segoe UI" w:cs="Segoe UI"/>
-          <w:color w:val="2B2D38"/>
-          <w:sz w:val="23"/>
-          <w:szCs w:val="23"/>
-          <w:shd w:val="clear" w:color="auto" w:fill="FFFFFF"/>
-        </w:rPr>
-        <w:t xml:space="preserve"> controller does this to make sure everything runs smoothly. The </w:t>
-      </w:r>
-      <w:proofErr w:type="spellStart"/>
-      <w:r>
-        <w:rPr>
-          <w:rFonts w:ascii="Segoe UI" w:hAnsi="Segoe UI" w:cs="Segoe UI"/>
-          <w:color w:val="2B2D38"/>
-          <w:sz w:val="23"/>
-          <w:szCs w:val="23"/>
-          <w:shd w:val="clear" w:color="auto" w:fill="FFFFFF"/>
-        </w:rPr>
-        <w:t>FlcBookingApp</w:t>
-      </w:r>
-      <w:proofErr w:type="spellEnd"/>
-      <w:r>
-        <w:rPr>
-          <w:rFonts w:ascii="Segoe UI" w:hAnsi="Segoe UI" w:cs="Segoe UI"/>
-          <w:color w:val="2B2D38"/>
-          <w:sz w:val="23"/>
-          <w:szCs w:val="23"/>
-          <w:shd w:val="clear" w:color="auto" w:fill="FFFFFF"/>
-        </w:rPr>
-        <w:t xml:space="preserve"> controller uses these checks to keep the data correct.</w:t>
+        <w:t xml:space="preserve"> it does not allow the new booking. This is so that one person cannot take than one spot in the same lesson. The FlcBookingApp controller does this to make sure everything runs smoothly. The FlcBookingApp controller uses these checks to keep the data correct.</w:t>
       </w:r>
     </w:p>
     <w:p>
@@ -2747,9 +2883,10 @@
           <w:right w:val="none" w:sz="0" w:space="0" w:color="1F1F1F"/>
         </w:pBdr>
         <w:spacing w:before="0" w:after="160" w:line="23" w:lineRule="atLeast"/>
+        <w:jc w:val="both"/>
         <w:rPr>
           <w:rFonts w:asciiTheme="majorBidi" w:eastAsia="sans-serif" w:hAnsiTheme="majorBidi"/>
-          <w:color w:val="1F1F1F"/>
+          <w:color w:val="000000" w:themeColor="text1"/>
         </w:rPr>
       </w:pPr>
       <w:r>
@@ -2757,7 +2894,7 @@
           <w:rFonts w:asciiTheme="majorBidi" w:eastAsia="sans-serif" w:hAnsiTheme="majorBidi"/>
           <w:b/>
           <w:bCs/>
-          <w:color w:val="1F1F1F"/>
+          <w:color w:val="000000" w:themeColor="text1"/>
           <w:bdr w:val="none" w:sz="0" w:space="0" w:color="1F1F1F"/>
         </w:rPr>
         <w:t>4. Advanced Reporting Logic</w:t>
@@ -2775,9 +2912,10 @@
           <w:right w:val="none" w:sz="0" w:space="0" w:color="1F1F1F"/>
         </w:pBdr>
         <w:spacing w:before="0" w:after="160" w:line="23" w:lineRule="atLeast"/>
+        <w:jc w:val="both"/>
         <w:rPr>
           <w:rFonts w:asciiTheme="majorBidi" w:eastAsia="sans-serif" w:hAnsiTheme="majorBidi"/>
-          <w:color w:val="1F1F1F"/>
+          <w:color w:val="000000" w:themeColor="text1"/>
         </w:rPr>
       </w:pPr>
       <w:r>
@@ -2785,7 +2923,7 @@
           <w:rFonts w:asciiTheme="majorBidi" w:eastAsia="sans-serif" w:hAnsiTheme="majorBidi"/>
           <w:b/>
           <w:bCs/>
-          <w:color w:val="1F1F1F"/>
+          <w:color w:val="000000" w:themeColor="text1"/>
           <w:bdr w:val="none" w:sz="0" w:space="0" w:color="1F1F1F"/>
         </w:rPr>
         <w:t>4.1 Monthly Lesson Report</w:t>
@@ -2801,15 +2939,16 @@
           <w:right w:val="none" w:sz="0" w:space="0" w:color="1F1F1F"/>
         </w:pBdr>
         <w:spacing w:beforeAutospacing="0" w:after="200" w:afterAutospacing="0" w:line="23" w:lineRule="atLeast"/>
-        <w:rPr>
-          <w:rFonts w:asciiTheme="majorBidi" w:eastAsia="sans-serif" w:hAnsiTheme="majorBidi" w:cstheme="majorBidi"/>
-          <w:color w:val="1F1F1F"/>
-        </w:rPr>
-      </w:pPr>
-      <w:r>
-        <w:rPr>
-          <w:rFonts w:ascii="Segoe UI" w:hAnsi="Segoe UI" w:cs="Segoe UI"/>
-          <w:color w:val="2B2D38"/>
+        <w:jc w:val="both"/>
+        <w:rPr>
+          <w:rFonts w:asciiTheme="majorBidi" w:eastAsia="sans-serif" w:hAnsiTheme="majorBidi" w:cstheme="majorBidi"/>
+          <w:color w:val="000000" w:themeColor="text1"/>
+        </w:rPr>
+      </w:pPr>
+      <w:r>
+        <w:rPr>
+          <w:rFonts w:asciiTheme="majorBidi" w:hAnsiTheme="majorBidi" w:cstheme="majorBidi"/>
+          <w:color w:val="000000" w:themeColor="text1"/>
           <w:sz w:val="23"/>
           <w:szCs w:val="23"/>
           <w:shd w:val="clear" w:color="auto" w:fill="FFFFFF"/>
@@ -2819,7 +2958,7 @@
       <w:r>
         <w:rPr>
           <w:rFonts w:asciiTheme="majorBidi" w:eastAsia="sans-serif" w:hAnsiTheme="majorBidi" w:cstheme="majorBidi"/>
-          <w:color w:val="1F1F1F"/>
+          <w:color w:val="000000" w:themeColor="text1"/>
         </w:rPr>
         <w:t>:</w:t>
       </w:r>
@@ -2832,18 +2971,21 @@
           <w:numId w:val="1"/>
         </w:numPr>
         <w:spacing w:before="100" w:beforeAutospacing="1" w:after="100" w:afterAutospacing="1" w:line="240" w:lineRule="auto"/>
-        <w:rPr>
-          <w:rFonts w:asciiTheme="majorBidi" w:eastAsia="Times New Roman" w:hAnsiTheme="majorBidi" w:cstheme="majorBidi"/>
-          <w:kern w:val="0"/>
-          <w:lang w:eastAsia="en-GB"/>
-          <w14:ligatures w14:val="none"/>
-        </w:rPr>
-      </w:pPr>
-      <w:r>
-        <w:rPr>
-          <w:rFonts w:asciiTheme="majorBidi" w:eastAsia="Times New Roman" w:hAnsiTheme="majorBidi" w:cstheme="majorBidi"/>
-          <w:b/>
-          <w:bCs/>
+        <w:jc w:val="both"/>
+        <w:rPr>
+          <w:rFonts w:asciiTheme="majorBidi" w:eastAsia="Times New Roman" w:hAnsiTheme="majorBidi" w:cstheme="majorBidi"/>
+          <w:color w:val="000000" w:themeColor="text1"/>
+          <w:kern w:val="0"/>
+          <w:lang w:eastAsia="en-GB"/>
+          <w14:ligatures w14:val="none"/>
+        </w:rPr>
+      </w:pPr>
+      <w:r>
+        <w:rPr>
+          <w:rFonts w:asciiTheme="majorBidi" w:eastAsia="Times New Roman" w:hAnsiTheme="majorBidi" w:cstheme="majorBidi"/>
+          <w:b/>
+          <w:bCs/>
+          <w:color w:val="000000" w:themeColor="text1"/>
           <w:kern w:val="0"/>
           <w:lang w:eastAsia="en-GB"/>
           <w14:ligatures w14:val="none"/>
@@ -2853,40 +2995,12 @@
       <w:r>
         <w:rPr>
           <w:rFonts w:asciiTheme="majorBidi" w:eastAsia="Times New Roman" w:hAnsiTheme="majorBidi" w:cstheme="majorBidi"/>
-          <w:kern w:val="0"/>
-          <w:lang w:eastAsia="en-GB"/>
-          <w14:ligatures w14:val="none"/>
-        </w:rPr>
-        <w:t xml:space="preserve">: </w:t>
-      </w:r>
-      <w:r>
-        <w:rPr>
-          <w:rFonts w:asciiTheme="majorBidi" w:eastAsia="Times New Roman" w:hAnsiTheme="majorBidi" w:cstheme="majorBidi"/>
-          <w:kern w:val="0"/>
-          <w:lang w:eastAsia="en-GB"/>
-          <w14:ligatures w14:val="none"/>
-        </w:rPr>
-        <w:t xml:space="preserve">only the people who </w:t>
-      </w:r>
-      <w:proofErr w:type="gramStart"/>
-      <w:r>
-        <w:rPr>
-          <w:rFonts w:asciiTheme="majorBidi" w:eastAsia="Times New Roman" w:hAnsiTheme="majorBidi" w:cstheme="majorBidi"/>
-          <w:kern w:val="0"/>
-          <w:lang w:eastAsia="en-GB"/>
-          <w14:ligatures w14:val="none"/>
-        </w:rPr>
-        <w:t>actually attended</w:t>
-      </w:r>
-      <w:proofErr w:type="gramEnd"/>
-      <w:r>
-        <w:rPr>
-          <w:rFonts w:asciiTheme="majorBidi" w:eastAsia="Times New Roman" w:hAnsiTheme="majorBidi" w:cstheme="majorBidi"/>
-          <w:kern w:val="0"/>
-          <w:lang w:eastAsia="en-GB"/>
-          <w14:ligatures w14:val="none"/>
-        </w:rPr>
-        <w:t xml:space="preserve"> are included.</w:t>
+          <w:color w:val="000000" w:themeColor="text1"/>
+          <w:kern w:val="0"/>
+          <w:lang w:eastAsia="en-GB"/>
+          <w14:ligatures w14:val="none"/>
+        </w:rPr>
+        <w:t>: only the people who actually attended are included.</w:t>
       </w:r>
     </w:p>
     <w:p>
@@ -2897,18 +3011,21 @@
           <w:numId w:val="1"/>
         </w:numPr>
         <w:spacing w:before="100" w:beforeAutospacing="1" w:after="100" w:afterAutospacing="1" w:line="240" w:lineRule="auto"/>
-        <w:rPr>
-          <w:rFonts w:asciiTheme="majorBidi" w:eastAsia="Times New Roman" w:hAnsiTheme="majorBidi" w:cstheme="majorBidi"/>
-          <w:kern w:val="0"/>
-          <w:lang w:eastAsia="en-GB"/>
-          <w14:ligatures w14:val="none"/>
-        </w:rPr>
-      </w:pPr>
-      <w:r>
-        <w:rPr>
-          <w:rFonts w:asciiTheme="majorBidi" w:eastAsia="Times New Roman" w:hAnsiTheme="majorBidi" w:cstheme="majorBidi"/>
-          <w:b/>
-          <w:bCs/>
+        <w:jc w:val="both"/>
+        <w:rPr>
+          <w:rFonts w:asciiTheme="majorBidi" w:eastAsia="Times New Roman" w:hAnsiTheme="majorBidi" w:cstheme="majorBidi"/>
+          <w:color w:val="000000" w:themeColor="text1"/>
+          <w:kern w:val="0"/>
+          <w:lang w:eastAsia="en-GB"/>
+          <w14:ligatures w14:val="none"/>
+        </w:rPr>
+      </w:pPr>
+      <w:r>
+        <w:rPr>
+          <w:rFonts w:asciiTheme="majorBidi" w:eastAsia="Times New Roman" w:hAnsiTheme="majorBidi" w:cstheme="majorBidi"/>
+          <w:b/>
+          <w:bCs/>
+          <w:color w:val="000000" w:themeColor="text1"/>
           <w:kern w:val="0"/>
           <w:lang w:eastAsia="en-GB"/>
           <w14:ligatures w14:val="none"/>
@@ -2918,6 +3035,7 @@
       <w:r>
         <w:rPr>
           <w:rFonts w:asciiTheme="majorBidi" w:eastAsia="Times New Roman" w:hAnsiTheme="majorBidi" w:cstheme="majorBidi"/>
+          <w:color w:val="000000" w:themeColor="text1"/>
           <w:kern w:val="0"/>
           <w:lang w:eastAsia="en-GB"/>
           <w14:ligatures w14:val="none"/>
@@ -2926,8 +3044,8 @@
       </w:r>
       <w:r>
         <w:rPr>
-          <w:rFonts w:ascii="Segoe UI" w:hAnsi="Segoe UI" w:cs="Segoe UI"/>
-          <w:color w:val="2B2D38"/>
+          <w:rFonts w:asciiTheme="majorBidi" w:hAnsiTheme="majorBidi" w:cstheme="majorBidi"/>
+          <w:color w:val="000000" w:themeColor="text1"/>
           <w:sz w:val="23"/>
           <w:szCs w:val="23"/>
           <w:shd w:val="clear" w:color="auto" w:fill="FFFFFF"/>
@@ -2947,9 +3065,10 @@
           <w:right w:val="none" w:sz="0" w:space="0" w:color="1F1F1F"/>
         </w:pBdr>
         <w:spacing w:before="0" w:after="160" w:line="23" w:lineRule="atLeast"/>
+        <w:jc w:val="both"/>
         <w:rPr>
           <w:rFonts w:asciiTheme="majorBidi" w:eastAsia="sans-serif" w:hAnsiTheme="majorBidi"/>
-          <w:color w:val="1F1F1F"/>
+          <w:color w:val="000000" w:themeColor="text1"/>
         </w:rPr>
       </w:pPr>
       <w:r>
@@ -2957,7 +3076,7 @@
           <w:rFonts w:asciiTheme="majorBidi" w:eastAsia="sans-serif" w:hAnsiTheme="majorBidi"/>
           <w:b/>
           <w:bCs/>
-          <w:color w:val="1F1F1F"/>
+          <w:color w:val="000000" w:themeColor="text1"/>
           <w:bdr w:val="none" w:sz="0" w:space="0" w:color="1F1F1F"/>
         </w:rPr>
         <w:t>4.2 Monthly Champion Report</w:t>
@@ -2966,15 +3085,16 @@
     <w:p>
       <w:pPr>
         <w:pStyle w:val="NormalWeb"/>
-        <w:rPr>
-          <w:rFonts w:asciiTheme="majorBidi" w:eastAsia="sans-serif" w:hAnsiTheme="majorBidi" w:cstheme="majorBidi"/>
-          <w:color w:val="1F1F1F"/>
-        </w:rPr>
-      </w:pPr>
-      <w:r>
-        <w:rPr>
-          <w:rFonts w:ascii="Segoe UI" w:hAnsi="Segoe UI" w:cs="Segoe UI"/>
-          <w:color w:val="2B2D38"/>
+        <w:jc w:val="both"/>
+        <w:rPr>
+          <w:rFonts w:asciiTheme="majorBidi" w:eastAsia="sans-serif" w:hAnsiTheme="majorBidi" w:cstheme="majorBidi"/>
+          <w:color w:val="000000" w:themeColor="text1"/>
+        </w:rPr>
+      </w:pPr>
+      <w:r>
+        <w:rPr>
+          <w:rFonts w:asciiTheme="majorBidi" w:hAnsiTheme="majorBidi" w:cstheme="majorBidi"/>
+          <w:color w:val="000000" w:themeColor="text1"/>
           <w:sz w:val="23"/>
           <w:szCs w:val="23"/>
           <w:shd w:val="clear" w:color="auto" w:fill="FFFFFF"/>
@@ -2984,7 +3104,7 @@
       <w:r>
         <w:rPr>
           <w:rFonts w:asciiTheme="majorBidi" w:eastAsia="sans-serif" w:hAnsiTheme="majorBidi" w:cstheme="majorBidi"/>
-          <w:color w:val="1F1F1F"/>
+          <w:color w:val="000000" w:themeColor="text1"/>
         </w:rPr>
         <w:br/>
       </w:r>
@@ -2996,8 +3116,10 @@
           <w:ilvl w:val="0"/>
           <w:numId w:val="14"/>
         </w:numPr>
-        <w:rPr>
-          <w:rFonts w:asciiTheme="majorBidi" w:eastAsia="Times New Roman" w:hAnsiTheme="majorBidi" w:cstheme="majorBidi"/>
+        <w:jc w:val="both"/>
+        <w:rPr>
+          <w:rFonts w:asciiTheme="majorBidi" w:eastAsia="Times New Roman" w:hAnsiTheme="majorBidi" w:cstheme="majorBidi"/>
+          <w:color w:val="000000" w:themeColor="text1"/>
           <w:lang w:val="en-GB" w:eastAsia="en-GB"/>
         </w:rPr>
       </w:pPr>
@@ -3006,6 +3128,7 @@
           <w:rFonts w:asciiTheme="majorBidi" w:eastAsia="Times New Roman" w:hAnsiTheme="majorBidi" w:cstheme="majorBidi"/>
           <w:b/>
           <w:bCs/>
+          <w:color w:val="000000" w:themeColor="text1"/>
           <w:lang w:val="en-GB" w:eastAsia="en-GB"/>
         </w:rPr>
         <w:t>Calculation</w:t>
@@ -3013,6 +3136,7 @@
       <w:r>
         <w:rPr>
           <w:rFonts w:asciiTheme="majorBidi" w:eastAsia="Times New Roman" w:hAnsiTheme="majorBidi" w:cstheme="majorBidi"/>
+          <w:color w:val="000000" w:themeColor="text1"/>
           <w:lang w:val="en-GB" w:eastAsia="en-GB"/>
         </w:rPr>
         <w:t xml:space="preserve">: </w:t>
@@ -3020,6 +3144,7 @@
       <w:r>
         <w:rPr>
           <w:rFonts w:asciiTheme="majorBidi" w:eastAsia="Times New Roman" w:hAnsiTheme="majorBidi" w:cstheme="majorBidi"/>
+          <w:color w:val="000000" w:themeColor="text1"/>
           <w:sz w:val="20"/>
           <w:szCs w:val="20"/>
           <w:lang w:val="en-GB" w:eastAsia="en-GB"/>
@@ -3029,6 +3154,7 @@
       <w:r>
         <w:rPr>
           <w:rFonts w:asciiTheme="majorBidi" w:eastAsia="Times New Roman" w:hAnsiTheme="majorBidi" w:cstheme="majorBidi"/>
+          <w:color w:val="000000" w:themeColor="text1"/>
           <w:lang w:val="en-GB" w:eastAsia="en-GB"/>
         </w:rPr>
         <w:t>.</w:t>
@@ -3042,18 +3168,21 @@
           <w:numId w:val="15"/>
         </w:numPr>
         <w:spacing w:before="100" w:beforeAutospacing="1" w:after="100" w:afterAutospacing="1" w:line="240" w:lineRule="auto"/>
-        <w:rPr>
-          <w:rFonts w:asciiTheme="majorBidi" w:eastAsia="Times New Roman" w:hAnsiTheme="majorBidi" w:cstheme="majorBidi"/>
-          <w:kern w:val="0"/>
-          <w:lang w:eastAsia="en-GB"/>
-          <w14:ligatures w14:val="none"/>
-        </w:rPr>
-      </w:pPr>
-      <w:r>
-        <w:rPr>
-          <w:rFonts w:asciiTheme="majorBidi" w:eastAsia="Times New Roman" w:hAnsiTheme="majorBidi" w:cstheme="majorBidi"/>
-          <w:b/>
-          <w:bCs/>
+        <w:jc w:val="both"/>
+        <w:rPr>
+          <w:rFonts w:asciiTheme="majorBidi" w:eastAsia="Times New Roman" w:hAnsiTheme="majorBidi" w:cstheme="majorBidi"/>
+          <w:color w:val="000000" w:themeColor="text1"/>
+          <w:kern w:val="0"/>
+          <w:lang w:eastAsia="en-GB"/>
+          <w14:ligatures w14:val="none"/>
+        </w:rPr>
+      </w:pPr>
+      <w:r>
+        <w:rPr>
+          <w:rFonts w:asciiTheme="majorBidi" w:eastAsia="Times New Roman" w:hAnsiTheme="majorBidi" w:cstheme="majorBidi"/>
+          <w:b/>
+          <w:bCs/>
+          <w:color w:val="000000" w:themeColor="text1"/>
           <w:kern w:val="0"/>
           <w:lang w:eastAsia="en-GB"/>
           <w14:ligatures w14:val="none"/>
@@ -3063,6 +3192,7 @@
       <w:r>
         <w:rPr>
           <w:rFonts w:asciiTheme="majorBidi" w:eastAsia="Times New Roman" w:hAnsiTheme="majorBidi" w:cstheme="majorBidi"/>
+          <w:color w:val="000000" w:themeColor="text1"/>
           <w:kern w:val="0"/>
           <w:lang w:eastAsia="en-GB"/>
           <w14:ligatures w14:val="none"/>
@@ -3071,51 +3201,48 @@
       </w:r>
       <w:r>
         <w:rPr>
-          <w:rFonts w:ascii="Segoe UI" w:hAnsi="Segoe UI" w:cs="Segoe UI"/>
-          <w:color w:val="2B2D38"/>
+          <w:rFonts w:asciiTheme="majorBidi" w:hAnsiTheme="majorBidi" w:cstheme="majorBidi"/>
+          <w:color w:val="000000" w:themeColor="text1"/>
           <w:sz w:val="23"/>
           <w:szCs w:val="23"/>
           <w:shd w:val="clear" w:color="auto" w:fill="FFFFFF"/>
         </w:rPr>
         <w:t xml:space="preserve">the type of exercise that makes the most money is called the Monthly Champion. This helps the people, in charge decide which classes to have often. They want to know which leisure </w:t>
       </w:r>
-      <w:proofErr w:type="spellStart"/>
-      <w:r>
-        <w:rPr>
-          <w:rFonts w:ascii="Segoe UI" w:hAnsi="Segoe UI" w:cs="Segoe UI"/>
-          <w:color w:val="2B2D38"/>
+      <w:r>
+        <w:rPr>
+          <w:rFonts w:asciiTheme="majorBidi" w:hAnsiTheme="majorBidi" w:cstheme="majorBidi"/>
+          <w:color w:val="000000" w:themeColor="text1"/>
           <w:sz w:val="23"/>
           <w:szCs w:val="23"/>
           <w:shd w:val="clear" w:color="auto" w:fill="FFFFFF"/>
         </w:rPr>
-        <w:t>center</w:t>
-      </w:r>
-      <w:proofErr w:type="spellEnd"/>
-      <w:r>
-        <w:rPr>
-          <w:rFonts w:ascii="Segoe UI" w:hAnsi="Segoe UI" w:cs="Segoe UI"/>
-          <w:color w:val="2B2D38"/>
+        <w:t>centre</w:t>
+      </w:r>
+      <w:r>
+        <w:rPr>
+          <w:rFonts w:asciiTheme="majorBidi" w:hAnsiTheme="majorBidi" w:cstheme="majorBidi"/>
+          <w:color w:val="000000" w:themeColor="text1"/>
           <w:sz w:val="23"/>
           <w:szCs w:val="23"/>
           <w:shd w:val="clear" w:color="auto" w:fill="FFFFFF"/>
         </w:rPr>
         <w:t xml:space="preserve"> classes are the popular so they can offer those classes more frequently at the leisure </w:t>
       </w:r>
-      <w:proofErr w:type="spellStart"/>
-      <w:r>
-        <w:rPr>
-          <w:rFonts w:ascii="Segoe UI" w:hAnsi="Segoe UI" w:cs="Segoe UI"/>
-          <w:color w:val="2B2D38"/>
+      <w:r>
+        <w:rPr>
+          <w:rFonts w:asciiTheme="majorBidi" w:hAnsiTheme="majorBidi" w:cstheme="majorBidi"/>
+          <w:color w:val="000000" w:themeColor="text1"/>
           <w:sz w:val="23"/>
           <w:szCs w:val="23"/>
           <w:shd w:val="clear" w:color="auto" w:fill="FFFFFF"/>
         </w:rPr>
-        <w:t>center</w:t>
-      </w:r>
-      <w:proofErr w:type="spellEnd"/>
-      <w:r>
-        <w:rPr>
-          <w:rFonts w:asciiTheme="majorBidi" w:eastAsia="Times New Roman" w:hAnsiTheme="majorBidi" w:cstheme="majorBidi"/>
+        <w:t>centre</w:t>
+      </w:r>
+      <w:r>
+        <w:rPr>
+          <w:rFonts w:asciiTheme="majorBidi" w:eastAsia="Times New Roman" w:hAnsiTheme="majorBidi" w:cstheme="majorBidi"/>
+          <w:color w:val="000000" w:themeColor="text1"/>
           <w:kern w:val="0"/>
           <w:lang w:eastAsia="en-GB"/>
           <w14:ligatures w14:val="none"/>
@@ -3125,6 +3252,7 @@
       <w:r>
         <w:rPr>
           <w:rFonts w:asciiTheme="majorBidi" w:eastAsia="Times New Roman" w:hAnsiTheme="majorBidi" w:cstheme="majorBidi"/>
+          <w:color w:val="000000" w:themeColor="text1"/>
           <w:kern w:val="0"/>
           <w:lang w:eastAsia="en-GB"/>
           <w14:ligatures w14:val="none"/>
@@ -3144,9 +3272,10 @@
           <w:right w:val="none" w:sz="0" w:space="0" w:color="1F1F1F"/>
         </w:pBdr>
         <w:spacing w:before="0" w:after="160" w:line="23" w:lineRule="atLeast"/>
+        <w:jc w:val="both"/>
         <w:rPr>
           <w:rFonts w:asciiTheme="majorBidi" w:eastAsia="sans-serif" w:hAnsiTheme="majorBidi"/>
-          <w:color w:val="1F1F1F"/>
+          <w:color w:val="000000" w:themeColor="text1"/>
         </w:rPr>
       </w:pPr>
       <w:r>
@@ -3154,7 +3283,7 @@
           <w:rFonts w:asciiTheme="majorBidi" w:eastAsia="sans-serif" w:hAnsiTheme="majorBidi"/>
           <w:b/>
           <w:bCs/>
-          <w:color w:val="1F1F1F"/>
+          <w:color w:val="000000" w:themeColor="text1"/>
           <w:bdr w:val="none" w:sz="0" w:space="0" w:color="1F1F1F"/>
         </w:rPr>
         <w:t>5. Design Principles and Refactoring</w:t>
@@ -3172,9 +3301,10 @@
           <w:right w:val="none" w:sz="0" w:space="0" w:color="1F1F1F"/>
         </w:pBdr>
         <w:spacing w:before="0" w:after="160" w:line="23" w:lineRule="atLeast"/>
+        <w:jc w:val="both"/>
         <w:rPr>
           <w:rFonts w:asciiTheme="majorBidi" w:eastAsia="sans-serif" w:hAnsiTheme="majorBidi"/>
-          <w:color w:val="1F1F1F"/>
+          <w:color w:val="000000" w:themeColor="text1"/>
         </w:rPr>
       </w:pPr>
       <w:r>
@@ -3182,33 +3312,10 @@
           <w:rFonts w:asciiTheme="majorBidi" w:eastAsia="sans-serif" w:hAnsiTheme="majorBidi"/>
           <w:b/>
           <w:bCs/>
-          <w:color w:val="1F1F1F"/>
+          <w:color w:val="000000" w:themeColor="text1"/>
           <w:bdr w:val="none" w:sz="0" w:space="0" w:color="1F1F1F"/>
         </w:rPr>
         <w:t>5.1 Encapsulation and Data Hiding</w:t>
-      </w:r>
-    </w:p>
-    <w:p>
-      <w:pPr>
-        <w:pStyle w:val="NormalWeb"/>
-        <w:pBdr>
-          <w:top w:val="none" w:sz="0" w:space="0" w:color="1F1F1F"/>
-          <w:left w:val="none" w:sz="0" w:space="0" w:color="1F1F1F"/>
-          <w:bottom w:val="none" w:sz="0" w:space="0" w:color="1F1F1F"/>
-          <w:right w:val="none" w:sz="0" w:space="0" w:color="1F1F1F"/>
-        </w:pBdr>
-        <w:spacing w:beforeAutospacing="0" w:after="200" w:afterAutospacing="0" w:line="23" w:lineRule="atLeast"/>
-        <w:rPr>
-          <w:rFonts w:asciiTheme="majorBidi" w:eastAsia="sans-serif" w:hAnsiTheme="majorBidi" w:cstheme="majorBidi"/>
-          <w:color w:val="1F1F1F"/>
-        </w:rPr>
-      </w:pPr>
-      <w:r>
-        <w:rPr>
-          <w:rFonts w:asciiTheme="majorBidi" w:eastAsia="sans-serif" w:hAnsiTheme="majorBidi" w:cstheme="majorBidi"/>
-          <w:color w:val="1F1F1F"/>
-        </w:rPr>
-        <w:t>I strictly applied the principle of encapsulation. All attributes in the domain classes are private. Interaction with these attributes occurs only through public getters and setters. This prevents external classes from making unauthorized or logic-breaking changes to object states.</w:t>
       </w:r>
     </w:p>
     <w:p>
@@ -3223,17 +3330,54 @@
           <w:right w:val="none" w:sz="0" w:space="0" w:color="1F1F1F"/>
         </w:pBdr>
         <w:spacing w:before="0" w:after="160" w:line="23" w:lineRule="atLeast"/>
+        <w:jc w:val="both"/>
         <w:rPr>
           <w:rFonts w:asciiTheme="majorBidi" w:eastAsia="sans-serif" w:hAnsiTheme="majorBidi"/>
-          <w:color w:val="1F1F1F"/>
+          <w:color w:val="000000" w:themeColor="text1"/>
+          <w:kern w:val="0"/>
+          <w:sz w:val="24"/>
+          <w:szCs w:val="24"/>
+          <w:lang w:val="en-US" w:eastAsia="zh-CN"/>
+          <w14:ligatures w14:val="none"/>
         </w:rPr>
       </w:pPr>
       <w:r>
         <w:rPr>
           <w:rFonts w:asciiTheme="majorBidi" w:eastAsia="sans-serif" w:hAnsiTheme="majorBidi"/>
-          <w:b/>
-          <w:bCs/>
-          <w:color w:val="1F1F1F"/>
+          <w:color w:val="000000" w:themeColor="text1"/>
+          <w:kern w:val="0"/>
+          <w:sz w:val="24"/>
+          <w:szCs w:val="24"/>
+          <w:lang w:val="en-US" w:eastAsia="zh-CN"/>
+          <w14:ligatures w14:val="none"/>
+        </w:rPr>
+        <w:t>I strictly applied the principle of encapsulation. All attributes in the domain classes are private. Interaction with these attributes occurs only through public getters and setters. This prevents external classes from making unauthorized or logic-breaking changes to object states.</w:t>
+      </w:r>
+    </w:p>
+    <w:p>
+      <w:pPr>
+        <w:pStyle w:val="Heading3"/>
+        <w:keepNext w:val="0"/>
+        <w:keepLines w:val="0"/>
+        <w:pBdr>
+          <w:top w:val="none" w:sz="0" w:space="0" w:color="1F1F1F"/>
+          <w:left w:val="none" w:sz="0" w:space="0" w:color="1F1F1F"/>
+          <w:bottom w:val="none" w:sz="0" w:space="0" w:color="1F1F1F"/>
+          <w:right w:val="none" w:sz="0" w:space="0" w:color="1F1F1F"/>
+        </w:pBdr>
+        <w:spacing w:before="0" w:after="160" w:line="23" w:lineRule="atLeast"/>
+        <w:jc w:val="both"/>
+        <w:rPr>
+          <w:rFonts w:asciiTheme="majorBidi" w:eastAsia="sans-serif" w:hAnsiTheme="majorBidi"/>
+          <w:color w:val="000000" w:themeColor="text1"/>
+        </w:rPr>
+      </w:pPr>
+      <w:r>
+        <w:rPr>
+          <w:rFonts w:asciiTheme="majorBidi" w:eastAsia="sans-serif" w:hAnsiTheme="majorBidi"/>
+          <w:b/>
+          <w:bCs/>
+          <w:color w:val="000000" w:themeColor="text1"/>
           <w:bdr w:val="none" w:sz="0" w:space="0" w:color="1F1F1F"/>
         </w:rPr>
         <w:t>5.2 Refactoring for Readability</w:t>
@@ -3251,352 +3395,64 @@
           <w:right w:val="none" w:sz="0" w:space="0" w:color="1F1F1F"/>
         </w:pBdr>
         <w:spacing w:before="0" w:after="160" w:line="23" w:lineRule="atLeast"/>
-        <w:rPr>
-          <w:rFonts w:asciiTheme="majorBidi" w:eastAsia="sans-serif" w:hAnsiTheme="majorBidi"/>
-          <w:color w:val="1F1F1F"/>
-        </w:rPr>
-      </w:pPr>
-      <w:r>
-        <w:rPr>
-          <w:rFonts w:ascii="Segoe UI" w:hAnsi="Segoe UI" w:cs="Segoe UI"/>
-          <w:color w:val="2B2D38"/>
+        <w:jc w:val="both"/>
+        <w:rPr>
+          <w:rFonts w:asciiTheme="majorBidi" w:hAnsiTheme="majorBidi"/>
+          <w:color w:val="000000" w:themeColor="text1"/>
           <w:sz w:val="23"/>
           <w:szCs w:val="23"/>
           <w:shd w:val="clear" w:color="auto" w:fill="FFFFFF"/>
         </w:rPr>
-        <w:t xml:space="preserve">The method started to get too long while I was working on it. </w:t>
-      </w:r>
-      <w:proofErr w:type="gramStart"/>
-      <w:r>
-        <w:rPr>
-          <w:rFonts w:ascii="Segoe UI" w:hAnsi="Segoe UI" w:cs="Segoe UI"/>
-          <w:color w:val="2B2D38"/>
+      </w:pPr>
+      <w:r>
+        <w:rPr>
+          <w:rFonts w:asciiTheme="majorBidi" w:hAnsiTheme="majorBidi"/>
+          <w:color w:val="000000" w:themeColor="text1"/>
           <w:sz w:val="23"/>
           <w:szCs w:val="23"/>
           <w:shd w:val="clear" w:color="auto" w:fill="FFFFFF"/>
         </w:rPr>
-        <w:t>So</w:t>
-      </w:r>
-      <w:proofErr w:type="gramEnd"/>
-      <w:r>
-        <w:rPr>
-          <w:rFonts w:ascii="Segoe UI" w:hAnsi="Segoe UI" w:cs="Segoe UI"/>
-          <w:color w:val="2B2D38"/>
+        <w:t xml:space="preserve">When I first started writing this function, it became very long after several revisions. I used the Extract Method refactoring technique, which allowed me to refactor the booking cancellation and reporting functionality into its own private helper functions, thereby improving the readability of the overall main menu loop. In addition, I wrote an additional helper function called isActiveStatus that consolidates </w:t>
+      </w:r>
+      <w:r>
+        <w:rPr>
+          <w:rFonts w:asciiTheme="majorBidi" w:hAnsiTheme="majorBidi"/>
+          <w:color w:val="000000" w:themeColor="text1"/>
           <w:sz w:val="23"/>
           <w:szCs w:val="23"/>
           <w:shd w:val="clear" w:color="auto" w:fill="FFFFFF"/>
         </w:rPr>
-        <w:t xml:space="preserve"> I used the Extract Method refactoring to move the booking cancelling and reporting logic into private helper methods. This made the main menu loop much cleaner and easier to understand. </w:t>
-      </w:r>
-      <w:r>
-        <w:rPr>
-          <w:rFonts w:ascii="Segoe UI" w:hAnsi="Segoe UI" w:cs="Segoe UI"/>
-          <w:color w:val="2B2D38"/>
+        <w:t>all</w:t>
+      </w:r>
+      <w:r>
+        <w:rPr>
+          <w:rFonts w:asciiTheme="majorBidi" w:hAnsiTheme="majorBidi"/>
+          <w:color w:val="000000" w:themeColor="text1"/>
           <w:sz w:val="23"/>
           <w:szCs w:val="23"/>
           <w:shd w:val="clear" w:color="auto" w:fill="FFFFFF"/>
         </w:rPr>
-        <w:lastRenderedPageBreak/>
-        <w:t xml:space="preserve">I also created a helper method called </w:t>
-      </w:r>
-      <w:proofErr w:type="spellStart"/>
-      <w:r>
-        <w:rPr>
-          <w:rFonts w:ascii="Segoe UI" w:hAnsi="Segoe UI" w:cs="Segoe UI"/>
-          <w:color w:val="2B2D38"/>
+        <w:t xml:space="preserve"> the logic for determining whether a booking has occupied a seat in a class. This function helped me to visualize how isActiveStatus is determined for a booking since I was able to see </w:t>
+      </w:r>
+      <w:r>
+        <w:rPr>
+          <w:rFonts w:asciiTheme="majorBidi" w:hAnsiTheme="majorBidi"/>
+          <w:color w:val="000000" w:themeColor="text1"/>
           <w:sz w:val="23"/>
           <w:szCs w:val="23"/>
           <w:shd w:val="clear" w:color="auto" w:fill="FFFFFF"/>
         </w:rPr>
-        <w:t>isActiveStatus</w:t>
-      </w:r>
-      <w:proofErr w:type="spellEnd"/>
-      <w:r>
-        <w:rPr>
-          <w:rFonts w:ascii="Segoe UI" w:hAnsi="Segoe UI" w:cs="Segoe UI"/>
-          <w:color w:val="2B2D38"/>
+        <w:t>all</w:t>
+      </w:r>
+      <w:r>
+        <w:rPr>
+          <w:rFonts w:asciiTheme="majorBidi" w:hAnsiTheme="majorBidi"/>
+          <w:color w:val="000000" w:themeColor="text1"/>
           <w:sz w:val="23"/>
           <w:szCs w:val="23"/>
           <w:shd w:val="clear" w:color="auto" w:fill="FFFFFF"/>
         </w:rPr>
-        <w:t xml:space="preserve"> to put all the logic for checking if a booking is taking up a spot in a class in one place. This helper method makes it easier to see how the </w:t>
-      </w:r>
-      <w:proofErr w:type="spellStart"/>
-      <w:r>
-        <w:rPr>
-          <w:rFonts w:ascii="Segoe UI" w:hAnsi="Segoe UI" w:cs="Segoe UI"/>
-          <w:color w:val="2B2D38"/>
-          <w:sz w:val="23"/>
-          <w:szCs w:val="23"/>
-          <w:shd w:val="clear" w:color="auto" w:fill="FFFFFF"/>
-        </w:rPr>
-        <w:t>isActiveStatus</w:t>
-      </w:r>
-      <w:proofErr w:type="spellEnd"/>
-      <w:r>
-        <w:rPr>
-          <w:rFonts w:ascii="Segoe UI" w:hAnsi="Segoe UI" w:cs="Segoe UI"/>
-          <w:color w:val="2B2D38"/>
-          <w:sz w:val="23"/>
-          <w:szCs w:val="23"/>
-          <w:shd w:val="clear" w:color="auto" w:fill="FFFFFF"/>
-        </w:rPr>
-        <w:t xml:space="preserve"> of a booking is determined. The booking logic and the </w:t>
-      </w:r>
-      <w:proofErr w:type="spellStart"/>
-      <w:r>
-        <w:rPr>
-          <w:rFonts w:ascii="Segoe UI" w:hAnsi="Segoe UI" w:cs="Segoe UI"/>
-          <w:color w:val="2B2D38"/>
-          <w:sz w:val="23"/>
-          <w:szCs w:val="23"/>
-          <w:shd w:val="clear" w:color="auto" w:fill="FFFFFF"/>
-        </w:rPr>
-        <w:t>isActiveStatus</w:t>
-      </w:r>
-      <w:proofErr w:type="spellEnd"/>
-      <w:r>
-        <w:rPr>
-          <w:rFonts w:ascii="Segoe UI" w:hAnsi="Segoe UI" w:cs="Segoe UI"/>
-          <w:color w:val="2B2D38"/>
-          <w:sz w:val="23"/>
-          <w:szCs w:val="23"/>
-          <w:shd w:val="clear" w:color="auto" w:fill="FFFFFF"/>
-        </w:rPr>
-        <w:t xml:space="preserve"> method are now more organized, which is better, for the domain classes and the main method.</w:t>
-      </w:r>
-      <w:r>
-        <w:rPr>
-          <w:rFonts w:ascii="Segoe UI" w:hAnsi="Segoe UI" w:cs="Segoe UI"/>
-          <w:color w:val="2B2D38"/>
-          <w:sz w:val="23"/>
-          <w:szCs w:val="23"/>
-          <w:shd w:val="clear" w:color="auto" w:fill="FFFFFF"/>
-        </w:rPr>
-        <w:br/>
-      </w:r>
-      <w:r>
-        <w:rPr>
-          <w:rFonts w:ascii="Segoe UI" w:hAnsi="Segoe UI" w:cs="Segoe UI"/>
-          <w:color w:val="2B2D38"/>
-          <w:sz w:val="23"/>
-          <w:szCs w:val="23"/>
-          <w:shd w:val="clear" w:color="auto" w:fill="FFFFFF"/>
-        </w:rPr>
-        <w:br/>
-      </w:r>
-      <w:r>
-        <w:rPr>
-          <w:rFonts w:asciiTheme="majorBidi" w:eastAsia="sans-serif" w:hAnsiTheme="majorBidi"/>
-          <w:b/>
-          <w:bCs/>
-          <w:color w:val="1F1F1F"/>
-          <w:bdr w:val="none" w:sz="0" w:space="0" w:color="1F1F1F"/>
-        </w:rPr>
-        <w:t>6. JUnit Testing Strategy</w:t>
-      </w:r>
-    </w:p>
-    <w:p>
-      <w:pPr>
-        <w:pStyle w:val="NormalWeb"/>
-        <w:pBdr>
-          <w:top w:val="none" w:sz="0" w:space="0" w:color="1F1F1F"/>
-          <w:left w:val="none" w:sz="0" w:space="0" w:color="1F1F1F"/>
-          <w:bottom w:val="none" w:sz="0" w:space="0" w:color="1F1F1F"/>
-          <w:right w:val="none" w:sz="0" w:space="0" w:color="1F1F1F"/>
-        </w:pBdr>
-        <w:spacing w:beforeAutospacing="0" w:after="200" w:afterAutospacing="0" w:line="23" w:lineRule="atLeast"/>
-        <w:rPr>
-          <w:rFonts w:asciiTheme="majorBidi" w:eastAsia="sans-serif" w:hAnsiTheme="majorBidi" w:cstheme="majorBidi"/>
-          <w:color w:val="1F1F1F"/>
-        </w:rPr>
-      </w:pPr>
-      <w:r>
-        <w:rPr>
-          <w:rFonts w:asciiTheme="majorBidi" w:eastAsia="sans-serif" w:hAnsiTheme="majorBidi" w:cstheme="majorBidi"/>
-          <w:color w:val="1F1F1F"/>
-        </w:rPr>
-        <w:t>Testing was conducted to ensure the core business rules are unbreakable. Five key scenarios were tested:</w:t>
-      </w:r>
-    </w:p>
-    <w:p>
-      <w:pPr>
-        <w:pStyle w:val="ListParagraph"/>
-        <w:numPr>
-          <w:ilvl w:val="0"/>
-          <w:numId w:val="1"/>
-        </w:numPr>
-        <w:spacing w:before="100" w:beforeAutospacing="1" w:after="100" w:afterAutospacing="1" w:line="240" w:lineRule="auto"/>
-        <w:rPr>
-          <w:rFonts w:asciiTheme="majorBidi" w:eastAsia="Times New Roman" w:hAnsiTheme="majorBidi" w:cstheme="majorBidi"/>
-          <w:kern w:val="0"/>
-          <w:lang w:eastAsia="en-GB"/>
-          <w14:ligatures w14:val="none"/>
-        </w:rPr>
-      </w:pPr>
-      <w:r>
-        <w:rPr>
-          <w:rFonts w:asciiTheme="majorBidi" w:eastAsia="Times New Roman" w:hAnsiTheme="majorBidi" w:cstheme="majorBidi"/>
-          <w:b/>
-          <w:bCs/>
-          <w:kern w:val="0"/>
-          <w:lang w:eastAsia="en-GB"/>
-          <w14:ligatures w14:val="none"/>
-        </w:rPr>
-        <w:t>Full Lesson Scenario</w:t>
-      </w:r>
-      <w:r>
-        <w:rPr>
-          <w:rFonts w:asciiTheme="majorBidi" w:eastAsia="Times New Roman" w:hAnsiTheme="majorBidi" w:cstheme="majorBidi"/>
-          <w:kern w:val="0"/>
-          <w:lang w:eastAsia="en-GB"/>
-          <w14:ligatures w14:val="none"/>
-        </w:rPr>
-        <w:t>: Mocking 4 bookings and verifying the 5th is rejected.</w:t>
-      </w:r>
-    </w:p>
-    <w:p>
-      <w:pPr>
-        <w:pStyle w:val="ListParagraph"/>
-        <w:numPr>
-          <w:ilvl w:val="0"/>
-          <w:numId w:val="1"/>
-        </w:numPr>
-        <w:spacing w:before="100" w:beforeAutospacing="1" w:after="100" w:afterAutospacing="1" w:line="240" w:lineRule="auto"/>
-        <w:rPr>
-          <w:rFonts w:asciiTheme="majorBidi" w:eastAsia="Times New Roman" w:hAnsiTheme="majorBidi" w:cstheme="majorBidi"/>
-          <w:kern w:val="0"/>
-          <w:lang w:eastAsia="en-GB"/>
-          <w14:ligatures w14:val="none"/>
-        </w:rPr>
-      </w:pPr>
-      <w:r>
-        <w:rPr>
-          <w:rFonts w:asciiTheme="majorBidi" w:eastAsia="Times New Roman" w:hAnsiTheme="majorBidi" w:cstheme="majorBidi"/>
-          <w:b/>
-          <w:bCs/>
-          <w:kern w:val="0"/>
-          <w:lang w:eastAsia="en-GB"/>
-          <w14:ligatures w14:val="none"/>
-        </w:rPr>
-        <w:t>Duplicate Entry</w:t>
-      </w:r>
-      <w:r>
-        <w:rPr>
-          <w:rFonts w:asciiTheme="majorBidi" w:eastAsia="Times New Roman" w:hAnsiTheme="majorBidi" w:cstheme="majorBidi"/>
-          <w:kern w:val="0"/>
-          <w:lang w:eastAsia="en-GB"/>
-          <w14:ligatures w14:val="none"/>
-        </w:rPr>
-        <w:t>: Attempting to book a member into the same lesson twice.</w:t>
-      </w:r>
-    </w:p>
-    <w:p>
-      <w:pPr>
-        <w:pStyle w:val="ListParagraph"/>
-        <w:numPr>
-          <w:ilvl w:val="0"/>
-          <w:numId w:val="1"/>
-        </w:numPr>
-        <w:spacing w:before="100" w:beforeAutospacing="1" w:after="100" w:afterAutospacing="1" w:line="240" w:lineRule="auto"/>
-        <w:rPr>
-          <w:rFonts w:asciiTheme="majorBidi" w:eastAsia="Times New Roman" w:hAnsiTheme="majorBidi" w:cstheme="majorBidi"/>
-          <w:kern w:val="0"/>
-          <w:lang w:eastAsia="en-GB"/>
-          <w14:ligatures w14:val="none"/>
-        </w:rPr>
-      </w:pPr>
-      <w:r>
-        <w:rPr>
-          <w:rFonts w:asciiTheme="majorBidi" w:eastAsia="Times New Roman" w:hAnsiTheme="majorBidi" w:cstheme="majorBidi"/>
-          <w:b/>
-          <w:bCs/>
-          <w:kern w:val="0"/>
-          <w:lang w:eastAsia="en-GB"/>
-          <w14:ligatures w14:val="none"/>
-        </w:rPr>
-        <w:t>Boundary Rating</w:t>
-      </w:r>
-      <w:r>
-        <w:rPr>
-          <w:rFonts w:asciiTheme="majorBidi" w:eastAsia="Times New Roman" w:hAnsiTheme="majorBidi" w:cstheme="majorBidi"/>
-          <w:kern w:val="0"/>
-          <w:lang w:eastAsia="en-GB"/>
-          <w14:ligatures w14:val="none"/>
-        </w:rPr>
-        <w:t>: Testing that the system rejects a rating of 6.</w:t>
-      </w:r>
-    </w:p>
-    <w:p>
-      <w:pPr>
-        <w:pStyle w:val="ListParagraph"/>
-        <w:numPr>
-          <w:ilvl w:val="0"/>
-          <w:numId w:val="1"/>
-        </w:numPr>
-        <w:spacing w:before="100" w:beforeAutospacing="1" w:after="100" w:afterAutospacing="1" w:line="240" w:lineRule="auto"/>
-        <w:rPr>
-          <w:rFonts w:asciiTheme="majorBidi" w:eastAsia="Times New Roman" w:hAnsiTheme="majorBidi" w:cstheme="majorBidi"/>
-          <w:kern w:val="0"/>
-          <w:lang w:eastAsia="en-GB"/>
-          <w14:ligatures w14:val="none"/>
-        </w:rPr>
-      </w:pPr>
-      <w:r>
-        <w:rPr>
-          <w:rFonts w:asciiTheme="majorBidi" w:eastAsia="Times New Roman" w:hAnsiTheme="majorBidi" w:cstheme="majorBidi"/>
-          <w:b/>
-          <w:bCs/>
-          <w:kern w:val="0"/>
-          <w:lang w:eastAsia="en-GB"/>
-          <w14:ligatures w14:val="none"/>
-        </w:rPr>
-        <w:t>Cancellation Logic</w:t>
-      </w:r>
-      <w:r>
-        <w:rPr>
-          <w:rFonts w:asciiTheme="majorBidi" w:eastAsia="Times New Roman" w:hAnsiTheme="majorBidi" w:cstheme="majorBidi"/>
-          <w:kern w:val="0"/>
-          <w:lang w:eastAsia="en-GB"/>
-          <w14:ligatures w14:val="none"/>
-        </w:rPr>
-        <w:t>: Verifying that a cancelled booking successfully increments the available capacity of a lesson.</w:t>
-      </w:r>
-    </w:p>
-    <w:p>
-      <w:pPr>
-        <w:pStyle w:val="ListParagraph"/>
-        <w:numPr>
-          <w:ilvl w:val="0"/>
-          <w:numId w:val="1"/>
-        </w:numPr>
-        <w:spacing w:before="100" w:beforeAutospacing="1" w:after="100" w:afterAutospacing="1" w:line="240" w:lineRule="auto"/>
-        <w:rPr>
-          <w:rFonts w:asciiTheme="majorBidi" w:eastAsia="Times New Roman" w:hAnsiTheme="majorBidi" w:cstheme="majorBidi"/>
-          <w:kern w:val="0"/>
-          <w:lang w:eastAsia="en-GB"/>
-          <w14:ligatures w14:val="none"/>
-        </w:rPr>
-      </w:pPr>
-      <w:r>
-        <w:rPr>
-          <w:rFonts w:asciiTheme="majorBidi" w:eastAsia="Times New Roman" w:hAnsiTheme="majorBidi" w:cstheme="majorBidi"/>
-          <w:b/>
-          <w:bCs/>
-          <w:kern w:val="0"/>
-          <w:lang w:eastAsia="en-GB"/>
-          <w14:ligatures w14:val="none"/>
-        </w:rPr>
-        <w:t>Income Math</w:t>
-      </w:r>
-      <w:r>
-        <w:rPr>
-          <w:rFonts w:asciiTheme="majorBidi" w:eastAsia="Times New Roman" w:hAnsiTheme="majorBidi" w:cstheme="majorBidi"/>
-          <w:kern w:val="0"/>
-          <w:lang w:eastAsia="en-GB"/>
-          <w14:ligatures w14:val="none"/>
-        </w:rPr>
-        <w:t>: Manually calculating a small batch of bookings to ensure the Champion Report's math logic matches the expected financial output.</w:t>
+        <w:t xml:space="preserve"> the logic in one place. Consequently, both the booking functions and isActiveStatus have now been refactored and are more organized than they were before, which is better for the domain classes and main function.</w:t>
       </w:r>
     </w:p>
     <w:p>
@@ -3611,20 +3467,56 @@
           <w:right w:val="none" w:sz="0" w:space="0" w:color="1F1F1F"/>
         </w:pBdr>
         <w:spacing w:before="0" w:after="160" w:line="23" w:lineRule="atLeast"/>
+        <w:jc w:val="both"/>
         <w:rPr>
           <w:rFonts w:asciiTheme="majorBidi" w:eastAsia="sans-serif" w:hAnsiTheme="majorBidi"/>
-          <w:color w:val="1F1F1F"/>
-        </w:rPr>
-      </w:pPr>
+          <w:color w:val="000000" w:themeColor="text1"/>
+        </w:rPr>
+      </w:pPr>
+      <w:r>
+        <w:rPr>
+          <w:rFonts w:asciiTheme="majorBidi" w:hAnsiTheme="majorBidi"/>
+          <w:color w:val="000000" w:themeColor="text1"/>
+          <w:sz w:val="23"/>
+          <w:szCs w:val="23"/>
+          <w:shd w:val="clear" w:color="auto" w:fill="FFFFFF"/>
+        </w:rPr>
+        <w:lastRenderedPageBreak/>
+        <w:br/>
+      </w:r>
       <w:r>
         <w:rPr>
           <w:rFonts w:asciiTheme="majorBidi" w:eastAsia="sans-serif" w:hAnsiTheme="majorBidi"/>
           <w:b/>
           <w:bCs/>
-          <w:color w:val="1F1F1F"/>
+          <w:color w:val="000000" w:themeColor="text1"/>
           <w:bdr w:val="none" w:sz="0" w:space="0" w:color="1F1F1F"/>
         </w:rPr>
-        <w:t>7. Assumptions</w:t>
+        <w:t>6. JUnit Testing Strategy</w:t>
+      </w:r>
+    </w:p>
+    <w:p>
+      <w:pPr>
+        <w:pStyle w:val="NormalWeb"/>
+        <w:pBdr>
+          <w:top w:val="none" w:sz="0" w:space="0" w:color="1F1F1F"/>
+          <w:left w:val="none" w:sz="0" w:space="0" w:color="1F1F1F"/>
+          <w:bottom w:val="none" w:sz="0" w:space="0" w:color="1F1F1F"/>
+          <w:right w:val="none" w:sz="0" w:space="0" w:color="1F1F1F"/>
+        </w:pBdr>
+        <w:spacing w:beforeAutospacing="0" w:after="200" w:afterAutospacing="0" w:line="23" w:lineRule="atLeast"/>
+        <w:jc w:val="both"/>
+        <w:rPr>
+          <w:rFonts w:asciiTheme="majorBidi" w:eastAsia="sans-serif" w:hAnsiTheme="majorBidi" w:cstheme="majorBidi"/>
+          <w:color w:val="000000" w:themeColor="text1"/>
+        </w:rPr>
+      </w:pPr>
+      <w:r>
+        <w:rPr>
+          <w:rFonts w:asciiTheme="majorBidi" w:eastAsia="sans-serif" w:hAnsiTheme="majorBidi" w:cstheme="majorBidi"/>
+          <w:color w:val="000000" w:themeColor="text1"/>
+        </w:rPr>
+        <w:t>To verify that the basic business rules are not able to be broken.  Five main test cases were run:</w:t>
       </w:r>
     </w:p>
     <w:p>
@@ -3635,32 +3527,130 @@
           <w:numId w:val="1"/>
         </w:numPr>
         <w:spacing w:before="100" w:beforeAutospacing="1" w:after="100" w:afterAutospacing="1" w:line="240" w:lineRule="auto"/>
-        <w:rPr>
-          <w:rFonts w:asciiTheme="majorBidi" w:eastAsia="Times New Roman" w:hAnsiTheme="majorBidi" w:cstheme="majorBidi"/>
-          <w:kern w:val="0"/>
-          <w:lang w:eastAsia="en-GB"/>
-          <w14:ligatures w14:val="none"/>
-        </w:rPr>
-      </w:pPr>
-      <w:r>
-        <w:rPr>
-          <w:rFonts w:asciiTheme="majorBidi" w:eastAsia="Times New Roman" w:hAnsiTheme="majorBidi" w:cstheme="majorBidi"/>
-          <w:b/>
-          <w:bCs/>
-          <w:kern w:val="0"/>
-          <w:lang w:eastAsia="en-GB"/>
-          <w14:ligatures w14:val="none"/>
-        </w:rPr>
-        <w:t>No Persistence</w:t>
-      </w:r>
-      <w:r>
-        <w:rPr>
-          <w:rFonts w:asciiTheme="majorBidi" w:eastAsia="Times New Roman" w:hAnsiTheme="majorBidi" w:cstheme="majorBidi"/>
-          <w:kern w:val="0"/>
-          <w:lang w:eastAsia="en-GB"/>
-          <w14:ligatures w14:val="none"/>
-        </w:rPr>
-        <w:t>: It is assumed the system starts fresh every time it is opened.</w:t>
+        <w:jc w:val="both"/>
+        <w:rPr>
+          <w:rFonts w:asciiTheme="majorBidi" w:eastAsia="Times New Roman" w:hAnsiTheme="majorBidi" w:cstheme="majorBidi"/>
+          <w:color w:val="000000" w:themeColor="text1"/>
+          <w:kern w:val="0"/>
+          <w:lang w:eastAsia="en-GB"/>
+          <w14:ligatures w14:val="none"/>
+        </w:rPr>
+      </w:pPr>
+      <w:r>
+        <w:rPr>
+          <w:rFonts w:asciiTheme="majorBidi" w:eastAsia="Times New Roman" w:hAnsiTheme="majorBidi" w:cstheme="majorBidi"/>
+          <w:b/>
+          <w:bCs/>
+          <w:color w:val="000000" w:themeColor="text1"/>
+          <w:kern w:val="0"/>
+          <w:lang w:eastAsia="en-GB"/>
+          <w14:ligatures w14:val="none"/>
+        </w:rPr>
+        <w:t>Full Lesson Scenario</w:t>
+      </w:r>
+      <w:r>
+        <w:rPr>
+          <w:rFonts w:asciiTheme="majorBidi" w:eastAsia="Times New Roman" w:hAnsiTheme="majorBidi" w:cstheme="majorBidi"/>
+          <w:color w:val="000000" w:themeColor="text1"/>
+          <w:kern w:val="0"/>
+          <w:lang w:eastAsia="en-GB"/>
+          <w14:ligatures w14:val="none"/>
+        </w:rPr>
+        <w:t xml:space="preserve">: </w:t>
+      </w:r>
+      <w:r>
+        <w:rPr>
+          <w:rStyle w:val="diff-highlight"/>
+          <w:rFonts w:asciiTheme="majorBidi" w:hAnsiTheme="majorBidi" w:cstheme="majorBidi"/>
+          <w:color w:val="000000" w:themeColor="text1"/>
+          <w:shd w:val="clear" w:color="auto" w:fill="FFFFFF"/>
+        </w:rPr>
+        <w:t>mocked out four bookings from the system to verify that the fifth would not be able to complete.</w:t>
+      </w:r>
+      <w:r>
+        <w:rPr>
+          <w:rFonts w:asciiTheme="majorBidi" w:eastAsia="Times New Roman" w:hAnsiTheme="majorBidi" w:cstheme="majorBidi"/>
+          <w:b/>
+          <w:bCs/>
+          <w:color w:val="000000" w:themeColor="text1"/>
+          <w:kern w:val="0"/>
+          <w:lang w:eastAsia="en-GB"/>
+          <w14:ligatures w14:val="none"/>
+        </w:rPr>
+        <w:br/>
+      </w:r>
+      <w:r>
+        <w:rPr>
+          <w:rFonts w:asciiTheme="majorBidi" w:eastAsia="Times New Roman" w:hAnsiTheme="majorBidi" w:cstheme="majorBidi"/>
+          <w:b/>
+          <w:bCs/>
+          <w:color w:val="000000" w:themeColor="text1"/>
+          <w:kern w:val="0"/>
+          <w:lang w:eastAsia="en-GB"/>
+          <w14:ligatures w14:val="none"/>
+        </w:rPr>
+        <w:t>Duplicate Entry</w:t>
+      </w:r>
+      <w:r>
+        <w:rPr>
+          <w:rFonts w:asciiTheme="majorBidi" w:eastAsia="Times New Roman" w:hAnsiTheme="majorBidi" w:cstheme="majorBidi"/>
+          <w:color w:val="000000" w:themeColor="text1"/>
+          <w:kern w:val="0"/>
+          <w:lang w:eastAsia="en-GB"/>
+          <w14:ligatures w14:val="none"/>
+        </w:rPr>
+        <w:t xml:space="preserve">: </w:t>
+      </w:r>
+      <w:r>
+        <w:rPr>
+          <w:rStyle w:val="diff-highlight"/>
+          <w:rFonts w:asciiTheme="majorBidi" w:hAnsiTheme="majorBidi" w:cstheme="majorBidi"/>
+          <w:color w:val="000000" w:themeColor="text1"/>
+          <w:shd w:val="clear" w:color="auto" w:fill="FFFFFF"/>
+        </w:rPr>
+        <w:t>testing</w:t>
+      </w:r>
+      <w:r>
+        <w:rPr>
+          <w:rFonts w:asciiTheme="majorBidi" w:hAnsiTheme="majorBidi" w:cstheme="majorBidi"/>
+          <w:color w:val="000000" w:themeColor="text1"/>
+          <w:shd w:val="clear" w:color="auto" w:fill="FFFFFF"/>
+        </w:rPr>
+        <w:t xml:space="preserve"> </w:t>
+      </w:r>
+      <w:r>
+        <w:rPr>
+          <w:rStyle w:val="diff-highlight"/>
+          <w:rFonts w:asciiTheme="majorBidi" w:hAnsiTheme="majorBidi" w:cstheme="majorBidi"/>
+          <w:color w:val="000000" w:themeColor="text1"/>
+          <w:shd w:val="clear" w:color="auto" w:fill="FFFFFF"/>
+        </w:rPr>
+        <w:t>if</w:t>
+      </w:r>
+      <w:r>
+        <w:rPr>
+          <w:rFonts w:asciiTheme="majorBidi" w:hAnsiTheme="majorBidi" w:cstheme="majorBidi"/>
+          <w:color w:val="000000" w:themeColor="text1"/>
+          <w:shd w:val="clear" w:color="auto" w:fill="FFFFFF"/>
+        </w:rPr>
+        <w:t xml:space="preserve"> a member </w:t>
+      </w:r>
+      <w:r>
+        <w:rPr>
+          <w:rStyle w:val="diff-highlight"/>
+          <w:rFonts w:asciiTheme="majorBidi" w:hAnsiTheme="majorBidi" w:cstheme="majorBidi"/>
+          <w:color w:val="000000" w:themeColor="text1"/>
+          <w:shd w:val="clear" w:color="auto" w:fill="FFFFFF"/>
+        </w:rPr>
+        <w:t>could book</w:t>
+      </w:r>
+      <w:r>
+        <w:rPr>
+          <w:rFonts w:asciiTheme="majorBidi" w:hAnsiTheme="majorBidi" w:cstheme="majorBidi"/>
+          <w:color w:val="000000" w:themeColor="text1"/>
+          <w:shd w:val="clear" w:color="auto" w:fill="FFFFFF"/>
+        </w:rPr>
+        <w:t xml:space="preserve"> the same lesson twice.</w:t>
       </w:r>
     </w:p>
     <w:p>
@@ -3671,32 +3661,70 @@
           <w:numId w:val="1"/>
         </w:numPr>
         <w:spacing w:before="100" w:beforeAutospacing="1" w:after="100" w:afterAutospacing="1" w:line="240" w:lineRule="auto"/>
-        <w:rPr>
-          <w:rFonts w:asciiTheme="majorBidi" w:eastAsia="Times New Roman" w:hAnsiTheme="majorBidi" w:cstheme="majorBidi"/>
-          <w:kern w:val="0"/>
-          <w:lang w:eastAsia="en-GB"/>
-          <w14:ligatures w14:val="none"/>
-        </w:rPr>
-      </w:pPr>
-      <w:r>
-        <w:rPr>
-          <w:rFonts w:asciiTheme="majorBidi" w:eastAsia="Times New Roman" w:hAnsiTheme="majorBidi" w:cstheme="majorBidi"/>
-          <w:b/>
-          <w:bCs/>
-          <w:kern w:val="0"/>
-          <w:lang w:eastAsia="en-GB"/>
-          <w14:ligatures w14:val="none"/>
-        </w:rPr>
-        <w:t>Member ID</w:t>
-      </w:r>
-      <w:r>
-        <w:rPr>
-          <w:rFonts w:asciiTheme="majorBidi" w:eastAsia="Times New Roman" w:hAnsiTheme="majorBidi" w:cstheme="majorBidi"/>
-          <w:kern w:val="0"/>
-          <w:lang w:eastAsia="en-GB"/>
-          <w14:ligatures w14:val="none"/>
-        </w:rPr>
-        <w:t>: It is assumed that members know their ID (M01-M10) to access the booking features.</w:t>
+        <w:jc w:val="both"/>
+        <w:rPr>
+          <w:rFonts w:asciiTheme="majorBidi" w:eastAsia="Times New Roman" w:hAnsiTheme="majorBidi" w:cstheme="majorBidi"/>
+          <w:color w:val="000000" w:themeColor="text1"/>
+          <w:kern w:val="0"/>
+          <w:lang w:eastAsia="en-GB"/>
+          <w14:ligatures w14:val="none"/>
+        </w:rPr>
+      </w:pPr>
+      <w:r>
+        <w:rPr>
+          <w:rFonts w:asciiTheme="majorBidi" w:eastAsia="Times New Roman" w:hAnsiTheme="majorBidi" w:cstheme="majorBidi"/>
+          <w:b/>
+          <w:bCs/>
+          <w:color w:val="000000" w:themeColor="text1"/>
+          <w:kern w:val="0"/>
+          <w:lang w:eastAsia="en-GB"/>
+          <w14:ligatures w14:val="none"/>
+        </w:rPr>
+        <w:t>Boundary Rating</w:t>
+      </w:r>
+      <w:r>
+        <w:rPr>
+          <w:rFonts w:asciiTheme="majorBidi" w:eastAsia="Times New Roman" w:hAnsiTheme="majorBidi" w:cstheme="majorBidi"/>
+          <w:color w:val="000000" w:themeColor="text1"/>
+          <w:kern w:val="0"/>
+          <w:lang w:eastAsia="en-GB"/>
+          <w14:ligatures w14:val="none"/>
+        </w:rPr>
+        <w:t xml:space="preserve">: </w:t>
+      </w:r>
+      <w:r>
+        <w:rPr>
+          <w:rStyle w:val="diff-highlight"/>
+          <w:rFonts w:asciiTheme="majorBidi" w:hAnsiTheme="majorBidi" w:cstheme="majorBidi"/>
+          <w:color w:val="000000" w:themeColor="text1"/>
+          <w:shd w:val="clear" w:color="auto" w:fill="FFFFFF"/>
+        </w:rPr>
+        <w:t>trying</w:t>
+      </w:r>
+      <w:r>
+        <w:rPr>
+          <w:rFonts w:asciiTheme="majorBidi" w:hAnsiTheme="majorBidi" w:cstheme="majorBidi"/>
+          <w:color w:val="000000" w:themeColor="text1"/>
+          <w:shd w:val="clear" w:color="auto" w:fill="FFFFFF"/>
+        </w:rPr>
+        <w:t xml:space="preserve"> a rating of 6</w:t>
+      </w:r>
+      <w:r>
+        <w:rPr>
+          <w:rStyle w:val="diff-highlight"/>
+          <w:rFonts w:asciiTheme="majorBidi" w:hAnsiTheme="majorBidi" w:cstheme="majorBidi"/>
+          <w:color w:val="000000" w:themeColor="text1"/>
+          <w:shd w:val="clear" w:color="auto" w:fill="FFFFFF"/>
+        </w:rPr>
+        <w:t xml:space="preserve"> for the first time to check that the system would reject it</w:t>
+      </w:r>
+      <w:r>
+        <w:rPr>
+          <w:rFonts w:asciiTheme="majorBidi" w:hAnsiTheme="majorBidi" w:cstheme="majorBidi"/>
+          <w:color w:val="000000" w:themeColor="text1"/>
+          <w:shd w:val="clear" w:color="auto" w:fill="FFFFFF"/>
+        </w:rPr>
+        <w:t>.</w:t>
       </w:r>
     </w:p>
     <w:p>
@@ -3707,57 +3735,410 @@
           <w:numId w:val="1"/>
         </w:numPr>
         <w:spacing w:before="100" w:beforeAutospacing="1" w:after="100" w:afterAutospacing="1" w:line="240" w:lineRule="auto"/>
-        <w:rPr>
-          <w:rFonts w:asciiTheme="majorBidi" w:eastAsia="Times New Roman" w:hAnsiTheme="majorBidi" w:cstheme="majorBidi"/>
-          <w:kern w:val="0"/>
-          <w:lang w:eastAsia="en-GB"/>
-          <w14:ligatures w14:val="none"/>
-        </w:rPr>
-      </w:pPr>
-      <w:r>
-        <w:rPr>
-          <w:rFonts w:asciiTheme="majorBidi" w:eastAsia="Times New Roman" w:hAnsiTheme="majorBidi" w:cstheme="majorBidi"/>
-          <w:b/>
-          <w:bCs/>
-          <w:kern w:val="0"/>
-          <w:lang w:eastAsia="en-GB"/>
-          <w14:ligatures w14:val="none"/>
-        </w:rPr>
-        <w:t>Logical Time</w:t>
-      </w:r>
-      <w:r>
-        <w:rPr>
-          <w:rFonts w:asciiTheme="majorBidi" w:eastAsia="Times New Roman" w:hAnsiTheme="majorBidi" w:cstheme="majorBidi"/>
-          <w:kern w:val="0"/>
-          <w:lang w:eastAsia="en-GB"/>
-          <w14:ligatures w14:val="none"/>
-        </w:rPr>
-        <w:t>: Since "real time" is not required, the system assumes that "Week 1" happens before "Week 2" purely by user selection sequence.</w:t>
-      </w:r>
-    </w:p>
-    <w:p>
-      <w:pPr>
-        <w:pBdr>
-          <w:top w:val="none" w:sz="0" w:space="0" w:color="1F1F1F"/>
-          <w:left w:val="none" w:sz="0" w:space="0" w:color="1F1F1F"/>
-          <w:bottom w:val="none" w:sz="0" w:space="0" w:color="1F1F1F"/>
-          <w:right w:val="none" w:sz="0" w:space="0" w:color="1F1F1F"/>
-        </w:pBdr>
-        <w:spacing w:line="23" w:lineRule="atLeast"/>
-        <w:rPr>
-          <w:rFonts w:asciiTheme="majorBidi" w:eastAsia="sans-serif" w:hAnsiTheme="majorBidi" w:cstheme="majorBidi"/>
-          <w:color w:val="1F1F1F"/>
-        </w:rPr>
-      </w:pPr>
-    </w:p>
-    <w:p>
-      <w:pPr>
-        <w:spacing w:line="23" w:lineRule="atLeast"/>
-        <w:rPr>
-          <w:rFonts w:asciiTheme="majorBidi" w:eastAsia="sans-serif" w:hAnsiTheme="majorBidi" w:cstheme="majorBidi"/>
-          <w:color w:val="808080"/>
-        </w:rPr>
-      </w:pPr>
+        <w:jc w:val="both"/>
+        <w:rPr>
+          <w:rFonts w:asciiTheme="majorBidi" w:eastAsia="Times New Roman" w:hAnsiTheme="majorBidi" w:cstheme="majorBidi"/>
+          <w:color w:val="000000" w:themeColor="text1"/>
+          <w:kern w:val="0"/>
+          <w:lang w:eastAsia="en-GB"/>
+          <w14:ligatures w14:val="none"/>
+        </w:rPr>
+      </w:pPr>
+      <w:r>
+        <w:rPr>
+          <w:rFonts w:asciiTheme="majorBidi" w:eastAsia="Times New Roman" w:hAnsiTheme="majorBidi" w:cstheme="majorBidi"/>
+          <w:b/>
+          <w:bCs/>
+          <w:color w:val="000000" w:themeColor="text1"/>
+          <w:kern w:val="0"/>
+          <w:lang w:eastAsia="en-GB"/>
+          <w14:ligatures w14:val="none"/>
+        </w:rPr>
+        <w:t>Cancellation Logic</w:t>
+      </w:r>
+      <w:r>
+        <w:rPr>
+          <w:rFonts w:asciiTheme="majorBidi" w:eastAsia="Times New Roman" w:hAnsiTheme="majorBidi" w:cstheme="majorBidi"/>
+          <w:color w:val="000000" w:themeColor="text1"/>
+          <w:kern w:val="0"/>
+          <w:lang w:eastAsia="en-GB"/>
+          <w14:ligatures w14:val="none"/>
+        </w:rPr>
+        <w:t xml:space="preserve">: </w:t>
+      </w:r>
+      <w:r>
+        <w:rPr>
+          <w:rStyle w:val="diff-highlight"/>
+          <w:rFonts w:asciiTheme="majorBidi" w:hAnsiTheme="majorBidi" w:cstheme="majorBidi"/>
+          <w:color w:val="000000" w:themeColor="text1"/>
+          <w:shd w:val="clear" w:color="auto" w:fill="FFFFFF"/>
+        </w:rPr>
+        <w:t>to confirm</w:t>
+      </w:r>
+      <w:r>
+        <w:rPr>
+          <w:rFonts w:asciiTheme="majorBidi" w:hAnsiTheme="majorBidi" w:cstheme="majorBidi"/>
+          <w:color w:val="000000" w:themeColor="text1"/>
+          <w:shd w:val="clear" w:color="auto" w:fill="FFFFFF"/>
+        </w:rPr>
+        <w:t xml:space="preserve"> that a </w:t>
+      </w:r>
+      <w:r>
+        <w:rPr>
+          <w:rStyle w:val="diff-highlight"/>
+          <w:rFonts w:asciiTheme="majorBidi" w:hAnsiTheme="majorBidi" w:cstheme="majorBidi"/>
+          <w:color w:val="000000" w:themeColor="text1"/>
+          <w:shd w:val="clear" w:color="auto" w:fill="FFFFFF"/>
+        </w:rPr>
+        <w:t>lesson's</w:t>
+      </w:r>
+      <w:r>
+        <w:rPr>
+          <w:rFonts w:asciiTheme="majorBidi" w:hAnsiTheme="majorBidi" w:cstheme="majorBidi"/>
+          <w:color w:val="000000" w:themeColor="text1"/>
+          <w:shd w:val="clear" w:color="auto" w:fill="FFFFFF"/>
+        </w:rPr>
+        <w:t xml:space="preserve"> </w:t>
+      </w:r>
+      <w:r>
+        <w:rPr>
+          <w:rStyle w:val="diff-highlight"/>
+          <w:rFonts w:asciiTheme="majorBidi" w:hAnsiTheme="majorBidi" w:cstheme="majorBidi"/>
+          <w:color w:val="000000" w:themeColor="text1"/>
+          <w:shd w:val="clear" w:color="auto" w:fill="FFFFFF"/>
+        </w:rPr>
+        <w:t>capacity</w:t>
+      </w:r>
+      <w:r>
+        <w:rPr>
+          <w:rFonts w:asciiTheme="majorBidi" w:hAnsiTheme="majorBidi" w:cstheme="majorBidi"/>
+          <w:color w:val="000000" w:themeColor="text1"/>
+          <w:shd w:val="clear" w:color="auto" w:fill="FFFFFF"/>
+        </w:rPr>
+        <w:t xml:space="preserve"> </w:t>
+      </w:r>
+      <w:r>
+        <w:rPr>
+          <w:rStyle w:val="diff-highlight"/>
+          <w:rFonts w:asciiTheme="majorBidi" w:hAnsiTheme="majorBidi" w:cstheme="majorBidi"/>
+          <w:color w:val="000000" w:themeColor="text1"/>
+          <w:shd w:val="clear" w:color="auto" w:fill="FFFFFF"/>
+        </w:rPr>
+        <w:t>would</w:t>
+      </w:r>
+      <w:r>
+        <w:rPr>
+          <w:rFonts w:asciiTheme="majorBidi" w:hAnsiTheme="majorBidi" w:cstheme="majorBidi"/>
+          <w:color w:val="000000" w:themeColor="text1"/>
+          <w:shd w:val="clear" w:color="auto" w:fill="FFFFFF"/>
+        </w:rPr>
+        <w:t xml:space="preserve"> </w:t>
+      </w:r>
+      <w:r>
+        <w:rPr>
+          <w:rStyle w:val="diff-highlight"/>
+          <w:rFonts w:asciiTheme="majorBidi" w:hAnsiTheme="majorBidi" w:cstheme="majorBidi"/>
+          <w:color w:val="000000" w:themeColor="text1"/>
+          <w:shd w:val="clear" w:color="auto" w:fill="FFFFFF"/>
+        </w:rPr>
+        <w:t>increment</w:t>
+      </w:r>
+      <w:r>
+        <w:rPr>
+          <w:rFonts w:asciiTheme="majorBidi" w:hAnsiTheme="majorBidi" w:cstheme="majorBidi"/>
+          <w:color w:val="000000" w:themeColor="text1"/>
+          <w:shd w:val="clear" w:color="auto" w:fill="FFFFFF"/>
+        </w:rPr>
+        <w:t xml:space="preserve"> </w:t>
+      </w:r>
+      <w:r>
+        <w:rPr>
+          <w:rStyle w:val="diff-highlight"/>
+          <w:rFonts w:asciiTheme="majorBidi" w:hAnsiTheme="majorBidi" w:cstheme="majorBidi"/>
+          <w:color w:val="000000" w:themeColor="text1"/>
+          <w:shd w:val="clear" w:color="auto" w:fill="FFFFFF"/>
+        </w:rPr>
+        <w:t>after</w:t>
+      </w:r>
+      <w:r>
+        <w:rPr>
+          <w:rFonts w:asciiTheme="majorBidi" w:hAnsiTheme="majorBidi" w:cstheme="majorBidi"/>
+          <w:color w:val="000000" w:themeColor="text1"/>
+          <w:shd w:val="clear" w:color="auto" w:fill="FFFFFF"/>
+        </w:rPr>
+        <w:t xml:space="preserve"> a </w:t>
+      </w:r>
+      <w:r>
+        <w:rPr>
+          <w:rStyle w:val="diff-highlight"/>
+          <w:rFonts w:asciiTheme="majorBidi" w:hAnsiTheme="majorBidi" w:cstheme="majorBidi"/>
+          <w:color w:val="000000" w:themeColor="text1"/>
+          <w:shd w:val="clear" w:color="auto" w:fill="FFFFFF"/>
+        </w:rPr>
+        <w:t>cancelled booking</w:t>
+      </w:r>
+      <w:r>
+        <w:rPr>
+          <w:rFonts w:asciiTheme="majorBidi" w:hAnsiTheme="majorBidi" w:cstheme="majorBidi"/>
+          <w:color w:val="000000" w:themeColor="text1"/>
+          <w:shd w:val="clear" w:color="auto" w:fill="FFFFFF"/>
+        </w:rPr>
+        <w:t>.</w:t>
+      </w:r>
+    </w:p>
+    <w:p>
+      <w:pPr>
+        <w:pStyle w:val="ListParagraph"/>
+        <w:numPr>
+          <w:ilvl w:val="0"/>
+          <w:numId w:val="1"/>
+        </w:numPr>
+        <w:spacing w:before="100" w:beforeAutospacing="1" w:after="100" w:afterAutospacing="1" w:line="240" w:lineRule="auto"/>
+        <w:jc w:val="both"/>
+        <w:rPr>
+          <w:rFonts w:asciiTheme="majorBidi" w:eastAsia="Times New Roman" w:hAnsiTheme="majorBidi" w:cstheme="majorBidi"/>
+          <w:color w:val="000000" w:themeColor="text1"/>
+          <w:kern w:val="0"/>
+          <w:lang w:eastAsia="en-GB"/>
+          <w14:ligatures w14:val="none"/>
+        </w:rPr>
+      </w:pPr>
+      <w:r>
+        <w:rPr>
+          <w:rFonts w:asciiTheme="majorBidi" w:eastAsia="Times New Roman" w:hAnsiTheme="majorBidi" w:cstheme="majorBidi"/>
+          <w:b/>
+          <w:bCs/>
+          <w:color w:val="000000" w:themeColor="text1"/>
+          <w:kern w:val="0"/>
+          <w:lang w:eastAsia="en-GB"/>
+          <w14:ligatures w14:val="none"/>
+        </w:rPr>
+        <w:t>Income Math</w:t>
+      </w:r>
+      <w:r>
+        <w:rPr>
+          <w:rFonts w:asciiTheme="majorBidi" w:eastAsia="Times New Roman" w:hAnsiTheme="majorBidi" w:cstheme="majorBidi"/>
+          <w:color w:val="000000" w:themeColor="text1"/>
+          <w:kern w:val="0"/>
+          <w:lang w:eastAsia="en-GB"/>
+          <w14:ligatures w14:val="none"/>
+        </w:rPr>
+        <w:t xml:space="preserve">: </w:t>
+      </w:r>
+      <w:r>
+        <w:rPr>
+          <w:rStyle w:val="diff-highlight"/>
+          <w:rFonts w:asciiTheme="majorBidi" w:hAnsiTheme="majorBidi" w:cstheme="majorBidi"/>
+          <w:color w:val="000000" w:themeColor="text1"/>
+          <w:shd w:val="clear" w:color="auto" w:fill="FFFFFF"/>
+        </w:rPr>
+        <w:t>Used</w:t>
+      </w:r>
+      <w:r>
+        <w:rPr>
+          <w:rFonts w:asciiTheme="majorBidi" w:hAnsiTheme="majorBidi" w:cstheme="majorBidi"/>
+          <w:color w:val="000000" w:themeColor="text1"/>
+          <w:shd w:val="clear" w:color="auto" w:fill="FFFFFF"/>
+        </w:rPr>
+        <w:t xml:space="preserve"> </w:t>
+      </w:r>
+      <w:r>
+        <w:rPr>
+          <w:rStyle w:val="diff-highlight"/>
+          <w:rFonts w:asciiTheme="majorBidi" w:hAnsiTheme="majorBidi" w:cstheme="majorBidi"/>
+          <w:color w:val="000000" w:themeColor="text1"/>
+          <w:shd w:val="clear" w:color="auto" w:fill="FFFFFF"/>
+        </w:rPr>
+        <w:t>to confirm that</w:t>
+      </w:r>
+      <w:r>
+        <w:rPr>
+          <w:rFonts w:asciiTheme="majorBidi" w:hAnsiTheme="majorBidi" w:cstheme="majorBidi"/>
+          <w:color w:val="000000" w:themeColor="text1"/>
+          <w:shd w:val="clear" w:color="auto" w:fill="FFFFFF"/>
+        </w:rPr>
+        <w:t xml:space="preserve"> a</w:t>
+      </w:r>
+      <w:r>
+        <w:rPr>
+          <w:rStyle w:val="diff-highlight"/>
+          <w:rFonts w:asciiTheme="majorBidi" w:hAnsiTheme="majorBidi" w:cstheme="majorBidi"/>
+          <w:color w:val="000000" w:themeColor="text1"/>
+          <w:shd w:val="clear" w:color="auto" w:fill="FFFFFF"/>
+        </w:rPr>
+        <w:t xml:space="preserve"> manually calculated</w:t>
+      </w:r>
+      <w:r>
+        <w:rPr>
+          <w:rFonts w:asciiTheme="majorBidi" w:hAnsiTheme="majorBidi" w:cstheme="majorBidi"/>
+          <w:color w:val="000000" w:themeColor="text1"/>
+          <w:shd w:val="clear" w:color="auto" w:fill="FFFFFF"/>
+        </w:rPr>
+        <w:t xml:space="preserve"> small </w:t>
+      </w:r>
+      <w:r>
+        <w:rPr>
+          <w:rStyle w:val="diff-highlight"/>
+          <w:rFonts w:asciiTheme="majorBidi" w:hAnsiTheme="majorBidi" w:cstheme="majorBidi"/>
+          <w:color w:val="000000" w:themeColor="text1"/>
+          <w:shd w:val="clear" w:color="auto" w:fill="FFFFFF"/>
+        </w:rPr>
+        <w:t>number</w:t>
+      </w:r>
+      <w:r>
+        <w:rPr>
+          <w:rFonts w:asciiTheme="majorBidi" w:hAnsiTheme="majorBidi" w:cstheme="majorBidi"/>
+          <w:color w:val="000000" w:themeColor="text1"/>
+          <w:shd w:val="clear" w:color="auto" w:fill="FFFFFF"/>
+        </w:rPr>
+        <w:t xml:space="preserve"> of bookings </w:t>
+      </w:r>
+      <w:r>
+        <w:rPr>
+          <w:rStyle w:val="diff-highlight"/>
+          <w:rFonts w:asciiTheme="majorBidi" w:hAnsiTheme="majorBidi" w:cstheme="majorBidi"/>
+          <w:color w:val="000000" w:themeColor="text1"/>
+          <w:shd w:val="clear" w:color="auto" w:fill="FFFFFF"/>
+        </w:rPr>
+        <w:t>would</w:t>
+      </w:r>
+      <w:r>
+        <w:rPr>
+          <w:rFonts w:asciiTheme="majorBidi" w:hAnsiTheme="majorBidi" w:cstheme="majorBidi"/>
+          <w:color w:val="000000" w:themeColor="text1"/>
+          <w:shd w:val="clear" w:color="auto" w:fill="FFFFFF"/>
+        </w:rPr>
+        <w:t xml:space="preserve"> </w:t>
+      </w:r>
+      <w:r>
+        <w:rPr>
+          <w:rStyle w:val="diff-highlight"/>
+          <w:rFonts w:asciiTheme="majorBidi" w:hAnsiTheme="majorBidi" w:cstheme="majorBidi"/>
+          <w:color w:val="000000" w:themeColor="text1"/>
+          <w:shd w:val="clear" w:color="auto" w:fill="FFFFFF"/>
+        </w:rPr>
+        <w:t>match</w:t>
+      </w:r>
+      <w:r>
+        <w:rPr>
+          <w:rFonts w:asciiTheme="majorBidi" w:hAnsiTheme="majorBidi" w:cstheme="majorBidi"/>
+          <w:color w:val="000000" w:themeColor="text1"/>
+          <w:shd w:val="clear" w:color="auto" w:fill="FFFFFF"/>
+        </w:rPr>
+        <w:t xml:space="preserve"> the </w:t>
+      </w:r>
+      <w:r>
+        <w:rPr>
+          <w:rStyle w:val="diff-highlight"/>
+          <w:rFonts w:asciiTheme="majorBidi" w:hAnsiTheme="majorBidi" w:cstheme="majorBidi"/>
+          <w:color w:val="000000" w:themeColor="text1"/>
+          <w:shd w:val="clear" w:color="auto" w:fill="FFFFFF"/>
+        </w:rPr>
+        <w:t>financial</w:t>
+      </w:r>
+      <w:r>
+        <w:rPr>
+          <w:rFonts w:asciiTheme="majorBidi" w:hAnsiTheme="majorBidi" w:cstheme="majorBidi"/>
+          <w:color w:val="000000" w:themeColor="text1"/>
+          <w:shd w:val="clear" w:color="auto" w:fill="FFFFFF"/>
+        </w:rPr>
+        <w:t xml:space="preserve"> </w:t>
+      </w:r>
+      <w:r>
+        <w:rPr>
+          <w:rStyle w:val="diff-highlight"/>
+          <w:rFonts w:asciiTheme="majorBidi" w:hAnsiTheme="majorBidi" w:cstheme="majorBidi"/>
+          <w:color w:val="000000" w:themeColor="text1"/>
+          <w:shd w:val="clear" w:color="auto" w:fill="FFFFFF"/>
+        </w:rPr>
+        <w:t>output</w:t>
+      </w:r>
+      <w:r>
+        <w:rPr>
+          <w:rFonts w:asciiTheme="majorBidi" w:hAnsiTheme="majorBidi" w:cstheme="majorBidi"/>
+          <w:color w:val="000000" w:themeColor="text1"/>
+          <w:shd w:val="clear" w:color="auto" w:fill="FFFFFF"/>
+        </w:rPr>
+        <w:t xml:space="preserve"> </w:t>
+      </w:r>
+      <w:r>
+        <w:rPr>
+          <w:rStyle w:val="diff-highlight"/>
+          <w:rFonts w:asciiTheme="majorBidi" w:hAnsiTheme="majorBidi" w:cstheme="majorBidi"/>
+          <w:color w:val="000000" w:themeColor="text1"/>
+          <w:shd w:val="clear" w:color="auto" w:fill="FFFFFF"/>
+        </w:rPr>
+        <w:t>produced</w:t>
+      </w:r>
+      <w:r>
+        <w:rPr>
+          <w:rFonts w:asciiTheme="majorBidi" w:hAnsiTheme="majorBidi" w:cstheme="majorBidi"/>
+          <w:color w:val="000000" w:themeColor="text1"/>
+          <w:shd w:val="clear" w:color="auto" w:fill="FFFFFF"/>
+        </w:rPr>
+        <w:t xml:space="preserve"> </w:t>
+      </w:r>
+      <w:r>
+        <w:rPr>
+          <w:rStyle w:val="diff-highlight"/>
+          <w:rFonts w:asciiTheme="majorBidi" w:hAnsiTheme="majorBidi" w:cstheme="majorBidi"/>
+          <w:color w:val="000000" w:themeColor="text1"/>
+          <w:shd w:val="clear" w:color="auto" w:fill="FFFFFF"/>
+        </w:rPr>
+        <w:t>by</w:t>
+      </w:r>
+      <w:r>
+        <w:rPr>
+          <w:rFonts w:asciiTheme="majorBidi" w:hAnsiTheme="majorBidi" w:cstheme="majorBidi"/>
+          <w:color w:val="000000" w:themeColor="text1"/>
+          <w:shd w:val="clear" w:color="auto" w:fill="FFFFFF"/>
+        </w:rPr>
+        <w:t xml:space="preserve"> the </w:t>
+      </w:r>
+      <w:r>
+        <w:rPr>
+          <w:rStyle w:val="diff-highlight"/>
+          <w:rFonts w:asciiTheme="majorBidi" w:hAnsiTheme="majorBidi" w:cstheme="majorBidi"/>
+          <w:color w:val="000000" w:themeColor="text1"/>
+          <w:shd w:val="clear" w:color="auto" w:fill="FFFFFF"/>
+        </w:rPr>
+        <w:t>Champion</w:t>
+      </w:r>
+      <w:r>
+        <w:rPr>
+          <w:rFonts w:asciiTheme="majorBidi" w:hAnsiTheme="majorBidi" w:cstheme="majorBidi"/>
+          <w:color w:val="000000" w:themeColor="text1"/>
+          <w:shd w:val="clear" w:color="auto" w:fill="FFFFFF"/>
+        </w:rPr>
+        <w:t xml:space="preserve"> </w:t>
+      </w:r>
+      <w:r>
+        <w:rPr>
+          <w:rStyle w:val="diff-highlight"/>
+          <w:rFonts w:asciiTheme="majorBidi" w:hAnsiTheme="majorBidi" w:cstheme="majorBidi"/>
+          <w:color w:val="000000" w:themeColor="text1"/>
+          <w:shd w:val="clear" w:color="auto" w:fill="FFFFFF"/>
+        </w:rPr>
+        <w:t>report</w:t>
+      </w:r>
+      <w:r>
+        <w:rPr>
+          <w:rFonts w:asciiTheme="majorBidi" w:hAnsiTheme="majorBidi" w:cstheme="majorBidi"/>
+          <w:color w:val="000000" w:themeColor="text1"/>
+          <w:shd w:val="clear" w:color="auto" w:fill="FFFFFF"/>
+        </w:rPr>
+        <w:t>.</w:t>
+      </w:r>
+      <w:r>
+        <w:rPr>
+          <w:rFonts w:asciiTheme="majorBidi" w:eastAsia="Times New Roman" w:hAnsiTheme="majorBidi" w:cstheme="majorBidi"/>
+          <w:color w:val="000000" w:themeColor="text1"/>
+          <w:kern w:val="0"/>
+          <w:lang w:eastAsia="en-GB"/>
+          <w14:ligatures w14:val="none"/>
+        </w:rPr>
+        <w:br/>
+      </w:r>
     </w:p>
     <w:p>
       <w:pPr>
@@ -3771,9 +4152,10 @@
           <w:right w:val="none" w:sz="0" w:space="0" w:color="1F1F1F"/>
         </w:pBdr>
         <w:spacing w:before="0" w:after="160" w:line="23" w:lineRule="atLeast"/>
+        <w:jc w:val="both"/>
         <w:rPr>
           <w:rFonts w:asciiTheme="majorBidi" w:eastAsia="sans-serif" w:hAnsiTheme="majorBidi"/>
-          <w:color w:val="1F1F1F"/>
+          <w:color w:val="000000" w:themeColor="text1"/>
         </w:rPr>
       </w:pPr>
       <w:r>
@@ -3781,30 +4163,648 @@
           <w:rFonts w:asciiTheme="majorBidi" w:eastAsia="sans-serif" w:hAnsiTheme="majorBidi"/>
           <w:b/>
           <w:bCs/>
-          <w:color w:val="1F1F1F"/>
+          <w:color w:val="000000" w:themeColor="text1"/>
           <w:bdr w:val="none" w:sz="0" w:space="0" w:color="1F1F1F"/>
         </w:rPr>
+        <w:t>7. Assumptions</w:t>
+      </w:r>
+    </w:p>
+    <w:p>
+      <w:pPr>
+        <w:pBdr>
+          <w:top w:val="none" w:sz="0" w:space="0" w:color="1F1F1F"/>
+          <w:left w:val="none" w:sz="0" w:space="0" w:color="1F1F1F"/>
+          <w:bottom w:val="none" w:sz="0" w:space="0" w:color="1F1F1F"/>
+          <w:right w:val="none" w:sz="0" w:space="0" w:color="1F1F1F"/>
+        </w:pBdr>
+        <w:spacing w:line="23" w:lineRule="atLeast"/>
+        <w:jc w:val="both"/>
+        <w:rPr>
+          <w:rFonts w:asciiTheme="majorBidi" w:eastAsia="Times New Roman" w:hAnsiTheme="majorBidi" w:cstheme="majorBidi"/>
+          <w:color w:val="000000" w:themeColor="text1"/>
+          <w:kern w:val="0"/>
+          <w:lang w:eastAsia="en-GB"/>
+          <w14:ligatures w14:val="none"/>
+        </w:rPr>
+      </w:pPr>
+      <w:r>
+        <w:rPr>
+          <w:rFonts w:asciiTheme="majorBidi" w:eastAsia="Times New Roman" w:hAnsiTheme="majorBidi" w:cstheme="majorBidi"/>
+          <w:b/>
+          <w:bCs/>
+          <w:color w:val="000000" w:themeColor="text1"/>
+          <w:kern w:val="0"/>
+          <w:lang w:eastAsia="en-GB"/>
+          <w14:ligatures w14:val="none"/>
+        </w:rPr>
+        <w:t>•</w:t>
+      </w:r>
+      <w:r>
+        <w:rPr>
+          <w:rFonts w:asciiTheme="majorBidi" w:eastAsia="Times New Roman" w:hAnsiTheme="majorBidi" w:cstheme="majorBidi"/>
+          <w:b/>
+          <w:bCs/>
+          <w:color w:val="000000" w:themeColor="text1"/>
+          <w:kern w:val="0"/>
+          <w:lang w:eastAsia="en-GB"/>
+          <w14:ligatures w14:val="none"/>
+        </w:rPr>
+        <w:tab/>
+        <w:t xml:space="preserve">No Persistence: </w:t>
+      </w:r>
+      <w:r>
+        <w:rPr>
+          <w:rFonts w:asciiTheme="majorBidi" w:eastAsia="Times New Roman" w:hAnsiTheme="majorBidi" w:cstheme="majorBidi"/>
+          <w:color w:val="000000" w:themeColor="text1"/>
+          <w:kern w:val="0"/>
+          <w:lang w:eastAsia="en-GB"/>
+          <w14:ligatures w14:val="none"/>
+        </w:rPr>
+        <w:t>The assumption is that the system always starts from scratch when it is started each time.</w:t>
+      </w:r>
+    </w:p>
+    <w:p>
+      <w:pPr>
+        <w:pBdr>
+          <w:top w:val="none" w:sz="0" w:space="0" w:color="1F1F1F"/>
+          <w:left w:val="none" w:sz="0" w:space="0" w:color="1F1F1F"/>
+          <w:bottom w:val="none" w:sz="0" w:space="0" w:color="1F1F1F"/>
+          <w:right w:val="none" w:sz="0" w:space="0" w:color="1F1F1F"/>
+        </w:pBdr>
+        <w:spacing w:line="23" w:lineRule="atLeast"/>
+        <w:jc w:val="both"/>
+        <w:rPr>
+          <w:rFonts w:asciiTheme="majorBidi" w:eastAsia="Times New Roman" w:hAnsiTheme="majorBidi" w:cstheme="majorBidi"/>
+          <w:color w:val="000000" w:themeColor="text1"/>
+          <w:kern w:val="0"/>
+          <w:lang w:eastAsia="en-GB"/>
+          <w14:ligatures w14:val="none"/>
+        </w:rPr>
+      </w:pPr>
+      <w:r>
+        <w:rPr>
+          <w:rFonts w:asciiTheme="majorBidi" w:eastAsia="Times New Roman" w:hAnsiTheme="majorBidi" w:cstheme="majorBidi"/>
+          <w:b/>
+          <w:bCs/>
+          <w:color w:val="000000" w:themeColor="text1"/>
+          <w:kern w:val="0"/>
+          <w:lang w:eastAsia="en-GB"/>
+          <w14:ligatures w14:val="none"/>
+        </w:rPr>
+        <w:t>•</w:t>
+      </w:r>
+      <w:r>
+        <w:rPr>
+          <w:rFonts w:asciiTheme="majorBidi" w:eastAsia="Times New Roman" w:hAnsiTheme="majorBidi" w:cstheme="majorBidi"/>
+          <w:b/>
+          <w:bCs/>
+          <w:color w:val="000000" w:themeColor="text1"/>
+          <w:kern w:val="0"/>
+          <w:lang w:eastAsia="en-GB"/>
+          <w14:ligatures w14:val="none"/>
+        </w:rPr>
+        <w:tab/>
+        <w:t xml:space="preserve">Member ID: </w:t>
+      </w:r>
+      <w:r>
+        <w:rPr>
+          <w:rFonts w:asciiTheme="majorBidi" w:eastAsia="Times New Roman" w:hAnsiTheme="majorBidi" w:cstheme="majorBidi"/>
+          <w:color w:val="000000" w:themeColor="text1"/>
+          <w:kern w:val="0"/>
+          <w:lang w:eastAsia="en-GB"/>
+          <w14:ligatures w14:val="none"/>
+        </w:rPr>
+        <w:t>The assumption is that the members will be aware of their IDs (from M01 to M10).</w:t>
+      </w:r>
+    </w:p>
+    <w:p>
+      <w:pPr>
+        <w:pBdr>
+          <w:top w:val="none" w:sz="0" w:space="0" w:color="1F1F1F"/>
+          <w:left w:val="none" w:sz="0" w:space="0" w:color="1F1F1F"/>
+          <w:bottom w:val="none" w:sz="0" w:space="0" w:color="1F1F1F"/>
+          <w:right w:val="none" w:sz="0" w:space="0" w:color="1F1F1F"/>
+        </w:pBdr>
+        <w:spacing w:line="23" w:lineRule="atLeast"/>
+        <w:jc w:val="both"/>
+        <w:rPr>
+          <w:rFonts w:asciiTheme="majorBidi" w:eastAsia="Times New Roman" w:hAnsiTheme="majorBidi" w:cstheme="majorBidi"/>
+          <w:color w:val="000000" w:themeColor="text1"/>
+          <w:kern w:val="0"/>
+          <w:lang w:eastAsia="en-GB"/>
+          <w14:ligatures w14:val="none"/>
+        </w:rPr>
+      </w:pPr>
+      <w:r>
+        <w:rPr>
+          <w:rFonts w:asciiTheme="majorBidi" w:eastAsia="Times New Roman" w:hAnsiTheme="majorBidi" w:cstheme="majorBidi"/>
+          <w:b/>
+          <w:bCs/>
+          <w:color w:val="000000" w:themeColor="text1"/>
+          <w:kern w:val="0"/>
+          <w:lang w:eastAsia="en-GB"/>
+          <w14:ligatures w14:val="none"/>
+        </w:rPr>
+        <w:t>•</w:t>
+      </w:r>
+      <w:r>
+        <w:rPr>
+          <w:rFonts w:asciiTheme="majorBidi" w:eastAsia="Times New Roman" w:hAnsiTheme="majorBidi" w:cstheme="majorBidi"/>
+          <w:b/>
+          <w:bCs/>
+          <w:color w:val="000000" w:themeColor="text1"/>
+          <w:kern w:val="0"/>
+          <w:lang w:eastAsia="en-GB"/>
+          <w14:ligatures w14:val="none"/>
+        </w:rPr>
+        <w:tab/>
+        <w:t xml:space="preserve">Logical Time: </w:t>
+      </w:r>
+      <w:r>
+        <w:rPr>
+          <w:rFonts w:asciiTheme="majorBidi" w:eastAsia="Times New Roman" w:hAnsiTheme="majorBidi" w:cstheme="majorBidi"/>
+          <w:color w:val="000000" w:themeColor="text1"/>
+          <w:kern w:val="0"/>
+          <w:lang w:eastAsia="en-GB"/>
+          <w14:ligatures w14:val="none"/>
+        </w:rPr>
+        <w:t>Given that there is no need for “real time” in the application, “week 1” logically precedes “week 2.”</w:t>
+      </w:r>
+      <w:r>
+        <w:rPr>
+          <w:rFonts w:asciiTheme="majorBidi" w:eastAsia="sans-serif" w:hAnsiTheme="majorBidi" w:cstheme="majorBidi"/>
+          <w:b/>
+          <w:bCs/>
+          <w:color w:val="000000" w:themeColor="text1"/>
+          <w:bdr w:val="none" w:sz="0" w:space="0" w:color="1F1F1F"/>
+        </w:rPr>
+        <w:br/>
+      </w:r>
+    </w:p>
+    <w:p>
+      <w:pPr>
+        <w:pBdr>
+          <w:top w:val="none" w:sz="0" w:space="0" w:color="1F1F1F"/>
+          <w:left w:val="none" w:sz="0" w:space="0" w:color="1F1F1F"/>
+          <w:bottom w:val="none" w:sz="0" w:space="0" w:color="1F1F1F"/>
+          <w:right w:val="none" w:sz="0" w:space="0" w:color="1F1F1F"/>
+        </w:pBdr>
+        <w:spacing w:line="23" w:lineRule="atLeast"/>
+        <w:jc w:val="both"/>
+        <w:rPr>
+          <w:rFonts w:asciiTheme="majorBidi" w:eastAsia="Times New Roman" w:hAnsiTheme="majorBidi" w:cstheme="majorBidi"/>
+          <w:color w:val="000000" w:themeColor="text1"/>
+          <w:kern w:val="0"/>
+          <w:lang w:eastAsia="en-GB"/>
+          <w14:ligatures w14:val="none"/>
+        </w:rPr>
+      </w:pPr>
+    </w:p>
+    <w:p>
+      <w:pPr>
+        <w:pBdr>
+          <w:top w:val="none" w:sz="0" w:space="0" w:color="1F1F1F"/>
+          <w:left w:val="none" w:sz="0" w:space="0" w:color="1F1F1F"/>
+          <w:bottom w:val="none" w:sz="0" w:space="0" w:color="1F1F1F"/>
+          <w:right w:val="none" w:sz="0" w:space="0" w:color="1F1F1F"/>
+        </w:pBdr>
+        <w:spacing w:line="23" w:lineRule="atLeast"/>
+        <w:jc w:val="both"/>
+        <w:rPr>
+          <w:rFonts w:asciiTheme="majorBidi" w:eastAsia="Times New Roman" w:hAnsiTheme="majorBidi" w:cstheme="majorBidi"/>
+          <w:color w:val="000000" w:themeColor="text1"/>
+          <w:kern w:val="0"/>
+          <w:lang w:eastAsia="en-GB"/>
+          <w14:ligatures w14:val="none"/>
+        </w:rPr>
+      </w:pPr>
+    </w:p>
+    <w:p>
+      <w:pPr>
+        <w:pBdr>
+          <w:top w:val="none" w:sz="0" w:space="0" w:color="1F1F1F"/>
+          <w:left w:val="none" w:sz="0" w:space="0" w:color="1F1F1F"/>
+          <w:bottom w:val="none" w:sz="0" w:space="0" w:color="1F1F1F"/>
+          <w:right w:val="none" w:sz="0" w:space="0" w:color="1F1F1F"/>
+        </w:pBdr>
+        <w:spacing w:line="23" w:lineRule="atLeast"/>
+        <w:jc w:val="both"/>
+        <w:rPr>
+          <w:rFonts w:asciiTheme="majorBidi" w:eastAsia="Times New Roman" w:hAnsiTheme="majorBidi" w:cstheme="majorBidi"/>
+          <w:color w:val="000000" w:themeColor="text1"/>
+          <w:kern w:val="0"/>
+          <w:lang w:eastAsia="en-GB"/>
+          <w14:ligatures w14:val="none"/>
+        </w:rPr>
+      </w:pPr>
+    </w:p>
+    <w:p>
+      <w:pPr>
+        <w:pBdr>
+          <w:top w:val="none" w:sz="0" w:space="0" w:color="1F1F1F"/>
+          <w:left w:val="none" w:sz="0" w:space="0" w:color="1F1F1F"/>
+          <w:bottom w:val="none" w:sz="0" w:space="0" w:color="1F1F1F"/>
+          <w:right w:val="none" w:sz="0" w:space="0" w:color="1F1F1F"/>
+        </w:pBdr>
+        <w:spacing w:line="23" w:lineRule="atLeast"/>
+        <w:jc w:val="both"/>
+        <w:rPr>
+          <w:rFonts w:asciiTheme="majorBidi" w:eastAsia="Times New Roman" w:hAnsiTheme="majorBidi" w:cstheme="majorBidi"/>
+          <w:color w:val="000000" w:themeColor="text1"/>
+          <w:kern w:val="0"/>
+          <w:lang w:eastAsia="en-GB"/>
+          <w14:ligatures w14:val="none"/>
+        </w:rPr>
+      </w:pPr>
+    </w:p>
+    <w:p>
+      <w:pPr>
+        <w:pBdr>
+          <w:top w:val="none" w:sz="0" w:space="0" w:color="1F1F1F"/>
+          <w:left w:val="none" w:sz="0" w:space="0" w:color="1F1F1F"/>
+          <w:bottom w:val="none" w:sz="0" w:space="0" w:color="1F1F1F"/>
+          <w:right w:val="none" w:sz="0" w:space="0" w:color="1F1F1F"/>
+        </w:pBdr>
+        <w:spacing w:line="23" w:lineRule="atLeast"/>
+        <w:jc w:val="both"/>
+        <w:rPr>
+          <w:rFonts w:asciiTheme="majorBidi" w:eastAsia="Times New Roman" w:hAnsiTheme="majorBidi" w:cstheme="majorBidi"/>
+          <w:color w:val="000000" w:themeColor="text1"/>
+          <w:kern w:val="0"/>
+          <w:lang w:eastAsia="en-GB"/>
+          <w14:ligatures w14:val="none"/>
+        </w:rPr>
+      </w:pPr>
+    </w:p>
+    <w:p>
+      <w:pPr>
+        <w:pBdr>
+          <w:top w:val="none" w:sz="0" w:space="0" w:color="1F1F1F"/>
+          <w:left w:val="none" w:sz="0" w:space="0" w:color="1F1F1F"/>
+          <w:bottom w:val="none" w:sz="0" w:space="0" w:color="1F1F1F"/>
+          <w:right w:val="none" w:sz="0" w:space="0" w:color="1F1F1F"/>
+        </w:pBdr>
+        <w:spacing w:line="23" w:lineRule="atLeast"/>
+        <w:jc w:val="both"/>
+        <w:rPr>
+          <w:rFonts w:asciiTheme="majorBidi" w:eastAsia="Times New Roman" w:hAnsiTheme="majorBidi" w:cstheme="majorBidi"/>
+          <w:color w:val="000000" w:themeColor="text1"/>
+          <w:kern w:val="0"/>
+          <w:lang w:eastAsia="en-GB"/>
+          <w14:ligatures w14:val="none"/>
+        </w:rPr>
+      </w:pPr>
+    </w:p>
+    <w:p>
+      <w:pPr>
+        <w:pBdr>
+          <w:top w:val="none" w:sz="0" w:space="0" w:color="1F1F1F"/>
+          <w:left w:val="none" w:sz="0" w:space="0" w:color="1F1F1F"/>
+          <w:bottom w:val="none" w:sz="0" w:space="0" w:color="1F1F1F"/>
+          <w:right w:val="none" w:sz="0" w:space="0" w:color="1F1F1F"/>
+        </w:pBdr>
+        <w:spacing w:line="23" w:lineRule="atLeast"/>
+        <w:jc w:val="both"/>
+        <w:rPr>
+          <w:rFonts w:asciiTheme="majorBidi" w:eastAsia="Times New Roman" w:hAnsiTheme="majorBidi" w:cstheme="majorBidi"/>
+          <w:color w:val="000000" w:themeColor="text1"/>
+          <w:kern w:val="0"/>
+          <w:lang w:eastAsia="en-GB"/>
+          <w14:ligatures w14:val="none"/>
+        </w:rPr>
+      </w:pPr>
+    </w:p>
+    <w:p>
+      <w:pPr>
+        <w:pBdr>
+          <w:top w:val="none" w:sz="0" w:space="0" w:color="1F1F1F"/>
+          <w:left w:val="none" w:sz="0" w:space="0" w:color="1F1F1F"/>
+          <w:bottom w:val="none" w:sz="0" w:space="0" w:color="1F1F1F"/>
+          <w:right w:val="none" w:sz="0" w:space="0" w:color="1F1F1F"/>
+        </w:pBdr>
+        <w:spacing w:line="23" w:lineRule="atLeast"/>
+        <w:jc w:val="both"/>
+        <w:rPr>
+          <w:rFonts w:asciiTheme="majorBidi" w:eastAsia="Times New Roman" w:hAnsiTheme="majorBidi" w:cstheme="majorBidi"/>
+          <w:color w:val="000000" w:themeColor="text1"/>
+          <w:kern w:val="0"/>
+          <w:lang w:eastAsia="en-GB"/>
+          <w14:ligatures w14:val="none"/>
+        </w:rPr>
+      </w:pPr>
+    </w:p>
+    <w:p>
+      <w:pPr>
+        <w:pBdr>
+          <w:top w:val="none" w:sz="0" w:space="0" w:color="1F1F1F"/>
+          <w:left w:val="none" w:sz="0" w:space="0" w:color="1F1F1F"/>
+          <w:bottom w:val="none" w:sz="0" w:space="0" w:color="1F1F1F"/>
+          <w:right w:val="none" w:sz="0" w:space="0" w:color="1F1F1F"/>
+        </w:pBdr>
+        <w:spacing w:line="23" w:lineRule="atLeast"/>
+        <w:jc w:val="both"/>
+        <w:rPr>
+          <w:rFonts w:asciiTheme="majorBidi" w:eastAsia="Times New Roman" w:hAnsiTheme="majorBidi" w:cstheme="majorBidi"/>
+          <w:color w:val="000000" w:themeColor="text1"/>
+          <w:kern w:val="0"/>
+          <w:lang w:eastAsia="en-GB"/>
+          <w14:ligatures w14:val="none"/>
+        </w:rPr>
+      </w:pPr>
+    </w:p>
+    <w:p>
+      <w:pPr>
+        <w:pBdr>
+          <w:top w:val="none" w:sz="0" w:space="0" w:color="1F1F1F"/>
+          <w:left w:val="none" w:sz="0" w:space="0" w:color="1F1F1F"/>
+          <w:bottom w:val="none" w:sz="0" w:space="0" w:color="1F1F1F"/>
+          <w:right w:val="none" w:sz="0" w:space="0" w:color="1F1F1F"/>
+        </w:pBdr>
+        <w:spacing w:line="23" w:lineRule="atLeast"/>
+        <w:jc w:val="both"/>
+        <w:rPr>
+          <w:rFonts w:asciiTheme="majorBidi" w:eastAsia="Times New Roman" w:hAnsiTheme="majorBidi" w:cstheme="majorBidi"/>
+          <w:color w:val="000000" w:themeColor="text1"/>
+          <w:kern w:val="0"/>
+          <w:lang w:eastAsia="en-GB"/>
+          <w14:ligatures w14:val="none"/>
+        </w:rPr>
+      </w:pPr>
+    </w:p>
+    <w:p>
+      <w:pPr>
+        <w:pBdr>
+          <w:top w:val="none" w:sz="0" w:space="0" w:color="1F1F1F"/>
+          <w:left w:val="none" w:sz="0" w:space="0" w:color="1F1F1F"/>
+          <w:bottom w:val="none" w:sz="0" w:space="0" w:color="1F1F1F"/>
+          <w:right w:val="none" w:sz="0" w:space="0" w:color="1F1F1F"/>
+        </w:pBdr>
+        <w:spacing w:line="23" w:lineRule="atLeast"/>
+        <w:jc w:val="both"/>
+        <w:rPr>
+          <w:rFonts w:asciiTheme="majorBidi" w:eastAsia="Times New Roman" w:hAnsiTheme="majorBidi" w:cstheme="majorBidi"/>
+          <w:color w:val="000000" w:themeColor="text1"/>
+          <w:kern w:val="0"/>
+          <w:lang w:eastAsia="en-GB"/>
+          <w14:ligatures w14:val="none"/>
+        </w:rPr>
+      </w:pPr>
+    </w:p>
+    <w:p>
+      <w:pPr>
+        <w:pBdr>
+          <w:top w:val="none" w:sz="0" w:space="0" w:color="1F1F1F"/>
+          <w:left w:val="none" w:sz="0" w:space="0" w:color="1F1F1F"/>
+          <w:bottom w:val="none" w:sz="0" w:space="0" w:color="1F1F1F"/>
+          <w:right w:val="none" w:sz="0" w:space="0" w:color="1F1F1F"/>
+        </w:pBdr>
+        <w:spacing w:line="23" w:lineRule="atLeast"/>
+        <w:jc w:val="both"/>
+        <w:rPr>
+          <w:rFonts w:asciiTheme="majorBidi" w:eastAsia="Times New Roman" w:hAnsiTheme="majorBidi" w:cstheme="majorBidi"/>
+          <w:color w:val="000000" w:themeColor="text1"/>
+          <w:kern w:val="0"/>
+          <w:lang w:eastAsia="en-GB"/>
+          <w14:ligatures w14:val="none"/>
+        </w:rPr>
+      </w:pPr>
+    </w:p>
+    <w:p>
+      <w:pPr>
+        <w:pBdr>
+          <w:top w:val="none" w:sz="0" w:space="0" w:color="1F1F1F"/>
+          <w:left w:val="none" w:sz="0" w:space="0" w:color="1F1F1F"/>
+          <w:bottom w:val="none" w:sz="0" w:space="0" w:color="1F1F1F"/>
+          <w:right w:val="none" w:sz="0" w:space="0" w:color="1F1F1F"/>
+        </w:pBdr>
+        <w:spacing w:line="23" w:lineRule="atLeast"/>
+        <w:jc w:val="both"/>
+        <w:rPr>
+          <w:rFonts w:asciiTheme="majorBidi" w:eastAsia="Times New Roman" w:hAnsiTheme="majorBidi" w:cstheme="majorBidi"/>
+          <w:color w:val="000000" w:themeColor="text1"/>
+          <w:kern w:val="0"/>
+          <w:lang w:eastAsia="en-GB"/>
+          <w14:ligatures w14:val="none"/>
+        </w:rPr>
+      </w:pPr>
+    </w:p>
+    <w:p>
+      <w:pPr>
+        <w:pBdr>
+          <w:top w:val="none" w:sz="0" w:space="0" w:color="1F1F1F"/>
+          <w:left w:val="none" w:sz="0" w:space="0" w:color="1F1F1F"/>
+          <w:bottom w:val="none" w:sz="0" w:space="0" w:color="1F1F1F"/>
+          <w:right w:val="none" w:sz="0" w:space="0" w:color="1F1F1F"/>
+        </w:pBdr>
+        <w:spacing w:line="23" w:lineRule="atLeast"/>
+        <w:jc w:val="both"/>
+        <w:rPr>
+          <w:rFonts w:asciiTheme="majorBidi" w:eastAsia="Times New Roman" w:hAnsiTheme="majorBidi" w:cstheme="majorBidi"/>
+          <w:color w:val="000000" w:themeColor="text1"/>
+          <w:kern w:val="0"/>
+          <w:lang w:eastAsia="en-GB"/>
+          <w14:ligatures w14:val="none"/>
+        </w:rPr>
+      </w:pPr>
+    </w:p>
+    <w:p>
+      <w:pPr>
+        <w:pBdr>
+          <w:top w:val="none" w:sz="0" w:space="0" w:color="1F1F1F"/>
+          <w:left w:val="none" w:sz="0" w:space="0" w:color="1F1F1F"/>
+          <w:bottom w:val="none" w:sz="0" w:space="0" w:color="1F1F1F"/>
+          <w:right w:val="none" w:sz="0" w:space="0" w:color="1F1F1F"/>
+        </w:pBdr>
+        <w:spacing w:line="23" w:lineRule="atLeast"/>
+        <w:jc w:val="both"/>
+        <w:rPr>
+          <w:rFonts w:asciiTheme="majorBidi" w:eastAsia="Times New Roman" w:hAnsiTheme="majorBidi" w:cstheme="majorBidi"/>
+          <w:color w:val="000000" w:themeColor="text1"/>
+          <w:kern w:val="0"/>
+          <w:lang w:eastAsia="en-GB"/>
+          <w14:ligatures w14:val="none"/>
+        </w:rPr>
+      </w:pPr>
+    </w:p>
+    <w:p>
+      <w:pPr>
+        <w:pBdr>
+          <w:top w:val="none" w:sz="0" w:space="0" w:color="1F1F1F"/>
+          <w:left w:val="none" w:sz="0" w:space="0" w:color="1F1F1F"/>
+          <w:bottom w:val="none" w:sz="0" w:space="0" w:color="1F1F1F"/>
+          <w:right w:val="none" w:sz="0" w:space="0" w:color="1F1F1F"/>
+        </w:pBdr>
+        <w:spacing w:line="23" w:lineRule="atLeast"/>
+        <w:jc w:val="both"/>
+        <w:rPr>
+          <w:rFonts w:asciiTheme="majorBidi" w:eastAsia="Times New Roman" w:hAnsiTheme="majorBidi" w:cstheme="majorBidi"/>
+          <w:color w:val="000000" w:themeColor="text1"/>
+          <w:kern w:val="0"/>
+          <w:lang w:eastAsia="en-GB"/>
+          <w14:ligatures w14:val="none"/>
+        </w:rPr>
+      </w:pPr>
+    </w:p>
+    <w:p>
+      <w:pPr>
+        <w:pBdr>
+          <w:top w:val="none" w:sz="0" w:space="0" w:color="1F1F1F"/>
+          <w:left w:val="none" w:sz="0" w:space="0" w:color="1F1F1F"/>
+          <w:bottom w:val="none" w:sz="0" w:space="0" w:color="1F1F1F"/>
+          <w:right w:val="none" w:sz="0" w:space="0" w:color="1F1F1F"/>
+        </w:pBdr>
+        <w:spacing w:line="23" w:lineRule="atLeast"/>
+        <w:jc w:val="both"/>
+        <w:rPr>
+          <w:rFonts w:asciiTheme="majorBidi" w:eastAsia="Times New Roman" w:hAnsiTheme="majorBidi" w:cstheme="majorBidi"/>
+          <w:color w:val="000000" w:themeColor="text1"/>
+          <w:kern w:val="0"/>
+          <w:lang w:eastAsia="en-GB"/>
+          <w14:ligatures w14:val="none"/>
+        </w:rPr>
+      </w:pPr>
+    </w:p>
+    <w:p>
+      <w:pPr>
+        <w:pBdr>
+          <w:top w:val="none" w:sz="0" w:space="0" w:color="1F1F1F"/>
+          <w:left w:val="none" w:sz="0" w:space="0" w:color="1F1F1F"/>
+          <w:bottom w:val="none" w:sz="0" w:space="0" w:color="1F1F1F"/>
+          <w:right w:val="none" w:sz="0" w:space="0" w:color="1F1F1F"/>
+        </w:pBdr>
+        <w:spacing w:line="23" w:lineRule="atLeast"/>
+        <w:jc w:val="both"/>
+        <w:rPr>
+          <w:rFonts w:asciiTheme="majorBidi" w:eastAsia="Times New Roman" w:hAnsiTheme="majorBidi" w:cstheme="majorBidi"/>
+          <w:color w:val="000000" w:themeColor="text1"/>
+          <w:kern w:val="0"/>
+          <w:lang w:eastAsia="en-GB"/>
+          <w14:ligatures w14:val="none"/>
+        </w:rPr>
+      </w:pPr>
+    </w:p>
+    <w:p>
+      <w:pPr>
+        <w:pBdr>
+          <w:top w:val="none" w:sz="0" w:space="0" w:color="1F1F1F"/>
+          <w:left w:val="none" w:sz="0" w:space="0" w:color="1F1F1F"/>
+          <w:bottom w:val="none" w:sz="0" w:space="0" w:color="1F1F1F"/>
+          <w:right w:val="none" w:sz="0" w:space="0" w:color="1F1F1F"/>
+        </w:pBdr>
+        <w:spacing w:line="23" w:lineRule="atLeast"/>
+        <w:jc w:val="both"/>
+        <w:rPr>
+          <w:rFonts w:asciiTheme="majorBidi" w:eastAsia="sans-serif" w:hAnsiTheme="majorBidi" w:cstheme="majorBidi"/>
+          <w:color w:val="000000" w:themeColor="text1"/>
+          <w:sz w:val="32"/>
+          <w:szCs w:val="32"/>
+        </w:rPr>
+      </w:pPr>
+      <w:r>
+        <w:rPr>
+          <w:rFonts w:asciiTheme="majorBidi" w:eastAsia="sans-serif" w:hAnsiTheme="majorBidi" w:cstheme="majorBidi"/>
+          <w:b/>
+          <w:bCs/>
+          <w:color w:val="000000" w:themeColor="text1"/>
+          <w:sz w:val="32"/>
+          <w:szCs w:val="32"/>
+          <w:bdr w:val="none" w:sz="0" w:space="0" w:color="1F1F1F"/>
+        </w:rPr>
         <w:t>8. UML Class Diagram</w:t>
       </w:r>
       <w:r>
         <w:rPr>
-          <w:rFonts w:asciiTheme="majorBidi" w:eastAsia="sans-serif" w:hAnsiTheme="majorBidi"/>
-          <w:b/>
-          <w:bCs/>
-          <w:color w:val="1F1F1F"/>
+          <w:rFonts w:asciiTheme="majorBidi" w:eastAsia="sans-serif" w:hAnsiTheme="majorBidi" w:cstheme="majorBidi"/>
+          <w:b/>
+          <w:bCs/>
+          <w:color w:val="000000" w:themeColor="text1"/>
+          <w:sz w:val="32"/>
+          <w:szCs w:val="32"/>
           <w:bdr w:val="none" w:sz="0" w:space="0" w:color="1F1F1F"/>
         </w:rPr>
-        <w:br/>
-      </w:r>
-    </w:p>
-    <w:p>
-      <w:pPr>
+        <w:t>:</w:t>
+      </w:r>
+    </w:p>
+    <w:p>
+      <w:pPr>
+        <w:pBdr>
+          <w:top w:val="none" w:sz="0" w:space="0" w:color="1F1F1F"/>
+          <w:left w:val="none" w:sz="0" w:space="0" w:color="1F1F1F"/>
+          <w:bottom w:val="none" w:sz="0" w:space="0" w:color="1F1F1F"/>
+          <w:right w:val="none" w:sz="0" w:space="0" w:color="1F1F1F"/>
+        </w:pBdr>
         <w:spacing w:line="23" w:lineRule="atLeast"/>
-        <w:rPr>
-          <w:rFonts w:asciiTheme="majorBidi" w:eastAsia="sans-serif" w:hAnsiTheme="majorBidi" w:cstheme="majorBidi"/>
-          <w:color w:val="808080"/>
-        </w:rPr>
-      </w:pPr>
+        <w:jc w:val="both"/>
+        <w:rPr>
+          <w:rFonts w:asciiTheme="majorBidi" w:eastAsia="Times New Roman" w:hAnsiTheme="majorBidi" w:cstheme="majorBidi"/>
+          <w:color w:val="000000" w:themeColor="text1"/>
+          <w:kern w:val="0"/>
+          <w:lang w:eastAsia="en-GB"/>
+          <w14:ligatures w14:val="none"/>
+        </w:rPr>
+      </w:pPr>
+    </w:p>
+    <w:p>
+      <w:pPr>
+        <w:spacing w:line="23" w:lineRule="atLeast"/>
+        <w:jc w:val="both"/>
+        <w:rPr>
+          <w:rFonts w:asciiTheme="majorBidi" w:eastAsia="sans-serif" w:hAnsiTheme="majorBidi" w:cstheme="majorBidi"/>
+          <w:color w:val="000000" w:themeColor="text1"/>
+        </w:rPr>
+      </w:pPr>
+      <w:r>
+        <w:rPr>
+          <w:rFonts w:asciiTheme="majorBidi" w:eastAsia="sans-serif" w:hAnsiTheme="majorBidi" w:cstheme="majorBidi"/>
+          <w:b/>
+          <w:bCs/>
+          <w:noProof/>
+          <w:color w:val="000000" w:themeColor="text1"/>
+          <w:bdr w:val="none" w:sz="0" w:space="0" w:color="1F1F1F"/>
+          <w14:ligatures w14:val="none"/>
+        </w:rPr>
+        <w:drawing>
+          <wp:inline distT="0" distB="0" distL="0" distR="0" wp14:anchorId="3FD7959E" wp14:editId="26008B7A">
+            <wp:extent cx="5980282" cy="7285355"/>
+            <wp:effectExtent l="0" t="0" r="1905" b="4445"/>
+            <wp:docPr id="983240925" name="Picture 2"/>
+            <wp:cNvGraphicFramePr>
+              <a:graphicFrameLocks xmlns:a="http://schemas.openxmlformats.org/drawingml/2006/main" noChangeAspect="1"/>
+            </wp:cNvGraphicFramePr>
+            <a:graphic xmlns:a="http://schemas.openxmlformats.org/drawingml/2006/main">
+              <a:graphicData uri="http://schemas.openxmlformats.org/drawingml/2006/picture">
+                <pic:pic xmlns:pic="http://schemas.openxmlformats.org/drawingml/2006/picture">
+                  <pic:nvPicPr>
+                    <pic:cNvPr id="983240925" name="Picture 983240925"/>
+                    <pic:cNvPicPr/>
+                  </pic:nvPicPr>
+                  <pic:blipFill>
+                    <a:blip r:embed="rId7">
+                      <a:extLst>
+                        <a:ext uri="{28A0092B-C50C-407E-A947-70E740481C1C}">
+                          <a14:useLocalDpi xmlns:a14="http://schemas.microsoft.com/office/drawing/2010/main" val="0"/>
+                        </a:ext>
+                      </a:extLst>
+                    </a:blip>
+                    <a:stretch>
+                      <a:fillRect/>
+                    </a:stretch>
+                  </pic:blipFill>
+                  <pic:spPr>
+                    <a:xfrm>
+                      <a:off x="0" y="0"/>
+                      <a:ext cx="6128092" cy="7465422"/>
+                    </a:xfrm>
+                    <a:prstGeom prst="rect">
+                      <a:avLst/>
+                    </a:prstGeom>
+                  </pic:spPr>
+                </pic:pic>
+              </a:graphicData>
+            </a:graphic>
+          </wp:inline>
+        </w:drawing>
+      </w:r>
     </w:p>
     <w:p>
       <w:pPr>
@@ -3818,45 +4818,75 @@
           <w:right w:val="none" w:sz="0" w:space="0" w:color="1F1F1F"/>
         </w:pBdr>
         <w:spacing w:before="0" w:after="160" w:line="23" w:lineRule="atLeast"/>
+        <w:jc w:val="both"/>
         <w:rPr>
           <w:rFonts w:asciiTheme="majorBidi" w:eastAsia="sans-serif" w:hAnsiTheme="majorBidi"/>
-          <w:color w:val="1F1F1F"/>
-        </w:rPr>
-      </w:pPr>
-      <w:r>
-        <w:rPr>
-          <w:rFonts w:asciiTheme="majorBidi" w:eastAsia="sans-serif" w:hAnsiTheme="majorBidi"/>
-          <w:b/>
-          <w:bCs/>
-          <w:color w:val="1F1F1F"/>
+          <w:b/>
+          <w:bCs/>
+          <w:color w:val="000000" w:themeColor="text1"/>
           <w:bdr w:val="none" w:sz="0" w:space="0" w:color="1F1F1F"/>
         </w:rPr>
-        <w:t>9. Version Control (Git) Snapshots</w:t>
-      </w:r>
-    </w:p>
-    <w:p>
-      <w:pPr>
-        <w:pStyle w:val="NormalWeb"/>
+      </w:pPr>
+    </w:p>
+    <w:p>
+      <w:pPr>
+        <w:pStyle w:val="Heading2"/>
+        <w:keepNext w:val="0"/>
+        <w:keepLines w:val="0"/>
         <w:pBdr>
           <w:top w:val="none" w:sz="0" w:space="0" w:color="1F1F1F"/>
           <w:left w:val="none" w:sz="0" w:space="0" w:color="1F1F1F"/>
           <w:bottom w:val="none" w:sz="0" w:space="0" w:color="1F1F1F"/>
           <w:right w:val="none" w:sz="0" w:space="0" w:color="1F1F1F"/>
         </w:pBdr>
-        <w:spacing w:beforeAutospacing="0" w:after="200" w:afterAutospacing="0" w:line="23" w:lineRule="atLeast"/>
-        <w:rPr>
-          <w:rFonts w:asciiTheme="majorBidi" w:eastAsia="sans-serif" w:hAnsiTheme="majorBidi" w:cstheme="majorBidi"/>
-          <w:color w:val="1F1F1F"/>
+        <w:spacing w:before="0" w:after="160" w:line="23" w:lineRule="atLeast"/>
+        <w:jc w:val="both"/>
+        <w:rPr>
+          <w:rFonts w:asciiTheme="majorBidi" w:eastAsia="sans-serif" w:hAnsiTheme="majorBidi"/>
+          <w:b/>
+          <w:bCs/>
+          <w:color w:val="000000" w:themeColor="text1"/>
           <w:bdr w:val="none" w:sz="0" w:space="0" w:color="1F1F1F"/>
         </w:rPr>
       </w:pPr>
-      <w:r>
-        <w:rPr>
-          <w:rFonts w:asciiTheme="majorBidi" w:eastAsia="sans-serif" w:hAnsiTheme="majorBidi" w:cstheme="majorBidi"/>
-          <w:color w:val="1F1F1F"/>
+    </w:p>
+    <w:p>
+      <w:pPr>
+        <w:pStyle w:val="Heading2"/>
+        <w:keepNext w:val="0"/>
+        <w:keepLines w:val="0"/>
+        <w:pBdr>
+          <w:top w:val="none" w:sz="0" w:space="0" w:color="1F1F1F"/>
+          <w:left w:val="none" w:sz="0" w:space="0" w:color="1F1F1F"/>
+          <w:bottom w:val="none" w:sz="0" w:space="0" w:color="1F1F1F"/>
+          <w:right w:val="none" w:sz="0" w:space="0" w:color="1F1F1F"/>
+        </w:pBdr>
+        <w:spacing w:before="0" w:after="160" w:line="23" w:lineRule="atLeast"/>
+        <w:jc w:val="both"/>
+        <w:rPr>
+          <w:rFonts w:asciiTheme="majorBidi" w:eastAsia="sans-serif" w:hAnsiTheme="majorBidi"/>
+          <w:color w:val="000000" w:themeColor="text1"/>
+        </w:rPr>
+      </w:pPr>
+      <w:r>
+        <w:rPr>
+          <w:rFonts w:asciiTheme="majorBidi" w:eastAsia="sans-serif" w:hAnsiTheme="majorBidi"/>
+          <w:b/>
+          <w:bCs/>
+          <w:color w:val="000000" w:themeColor="text1"/>
           <w:bdr w:val="none" w:sz="0" w:space="0" w:color="1F1F1F"/>
         </w:rPr>
-        <w:t>(Note: Please insert screenshots of your Git commit history here to show the progression of your code from initialization to final testing.</w:t>
+        <w:t>9. Version Control (Git) Snapshot</w:t>
+      </w:r>
+      <w:r>
+        <w:rPr>
+          <w:rFonts w:asciiTheme="majorBidi" w:eastAsia="sans-serif" w:hAnsiTheme="majorBidi"/>
+          <w:b/>
+          <w:bCs/>
+          <w:color w:val="000000" w:themeColor="text1"/>
+          <w:bdr w:val="none" w:sz="0" w:space="0" w:color="1F1F1F"/>
+        </w:rPr>
+        <w:t>:</w:t>
       </w:r>
     </w:p>
     <w:p>
@@ -3872,16 +4902,59 @@
           <w:tab w:val="left" w:pos="1533"/>
         </w:tabs>
         <w:spacing w:beforeAutospacing="0" w:after="200" w:afterAutospacing="0" w:line="23" w:lineRule="atLeast"/>
-        <w:rPr>
-          <w:rFonts w:asciiTheme="majorBidi" w:eastAsia="sans-serif" w:hAnsiTheme="majorBidi" w:cstheme="majorBidi"/>
-          <w:color w:val="1F1F1F"/>
+        <w:jc w:val="both"/>
+        <w:rPr>
+          <w:rFonts w:asciiTheme="majorBidi" w:eastAsia="sans-serif" w:hAnsiTheme="majorBidi" w:cstheme="majorBidi"/>
+          <w:color w:val="000000" w:themeColor="text1"/>
           <w:bdr w:val="none" w:sz="0" w:space="0" w:color="1F1F1F"/>
         </w:rPr>
       </w:pPr>
       <w:r>
         <w:rPr>
           <w:rFonts w:asciiTheme="majorBidi" w:eastAsia="sans-serif" w:hAnsiTheme="majorBidi" w:cstheme="majorBidi"/>
-          <w:color w:val="1F1F1F"/>
+          <w:color w:val="000000" w:themeColor="text1"/>
+          <w:bdr w:val="none" w:sz="0" w:space="0" w:color="1F1F1F"/>
+        </w:rPr>
+        <w:drawing>
+          <wp:inline distT="0" distB="0" distL="0" distR="0" wp14:anchorId="30E5390C" wp14:editId="33F8E167">
+            <wp:extent cx="5731510" cy="3348355"/>
+            <wp:effectExtent l="0" t="0" r="0" b="4445"/>
+            <wp:docPr id="1596594985" name="Picture 1"/>
+            <wp:cNvGraphicFramePr>
+              <a:graphicFrameLocks xmlns:a="http://schemas.openxmlformats.org/drawingml/2006/main" noChangeAspect="1"/>
+            </wp:cNvGraphicFramePr>
+            <a:graphic xmlns:a="http://schemas.openxmlformats.org/drawingml/2006/main">
+              <a:graphicData uri="http://schemas.openxmlformats.org/drawingml/2006/picture">
+                <pic:pic xmlns:pic="http://schemas.openxmlformats.org/drawingml/2006/picture">
+                  <pic:nvPicPr>
+                    <pic:cNvPr id="1596594985" name=""/>
+                    <pic:cNvPicPr/>
+                  </pic:nvPicPr>
+                  <pic:blipFill>
+                    <a:blip r:embed="rId8"/>
+                    <a:stretch>
+                      <a:fillRect/>
+                    </a:stretch>
+                  </pic:blipFill>
+                  <pic:spPr>
+                    <a:xfrm>
+                      <a:off x="0" y="0"/>
+                      <a:ext cx="5731510" cy="3348355"/>
+                    </a:xfrm>
+                    <a:prstGeom prst="rect">
+                      <a:avLst/>
+                    </a:prstGeom>
+                  </pic:spPr>
+                </pic:pic>
+              </a:graphicData>
+            </a:graphic>
+          </wp:inline>
+        </w:drawing>
+      </w:r>
+      <w:r>
+        <w:rPr>
+          <w:rFonts w:asciiTheme="majorBidi" w:eastAsia="sans-serif" w:hAnsiTheme="majorBidi" w:cstheme="majorBidi"/>
+          <w:color w:val="000000" w:themeColor="text1"/>
           <w:bdr w:val="none" w:sz="0" w:space="0" w:color="1F1F1F"/>
         </w:rPr>
         <w:tab/>
@@ -3891,141 +4964,152 @@
       <w:pPr>
         <w:pStyle w:val="NormalWeb"/>
         <w:shd w:val="clear" w:color="auto" w:fill="FFFFFF"/>
-        <w:rPr>
-          <w:rFonts w:ascii="Segoe UI" w:eastAsia="Times New Roman" w:hAnsi="Segoe UI" w:cs="Segoe UI"/>
-          <w:color w:val="2B2D38"/>
-          <w:sz w:val="23"/>
-          <w:szCs w:val="23"/>
+        <w:jc w:val="both"/>
+        <w:rPr>
+          <w:rFonts w:asciiTheme="majorBidi" w:eastAsia="Times New Roman" w:hAnsiTheme="majorBidi" w:cstheme="majorBidi"/>
+          <w:color w:val="000000" w:themeColor="text1"/>
           <w:lang w:val="en-GB" w:eastAsia="en-GB"/>
         </w:rPr>
       </w:pPr>
-      <w:proofErr w:type="gramStart"/>
-      <w:r>
-        <w:rPr>
-          <w:rFonts w:asciiTheme="majorBidi" w:eastAsia="sans-serif" w:hAnsiTheme="majorBidi" w:cstheme="majorBidi"/>
-          <w:color w:val="1F1F1F"/>
+      <w:r>
+        <w:rPr>
+          <w:rFonts w:asciiTheme="majorBidi" w:eastAsia="sans-serif" w:hAnsiTheme="majorBidi" w:cstheme="majorBidi"/>
+          <w:b/>
+          <w:bCs/>
+          <w:color w:val="000000" w:themeColor="text1"/>
+          <w:sz w:val="32"/>
+          <w:szCs w:val="32"/>
           <w:bdr w:val="none" w:sz="0" w:space="0" w:color="1F1F1F"/>
         </w:rPr>
-        <w:t>Conclusion :</w:t>
-      </w:r>
-      <w:proofErr w:type="gramEnd"/>
-      <w:r>
-        <w:rPr>
-          <w:rFonts w:asciiTheme="majorBidi" w:eastAsia="sans-serif" w:hAnsiTheme="majorBidi" w:cstheme="majorBidi"/>
-          <w:color w:val="1F1F1F"/>
+        <w:t xml:space="preserve">10. </w:t>
+      </w:r>
+      <w:r>
+        <w:rPr>
+          <w:rFonts w:asciiTheme="majorBidi" w:eastAsia="sans-serif" w:hAnsiTheme="majorBidi" w:cstheme="majorBidi"/>
+          <w:b/>
+          <w:bCs/>
+          <w:color w:val="000000" w:themeColor="text1"/>
+          <w:sz w:val="32"/>
+          <w:szCs w:val="32"/>
           <w:bdr w:val="none" w:sz="0" w:space="0" w:color="1F1F1F"/>
         </w:rPr>
+        <w:t>Conclusion:</w:t>
+      </w:r>
+      <w:r>
+        <w:rPr>
+          <w:rFonts w:asciiTheme="majorBidi" w:eastAsia="sans-serif" w:hAnsiTheme="majorBidi" w:cstheme="majorBidi"/>
+          <w:b/>
+          <w:bCs/>
+          <w:color w:val="000000" w:themeColor="text1"/>
+          <w:bdr w:val="none" w:sz="0" w:space="0" w:color="1F1F1F"/>
+        </w:rPr>
         <w:br/>
       </w:r>
       <w:r>
         <w:rPr>
           <w:rFonts w:asciiTheme="majorBidi" w:eastAsia="sans-serif" w:hAnsiTheme="majorBidi" w:cstheme="majorBidi"/>
-          <w:color w:val="1F1F1F"/>
+          <w:color w:val="000000" w:themeColor="text1"/>
           <w:bdr w:val="none" w:sz="0" w:space="0" w:color="1F1F1F"/>
         </w:rPr>
         <w:br/>
       </w:r>
       <w:r>
         <w:rPr>
-          <w:rFonts w:ascii="Segoe UI" w:eastAsia="Times New Roman" w:hAnsi="Segoe UI" w:cs="Segoe UI"/>
-          <w:color w:val="2B2D38"/>
-          <w:sz w:val="23"/>
-          <w:szCs w:val="23"/>
+          <w:rFonts w:asciiTheme="majorBidi" w:eastAsia="Times New Roman" w:hAnsiTheme="majorBidi" w:cstheme="majorBidi"/>
+          <w:color w:val="000000" w:themeColor="text1"/>
           <w:lang w:val="en-GB" w:eastAsia="en-GB"/>
         </w:rPr>
-        <w:t xml:space="preserve">the </w:t>
-      </w:r>
-      <w:proofErr w:type="spellStart"/>
-      <w:r>
-        <w:rPr>
-          <w:rFonts w:ascii="Segoe UI" w:eastAsia="Times New Roman" w:hAnsi="Segoe UI" w:cs="Segoe UI"/>
-          <w:color w:val="2B2D38"/>
-          <w:sz w:val="23"/>
-          <w:szCs w:val="23"/>
+        <w:t>T</w:t>
+      </w:r>
+      <w:r>
+        <w:rPr>
+          <w:rFonts w:asciiTheme="majorBidi" w:eastAsia="Times New Roman" w:hAnsiTheme="majorBidi" w:cstheme="majorBidi"/>
+          <w:color w:val="000000" w:themeColor="text1"/>
           <w:lang w:val="en-GB" w:eastAsia="en-GB"/>
         </w:rPr>
-        <w:t>Furzefield</w:t>
-      </w:r>
-      <w:proofErr w:type="spellEnd"/>
-      <w:r>
-        <w:rPr>
-          <w:rFonts w:ascii="Segoe UI" w:eastAsia="Times New Roman" w:hAnsi="Segoe UI" w:cs="Segoe UI"/>
-          <w:color w:val="2B2D38"/>
-          <w:sz w:val="23"/>
-          <w:szCs w:val="23"/>
+        <w:t xml:space="preserve">he Furzefield Leisure Centre Booking </w:t>
+      </w:r>
+      <w:r>
+        <w:rPr>
+          <w:rFonts w:asciiTheme="majorBidi" w:eastAsia="Times New Roman" w:hAnsiTheme="majorBidi" w:cstheme="majorBidi"/>
+          <w:color w:val="000000" w:themeColor="text1"/>
           <w:lang w:val="en-GB" w:eastAsia="en-GB"/>
         </w:rPr>
-        <w:t xml:space="preserve"> Leisure Centre Booking System is a software solution. It helps manage gym bookings from start, to finish. This includes finding out about a gym session booking it attending it and then reviewing it. The system follows all the rules of the leisure centre.</w:t>
+        <w:t>System (</w:t>
+      </w:r>
+      <w:r>
+        <w:rPr>
+          <w:rFonts w:asciiTheme="majorBidi" w:eastAsia="Times New Roman" w:hAnsiTheme="majorBidi" w:cstheme="majorBidi"/>
+          <w:color w:val="000000" w:themeColor="text1"/>
+          <w:lang w:val="en-GB" w:eastAsia="en-GB"/>
+        </w:rPr>
+        <w:t>FLC-Booking)</w:t>
+      </w:r>
+      <w:r>
+        <w:rPr>
+          <w:rFonts w:asciiTheme="majorBidi" w:eastAsia="Times New Roman" w:hAnsiTheme="majorBidi" w:cstheme="majorBidi"/>
+          <w:color w:val="000000" w:themeColor="text1"/>
+          <w:lang w:val="en-GB" w:eastAsia="en-GB"/>
+        </w:rPr>
+        <w:t xml:space="preserve"> is a software solution. It helps manage gym bookings from start, to finish. This includes finding out about a gym session booking it attending it and then reviewing it. The system follows all the rules of the leisure centre.</w:t>
       </w:r>
     </w:p>
     <w:p>
       <w:pPr>
         <w:shd w:val="clear" w:color="auto" w:fill="FFFFFF"/>
         <w:spacing w:before="150" w:after="100" w:afterAutospacing="1" w:line="240" w:lineRule="auto"/>
-        <w:rPr>
-          <w:rFonts w:ascii="Segoe UI" w:eastAsia="Times New Roman" w:hAnsi="Segoe UI" w:cs="Segoe UI"/>
-          <w:color w:val="2B2D38"/>
-          <w:kern w:val="0"/>
-          <w:sz w:val="23"/>
-          <w:szCs w:val="23"/>
-          <w:lang w:eastAsia="en-GB"/>
-          <w14:ligatures w14:val="none"/>
-        </w:rPr>
-      </w:pPr>
+        <w:jc w:val="both"/>
+        <w:rPr>
+          <w:rFonts w:asciiTheme="majorBidi" w:eastAsia="Times New Roman" w:hAnsiTheme="majorBidi" w:cstheme="majorBidi"/>
+          <w:color w:val="000000" w:themeColor="text1"/>
+          <w:kern w:val="0"/>
+          <w:lang w:eastAsia="en-GB"/>
+          <w14:ligatures w14:val="none"/>
+        </w:rPr>
+      </w:pPr>
+      <w:r>
+        <w:rPr>
+          <w:rFonts w:asciiTheme="majorBidi" w:eastAsia="Times New Roman" w:hAnsiTheme="majorBidi" w:cstheme="majorBidi"/>
+          <w:color w:val="000000" w:themeColor="text1"/>
+          <w:kern w:val="0"/>
+          <w:lang w:eastAsia="en-GB"/>
+          <w14:ligatures w14:val="none"/>
+        </w:rPr>
+        <w:t>The project achieved some things:</w:t>
+      </w:r>
     </w:p>
     <w:p>
       <w:pPr>
         <w:shd w:val="clear" w:color="auto" w:fill="FFFFFF"/>
         <w:spacing w:before="150" w:after="100" w:afterAutospacing="1" w:line="240" w:lineRule="auto"/>
-        <w:rPr>
-          <w:rFonts w:ascii="Segoe UI" w:eastAsia="Times New Roman" w:hAnsi="Segoe UI" w:cs="Segoe UI"/>
-          <w:color w:val="2B2D38"/>
-          <w:kern w:val="0"/>
-          <w:sz w:val="23"/>
-          <w:szCs w:val="23"/>
-          <w:lang w:eastAsia="en-GB"/>
-          <w14:ligatures w14:val="none"/>
-        </w:rPr>
-      </w:pPr>
-      <w:r>
-        <w:rPr>
-          <w:rFonts w:ascii="Segoe UI" w:eastAsia="Times New Roman" w:hAnsi="Segoe UI" w:cs="Segoe UI"/>
-          <w:color w:val="2B2D38"/>
-          <w:kern w:val="0"/>
-          <w:sz w:val="23"/>
-          <w:szCs w:val="23"/>
-          <w:lang w:eastAsia="en-GB"/>
-          <w14:ligatures w14:val="none"/>
-        </w:rPr>
-        <w:lastRenderedPageBreak/>
-        <w:t>The project achieved some things:</w:t>
-      </w:r>
-    </w:p>
-    <w:p>
-      <w:pPr>
-        <w:shd w:val="clear" w:color="auto" w:fill="FFFFFF"/>
-        <w:spacing w:before="150" w:after="100" w:afterAutospacing="1" w:line="240" w:lineRule="auto"/>
-        <w:rPr>
-          <w:rFonts w:ascii="Segoe UI" w:eastAsia="Times New Roman" w:hAnsi="Segoe UI" w:cs="Segoe UI"/>
-          <w:color w:val="2B2D38"/>
-          <w:kern w:val="0"/>
-          <w:sz w:val="23"/>
-          <w:szCs w:val="23"/>
-          <w:lang w:eastAsia="en-GB"/>
-          <w14:ligatures w14:val="none"/>
-        </w:rPr>
-      </w:pPr>
-      <w:r>
-        <w:rPr>
-          <w:rFonts w:ascii="Segoe UI" w:eastAsia="Times New Roman" w:hAnsi="Segoe UI" w:cs="Segoe UI"/>
-          <w:color w:val="2B2D38"/>
-          <w:kern w:val="0"/>
-          <w:sz w:val="23"/>
-          <w:szCs w:val="23"/>
-          <w:lang w:eastAsia="en-GB"/>
-          <w14:ligatures w14:val="none"/>
-        </w:rPr>
-        <w:t>It was designed to be strong. It uses design principles to keep data safe across many lessons and member profiles. It does not need a database.</w:t>
+        <w:jc w:val="both"/>
+        <w:rPr>
+          <w:rFonts w:asciiTheme="majorBidi" w:eastAsia="Times New Roman" w:hAnsiTheme="majorBidi" w:cstheme="majorBidi"/>
+          <w:color w:val="000000" w:themeColor="text1"/>
+          <w:kern w:val="0"/>
+          <w:lang w:eastAsia="en-GB"/>
+          <w14:ligatures w14:val="none"/>
+        </w:rPr>
+      </w:pPr>
+      <w:r>
+        <w:rPr>
+          <w:rFonts w:asciiTheme="majorBidi" w:eastAsia="Times New Roman" w:hAnsiTheme="majorBidi" w:cstheme="majorBidi"/>
+          <w:color w:val="000000" w:themeColor="text1"/>
+          <w:kern w:val="0"/>
+          <w:lang w:eastAsia="en-GB"/>
+          <w14:ligatures w14:val="none"/>
+        </w:rPr>
+        <w:t>I</w:t>
+      </w:r>
+      <w:r>
+        <w:rPr>
+          <w:rFonts w:asciiTheme="majorBidi" w:eastAsia="Times New Roman" w:hAnsiTheme="majorBidi" w:cstheme="majorBidi"/>
+          <w:color w:val="000000" w:themeColor="text1"/>
+          <w:kern w:val="0"/>
+          <w:lang w:eastAsia="en-GB"/>
+          <w14:ligatures w14:val="none"/>
+        </w:rPr>
+        <w:t>t was designed to be strong. It uses design principles to keep data safe across many lessons and member profiles. It does not need a database.</w:t>
       </w:r>
     </w:p>
     <w:p>
@@ -4037,49 +5121,40 @@
         </w:numPr>
         <w:shd w:val="clear" w:color="auto" w:fill="FFFFFF"/>
         <w:spacing w:before="150" w:after="100" w:afterAutospacing="1" w:line="240" w:lineRule="auto"/>
-        <w:rPr>
-          <w:rFonts w:ascii="Segoe UI" w:eastAsia="Times New Roman" w:hAnsi="Segoe UI" w:cs="Segoe UI"/>
-          <w:color w:val="2B2D38"/>
-          <w:kern w:val="0"/>
-          <w:sz w:val="23"/>
-          <w:szCs w:val="23"/>
-          <w:lang w:eastAsia="en-GB"/>
-          <w14:ligatures w14:val="none"/>
-        </w:rPr>
-      </w:pPr>
-      <w:r>
-        <w:rPr>
-          <w:rFonts w:ascii="Segoe UI" w:eastAsia="Times New Roman" w:hAnsi="Segoe UI" w:cs="Segoe UI"/>
-          <w:color w:val="2B2D38"/>
-          <w:kern w:val="0"/>
-          <w:sz w:val="23"/>
-          <w:szCs w:val="23"/>
+        <w:jc w:val="both"/>
+        <w:rPr>
+          <w:rFonts w:asciiTheme="majorBidi" w:eastAsia="Times New Roman" w:hAnsiTheme="majorBidi" w:cstheme="majorBidi"/>
+          <w:color w:val="000000" w:themeColor="text1"/>
+          <w:kern w:val="0"/>
+          <w:lang w:eastAsia="en-GB"/>
+          <w14:ligatures w14:val="none"/>
+        </w:rPr>
+      </w:pPr>
+      <w:r>
+        <w:rPr>
+          <w:rFonts w:asciiTheme="majorBidi" w:eastAsia="Times New Roman" w:hAnsiTheme="majorBidi" w:cstheme="majorBidi"/>
+          <w:color w:val="000000" w:themeColor="text1"/>
+          <w:kern w:val="0"/>
           <w:lang w:eastAsia="en-GB"/>
           <w14:ligatures w14:val="none"/>
         </w:rPr>
         <w:t xml:space="preserve">The system automatically enforces rules. For </w:t>
       </w:r>
-      <w:proofErr w:type="gramStart"/>
-      <w:r>
-        <w:rPr>
-          <w:rFonts w:ascii="Segoe UI" w:eastAsia="Times New Roman" w:hAnsi="Segoe UI" w:cs="Segoe UI"/>
-          <w:color w:val="2B2D38"/>
-          <w:kern w:val="0"/>
-          <w:sz w:val="23"/>
-          <w:szCs w:val="23"/>
-          <w:lang w:eastAsia="en-GB"/>
-          <w14:ligatures w14:val="none"/>
-        </w:rPr>
-        <w:t>example</w:t>
-      </w:r>
-      <w:proofErr w:type="gramEnd"/>
-      <w:r>
-        <w:rPr>
-          <w:rFonts w:ascii="Segoe UI" w:eastAsia="Times New Roman" w:hAnsi="Segoe UI" w:cs="Segoe UI"/>
-          <w:color w:val="2B2D38"/>
-          <w:kern w:val="0"/>
-          <w:sz w:val="23"/>
-          <w:szCs w:val="23"/>
+      <w:r>
+        <w:rPr>
+          <w:rFonts w:asciiTheme="majorBidi" w:eastAsia="Times New Roman" w:hAnsiTheme="majorBidi" w:cstheme="majorBidi"/>
+          <w:color w:val="000000" w:themeColor="text1"/>
+          <w:kern w:val="0"/>
+          <w:lang w:eastAsia="en-GB"/>
+          <w14:ligatures w14:val="none"/>
+        </w:rPr>
+        <w:t>example,</w:t>
+      </w:r>
+      <w:r>
+        <w:rPr>
+          <w:rFonts w:asciiTheme="majorBidi" w:eastAsia="Times New Roman" w:hAnsiTheme="majorBidi" w:cstheme="majorBidi"/>
+          <w:color w:val="000000" w:themeColor="text1"/>
+          <w:kern w:val="0"/>
           <w:lang w:eastAsia="en-GB"/>
           <w14:ligatures w14:val="none"/>
         </w:rPr>
@@ -4095,23 +5170,20 @@
         </w:numPr>
         <w:shd w:val="clear" w:color="auto" w:fill="FFFFFF"/>
         <w:spacing w:before="150" w:after="100" w:afterAutospacing="1" w:line="240" w:lineRule="auto"/>
-        <w:rPr>
-          <w:rFonts w:ascii="Segoe UI" w:eastAsia="Times New Roman" w:hAnsi="Segoe UI" w:cs="Segoe UI"/>
-          <w:color w:val="2B2D38"/>
-          <w:kern w:val="0"/>
-          <w:sz w:val="23"/>
-          <w:szCs w:val="23"/>
-          <w:lang w:eastAsia="en-GB"/>
-          <w14:ligatures w14:val="none"/>
-        </w:rPr>
-      </w:pPr>
-      <w:r>
-        <w:rPr>
-          <w:rFonts w:ascii="Segoe UI" w:eastAsia="Times New Roman" w:hAnsi="Segoe UI" w:cs="Segoe UI"/>
-          <w:color w:val="2B2D38"/>
-          <w:kern w:val="0"/>
-          <w:sz w:val="23"/>
-          <w:szCs w:val="23"/>
+        <w:jc w:val="both"/>
+        <w:rPr>
+          <w:rFonts w:asciiTheme="majorBidi" w:eastAsia="Times New Roman" w:hAnsiTheme="majorBidi" w:cstheme="majorBidi"/>
+          <w:color w:val="000000" w:themeColor="text1"/>
+          <w:kern w:val="0"/>
+          <w:lang w:eastAsia="en-GB"/>
+          <w14:ligatures w14:val="none"/>
+        </w:rPr>
+      </w:pPr>
+      <w:r>
+        <w:rPr>
+          <w:rFonts w:asciiTheme="majorBidi" w:eastAsia="Times New Roman" w:hAnsiTheme="majorBidi" w:cstheme="majorBidi"/>
+          <w:color w:val="000000" w:themeColor="text1"/>
+          <w:kern w:val="0"/>
           <w:lang w:eastAsia="en-GB"/>
           <w14:ligatures w14:val="none"/>
         </w:rPr>
@@ -4127,23 +5199,20 @@
         </w:numPr>
         <w:shd w:val="clear" w:color="auto" w:fill="FFFFFF"/>
         <w:spacing w:before="150" w:after="100" w:afterAutospacing="1" w:line="240" w:lineRule="auto"/>
-        <w:rPr>
-          <w:rFonts w:ascii="Segoe UI" w:eastAsia="Times New Roman" w:hAnsi="Segoe UI" w:cs="Segoe UI"/>
-          <w:color w:val="2B2D38"/>
-          <w:kern w:val="0"/>
-          <w:sz w:val="23"/>
-          <w:szCs w:val="23"/>
-          <w:lang w:eastAsia="en-GB"/>
-          <w14:ligatures w14:val="none"/>
-        </w:rPr>
-      </w:pPr>
-      <w:r>
-        <w:rPr>
-          <w:rFonts w:ascii="Segoe UI" w:eastAsia="Times New Roman" w:hAnsi="Segoe UI" w:cs="Segoe UI"/>
-          <w:color w:val="2B2D38"/>
-          <w:kern w:val="0"/>
-          <w:sz w:val="23"/>
-          <w:szCs w:val="23"/>
+        <w:jc w:val="both"/>
+        <w:rPr>
+          <w:rFonts w:asciiTheme="majorBidi" w:eastAsia="Times New Roman" w:hAnsiTheme="majorBidi" w:cstheme="majorBidi"/>
+          <w:color w:val="000000" w:themeColor="text1"/>
+          <w:kern w:val="0"/>
+          <w:lang w:eastAsia="en-GB"/>
+          <w14:ligatures w14:val="none"/>
+        </w:rPr>
+      </w:pPr>
+      <w:r>
+        <w:rPr>
+          <w:rFonts w:asciiTheme="majorBidi" w:eastAsia="Times New Roman" w:hAnsiTheme="majorBidi" w:cstheme="majorBidi"/>
+          <w:color w:val="000000" w:themeColor="text1"/>
+          <w:kern w:val="0"/>
           <w:lang w:eastAsia="en-GB"/>
           <w14:ligatures w14:val="none"/>
         </w:rPr>
@@ -4159,53 +5228,24 @@
         </w:numPr>
         <w:shd w:val="clear" w:color="auto" w:fill="FFFFFF"/>
         <w:spacing w:before="150" w:after="100" w:afterAutospacing="1" w:line="240" w:lineRule="auto"/>
-        <w:rPr>
-          <w:rFonts w:ascii="Segoe UI" w:eastAsia="Times New Roman" w:hAnsi="Segoe UI" w:cs="Segoe UI"/>
-          <w:color w:val="2B2D38"/>
-          <w:kern w:val="0"/>
-          <w:sz w:val="23"/>
-          <w:szCs w:val="23"/>
-          <w:lang w:eastAsia="en-GB"/>
-          <w14:ligatures w14:val="none"/>
-        </w:rPr>
-      </w:pPr>
-      <w:r>
-        <w:rPr>
-          <w:rFonts w:ascii="Segoe UI" w:eastAsia="Times New Roman" w:hAnsi="Segoe UI" w:cs="Segoe UI"/>
-          <w:color w:val="2B2D38"/>
-          <w:kern w:val="0"/>
-          <w:sz w:val="23"/>
-          <w:szCs w:val="23"/>
-          <w:lang w:eastAsia="en-GB"/>
-          <w14:ligatures w14:val="none"/>
-        </w:rPr>
-        <w:t xml:space="preserve">The </w:t>
-      </w:r>
-      <w:proofErr w:type="spellStart"/>
-      <w:r>
-        <w:rPr>
-          <w:rFonts w:ascii="Segoe UI" w:eastAsia="Times New Roman" w:hAnsi="Segoe UI" w:cs="Segoe UI"/>
-          <w:color w:val="2B2D38"/>
-          <w:kern w:val="0"/>
-          <w:sz w:val="23"/>
-          <w:szCs w:val="23"/>
-          <w:lang w:eastAsia="en-GB"/>
-          <w14:ligatures w14:val="none"/>
-        </w:rPr>
-        <w:t>Furzefield</w:t>
-      </w:r>
-      <w:proofErr w:type="spellEnd"/>
-      <w:r>
-        <w:rPr>
-          <w:rFonts w:ascii="Segoe UI" w:eastAsia="Times New Roman" w:hAnsi="Segoe UI" w:cs="Segoe UI"/>
-          <w:color w:val="2B2D38"/>
-          <w:kern w:val="0"/>
-          <w:sz w:val="23"/>
-          <w:szCs w:val="23"/>
-          <w:lang w:eastAsia="en-GB"/>
-          <w14:ligatures w14:val="none"/>
-        </w:rPr>
-        <w:t xml:space="preserve"> Leisure Centre Booking System helps the leisure centre run smoothly. It manages bookings. Gives useful information. The system is reliable and safe.</w:t>
+        <w:jc w:val="both"/>
+        <w:rPr>
+          <w:rFonts w:asciiTheme="majorBidi" w:eastAsia="Times New Roman" w:hAnsiTheme="majorBidi" w:cstheme="majorBidi"/>
+          <w:color w:val="000000" w:themeColor="text1"/>
+          <w:kern w:val="0"/>
+          <w:lang w:eastAsia="en-GB"/>
+          <w14:ligatures w14:val="none"/>
+        </w:rPr>
+      </w:pPr>
+      <w:r>
+        <w:rPr>
+          <w:rFonts w:asciiTheme="majorBidi" w:eastAsia="Times New Roman" w:hAnsiTheme="majorBidi" w:cstheme="majorBidi"/>
+          <w:color w:val="000000" w:themeColor="text1"/>
+          <w:kern w:val="0"/>
+          <w:lang w:eastAsia="en-GB"/>
+          <w14:ligatures w14:val="none"/>
+        </w:rPr>
+        <w:t>The Furzefield Leisure Centre Booking System helps the leisure centre run smoothly. It manages bookings. Gives useful information. The system is reliable and safe.</w:t>
       </w:r>
     </w:p>
     <w:p>
@@ -4218,9 +5258,10 @@
           <w:right w:val="none" w:sz="0" w:space="0" w:color="1F1F1F"/>
         </w:pBdr>
         <w:spacing w:beforeAutospacing="0" w:after="200" w:afterAutospacing="0" w:line="23" w:lineRule="atLeast"/>
-        <w:rPr>
-          <w:rFonts w:asciiTheme="majorBidi" w:eastAsia="sans-serif" w:hAnsiTheme="majorBidi" w:cstheme="majorBidi"/>
-          <w:color w:val="1F1F1F"/>
+        <w:jc w:val="both"/>
+        <w:rPr>
+          <w:rFonts w:asciiTheme="majorBidi" w:eastAsia="sans-serif" w:hAnsiTheme="majorBidi" w:cstheme="majorBidi"/>
+          <w:color w:val="000000" w:themeColor="text1"/>
           <w:bdr w:val="none" w:sz="0" w:space="0" w:color="1F1F1F"/>
         </w:rPr>
       </w:pPr>
@@ -4228,16 +5269,19 @@
     <w:p>
       <w:pPr>
         <w:spacing w:line="23" w:lineRule="atLeast"/>
-        <w:rPr>
-          <w:rFonts w:asciiTheme="majorBidi" w:eastAsia="sans-serif" w:hAnsiTheme="majorBidi" w:cstheme="majorBidi"/>
-          <w:color w:val="808080"/>
-        </w:rPr>
-      </w:pPr>
-    </w:p>
-    <w:p>
-      <w:pPr>
-        <w:rPr>
-          <w:rFonts w:asciiTheme="majorBidi" w:hAnsiTheme="majorBidi" w:cstheme="majorBidi"/>
+        <w:jc w:val="both"/>
+        <w:rPr>
+          <w:rFonts w:asciiTheme="majorBidi" w:eastAsia="sans-serif" w:hAnsiTheme="majorBidi" w:cstheme="majorBidi"/>
+          <w:color w:val="000000" w:themeColor="text1"/>
+        </w:rPr>
+      </w:pPr>
+    </w:p>
+    <w:p>
+      <w:pPr>
+        <w:jc w:val="both"/>
+        <w:rPr>
+          <w:rFonts w:asciiTheme="majorBidi" w:hAnsiTheme="majorBidi" w:cstheme="majorBidi"/>
+          <w:color w:val="000000" w:themeColor="text1"/>
           <w:lang w:val="en-US"/>
         </w:rPr>
       </w:pPr>
@@ -7978,6 +9022,11 @@
       <w:spacing w:val="5"/>
     </w:rPr>
   </w:style>
+  <w:style w:type="character" w:customStyle="1" w:styleId="diff-highlight">
+    <w:name w:val="diff-highlight"/>
+    <w:basedOn w:val="DefaultParagraphFont"/>
+    <w:rsid w:val="00211402"/>
+  </w:style>
 </w:styles>
 </file>
 
